--- a/收录/慢性应激大脑改变与睾酮保护_完整收录.docx
+++ b/收录/慢性应激大脑改变与睾酮保护_完整收录.docx
@@ -129,7 +129,7 @@
           <w:color w:val="1F3A5F"/>
           <w:sz w:val="36"/>
         </w:rPr>
-        <w:t>问答详解：这篇论文页面是什么规格？结论是什么？男女面对压力时哪些相同、哪些不同？</w:t>
+        <w:t>文献来源标注说明（请先读）</w:t>
       </w:r>
     </w:p>
     <w:p>
@@ -144,7 +144,7 @@
           <w:color w:val="222222"/>
           <w:sz w:val="22"/>
         </w:rPr>
-        <w:t>整理日期：2026-09-20 对应原文：Savic I. MRS Shows Regionally Increased Glutamate Levels among Patients with Exhaustion Syndrome Due to Occupational Stress. *Cerebral Cortex*. 2020;30(6):3759–3770. DOI：https://doi.org/10.1093/cercor/bhz340 PMID：32195540 原文链接：https://academic.oup.com/cercor/article/30/6/3759/5706940</w:t>
+        <w:t>本收录里每一条论文都会标来源，并给出可点击超链接。标注写在文档正文中，不只在对话里。</w:t>
       </w:r>
     </w:p>
     <w:p>
@@ -159,909 +159,7 @@
           <w:color w:val="1F3A5F"/>
           <w:sz w:val="32"/>
         </w:rPr>
-        <w:t>一、这是完整论文界面。期刊和论文“规格/高度”是什么？（用比喻说明）</w:t>
-      </w:r>
-    </w:p>
-    <w:p>
-      <w:pPr>
-        <w:spacing w:after="120" w:line="360" w:lineRule="auto"/>
-      </w:pPr>
-      <w:r>
-        <w:rPr>
-          <w:rFonts w:ascii="Calibri" w:hAnsi="Calibri" w:eastAsia="WenQuanYi Micro Hei" w:cs="Calibri"/>
-          <w:b w:val="0"/>
-          <w:i w:val="0"/>
-          <w:color w:val="222222"/>
-          <w:sz w:val="22"/>
-        </w:rPr>
-        <w:t>你点开的这一页，是牛津大学出版社（Oxford University Press）旗下期刊 《Cerebral Cortex》（《大脑皮层》） 的正式论文全文页，不是预印本、不是会议摘要、也不是新闻稿。界面上能看到：卷期页码、DOI、作者单位、摘要、正文、图表和参考文献，这就是“完整论文界面”。</w:t>
-      </w:r>
-    </w:p>
-    <w:p>
-      <w:pPr>
-        <w:spacing w:before="240" w:after="120"/>
-      </w:pPr>
-      <w:r>
-        <w:rPr>
-          <w:rFonts w:ascii="Calibri" w:hAnsi="Calibri" w:eastAsia="WenQuanYi Micro Hei" w:cs="Calibri"/>
-          <w:b/>
-          <w:i w:val="0"/>
-          <w:color w:val="2C5F7C"/>
-          <w:sz w:val="27"/>
-        </w:rPr>
-        <w:t>1. 这篇论文的书目规格（像书的版权页）</w:t>
-      </w:r>
-    </w:p>
-    <w:tbl>
-      <w:tblPr>
-        <w:tblStyle w:val="TableGrid"/>
-        <w:tblW w:type="auto" w:w="0"/>
-        <w:tblLook w:firstColumn="1" w:firstRow="1" w:lastColumn="0" w:lastRow="0" w:noHBand="0" w:noVBand="1" w:val="04A0"/>
-      </w:tblPr>
-      <w:tblGrid>
-        <w:gridCol w:w="4592"/>
-        <w:gridCol w:w="4592"/>
-      </w:tblGrid>
-      <w:tr>
-        <w:tc>
-          <w:tcPr>
-            <w:tcW w:type="dxa" w:w="4592"/>
-            <w:shd w:fill="1F3A5F" w:val="clear"/>
-          </w:tcPr>
-          <w:p>
-            <w:r/>
-            <w:r>
-              <w:rPr>
-                <w:rFonts w:ascii="Calibri" w:hAnsi="Calibri" w:eastAsia="WenQuanYi Micro Hei" w:cs="Calibri"/>
-                <w:b/>
-                <w:i w:val="0"/>
-                <w:color w:val="FFFFFF"/>
-                <w:sz w:val="19"/>
-              </w:rPr>
-              <w:t>项目</w:t>
-            </w:r>
-          </w:p>
-        </w:tc>
-        <w:tc>
-          <w:tcPr>
-            <w:tcW w:type="dxa" w:w="4592"/>
-            <w:shd w:fill="1F3A5F" w:val="clear"/>
-          </w:tcPr>
-          <w:p>
-            <w:r/>
-            <w:r>
-              <w:rPr>
-                <w:rFonts w:ascii="Calibri" w:hAnsi="Calibri" w:eastAsia="WenQuanYi Micro Hei" w:cs="Calibri"/>
-                <w:b/>
-                <w:i w:val="0"/>
-                <w:color w:val="FFFFFF"/>
-                <w:sz w:val="19"/>
-              </w:rPr>
-              <w:t>内容</w:t>
-            </w:r>
-          </w:p>
-        </w:tc>
-      </w:tr>
-      <w:tr>
-        <w:tc>
-          <w:tcPr>
-            <w:tcW w:type="dxa" w:w="4592"/>
-          </w:tcPr>
-          <w:p>
-            <w:r/>
-            <w:r>
-              <w:rPr>
-                <w:rFonts w:ascii="Calibri" w:hAnsi="Calibri" w:eastAsia="WenQuanYi Micro Hei" w:cs="Calibri"/>
-                <w:b w:val="0"/>
-                <w:i w:val="0"/>
-                <w:color w:val="222222"/>
-                <w:sz w:val="19"/>
-              </w:rPr>
-              <w:t>期刊</w:t>
-            </w:r>
-          </w:p>
-        </w:tc>
-        <w:tc>
-          <w:tcPr>
-            <w:tcW w:type="dxa" w:w="4592"/>
-          </w:tcPr>
-          <w:p>
-            <w:r/>
-            <w:r>
-              <w:rPr>
-                <w:rFonts w:ascii="Calibri" w:hAnsi="Calibri" w:eastAsia="WenQuanYi Micro Hei" w:cs="Calibri"/>
-                <w:b w:val="0"/>
-                <w:i w:val="0"/>
-                <w:color w:val="222222"/>
-                <w:sz w:val="19"/>
-              </w:rPr>
-              <w:t>*Cerebral Cortex*（《大脑皮层》）</w:t>
-            </w:r>
-          </w:p>
-        </w:tc>
-      </w:tr>
-      <w:tr>
-        <w:tc>
-          <w:tcPr>
-            <w:tcW w:type="dxa" w:w="4592"/>
-          </w:tcPr>
-          <w:p>
-            <w:r/>
-            <w:r>
-              <w:rPr>
-                <w:rFonts w:ascii="Calibri" w:hAnsi="Calibri" w:eastAsia="WenQuanYi Micro Hei" w:cs="Calibri"/>
-                <w:b w:val="0"/>
-                <w:i w:val="0"/>
-                <w:color w:val="222222"/>
-                <w:sz w:val="19"/>
-              </w:rPr>
-              <w:t>出版社</w:t>
-            </w:r>
-          </w:p>
-        </w:tc>
-        <w:tc>
-          <w:tcPr>
-            <w:tcW w:type="dxa" w:w="4592"/>
-          </w:tcPr>
-          <w:p>
-            <w:r/>
-            <w:r>
-              <w:rPr>
-                <w:rFonts w:ascii="Calibri" w:hAnsi="Calibri" w:eastAsia="WenQuanYi Micro Hei" w:cs="Calibri"/>
-                <w:b w:val="0"/>
-                <w:i w:val="0"/>
-                <w:color w:val="222222"/>
-                <w:sz w:val="19"/>
-              </w:rPr>
-              <w:t>Oxford University Press</w:t>
-            </w:r>
-          </w:p>
-        </w:tc>
-      </w:tr>
-      <w:tr>
-        <w:tc>
-          <w:tcPr>
-            <w:tcW w:type="dxa" w:w="4592"/>
-          </w:tcPr>
-          <w:p>
-            <w:r/>
-            <w:r>
-              <w:rPr>
-                <w:rFonts w:ascii="Calibri" w:hAnsi="Calibri" w:eastAsia="WenQuanYi Micro Hei" w:cs="Calibri"/>
-                <w:b w:val="0"/>
-                <w:i w:val="0"/>
-                <w:color w:val="222222"/>
-                <w:sz w:val="19"/>
-              </w:rPr>
-              <w:t>年份 / 卷期 / 页码</w:t>
-            </w:r>
-          </w:p>
-        </w:tc>
-        <w:tc>
-          <w:tcPr>
-            <w:tcW w:type="dxa" w:w="4592"/>
-          </w:tcPr>
-          <w:p>
-            <w:r/>
-            <w:r>
-              <w:rPr>
-                <w:rFonts w:ascii="Calibri" w:hAnsi="Calibri" w:eastAsia="WenQuanYi Micro Hei" w:cs="Calibri"/>
-                <w:b w:val="0"/>
-                <w:i w:val="0"/>
-                <w:color w:val="222222"/>
-                <w:sz w:val="19"/>
-              </w:rPr>
-              <w:t>2020 年，第 30 卷，第 6 期，第 3759–3770 页</w:t>
-            </w:r>
-          </w:p>
-        </w:tc>
-      </w:tr>
-      <w:tr>
-        <w:tc>
-          <w:tcPr>
-            <w:tcW w:type="dxa" w:w="4592"/>
-          </w:tcPr>
-          <w:p>
-            <w:r/>
-            <w:r>
-              <w:rPr>
-                <w:rFonts w:ascii="Calibri" w:hAnsi="Calibri" w:eastAsia="WenQuanYi Micro Hei" w:cs="Calibri"/>
-                <w:b w:val="0"/>
-                <w:i w:val="0"/>
-                <w:color w:val="222222"/>
-                <w:sz w:val="19"/>
-              </w:rPr>
-              <w:t>在线发表</w:t>
-            </w:r>
-          </w:p>
-        </w:tc>
-        <w:tc>
-          <w:tcPr>
-            <w:tcW w:type="dxa" w:w="4592"/>
-          </w:tcPr>
-          <w:p>
-            <w:r/>
-            <w:r>
-              <w:rPr>
-                <w:rFonts w:ascii="Calibri" w:hAnsi="Calibri" w:eastAsia="WenQuanYi Micro Hei" w:cs="Calibri"/>
-                <w:b w:val="0"/>
-                <w:i w:val="0"/>
-                <w:color w:val="222222"/>
-                <w:sz w:val="19"/>
-              </w:rPr>
-              <w:t>2020-02-26</w:t>
-            </w:r>
-          </w:p>
-        </w:tc>
-      </w:tr>
-      <w:tr>
-        <w:tc>
-          <w:tcPr>
-            <w:tcW w:type="dxa" w:w="4592"/>
-          </w:tcPr>
-          <w:p>
-            <w:r/>
-            <w:r>
-              <w:rPr>
-                <w:rFonts w:ascii="Calibri" w:hAnsi="Calibri" w:eastAsia="WenQuanYi Micro Hei" w:cs="Calibri"/>
-                <w:b w:val="0"/>
-                <w:i w:val="0"/>
-                <w:color w:val="222222"/>
-                <w:sz w:val="19"/>
-              </w:rPr>
-              <w:t>DOI</w:t>
-            </w:r>
-          </w:p>
-        </w:tc>
-        <w:tc>
-          <w:tcPr>
-            <w:tcW w:type="dxa" w:w="4592"/>
-          </w:tcPr>
-          <w:p>
-            <w:r/>
-            <w:r>
-              <w:rPr>
-                <w:rFonts w:ascii="Calibri" w:hAnsi="Calibri" w:eastAsia="WenQuanYi Micro Hei" w:cs="Calibri"/>
-                <w:b w:val="0"/>
-                <w:i w:val="0"/>
-                <w:color w:val="222222"/>
-                <w:sz w:val="19"/>
-              </w:rPr>
-              <w:t>10.1093/cercor/bhz340</w:t>
-            </w:r>
-          </w:p>
-        </w:tc>
-      </w:tr>
-      <w:tr>
-        <w:tc>
-          <w:tcPr>
-            <w:tcW w:type="dxa" w:w="4592"/>
-          </w:tcPr>
-          <w:p>
-            <w:r/>
-            <w:r>
-              <w:rPr>
-                <w:rFonts w:ascii="Calibri" w:hAnsi="Calibri" w:eastAsia="WenQuanYi Micro Hei" w:cs="Calibri"/>
-                <w:b w:val="0"/>
-                <w:i w:val="0"/>
-                <w:color w:val="222222"/>
-                <w:sz w:val="19"/>
-              </w:rPr>
-              <w:t>PubMed</w:t>
-            </w:r>
-          </w:p>
-        </w:tc>
-        <w:tc>
-          <w:tcPr>
-            <w:tcW w:type="dxa" w:w="4592"/>
-          </w:tcPr>
-          <w:p>
-            <w:r/>
-            <w:r>
-              <w:rPr>
-                <w:rFonts w:ascii="Calibri" w:hAnsi="Calibri" w:eastAsia="WenQuanYi Micro Hei" w:cs="Calibri"/>
-                <w:b w:val="0"/>
-                <w:i w:val="0"/>
-                <w:color w:val="222222"/>
-                <w:sz w:val="19"/>
-              </w:rPr>
-              <w:t>PMID 32195540</w:t>
-            </w:r>
-          </w:p>
-        </w:tc>
-      </w:tr>
-      <w:tr>
-        <w:tc>
-          <w:tcPr>
-            <w:tcW w:type="dxa" w:w="4592"/>
-          </w:tcPr>
-          <w:p>
-            <w:r/>
-            <w:r>
-              <w:rPr>
-                <w:rFonts w:ascii="Calibri" w:hAnsi="Calibri" w:eastAsia="WenQuanYi Micro Hei" w:cs="Calibri"/>
-                <w:b w:val="0"/>
-                <w:i w:val="0"/>
-                <w:color w:val="222222"/>
-                <w:sz w:val="19"/>
-              </w:rPr>
-              <w:t>作者</w:t>
-            </w:r>
-          </w:p>
-        </w:tc>
-        <w:tc>
-          <w:tcPr>
-            <w:tcW w:type="dxa" w:w="4592"/>
-          </w:tcPr>
-          <w:p>
-            <w:r/>
-            <w:r>
-              <w:rPr>
-                <w:rFonts w:ascii="Calibri" w:hAnsi="Calibri" w:eastAsia="WenQuanYi Micro Hei" w:cs="Calibri"/>
-                <w:b w:val="0"/>
-                <w:i w:val="0"/>
-                <w:color w:val="222222"/>
-                <w:sz w:val="19"/>
-              </w:rPr>
-              <w:t>Ivanka Savic（瑞典卡罗林斯卡医学院 / 卡罗林斯卡大学医院，妇女与儿童健康系）</w:t>
-            </w:r>
-          </w:p>
-        </w:tc>
-      </w:tr>
-      <w:tr>
-        <w:tc>
-          <w:tcPr>
-            <w:tcW w:type="dxa" w:w="4592"/>
-          </w:tcPr>
-          <w:p>
-            <w:r/>
-            <w:r>
-              <w:rPr>
-                <w:rFonts w:ascii="Calibri" w:hAnsi="Calibri" w:eastAsia="WenQuanYi Micro Hei" w:cs="Calibri"/>
-                <w:b w:val="0"/>
-                <w:i w:val="0"/>
-                <w:color w:val="222222"/>
-                <w:sz w:val="19"/>
-              </w:rPr>
-              <w:t>方法</w:t>
-            </w:r>
-          </w:p>
-        </w:tc>
-        <w:tc>
-          <w:tcPr>
-            <w:tcW w:type="dxa" w:w="4592"/>
-          </w:tcPr>
-          <w:p>
-            <w:r/>
-            <w:r>
-              <w:rPr>
-                <w:rFonts w:ascii="Calibri" w:hAnsi="Calibri" w:eastAsia="WenQuanYi Micro Hei" w:cs="Calibri"/>
-                <w:b w:val="0"/>
-                <w:i w:val="0"/>
-                <w:color w:val="222222"/>
-                <w:sz w:val="19"/>
-              </w:rPr>
-              <w:t>体素定位的质子磁共振波谱（voxel-based ¹H-MRS）</w:t>
-            </w:r>
-          </w:p>
-        </w:tc>
-      </w:tr>
-      <w:tr>
-        <w:tc>
-          <w:tcPr>
-            <w:tcW w:type="dxa" w:w="4592"/>
-          </w:tcPr>
-          <w:p>
-            <w:r/>
-            <w:r>
-              <w:rPr>
-                <w:rFonts w:ascii="Calibri" w:hAnsi="Calibri" w:eastAsia="WenQuanYi Micro Hei" w:cs="Calibri"/>
-                <w:b w:val="0"/>
-                <w:i w:val="0"/>
-                <w:color w:val="222222"/>
-                <w:sz w:val="19"/>
-              </w:rPr>
-              <w:t>样本</w:t>
-            </w:r>
-          </w:p>
-        </w:tc>
-        <w:tc>
-          <w:tcPr>
-            <w:tcW w:type="dxa" w:w="4592"/>
-          </w:tcPr>
-          <w:p>
-            <w:r/>
-            <w:r>
-              <w:rPr>
-                <w:rFonts w:ascii="Calibri" w:hAnsi="Calibri" w:eastAsia="WenQuanYi Micro Hei" w:cs="Calibri"/>
-                <w:b w:val="0"/>
-                <w:i w:val="0"/>
-                <w:color w:val="222222"/>
-                <w:sz w:val="19"/>
-              </w:rPr>
-              <w:t>职业耗竭综合征（Exhaustion Syndrome, ES）患者 30 人（女 16），对照 31 人（女 15）</w:t>
-            </w:r>
-          </w:p>
-        </w:tc>
-      </w:tr>
-    </w:tbl>
-    <w:p/>
-    <w:p>
-      <w:pPr>
-        <w:spacing w:before="240" w:after="120"/>
-      </w:pPr>
-      <w:r>
-        <w:rPr>
-          <w:rFonts w:ascii="Calibri" w:hAnsi="Calibri" w:eastAsia="WenQuanYi Micro Hei" w:cs="Calibri"/>
-          <w:b/>
-          <w:i w:val="0"/>
-          <w:color w:val="2C5F7C"/>
-          <w:sz w:val="27"/>
-        </w:rPr>
-        <w:t>2. 期刊“高度”用学校比喻怎么理解</w:t>
-      </w:r>
-    </w:p>
-    <w:p>
-      <w:pPr>
-        <w:spacing w:after="120" w:line="360" w:lineRule="auto"/>
-      </w:pPr>
-      <w:r>
-        <w:rPr>
-          <w:rFonts w:ascii="Calibri" w:hAnsi="Calibri" w:eastAsia="WenQuanYi Micro Hei" w:cs="Calibri"/>
-          <w:b w:val="0"/>
-          <w:i w:val="0"/>
-          <w:color w:val="222222"/>
-          <w:sz w:val="22"/>
-        </w:rPr>
-        <w:t>如果把科学期刊比作大学：</w:t>
-      </w:r>
-    </w:p>
-    <w:p>
-      <w:pPr>
-        <w:spacing w:after="120" w:line="360" w:lineRule="auto"/>
-        <w:ind w:left="425" w:hanging="227"/>
-      </w:pPr>
-      <w:r>
-        <w:rPr>
-          <w:rFonts w:ascii="Calibri" w:hAnsi="Calibri" w:eastAsia="WenQuanYi Micro Hei" w:cs="Calibri"/>
-          <w:b w:val="0"/>
-          <w:i w:val="0"/>
-          <w:color w:val="222222"/>
-          <w:sz w:val="22"/>
-        </w:rPr>
-        <w:t>•  **Nature、Science、Cell**：清北级“通识神刊”，几乎所有学科都认，发一篇就能在领域里被广泛看见。</w:t>
-      </w:r>
-    </w:p>
-    <w:p>
-      <w:pPr>
-        <w:spacing w:after="120" w:line="360" w:lineRule="auto"/>
-        <w:ind w:left="425" w:hanging="227"/>
-      </w:pPr>
-      <w:r>
-        <w:rPr>
-          <w:rFonts w:ascii="Calibri" w:hAnsi="Calibri" w:eastAsia="WenQuanYi Micro Hei" w:cs="Calibri"/>
-          <w:b w:val="0"/>
-          <w:i w:val="0"/>
-          <w:color w:val="222222"/>
-          <w:sz w:val="22"/>
-        </w:rPr>
-        <w:t>•  **Neuron、Nature Neuroscience**：神经科学里的“专业清北”。专门发脑科学里最能改写教科书的工作。</w:t>
-      </w:r>
-    </w:p>
-    <w:p>
-      <w:pPr>
-        <w:spacing w:after="120" w:line="360" w:lineRule="auto"/>
-        <w:ind w:left="425" w:hanging="227"/>
-      </w:pPr>
-      <w:r>
-        <w:rPr>
-          <w:rFonts w:ascii="Calibri" w:hAnsi="Calibri" w:eastAsia="WenQuanYi Micro Hei" w:cs="Calibri"/>
-          <w:b w:val="0"/>
-          <w:i w:val="0"/>
-          <w:color w:val="222222"/>
-          <w:sz w:val="22"/>
-        </w:rPr>
-        <w:t>•  **Cerebral Cortex**：神经科学里**皮层、成像、认知与可塑性**方向的老牌专业刊。大约相当于**较好的 985 / 强 211**——不是全校第一，但是“这一院系里大家公认靠谱、审稿严、值得认真读”的那种。</w:t>
-      </w:r>
-    </w:p>
-    <w:p>
-      <w:pPr>
-        <w:spacing w:after="120" w:line="360" w:lineRule="auto"/>
-      </w:pPr>
-      <w:r>
-        <w:rPr>
-          <w:rFonts w:ascii="Calibri" w:hAnsi="Calibri" w:eastAsia="WenQuanYi Micro Hei" w:cs="Calibri"/>
-          <w:b w:val="0"/>
-          <w:i w:val="0"/>
-          <w:color w:val="222222"/>
-          <w:sz w:val="22"/>
-        </w:rPr>
-        <w:t>更具体一点：</w:t>
-      </w:r>
-    </w:p>
-    <w:p>
-      <w:pPr>
-        <w:spacing w:after="120" w:line="360" w:lineRule="auto"/>
-        <w:ind w:left="425" w:hanging="227"/>
-      </w:pPr>
-      <w:r>
-        <w:rPr>
-          <w:rFonts w:ascii="Calibri" w:hAnsi="Calibri" w:eastAsia="WenQuanYi Micro Hei" w:cs="Calibri"/>
-          <w:b w:val="0"/>
-          <w:i w:val="0"/>
-          <w:color w:val="222222"/>
-          <w:sz w:val="22"/>
-        </w:rPr>
-        <w:t>•  2020 年前后该刊影响因子大约 **4.7** 左右（当年 JCR 约 4.68）。这个数字本身不能单独决定好坏，但结合它在皮层成像领域的口碑，属于**中上水平专业期刊**。</w:t>
-      </w:r>
-    </w:p>
-    <w:p>
-      <w:pPr>
-        <w:spacing w:after="120" w:line="360" w:lineRule="auto"/>
-        <w:ind w:left="425" w:hanging="227"/>
-      </w:pPr>
-      <w:r>
-        <w:rPr>
-          <w:rFonts w:ascii="Calibri" w:hAnsi="Calibri" w:eastAsia="WenQuanYi Micro Hei" w:cs="Calibri"/>
-          <w:b w:val="0"/>
-          <w:i w:val="0"/>
-          <w:color w:val="222222"/>
-          <w:sz w:val="22"/>
-        </w:rPr>
-        <w:t>•  它适合发表：样本不一定巨大、但方法扎实、区域定位清楚、能给临床现象一个可检验的脑机制的工作。</w:t>
-      </w:r>
-    </w:p>
-    <w:p>
-      <w:pPr>
-        <w:spacing w:after="120" w:line="360" w:lineRule="auto"/>
-        <w:ind w:left="425" w:hanging="227"/>
-      </w:pPr>
-      <w:r>
-        <w:rPr>
-          <w:rFonts w:ascii="Calibri" w:hAnsi="Calibri" w:eastAsia="WenQuanYi Micro Hei" w:cs="Calibri"/>
-          <w:b w:val="0"/>
-          <w:i w:val="0"/>
-          <w:color w:val="222222"/>
-          <w:sz w:val="22"/>
-        </w:rPr>
-        <w:t>•  它通常**不会**发那种立刻改写整个领域的“神发现”，但会发大量后来被反复引用的机制型、成像型原研。</w:t>
-      </w:r>
-    </w:p>
-    <w:p>
-      <w:pPr>
-        <w:spacing w:after="120" w:line="360" w:lineRule="auto"/>
-      </w:pPr>
-      <w:r>
-        <w:rPr>
-          <w:rFonts w:ascii="Calibri" w:hAnsi="Calibri" w:eastAsia="WenQuanYi Micro Hei" w:cs="Calibri"/>
-          <w:b w:val="0"/>
-          <w:i w:val="0"/>
-          <w:color w:val="222222"/>
-          <w:sz w:val="22"/>
-        </w:rPr>
-        <w:t>所以：你看到的不是科普页，也不是“灌水摘要页”，而是一篇经过正式同行评审、可以写进文献综述里引用的原研论文。</w:t>
-      </w:r>
-    </w:p>
-    <w:p>
-      <w:pPr>
-        <w:spacing w:before="240" w:after="120"/>
-      </w:pPr>
-      <w:r>
-        <w:rPr>
-          <w:rFonts w:ascii="Calibri" w:hAnsi="Calibri" w:eastAsia="WenQuanYi Micro Hei" w:cs="Calibri"/>
-          <w:b/>
-          <w:i w:val="0"/>
-          <w:color w:val="2C5F7C"/>
-          <w:sz w:val="27"/>
-        </w:rPr>
-        <w:t>3. 这篇论文本身的“高度”该怎么估</w:t>
-      </w:r>
-    </w:p>
-    <w:p>
-      <w:pPr>
-        <w:spacing w:after="120" w:line="360" w:lineRule="auto"/>
-      </w:pPr>
-      <w:r>
-        <w:rPr>
-          <w:rFonts w:ascii="Calibri" w:hAnsi="Calibri" w:eastAsia="WenQuanYi Micro Hei" w:cs="Calibri"/>
-          <w:b w:val="0"/>
-          <w:i w:val="0"/>
-          <w:color w:val="222222"/>
-          <w:sz w:val="22"/>
-        </w:rPr>
-        <w:t>这篇工作的价值不在“发现了一个全新脑区”，而在三件事叠在一起：</w:t>
-      </w:r>
-    </w:p>
-    <w:p>
-      <w:pPr>
-        <w:spacing w:after="120" w:line="360" w:lineRule="auto"/>
-        <w:ind w:left="425" w:hanging="227"/>
-      </w:pPr>
-      <w:r>
-        <w:rPr>
-          <w:rFonts w:ascii="Calibri" w:hAnsi="Calibri" w:eastAsia="WenQuanYi Micro Hei" w:cs="Calibri"/>
-          <w:b w:val="0"/>
-          <w:i w:val="0"/>
-          <w:color w:val="222222"/>
-          <w:sz w:val="22"/>
-        </w:rPr>
-        <w:t>•  对象是**日常职业压力导致的耗竭综合征**，不是战争创伤或重大灾难，更贴近普通人。</w:t>
-      </w:r>
-    </w:p>
-    <w:p>
-      <w:pPr>
-        <w:spacing w:after="120" w:line="360" w:lineRule="auto"/>
-        <w:ind w:left="425" w:hanging="227"/>
-      </w:pPr>
-      <w:r>
-        <w:rPr>
-          <w:rFonts w:ascii="Calibri" w:hAnsi="Calibri" w:eastAsia="WenQuanYi Micro Hei" w:cs="Calibri"/>
-          <w:b w:val="0"/>
-          <w:i w:val="0"/>
-          <w:color w:val="222222"/>
-          <w:sz w:val="22"/>
-        </w:rPr>
-        <w:t>•  用 MRS 直接测**谷氨酸**，而不是只看体积或问卷。</w:t>
-      </w:r>
-    </w:p>
-    <w:p>
-      <w:pPr>
-        <w:spacing w:after="120" w:line="360" w:lineRule="auto"/>
-        <w:ind w:left="425" w:hanging="227"/>
-      </w:pPr>
-      <w:r>
-        <w:rPr>
-          <w:rFonts w:ascii="Calibri" w:hAnsi="Calibri" w:eastAsia="WenQuanYi Micro Hei" w:cs="Calibri"/>
-          <w:b w:val="0"/>
-          <w:i w:val="0"/>
-          <w:color w:val="222222"/>
-          <w:sz w:val="22"/>
-        </w:rPr>
-        <w:t>•  明确做出**性别交互**：同样诊断、同样压力评分，化学改变主要出现在女性。</w:t>
-      </w:r>
-    </w:p>
-    <w:p>
-      <w:pPr>
-        <w:spacing w:after="120" w:line="360" w:lineRule="auto"/>
-      </w:pPr>
-      <w:r>
-        <w:rPr>
-          <w:rFonts w:ascii="Calibri" w:hAnsi="Calibri" w:eastAsia="WenQuanYi Micro Hei" w:cs="Calibri"/>
-          <w:b w:val="0"/>
-          <w:i w:val="0"/>
-          <w:color w:val="222222"/>
-          <w:sz w:val="22"/>
-        </w:rPr>
-        <w:t>它的局限也很清楚，读的时候要放在心里：单中心、样本约 60 人、横断面为主、ES 诊断体系来自瑞典临床传统，不能直接等同于所有“burnout”问卷。它提供的是高质量线索，不是终审判决。</w:t>
-      </w:r>
-    </w:p>
-    <w:p>
-      <w:pPr>
-        <w:spacing w:before="320" w:after="160"/>
-      </w:pPr>
-      <w:r>
-        <w:rPr>
-          <w:rFonts w:ascii="Calibri" w:hAnsi="Calibri" w:eastAsia="WenQuanYi Micro Hei" w:cs="Calibri"/>
-          <w:b/>
-          <w:i w:val="0"/>
-          <w:color w:val="1F3A5F"/>
-          <w:sz w:val="32"/>
-        </w:rPr>
-        <w:t>二、结论的极简版（先听这一段就够）</w:t>
-      </w:r>
-    </w:p>
-    <w:p>
-      <w:pPr>
-        <w:spacing w:after="120" w:line="360" w:lineRule="auto"/>
-      </w:pPr>
-      <w:r>
-        <w:rPr>
-          <w:rFonts w:ascii="Calibri" w:hAnsi="Calibri" w:eastAsia="WenQuanYi Micro Hei" w:cs="Calibri"/>
-          <w:b w:val="0"/>
-          <w:i w:val="0"/>
-          <w:color w:val="222222"/>
-          <w:sz w:val="22"/>
-        </w:rPr>
-        <w:t>职业耗竭综合征患者，前扣带回 / 内侧前额叶（ACC/mPFC）的谷氨酸升高；升高幅度和主观压力大小呈线性相关。</w:t>
-      </w:r>
-    </w:p>
-    <w:p>
-      <w:pPr>
-        <w:spacing w:after="120" w:line="360" w:lineRule="auto"/>
-      </w:pPr>
-      <w:r>
-        <w:rPr>
-          <w:rFonts w:ascii="Calibri" w:hAnsi="Calibri" w:eastAsia="WenQuanYi Micro Hei" w:cs="Calibri"/>
-          <w:b w:val="0"/>
-          <w:i w:val="0"/>
-          <w:color w:val="222222"/>
-          <w:sz w:val="22"/>
-        </w:rPr>
-        <w:t>这个升高只出现在女性患者。女性患者杏仁核的 NAA（N-乙酰天冬氨酸，神经元完整性/代谢标志） 也升高；男性患者没有这些改变。谷氨酰胺没有组间差异。</w:t>
-      </w:r>
-    </w:p>
-    <w:p>
-      <w:pPr>
-        <w:spacing w:after="120" w:line="360" w:lineRule="auto"/>
-      </w:pPr>
-      <w:r>
-        <w:rPr>
-          <w:rFonts w:ascii="Calibri" w:hAnsi="Calibri" w:eastAsia="WenQuanYi Micro Hei" w:cs="Calibri"/>
-          <w:b w:val="0"/>
-          <w:i w:val="0"/>
-          <w:color w:val="222222"/>
-          <w:sz w:val="22"/>
-        </w:rPr>
-        <w:t>作者的论点是：谷氨酸可能是职业压力耗竭的神经化学标记物和介导者；杏仁核与 ACC/mPFC 是关键节点；性别差异可能部分解释“为什么应激相关精神病理在女性中更常见”。</w:t>
-      </w:r>
-    </w:p>
-    <w:p>
-      <w:pPr>
-        <w:spacing w:before="320" w:after="160"/>
-      </w:pPr>
-      <w:r>
-        <w:rPr>
-          <w:rFonts w:ascii="Calibri" w:hAnsi="Calibri" w:eastAsia="WenQuanYi Micro Hei" w:cs="Calibri"/>
-          <w:b/>
-          <w:i w:val="0"/>
-          <w:color w:val="1F3A5F"/>
-          <w:sz w:val="32"/>
-        </w:rPr>
-        <w:t>三、面对压力：男女共同产生的物质 / 结构改变，以及有差别的部分</w:t>
-      </w:r>
-    </w:p>
-    <w:p>
-      <w:pPr>
-        <w:spacing w:after="120" w:line="360" w:lineRule="auto"/>
-      </w:pPr>
-      <w:r>
-        <w:rPr>
-          <w:rFonts w:ascii="Calibri" w:hAnsi="Calibri" w:eastAsia="WenQuanYi Micro Hei" w:cs="Calibri"/>
-          <w:b w:val="0"/>
-          <w:i w:val="0"/>
-          <w:color w:val="222222"/>
-          <w:sz w:val="22"/>
-        </w:rPr>
-        <w:t>下面分两层：短期神经化学（分钟到天）和长期结构重塑（周到年）。“共同”不是指每个人数值一样，而是指这条通路男女都会走；“差别”是指幅度、脑区、激素调制不同。</w:t>
-      </w:r>
-    </w:p>
-    <w:p>
-      <w:pPr>
-        <w:spacing w:before="240" w:after="120"/>
-      </w:pPr>
-      <w:r>
-        <w:rPr>
-          <w:rFonts w:ascii="Calibri" w:hAnsi="Calibri" w:eastAsia="WenQuanYi Micro Hei" w:cs="Calibri"/>
-          <w:b/>
-          <w:i w:val="0"/>
-          <w:color w:val="2C5F7C"/>
-          <w:sz w:val="27"/>
-        </w:rPr>
-        <w:t>1. 短期：男女都会动用的“应急背包”</w:t>
-      </w:r>
-    </w:p>
-    <w:p>
-      <w:pPr>
-        <w:spacing w:after="120" w:line="360" w:lineRule="auto"/>
-      </w:pPr>
-      <w:r>
-        <w:rPr>
-          <w:rFonts w:ascii="Calibri" w:hAnsi="Calibri" w:eastAsia="WenQuanYi Micro Hei" w:cs="Calibri"/>
-          <w:b w:val="0"/>
-          <w:i w:val="0"/>
-          <w:color w:val="222222"/>
-          <w:sz w:val="22"/>
-        </w:rPr>
-        <w:t>面对急性压力，核心通路是同一套：</w:t>
-      </w:r>
-    </w:p>
-    <w:p>
-      <w:pPr>
-        <w:spacing w:after="120" w:line="360" w:lineRule="auto"/>
-        <w:ind w:left="425" w:hanging="227"/>
-      </w:pPr>
-      <w:r>
-        <w:rPr>
-          <w:rFonts w:ascii="Calibri" w:hAnsi="Calibri" w:eastAsia="WenQuanYi Micro Hei" w:cs="Calibri"/>
-          <w:b w:val="0"/>
-          <w:i w:val="0"/>
-          <w:color w:val="222222"/>
-          <w:sz w:val="22"/>
-        </w:rPr>
-        <w:t>•  **HPA 轴**：下丘脑释放 CRH（促肾上腺皮质激素释放激素）→ 垂体释放 ACTH → 肾上腺皮质释放**皮质醇**（啮齿类是皮质酮）。</w:t>
-      </w:r>
-    </w:p>
-    <w:p>
-      <w:pPr>
-        <w:spacing w:after="120" w:line="360" w:lineRule="auto"/>
-        <w:ind w:left="425" w:hanging="227"/>
-      </w:pPr>
-      <w:r>
-        <w:rPr>
-          <w:rFonts w:ascii="Calibri" w:hAnsi="Calibri" w:eastAsia="WenQuanYi Micro Hei" w:cs="Calibri"/>
-          <w:b w:val="0"/>
-          <w:i w:val="0"/>
-          <w:color w:val="222222"/>
-          <w:sz w:val="22"/>
-        </w:rPr>
-        <w:t>•  **交感—肾上腺髓质轴**：释放**肾上腺素、去甲肾上腺素**。心率、血压、血糖上升，注意力被拉向威胁。</w:t>
-      </w:r>
-    </w:p>
-    <w:p>
-      <w:pPr>
-        <w:spacing w:after="120" w:line="360" w:lineRule="auto"/>
-        <w:ind w:left="425" w:hanging="227"/>
-      </w:pPr>
-      <w:r>
-        <w:rPr>
-          <w:rFonts w:ascii="Calibri" w:hAnsi="Calibri" w:eastAsia="WenQuanYi Micro Hei" w:cs="Calibri"/>
-          <w:b w:val="0"/>
-          <w:i w:val="0"/>
-          <w:color w:val="222222"/>
-          <w:sz w:val="22"/>
-        </w:rPr>
-        <w:t>•  **兴奋性氨基酸**：**谷氨酸**在前额叶、海马、杏仁核等处短暂升高，帮你把这件事记牢、迅速做决定。</w:t>
-      </w:r>
-    </w:p>
-    <w:p>
-      <w:pPr>
-        <w:spacing w:after="120" w:line="360" w:lineRule="auto"/>
-        <w:ind w:left="425" w:hanging="227"/>
-      </w:pPr>
-      <w:r>
-        <w:rPr>
-          <w:rFonts w:ascii="Calibri" w:hAnsi="Calibri" w:eastAsia="WenQuanYi Micro Hei" w:cs="Calibri"/>
-          <w:b w:val="0"/>
-          <w:i w:val="0"/>
-          <w:color w:val="222222"/>
-          <w:sz w:val="22"/>
-        </w:rPr>
-        <w:t>•  常伴随的还有：**CRH 本身在脑内的神经调质作用**、内源性阿片肽、部分研究中的 GABA 波动。</w:t>
-      </w:r>
-    </w:p>
-    <w:p>
-      <w:pPr>
-        <w:spacing w:after="120" w:line="360" w:lineRule="auto"/>
-      </w:pPr>
-      <w:r>
-        <w:rPr>
-          <w:rFonts w:ascii="Calibri" w:hAnsi="Calibri" w:eastAsia="WenQuanYi Micro Hei" w:cs="Calibri"/>
-          <w:b w:val="0"/>
-          <w:i w:val="0"/>
-          <w:color w:val="222222"/>
-          <w:sz w:val="22"/>
-        </w:rPr>
-        <w:t>这些是“共同产生”的物质。Savic 2020 这篇并没有测血里的皮质醇作为主结果，但她讨论的框架就是：谷氨酸和皮质醇一样，是压力的关键介质。</w:t>
-      </w:r>
-    </w:p>
-    <w:p>
-      <w:pPr>
-        <w:spacing w:before="240" w:after="120"/>
-      </w:pPr>
-      <w:r>
-        <w:rPr>
-          <w:rFonts w:ascii="Calibri" w:hAnsi="Calibri" w:eastAsia="WenQuanYi Micro Hei" w:cs="Calibri"/>
-          <w:b/>
-          <w:i w:val="0"/>
-          <w:color w:val="2C5F7C"/>
-          <w:sz w:val="27"/>
-        </w:rPr>
-        <w:t>2. 长期：男女都可能出现的结构改变（方向大体相同）</w:t>
-      </w:r>
-    </w:p>
-    <w:p>
-      <w:pPr>
-        <w:spacing w:after="120" w:line="360" w:lineRule="auto"/>
-      </w:pPr>
-      <w:r>
-        <w:rPr>
-          <w:rFonts w:ascii="Calibri" w:hAnsi="Calibri" w:eastAsia="WenQuanYi Micro Hei" w:cs="Calibri"/>
-          <w:b w:val="0"/>
-          <w:i w:val="0"/>
-          <w:color w:val="222222"/>
-          <w:sz w:val="22"/>
-        </w:rPr>
-        <w:t>慢性、不可控、恢复不足的压力，会把短期化学波动“刻”进回路。跨物种较稳定的方向是：</w:t>
+        <w:t>两种来源</w:t>
       </w:r>
     </w:p>
     <w:tbl>
@@ -1089,7 +187,2092 @@
                 <w:b/>
                 <w:i w:val="0"/>
                 <w:color w:val="FFFFFF"/>
-                <w:sz w:val="19"/>
+                <w:sz w:val="18"/>
+              </w:rPr>
+              <w:t>标签</w:t>
+            </w:r>
+          </w:p>
+        </w:tc>
+        <w:tc>
+          <w:tcPr>
+            <w:tcW w:type="dxa" w:w="3061"/>
+            <w:shd w:fill="1F3A5F" w:val="clear"/>
+          </w:tcPr>
+          <w:p>
+            <w:r/>
+            <w:r>
+              <w:rPr>
+                <w:rFonts w:ascii="Calibri" w:hAnsi="Calibri" w:eastAsia="WenQuanYi Micro Hei" w:cs="Calibri"/>
+                <w:b/>
+                <w:i w:val="0"/>
+                <w:color w:val="FFFFFF"/>
+                <w:sz w:val="18"/>
+              </w:rPr>
+              <w:t>含义</w:t>
+            </w:r>
+          </w:p>
+        </w:tc>
+        <w:tc>
+          <w:tcPr>
+            <w:tcW w:type="dxa" w:w="3061"/>
+            <w:shd w:fill="1F3A5F" w:val="clear"/>
+          </w:tcPr>
+          <w:p>
+            <w:r/>
+            <w:r>
+              <w:rPr>
+                <w:rFonts w:ascii="Calibri" w:hAnsi="Calibri" w:eastAsia="WenQuanYi Micro Hei" w:cs="Calibri"/>
+                <w:b/>
+                <w:i w:val="0"/>
+                <w:color w:val="FFFFFF"/>
+                <w:sz w:val="18"/>
+              </w:rPr>
+              <w:t>本任务里有哪些</w:t>
+            </w:r>
+          </w:p>
+        </w:tc>
+      </w:tr>
+      <w:tr>
+        <w:tc>
+          <w:tcPr>
+            <w:tcW w:type="dxa" w:w="3061"/>
+          </w:tcPr>
+          <w:p>
+            <w:r/>
+            <w:r>
+              <w:rPr>
+                <w:rFonts w:ascii="Calibri" w:hAnsi="Calibri" w:eastAsia="WenQuanYi Micro Hei" w:cs="Calibri"/>
+                <w:b/>
+                <w:i w:val="0"/>
+                <w:color w:val="222222"/>
+                <w:sz w:val="18"/>
+              </w:rPr>
+              <w:t>【截图他源】</w:t>
+            </w:r>
+          </w:p>
+        </w:tc>
+        <w:tc>
+          <w:tcPr>
+            <w:tcW w:type="dxa" w:w="3061"/>
+          </w:tcPr>
+          <w:p>
+            <w:r/>
+            <w:r>
+              <w:rPr>
+                <w:rFonts w:ascii="Calibri" w:hAnsi="Calibri" w:eastAsia="WenQuanYi Micro Hei" w:cs="Calibri"/>
+                <w:b w:val="0"/>
+                <w:i w:val="0"/>
+                <w:color w:val="222222"/>
+                <w:sz w:val="18"/>
+              </w:rPr>
+              <w:t>用户截图、粘贴的链接、或提问原文里已经点名的论文</w:t>
+            </w:r>
+          </w:p>
+        </w:tc>
+        <w:tc>
+          <w:tcPr>
+            <w:tcW w:type="dxa" w:w="3061"/>
+          </w:tcPr>
+          <w:p>
+            <w:r/>
+            <w:r>
+              <w:rPr>
+                <w:rFonts w:ascii="Calibri" w:hAnsi="Calibri" w:eastAsia="WenQuanYi Micro Hei" w:cs="Calibri"/>
+                <w:b w:val="0"/>
+                <w:i w:val="0"/>
+                <w:color w:val="222222"/>
+                <w:sz w:val="18"/>
+              </w:rPr>
+              <w:t>只有 1 篇：Savic 2020</w:t>
+            </w:r>
+          </w:p>
+        </w:tc>
+      </w:tr>
+      <w:tr>
+        <w:tc>
+          <w:tcPr>
+            <w:tcW w:type="dxa" w:w="3061"/>
+          </w:tcPr>
+          <w:p>
+            <w:r/>
+            <w:r>
+              <w:rPr>
+                <w:rFonts w:ascii="Calibri" w:hAnsi="Calibri" w:eastAsia="WenQuanYi Micro Hei" w:cs="Calibri"/>
+                <w:b/>
+                <w:i w:val="0"/>
+                <w:color w:val="222222"/>
+                <w:sz w:val="18"/>
+              </w:rPr>
+              <w:t>【Cursor网搜】</w:t>
+            </w:r>
+          </w:p>
+        </w:tc>
+        <w:tc>
+          <w:tcPr>
+            <w:tcW w:type="dxa" w:w="3061"/>
+          </w:tcPr>
+          <w:p>
+            <w:r/>
+            <w:r>
+              <w:rPr>
+                <w:rFonts w:ascii="Calibri" w:hAnsi="Calibri" w:eastAsia="WenQuanYi Micro Hei" w:cs="Calibri"/>
+                <w:b w:val="0"/>
+                <w:i w:val="0"/>
+                <w:color w:val="222222"/>
+                <w:sz w:val="18"/>
+              </w:rPr>
+              <w:t>用户没有点名篇目，由 Cursor 本轮用网络检索补入</w:t>
+            </w:r>
+          </w:p>
+        </w:tc>
+        <w:tc>
+          <w:tcPr>
+            <w:tcW w:type="dxa" w:w="3061"/>
+          </w:tcPr>
+          <w:p>
+            <w:r/>
+            <w:r>
+              <w:rPr>
+                <w:rFonts w:ascii="Calibri" w:hAnsi="Calibri" w:eastAsia="WenQuanYi Micro Hei" w:cs="Calibri"/>
+                <w:b w:val="0"/>
+                <w:i w:val="0"/>
+                <w:color w:val="222222"/>
+                <w:sz w:val="18"/>
+              </w:rPr>
+              <w:t>其余全部，包括填表增补，以及闫旭升 2019、崔慧先 2010</w:t>
+            </w:r>
+          </w:p>
+        </w:tc>
+      </w:tr>
+    </w:tbl>
+    <w:p/>
+    <w:p>
+      <w:pPr>
+        <w:spacing w:after="120" w:line="360" w:lineRule="auto"/>
+      </w:pPr>
+      <w:r>
+        <w:rPr>
+          <w:rFonts w:ascii="Calibri" w:hAnsi="Calibri" w:eastAsia="WenQuanYi Micro Hei" w:cs="Calibri"/>
+          <w:b w:val="0"/>
+          <w:i w:val="0"/>
+          <w:color w:val="222222"/>
+          <w:sz w:val="22"/>
+        </w:rPr>
+        <w:t>用户原提问要求“境外 4 篇 + 大陆境内 2 篇”，但</w:t>
+      </w:r>
+      <w:r>
+        <w:rPr>
+          <w:rFonts w:ascii="Calibri" w:hAnsi="Calibri" w:eastAsia="WenQuanYi Micro Hei" w:cs="Calibri"/>
+          <w:b/>
+          <w:i w:val="0"/>
+          <w:color w:val="222222"/>
+          <w:sz w:val="22"/>
+        </w:rPr>
+        <w:t>没有写出任何境内作者名或题名</w:t>
+      </w:r>
+      <w:r>
+        <w:rPr>
+          <w:rFonts w:ascii="Calibri" w:hAnsi="Calibri" w:eastAsia="WenQuanYi Micro Hei" w:cs="Calibri"/>
+          <w:b w:val="0"/>
+          <w:i w:val="0"/>
+          <w:color w:val="222222"/>
+          <w:sz w:val="22"/>
+        </w:rPr>
+        <w:t>。因此境内两篇是检索补入，不是截图里带来的。</w:t>
+      </w:r>
+    </w:p>
+    <w:p>
+      <w:pPr>
+        <w:spacing w:before="320" w:after="160"/>
+      </w:pPr>
+      <w:r>
+        <w:rPr>
+          <w:rFonts w:ascii="Calibri" w:hAnsi="Calibri" w:eastAsia="WenQuanYi Micro Hei" w:cs="Calibri"/>
+          <w:b/>
+          <w:i w:val="0"/>
+          <w:color w:val="1F3A5F"/>
+          <w:sz w:val="32"/>
+        </w:rPr>
+        <w:t>用户截图 / 提问里实际给出的论文</w:t>
+      </w:r>
+    </w:p>
+    <w:p>
+      <w:pPr>
+        <w:spacing w:after="120" w:line="360" w:lineRule="auto"/>
+        <w:ind w:left="425" w:hanging="227"/>
+      </w:pPr>
+      <w:r>
+        <w:rPr>
+          <w:rFonts w:ascii="Calibri" w:hAnsi="Calibri" w:eastAsia="WenQuanYi Micro Hei" w:cs="Calibri"/>
+          <w:b w:val="0"/>
+          <w:i w:val="0"/>
+          <w:color w:val="222222"/>
+          <w:sz w:val="22"/>
+        </w:rPr>
+        <w:t>•  【截图他源】Savic I. MRS Shows Regionally Increased Glutamate Levels among Patients with Exhaustion Syndrome Due to Occupational Stress. *Cerebral Cortex*. 2020;30(6):3759–3770.</w:t>
+      </w:r>
+    </w:p>
+    <w:p>
+      <w:pPr>
+        <w:spacing w:after="120" w:line="360" w:lineRule="auto"/>
+      </w:pPr>
+      <w:r>
+        <w:rPr>
+          <w:rFonts w:ascii="Calibri" w:hAnsi="Calibri" w:eastAsia="WenQuanYi Micro Hei" w:cs="Calibri"/>
+          <w:b w:val="0"/>
+          <w:i w:val="0"/>
+          <w:color w:val="222222"/>
+          <w:sz w:val="22"/>
+        </w:rPr>
+        <w:t xml:space="preserve">  用户粘贴链接：</w:t>
+      </w:r>
+      <w:hyperlink r:id="rId9">
+        <w:r>
+          <w:rPr>
+            <w:color w:val="1A5F9E"/>
+            <w:u w:val="single"/>
+            <w:sz w:val="22"/>
+            <w:rFonts w:ascii="Calibri" w:hAnsi="Calibri" w:eastAsia="WenQuanYi Micro Hei"/>
+          </w:rPr>
+          <w:t xml:space="preserve">Oxford 全文页</w:t>
+        </w:r>
+      </w:hyperlink>
+      <w:r>
+        <w:rPr>
+          <w:rFonts w:ascii="Calibri" w:hAnsi="Calibri" w:eastAsia="WenQuanYi Micro Hei" w:cs="Calibri"/>
+          <w:b w:val="0"/>
+          <w:i w:val="0"/>
+          <w:color w:val="222222"/>
+          <w:sz w:val="22"/>
+        </w:rPr>
+        <w:t xml:space="preserve"> · </w:t>
+      </w:r>
+      <w:hyperlink r:id="rId10">
+        <w:r>
+          <w:rPr>
+            <w:color w:val="1A5F9E"/>
+            <w:u w:val="single"/>
+            <w:sz w:val="22"/>
+            <w:rFonts w:ascii="Calibri" w:hAnsi="Calibri" w:eastAsia="WenQuanYi Micro Hei"/>
+          </w:rPr>
+          <w:t xml:space="preserve">DOI 10.1093/cercor/bhz340</w:t>
+        </w:r>
+      </w:hyperlink>
+      <w:r>
+        <w:rPr>
+          <w:rFonts w:ascii="Calibri" w:hAnsi="Calibri" w:eastAsia="WenQuanYi Micro Hei" w:cs="Calibri"/>
+          <w:b w:val="0"/>
+          <w:i w:val="0"/>
+          <w:color w:val="222222"/>
+          <w:sz w:val="22"/>
+        </w:rPr>
+        <w:t xml:space="preserve"> · </w:t>
+      </w:r>
+      <w:hyperlink r:id="rId11">
+        <w:r>
+          <w:rPr>
+            <w:color w:val="1A5F9E"/>
+            <w:u w:val="single"/>
+            <w:sz w:val="22"/>
+            <w:rFonts w:ascii="Calibri" w:hAnsi="Calibri" w:eastAsia="WenQuanYi Micro Hei"/>
+          </w:rPr>
+          <w:t xml:space="preserve">PubMed 32195540</w:t>
+        </w:r>
+      </w:hyperlink>
+    </w:p>
+    <w:p>
+      <w:pPr>
+        <w:spacing w:after="120" w:line="360" w:lineRule="auto"/>
+      </w:pPr>
+      <w:r>
+        <w:rPr>
+          <w:rFonts w:ascii="Calibri" w:hAnsi="Calibri" w:eastAsia="WenQuanYi Micro Hei" w:cs="Calibri"/>
+          <w:b w:val="0"/>
+          <w:i w:val="0"/>
+          <w:color w:val="222222"/>
+          <w:sz w:val="22"/>
+        </w:rPr>
+        <w:t>截图里 Grok 还概括了“海马缩小、前额叶变薄、杏仁核可能肥大、睾酮可能有保护”，但</w:t>
+      </w:r>
+      <w:r>
+        <w:rPr>
+          <w:rFonts w:ascii="Calibri" w:hAnsi="Calibri" w:eastAsia="WenQuanYi Micro Hei" w:cs="Calibri"/>
+          <w:b/>
+          <w:i w:val="0"/>
+          <w:color w:val="222222"/>
+          <w:sz w:val="22"/>
+        </w:rPr>
+        <w:t>没有附上那些结论所对应的原始论文链接</w:t>
+      </w:r>
+      <w:r>
+        <w:rPr>
+          <w:rFonts w:ascii="Calibri" w:hAnsi="Calibri" w:eastAsia="WenQuanYi Micro Hei" w:cs="Calibri"/>
+          <w:b w:val="0"/>
+          <w:i w:val="0"/>
+          <w:color w:val="222222"/>
+          <w:sz w:val="22"/>
+        </w:rPr>
+        <w:t>。后面用来填表和做文献笔记的篇目，一律标【Cursor网搜】。</w:t>
+      </w:r>
+    </w:p>
+    <w:p>
+      <w:pPr>
+        <w:spacing w:before="320" w:after="160"/>
+      </w:pPr>
+      <w:r>
+        <w:rPr>
+          <w:rFonts w:ascii="Calibri" w:hAnsi="Calibri" w:eastAsia="WenQuanYi Micro Hei" w:cs="Calibri"/>
+          <w:b/>
+          <w:i w:val="0"/>
+          <w:color w:val="1F3A5F"/>
+          <w:sz w:val="32"/>
+        </w:rPr>
+        <w:t>需要单独点名的两篇境内文献</w:t>
+      </w:r>
+    </w:p>
+    <w:p>
+      <w:pPr>
+        <w:spacing w:after="120" w:line="360" w:lineRule="auto"/>
+      </w:pPr>
+      <w:r>
+        <w:rPr>
+          <w:rFonts w:ascii="Calibri" w:hAnsi="Calibri" w:eastAsia="WenQuanYi Micro Hei" w:cs="Calibri"/>
+          <w:b w:val="0"/>
+          <w:i w:val="0"/>
+          <w:color w:val="222222"/>
+          <w:sz w:val="22"/>
+        </w:rPr>
+        <w:t>这两篇</w:t>
+      </w:r>
+      <w:r>
+        <w:rPr>
+          <w:rFonts w:ascii="Calibri" w:hAnsi="Calibri" w:eastAsia="WenQuanYi Micro Hei" w:cs="Calibri"/>
+          <w:b/>
+          <w:i w:val="0"/>
+          <w:color w:val="222222"/>
+          <w:sz w:val="22"/>
+        </w:rPr>
+        <w:t>不是</w:t>
+      </w:r>
+      <w:r>
+        <w:rPr>
+          <w:rFonts w:ascii="Calibri" w:hAnsi="Calibri" w:eastAsia="WenQuanYi Micro Hei" w:cs="Calibri"/>
+          <w:b w:val="0"/>
+          <w:i w:val="0"/>
+          <w:color w:val="222222"/>
+          <w:sz w:val="22"/>
+        </w:rPr>
+        <w:t>用户提问或截图里原来有的，是 Cursor 为了凑“境内 2 篇”检索补入的：</w:t>
+      </w:r>
+    </w:p>
+    <w:p>
+      <w:pPr>
+        <w:spacing w:after="120" w:line="360" w:lineRule="auto"/>
+        <w:ind w:left="425" w:hanging="227"/>
+      </w:pPr>
+      <w:r>
+        <w:rPr>
+          <w:rFonts w:ascii="Calibri" w:hAnsi="Calibri" w:eastAsia="WenQuanYi Micro Hei" w:cs="Calibri"/>
+          <w:b w:val="0"/>
+          <w:i w:val="0"/>
+          <w:color w:val="222222"/>
+          <w:sz w:val="22"/>
+        </w:rPr>
+        <w:t>•  【Cursor网搜，非截图他源】闫旭升 等. 睾酮对阿尔茨海默病模型大鼠认知功能障碍的保护机制. *神经再生研究*. 2019;14(4):649–657.</w:t>
+      </w:r>
+    </w:p>
+    <w:p>
+      <w:pPr>
+        <w:spacing w:after="120" w:line="360" w:lineRule="auto"/>
+      </w:pPr>
+      <w:r>
+        <w:rPr>
+          <w:rFonts w:ascii="Calibri" w:hAnsi="Calibri" w:eastAsia="WenQuanYi Micro Hei" w:cs="Calibri"/>
+          <w:b w:val="0"/>
+          <w:i w:val="0"/>
+          <w:color w:val="222222"/>
+          <w:sz w:val="22"/>
+        </w:rPr>
+        <w:t xml:space="preserve">   </w:t>
+      </w:r>
+      <w:hyperlink r:id="rId12">
+        <w:r>
+          <w:rPr>
+            <w:color w:val="1A5F9E"/>
+            <w:u w:val="single"/>
+            <w:sz w:val="22"/>
+            <w:rFonts w:ascii="Calibri" w:hAnsi="Calibri" w:eastAsia="WenQuanYi Micro Hei"/>
+          </w:rPr>
+          <w:t xml:space="preserve">DOI 10.4103/1673-5374.245477</w:t>
+        </w:r>
+      </w:hyperlink>
+      <w:r>
+        <w:rPr>
+          <w:rFonts w:ascii="Calibri" w:hAnsi="Calibri" w:eastAsia="WenQuanYi Micro Hei" w:cs="Calibri"/>
+          <w:b w:val="0"/>
+          <w:i w:val="0"/>
+          <w:color w:val="222222"/>
+          <w:sz w:val="22"/>
+        </w:rPr>
+        <w:t xml:space="preserve"> · </w:t>
+      </w:r>
+      <w:hyperlink r:id="rId13">
+        <w:r>
+          <w:rPr>
+            <w:color w:val="1A5F9E"/>
+            <w:u w:val="single"/>
+            <w:sz w:val="22"/>
+            <w:rFonts w:ascii="Calibri" w:hAnsi="Calibri" w:eastAsia="WenQuanYi Micro Hei"/>
+          </w:rPr>
+          <w:t xml:space="preserve">PMC 免费全文</w:t>
+        </w:r>
+      </w:hyperlink>
+      <w:r>
+        <w:rPr>
+          <w:rFonts w:ascii="Calibri" w:hAnsi="Calibri" w:eastAsia="WenQuanYi Micro Hei" w:cs="Calibri"/>
+          <w:b w:val="0"/>
+          <w:i w:val="0"/>
+          <w:color w:val="222222"/>
+          <w:sz w:val="22"/>
+        </w:rPr>
+        <w:t xml:space="preserve"> · </w:t>
+      </w:r>
+      <w:hyperlink r:id="rId14">
+        <w:r>
+          <w:rPr>
+            <w:color w:val="1A5F9E"/>
+            <w:u w:val="single"/>
+            <w:sz w:val="22"/>
+            <w:rFonts w:ascii="Calibri" w:hAnsi="Calibri" w:eastAsia="WenQuanYi Micro Hei"/>
+          </w:rPr>
+          <w:t xml:space="preserve">中国期刊页</w:t>
+        </w:r>
+      </w:hyperlink>
+    </w:p>
+    <w:p>
+      <w:pPr>
+        <w:spacing w:after="120" w:line="360" w:lineRule="auto"/>
+        <w:ind w:left="425" w:hanging="227"/>
+      </w:pPr>
+      <w:r>
+        <w:rPr>
+          <w:rFonts w:ascii="Calibri" w:hAnsi="Calibri" w:eastAsia="WenQuanYi Micro Hei" w:cs="Calibri"/>
+          <w:b w:val="0"/>
+          <w:i w:val="0"/>
+          <w:color w:val="222222"/>
+          <w:sz w:val="22"/>
+        </w:rPr>
+        <w:t>•  【Cursor网搜，非截图他源】崔慧先 等. 双氢睾酮对快速老化小鼠海马 CA1 区突触可塑性和 N-甲基-D-天冬氨酸受体 1 的影响. *解剖学报*. 2010;41(6).</w:t>
+      </w:r>
+    </w:p>
+    <w:p>
+      <w:pPr>
+        <w:spacing w:after="120" w:line="360" w:lineRule="auto"/>
+      </w:pPr>
+      <w:r>
+        <w:rPr>
+          <w:rFonts w:ascii="Calibri" w:hAnsi="Calibri" w:eastAsia="WenQuanYi Micro Hei" w:cs="Calibri"/>
+          <w:b w:val="0"/>
+          <w:i w:val="0"/>
+          <w:color w:val="222222"/>
+          <w:sz w:val="22"/>
+        </w:rPr>
+        <w:t xml:space="preserve">   </w:t>
+      </w:r>
+      <w:hyperlink r:id="rId15">
+        <w:r>
+          <w:rPr>
+            <w:color w:val="1A5F9E"/>
+            <w:u w:val="single"/>
+            <w:sz w:val="22"/>
+            <w:rFonts w:ascii="Calibri" w:hAnsi="Calibri" w:eastAsia="WenQuanYi Micro Hei"/>
+          </w:rPr>
+          <w:t xml:space="preserve">DOI 10.3969/j.issn.0529-1356.2010.06.006</w:t>
+        </w:r>
+      </w:hyperlink>
+    </w:p>
+    <w:p>
+      <w:pPr>
+        <w:spacing w:before="320" w:after="160"/>
+      </w:pPr>
+      <w:r>
+        <w:rPr>
+          <w:rFonts w:ascii="Calibri" w:hAnsi="Calibri" w:eastAsia="WenQuanYi Micro Hei" w:cs="Calibri"/>
+          <w:b/>
+          <w:i w:val="0"/>
+          <w:color w:val="1F3A5F"/>
+          <w:sz w:val="32"/>
+        </w:rPr>
+        <w:t>阅读时怎么用</w:t>
+      </w:r>
+    </w:p>
+    <w:p>
+      <w:pPr>
+        <w:spacing w:after="120" w:line="360" w:lineRule="auto"/>
+        <w:ind w:left="425" w:hanging="227"/>
+      </w:pPr>
+      <w:r>
+        <w:rPr>
+          <w:rFonts w:ascii="Calibri" w:hAnsi="Calibri" w:eastAsia="WenQuanYi Micro Hei" w:cs="Calibri"/>
+          <w:b w:val="0"/>
+          <w:i w:val="0"/>
+          <w:color w:val="222222"/>
+          <w:sz w:val="22"/>
+        </w:rPr>
+        <w:t>•  标签在篇目的「来源标注」行，以及性别差异对照表的每一格里重复出现。</w:t>
+      </w:r>
+    </w:p>
+    <w:p>
+      <w:pPr>
+        <w:spacing w:after="120" w:line="360" w:lineRule="auto"/>
+        <w:ind w:left="425" w:hanging="227"/>
+      </w:pPr>
+      <w:r>
+        <w:rPr>
+          <w:rFonts w:ascii="Calibri" w:hAnsi="Calibri" w:eastAsia="WenQuanYi Micro Hei" w:cs="Calibri"/>
+          <w:b w:val="0"/>
+          <w:i w:val="0"/>
+          <w:color w:val="222222"/>
+          <w:sz w:val="22"/>
+        </w:rPr>
+        <w:t>•  蓝色下划线为超链接（docx / pdf 中可点）。</w:t>
+      </w:r>
+    </w:p>
+    <w:p>
+      <w:pPr>
+        <w:spacing w:after="120" w:line="360" w:lineRule="auto"/>
+        <w:ind w:left="425" w:hanging="227"/>
+      </w:pPr>
+      <w:r>
+        <w:rPr>
+          <w:rFonts w:ascii="Calibri" w:hAnsi="Calibri" w:eastAsia="WenQuanYi Micro Hei" w:cs="Calibri"/>
+          <w:b w:val="0"/>
+          <w:i w:val="0"/>
+          <w:color w:val="222222"/>
+          <w:sz w:val="22"/>
+        </w:rPr>
+        <w:t>•  【截图他源】不等于“更正确”；【Cursor网搜】也不等于“不重要”。标签只说明</w:t>
+      </w:r>
+      <w:r>
+        <w:rPr>
+          <w:rFonts w:ascii="Calibri" w:hAnsi="Calibri" w:eastAsia="WenQuanYi Micro Hei" w:cs="Calibri"/>
+          <w:b/>
+          <w:i w:val="0"/>
+          <w:color w:val="222222"/>
+          <w:sz w:val="22"/>
+        </w:rPr>
+        <w:t>这条文献是谁带进讨论的</w:t>
+      </w:r>
+      <w:r>
+        <w:rPr>
+          <w:rFonts w:ascii="Calibri" w:hAnsi="Calibri" w:eastAsia="WenQuanYi Micro Hei" w:cs="Calibri"/>
+          <w:b w:val="0"/>
+          <w:i w:val="0"/>
+          <w:color w:val="222222"/>
+          <w:sz w:val="22"/>
+        </w:rPr>
+        <w:t>。</w:t>
+      </w:r>
+    </w:p>
+    <w:p>
+      <w:r>
+        <w:br w:type="page"/>
+      </w:r>
+    </w:p>
+    <w:p>
+      <w:pPr>
+        <w:spacing w:before="0" w:after="240" w:line="312" w:lineRule="auto"/>
+        <w:jc w:val="center"/>
+      </w:pPr>
+      <w:r>
+        <w:rPr>
+          <w:rFonts w:ascii="Calibri" w:hAnsi="Calibri" w:eastAsia="WenQuanYi Micro Hei" w:cs="Calibri"/>
+          <w:b/>
+          <w:i w:val="0"/>
+          <w:color w:val="1F3A5F"/>
+          <w:sz w:val="36"/>
+        </w:rPr>
+        <w:t>问答详解：这篇论文页面是什么规格？结论是什么？男女面对压力时哪些相同、哪些不同？</w:t>
+      </w:r>
+    </w:p>
+    <w:p>
+      <w:pPr>
+        <w:spacing w:after="120" w:line="360" w:lineRule="auto"/>
+      </w:pPr>
+      <w:r>
+        <w:rPr>
+          <w:rFonts w:ascii="Calibri" w:hAnsi="Calibri" w:eastAsia="WenQuanYi Micro Hei" w:cs="Calibri"/>
+          <w:b w:val="0"/>
+          <w:i w:val="0"/>
+          <w:color w:val="222222"/>
+          <w:sz w:val="22"/>
+        </w:rPr>
+        <w:t>整理日期：2026-09-20 对应原文：Savic I. MRS Shows Regionally Increased Glutamate Levels among Patients with Exhaustion Syndrome Due to Occupational Stress. *Cerebral Cortex*. 2020;30(6):3759–3770. DOI：https://doi.org/10.1093/cercor/bhz340 PMID：32195540 原文链接：https://academic.oup.com/cercor/article/30/6/3759/5706940</w:t>
+      </w:r>
+    </w:p>
+    <w:p>
+      <w:pPr>
+        <w:spacing w:before="320" w:after="160"/>
+      </w:pPr>
+      <w:r>
+        <w:rPr>
+          <w:rFonts w:ascii="Calibri" w:hAnsi="Calibri" w:eastAsia="WenQuanYi Micro Hei" w:cs="Calibri"/>
+          <w:b/>
+          <w:i w:val="0"/>
+          <w:color w:val="1F3A5F"/>
+          <w:sz w:val="32"/>
+        </w:rPr>
+        <w:t>一、这是完整论文界面。期刊和论文“规格/高度”是什么？（用比喻说明）</w:t>
+      </w:r>
+    </w:p>
+    <w:p>
+      <w:pPr>
+        <w:spacing w:after="120" w:line="360" w:lineRule="auto"/>
+      </w:pPr>
+      <w:r>
+        <w:rPr>
+          <w:rFonts w:ascii="Calibri" w:hAnsi="Calibri" w:eastAsia="WenQuanYi Micro Hei" w:cs="Calibri"/>
+          <w:b w:val="0"/>
+          <w:i w:val="0"/>
+          <w:color w:val="222222"/>
+          <w:sz w:val="22"/>
+        </w:rPr>
+        <w:t xml:space="preserve">你点开的这一页，是牛津大学出版社（Oxford University Press）旗下期刊 </w:t>
+      </w:r>
+      <w:r>
+        <w:rPr>
+          <w:rFonts w:ascii="Calibri" w:hAnsi="Calibri" w:eastAsia="WenQuanYi Micro Hei" w:cs="Calibri"/>
+          <w:b/>
+          <w:i w:val="0"/>
+          <w:color w:val="222222"/>
+          <w:sz w:val="22"/>
+        </w:rPr>
+        <w:t>《Cerebral Cortex》（《大脑皮层》）</w:t>
+      </w:r>
+      <w:r>
+        <w:rPr>
+          <w:rFonts w:ascii="Calibri" w:hAnsi="Calibri" w:eastAsia="WenQuanYi Micro Hei" w:cs="Calibri"/>
+          <w:b w:val="0"/>
+          <w:i w:val="0"/>
+          <w:color w:val="222222"/>
+          <w:sz w:val="22"/>
+        </w:rPr>
+        <w:t xml:space="preserve"> 的</w:t>
+      </w:r>
+      <w:r>
+        <w:rPr>
+          <w:rFonts w:ascii="Calibri" w:hAnsi="Calibri" w:eastAsia="WenQuanYi Micro Hei" w:cs="Calibri"/>
+          <w:b/>
+          <w:i w:val="0"/>
+          <w:color w:val="222222"/>
+          <w:sz w:val="22"/>
+        </w:rPr>
+        <w:t>正式论文全文页</w:t>
+      </w:r>
+      <w:r>
+        <w:rPr>
+          <w:rFonts w:ascii="Calibri" w:hAnsi="Calibri" w:eastAsia="WenQuanYi Micro Hei" w:cs="Calibri"/>
+          <w:b w:val="0"/>
+          <w:i w:val="0"/>
+          <w:color w:val="222222"/>
+          <w:sz w:val="22"/>
+        </w:rPr>
+        <w:t>，不是预印本、不是会议摘要、也不是新闻稿。界面上能看到：卷期页码、DOI、作者单位、摘要、正文、图表和参考文献，这就是“完整论文界面”。</w:t>
+      </w:r>
+    </w:p>
+    <w:p>
+      <w:pPr>
+        <w:spacing w:before="240" w:after="120"/>
+      </w:pPr>
+      <w:r>
+        <w:rPr>
+          <w:rFonts w:ascii="Calibri" w:hAnsi="Calibri" w:eastAsia="WenQuanYi Micro Hei" w:cs="Calibri"/>
+          <w:b/>
+          <w:i w:val="0"/>
+          <w:color w:val="2C5F7C"/>
+          <w:sz w:val="27"/>
+        </w:rPr>
+        <w:t>1. 这篇论文的书目规格（像书的版权页）</w:t>
+      </w:r>
+    </w:p>
+    <w:tbl>
+      <w:tblPr>
+        <w:tblStyle w:val="TableGrid"/>
+        <w:tblW w:type="auto" w:w="0"/>
+        <w:tblLook w:firstColumn="1" w:firstRow="1" w:lastColumn="0" w:lastRow="0" w:noHBand="0" w:noVBand="1" w:val="04A0"/>
+      </w:tblPr>
+      <w:tblGrid>
+        <w:gridCol w:w="4592"/>
+        <w:gridCol w:w="4592"/>
+      </w:tblGrid>
+      <w:tr>
+        <w:tc>
+          <w:tcPr>
+            <w:tcW w:type="dxa" w:w="4592"/>
+            <w:shd w:fill="1F3A5F" w:val="clear"/>
+          </w:tcPr>
+          <w:p>
+            <w:r/>
+            <w:r>
+              <w:rPr>
+                <w:rFonts w:ascii="Calibri" w:hAnsi="Calibri" w:eastAsia="WenQuanYi Micro Hei" w:cs="Calibri"/>
+                <w:b/>
+                <w:i w:val="0"/>
+                <w:color w:val="FFFFFF"/>
+                <w:sz w:val="18"/>
+              </w:rPr>
+              <w:t>项目</w:t>
+            </w:r>
+          </w:p>
+        </w:tc>
+        <w:tc>
+          <w:tcPr>
+            <w:tcW w:type="dxa" w:w="4592"/>
+            <w:shd w:fill="1F3A5F" w:val="clear"/>
+          </w:tcPr>
+          <w:p>
+            <w:r/>
+            <w:r>
+              <w:rPr>
+                <w:rFonts w:ascii="Calibri" w:hAnsi="Calibri" w:eastAsia="WenQuanYi Micro Hei" w:cs="Calibri"/>
+                <w:b/>
+                <w:i w:val="0"/>
+                <w:color w:val="FFFFFF"/>
+                <w:sz w:val="18"/>
+              </w:rPr>
+              <w:t>内容</w:t>
+            </w:r>
+          </w:p>
+        </w:tc>
+      </w:tr>
+      <w:tr>
+        <w:tc>
+          <w:tcPr>
+            <w:tcW w:type="dxa" w:w="4592"/>
+          </w:tcPr>
+          <w:p>
+            <w:r/>
+            <w:r>
+              <w:rPr>
+                <w:rFonts w:ascii="Calibri" w:hAnsi="Calibri" w:eastAsia="WenQuanYi Micro Hei" w:cs="Calibri"/>
+                <w:b w:val="0"/>
+                <w:i w:val="0"/>
+                <w:color w:val="222222"/>
+                <w:sz w:val="18"/>
+              </w:rPr>
+              <w:t>期刊</w:t>
+            </w:r>
+          </w:p>
+        </w:tc>
+        <w:tc>
+          <w:tcPr>
+            <w:tcW w:type="dxa" w:w="4592"/>
+          </w:tcPr>
+          <w:p>
+            <w:r/>
+            <w:r>
+              <w:rPr>
+                <w:rFonts w:ascii="Calibri" w:hAnsi="Calibri" w:eastAsia="WenQuanYi Micro Hei" w:cs="Calibri"/>
+                <w:b w:val="0"/>
+                <w:i w:val="0"/>
+                <w:color w:val="222222"/>
+                <w:sz w:val="18"/>
+              </w:rPr>
+              <w:t>*Cerebral Cortex*（《大脑皮层》）</w:t>
+            </w:r>
+          </w:p>
+        </w:tc>
+      </w:tr>
+      <w:tr>
+        <w:tc>
+          <w:tcPr>
+            <w:tcW w:type="dxa" w:w="4592"/>
+          </w:tcPr>
+          <w:p>
+            <w:r/>
+            <w:r>
+              <w:rPr>
+                <w:rFonts w:ascii="Calibri" w:hAnsi="Calibri" w:eastAsia="WenQuanYi Micro Hei" w:cs="Calibri"/>
+                <w:b w:val="0"/>
+                <w:i w:val="0"/>
+                <w:color w:val="222222"/>
+                <w:sz w:val="18"/>
+              </w:rPr>
+              <w:t>出版社</w:t>
+            </w:r>
+          </w:p>
+        </w:tc>
+        <w:tc>
+          <w:tcPr>
+            <w:tcW w:type="dxa" w:w="4592"/>
+          </w:tcPr>
+          <w:p>
+            <w:r/>
+            <w:r>
+              <w:rPr>
+                <w:rFonts w:ascii="Calibri" w:hAnsi="Calibri" w:eastAsia="WenQuanYi Micro Hei" w:cs="Calibri"/>
+                <w:b w:val="0"/>
+                <w:i w:val="0"/>
+                <w:color w:val="222222"/>
+                <w:sz w:val="18"/>
+              </w:rPr>
+              <w:t>Oxford University Press</w:t>
+            </w:r>
+          </w:p>
+        </w:tc>
+      </w:tr>
+      <w:tr>
+        <w:tc>
+          <w:tcPr>
+            <w:tcW w:type="dxa" w:w="4592"/>
+          </w:tcPr>
+          <w:p>
+            <w:r/>
+            <w:r>
+              <w:rPr>
+                <w:rFonts w:ascii="Calibri" w:hAnsi="Calibri" w:eastAsia="WenQuanYi Micro Hei" w:cs="Calibri"/>
+                <w:b w:val="0"/>
+                <w:i w:val="0"/>
+                <w:color w:val="222222"/>
+                <w:sz w:val="18"/>
+              </w:rPr>
+              <w:t>年份 / 卷期 / 页码</w:t>
+            </w:r>
+          </w:p>
+        </w:tc>
+        <w:tc>
+          <w:tcPr>
+            <w:tcW w:type="dxa" w:w="4592"/>
+          </w:tcPr>
+          <w:p>
+            <w:r/>
+            <w:r>
+              <w:rPr>
+                <w:rFonts w:ascii="Calibri" w:hAnsi="Calibri" w:eastAsia="WenQuanYi Micro Hei" w:cs="Calibri"/>
+                <w:b w:val="0"/>
+                <w:i w:val="0"/>
+                <w:color w:val="222222"/>
+                <w:sz w:val="18"/>
+              </w:rPr>
+              <w:t>2020 年，第 30 卷，第 6 期，第 3759–3770 页</w:t>
+            </w:r>
+          </w:p>
+        </w:tc>
+      </w:tr>
+      <w:tr>
+        <w:tc>
+          <w:tcPr>
+            <w:tcW w:type="dxa" w:w="4592"/>
+          </w:tcPr>
+          <w:p>
+            <w:r/>
+            <w:r>
+              <w:rPr>
+                <w:rFonts w:ascii="Calibri" w:hAnsi="Calibri" w:eastAsia="WenQuanYi Micro Hei" w:cs="Calibri"/>
+                <w:b w:val="0"/>
+                <w:i w:val="0"/>
+                <w:color w:val="222222"/>
+                <w:sz w:val="18"/>
+              </w:rPr>
+              <w:t>在线发表</w:t>
+            </w:r>
+          </w:p>
+        </w:tc>
+        <w:tc>
+          <w:tcPr>
+            <w:tcW w:type="dxa" w:w="4592"/>
+          </w:tcPr>
+          <w:p>
+            <w:r/>
+            <w:r>
+              <w:rPr>
+                <w:rFonts w:ascii="Calibri" w:hAnsi="Calibri" w:eastAsia="WenQuanYi Micro Hei" w:cs="Calibri"/>
+                <w:b w:val="0"/>
+                <w:i w:val="0"/>
+                <w:color w:val="222222"/>
+                <w:sz w:val="18"/>
+              </w:rPr>
+              <w:t>2020-02-26</w:t>
+            </w:r>
+          </w:p>
+        </w:tc>
+      </w:tr>
+      <w:tr>
+        <w:tc>
+          <w:tcPr>
+            <w:tcW w:type="dxa" w:w="4592"/>
+          </w:tcPr>
+          <w:p>
+            <w:r/>
+            <w:r>
+              <w:rPr>
+                <w:rFonts w:ascii="Calibri" w:hAnsi="Calibri" w:eastAsia="WenQuanYi Micro Hei" w:cs="Calibri"/>
+                <w:b w:val="0"/>
+                <w:i w:val="0"/>
+                <w:color w:val="222222"/>
+                <w:sz w:val="18"/>
+              </w:rPr>
+              <w:t>DOI</w:t>
+            </w:r>
+          </w:p>
+        </w:tc>
+        <w:tc>
+          <w:tcPr>
+            <w:tcW w:type="dxa" w:w="4592"/>
+          </w:tcPr>
+          <w:p>
+            <w:r/>
+            <w:r>
+              <w:rPr>
+                <w:rFonts w:ascii="Calibri" w:hAnsi="Calibri" w:eastAsia="WenQuanYi Micro Hei" w:cs="Calibri"/>
+                <w:b w:val="0"/>
+                <w:i w:val="0"/>
+                <w:color w:val="222222"/>
+                <w:sz w:val="18"/>
+              </w:rPr>
+              <w:t>10.1093/cercor/bhz340</w:t>
+            </w:r>
+          </w:p>
+        </w:tc>
+      </w:tr>
+      <w:tr>
+        <w:tc>
+          <w:tcPr>
+            <w:tcW w:type="dxa" w:w="4592"/>
+          </w:tcPr>
+          <w:p>
+            <w:r/>
+            <w:r>
+              <w:rPr>
+                <w:rFonts w:ascii="Calibri" w:hAnsi="Calibri" w:eastAsia="WenQuanYi Micro Hei" w:cs="Calibri"/>
+                <w:b w:val="0"/>
+                <w:i w:val="0"/>
+                <w:color w:val="222222"/>
+                <w:sz w:val="18"/>
+              </w:rPr>
+              <w:t>PubMed</w:t>
+            </w:r>
+          </w:p>
+        </w:tc>
+        <w:tc>
+          <w:tcPr>
+            <w:tcW w:type="dxa" w:w="4592"/>
+          </w:tcPr>
+          <w:p>
+            <w:r/>
+            <w:r>
+              <w:rPr>
+                <w:rFonts w:ascii="Calibri" w:hAnsi="Calibri" w:eastAsia="WenQuanYi Micro Hei" w:cs="Calibri"/>
+                <w:b w:val="0"/>
+                <w:i w:val="0"/>
+                <w:color w:val="222222"/>
+                <w:sz w:val="18"/>
+              </w:rPr>
+              <w:t>PMID 32195540</w:t>
+            </w:r>
+          </w:p>
+        </w:tc>
+      </w:tr>
+      <w:tr>
+        <w:tc>
+          <w:tcPr>
+            <w:tcW w:type="dxa" w:w="4592"/>
+          </w:tcPr>
+          <w:p>
+            <w:r/>
+            <w:r>
+              <w:rPr>
+                <w:rFonts w:ascii="Calibri" w:hAnsi="Calibri" w:eastAsia="WenQuanYi Micro Hei" w:cs="Calibri"/>
+                <w:b w:val="0"/>
+                <w:i w:val="0"/>
+                <w:color w:val="222222"/>
+                <w:sz w:val="18"/>
+              </w:rPr>
+              <w:t>作者</w:t>
+            </w:r>
+          </w:p>
+        </w:tc>
+        <w:tc>
+          <w:tcPr>
+            <w:tcW w:type="dxa" w:w="4592"/>
+          </w:tcPr>
+          <w:p>
+            <w:r/>
+            <w:r>
+              <w:rPr>
+                <w:rFonts w:ascii="Calibri" w:hAnsi="Calibri" w:eastAsia="WenQuanYi Micro Hei" w:cs="Calibri"/>
+                <w:b w:val="0"/>
+                <w:i w:val="0"/>
+                <w:color w:val="222222"/>
+                <w:sz w:val="18"/>
+              </w:rPr>
+              <w:t>Ivanka Savic（瑞典卡罗林斯卡医学院 / 卡罗林斯卡大学医院，妇女与儿童健康系）</w:t>
+            </w:r>
+          </w:p>
+        </w:tc>
+      </w:tr>
+      <w:tr>
+        <w:tc>
+          <w:tcPr>
+            <w:tcW w:type="dxa" w:w="4592"/>
+          </w:tcPr>
+          <w:p>
+            <w:r/>
+            <w:r>
+              <w:rPr>
+                <w:rFonts w:ascii="Calibri" w:hAnsi="Calibri" w:eastAsia="WenQuanYi Micro Hei" w:cs="Calibri"/>
+                <w:b w:val="0"/>
+                <w:i w:val="0"/>
+                <w:color w:val="222222"/>
+                <w:sz w:val="18"/>
+              </w:rPr>
+              <w:t>方法</w:t>
+            </w:r>
+          </w:p>
+        </w:tc>
+        <w:tc>
+          <w:tcPr>
+            <w:tcW w:type="dxa" w:w="4592"/>
+          </w:tcPr>
+          <w:p>
+            <w:r/>
+            <w:r>
+              <w:rPr>
+                <w:rFonts w:ascii="Calibri" w:hAnsi="Calibri" w:eastAsia="WenQuanYi Micro Hei" w:cs="Calibri"/>
+                <w:b w:val="0"/>
+                <w:i w:val="0"/>
+                <w:color w:val="222222"/>
+                <w:sz w:val="18"/>
+              </w:rPr>
+              <w:t>体素定位的质子磁共振波谱（voxel-based ¹H-MRS）</w:t>
+            </w:r>
+          </w:p>
+        </w:tc>
+      </w:tr>
+      <w:tr>
+        <w:tc>
+          <w:tcPr>
+            <w:tcW w:type="dxa" w:w="4592"/>
+          </w:tcPr>
+          <w:p>
+            <w:r/>
+            <w:r>
+              <w:rPr>
+                <w:rFonts w:ascii="Calibri" w:hAnsi="Calibri" w:eastAsia="WenQuanYi Micro Hei" w:cs="Calibri"/>
+                <w:b w:val="0"/>
+                <w:i w:val="0"/>
+                <w:color w:val="222222"/>
+                <w:sz w:val="18"/>
+              </w:rPr>
+              <w:t>样本</w:t>
+            </w:r>
+          </w:p>
+        </w:tc>
+        <w:tc>
+          <w:tcPr>
+            <w:tcW w:type="dxa" w:w="4592"/>
+          </w:tcPr>
+          <w:p>
+            <w:r/>
+            <w:r>
+              <w:rPr>
+                <w:rFonts w:ascii="Calibri" w:hAnsi="Calibri" w:eastAsia="WenQuanYi Micro Hei" w:cs="Calibri"/>
+                <w:b w:val="0"/>
+                <w:i w:val="0"/>
+                <w:color w:val="222222"/>
+                <w:sz w:val="18"/>
+              </w:rPr>
+              <w:t>职业耗竭综合征（Exhaustion Syndrome, ES）患者 30 人（女 16），对照 31 人（女 15）</w:t>
+            </w:r>
+          </w:p>
+        </w:tc>
+      </w:tr>
+    </w:tbl>
+    <w:p/>
+    <w:p>
+      <w:pPr>
+        <w:spacing w:before="240" w:after="120"/>
+      </w:pPr>
+      <w:r>
+        <w:rPr>
+          <w:rFonts w:ascii="Calibri" w:hAnsi="Calibri" w:eastAsia="WenQuanYi Micro Hei" w:cs="Calibri"/>
+          <w:b/>
+          <w:i w:val="0"/>
+          <w:color w:val="2C5F7C"/>
+          <w:sz w:val="27"/>
+        </w:rPr>
+        <w:t>2. 期刊“高度”用学校比喻怎么理解</w:t>
+      </w:r>
+    </w:p>
+    <w:p>
+      <w:pPr>
+        <w:spacing w:after="120" w:line="360" w:lineRule="auto"/>
+      </w:pPr>
+      <w:r>
+        <w:rPr>
+          <w:rFonts w:ascii="Calibri" w:hAnsi="Calibri" w:eastAsia="WenQuanYi Micro Hei" w:cs="Calibri"/>
+          <w:b w:val="0"/>
+          <w:i w:val="0"/>
+          <w:color w:val="222222"/>
+          <w:sz w:val="22"/>
+        </w:rPr>
+        <w:t>如果把科学期刊比作大学：</w:t>
+      </w:r>
+    </w:p>
+    <w:p>
+      <w:pPr>
+        <w:spacing w:after="120" w:line="360" w:lineRule="auto"/>
+        <w:ind w:left="425" w:hanging="227"/>
+      </w:pPr>
+      <w:r>
+        <w:rPr>
+          <w:rFonts w:ascii="Calibri" w:hAnsi="Calibri" w:eastAsia="WenQuanYi Micro Hei" w:cs="Calibri"/>
+          <w:b w:val="0"/>
+          <w:i w:val="0"/>
+          <w:color w:val="222222"/>
+          <w:sz w:val="22"/>
+        </w:rPr>
+        <w:t xml:space="preserve">•  </w:t>
+      </w:r>
+      <w:r>
+        <w:rPr>
+          <w:rFonts w:ascii="Calibri" w:hAnsi="Calibri" w:eastAsia="WenQuanYi Micro Hei" w:cs="Calibri"/>
+          <w:b/>
+          <w:i w:val="0"/>
+          <w:color w:val="222222"/>
+          <w:sz w:val="22"/>
+        </w:rPr>
+        <w:t>Nature、Science、Cell</w:t>
+      </w:r>
+      <w:r>
+        <w:rPr>
+          <w:rFonts w:ascii="Calibri" w:hAnsi="Calibri" w:eastAsia="WenQuanYi Micro Hei" w:cs="Calibri"/>
+          <w:b w:val="0"/>
+          <w:i w:val="0"/>
+          <w:color w:val="222222"/>
+          <w:sz w:val="22"/>
+        </w:rPr>
+        <w:t>：清北级“通识神刊”，几乎所有学科都认，发一篇就能在领域里被广泛看见。</w:t>
+      </w:r>
+    </w:p>
+    <w:p>
+      <w:pPr>
+        <w:spacing w:after="120" w:line="360" w:lineRule="auto"/>
+        <w:ind w:left="425" w:hanging="227"/>
+      </w:pPr>
+      <w:r>
+        <w:rPr>
+          <w:rFonts w:ascii="Calibri" w:hAnsi="Calibri" w:eastAsia="WenQuanYi Micro Hei" w:cs="Calibri"/>
+          <w:b w:val="0"/>
+          <w:i w:val="0"/>
+          <w:color w:val="222222"/>
+          <w:sz w:val="22"/>
+        </w:rPr>
+        <w:t xml:space="preserve">•  </w:t>
+      </w:r>
+      <w:r>
+        <w:rPr>
+          <w:rFonts w:ascii="Calibri" w:hAnsi="Calibri" w:eastAsia="WenQuanYi Micro Hei" w:cs="Calibri"/>
+          <w:b/>
+          <w:i w:val="0"/>
+          <w:color w:val="222222"/>
+          <w:sz w:val="22"/>
+        </w:rPr>
+        <w:t>Neuron、Nature Neuroscience</w:t>
+      </w:r>
+      <w:r>
+        <w:rPr>
+          <w:rFonts w:ascii="Calibri" w:hAnsi="Calibri" w:eastAsia="WenQuanYi Micro Hei" w:cs="Calibri"/>
+          <w:b w:val="0"/>
+          <w:i w:val="0"/>
+          <w:color w:val="222222"/>
+          <w:sz w:val="22"/>
+        </w:rPr>
+        <w:t>：神经科学里的“专业清北”。专门发脑科学里最能改写教科书的工作。</w:t>
+      </w:r>
+    </w:p>
+    <w:p>
+      <w:pPr>
+        <w:spacing w:after="120" w:line="360" w:lineRule="auto"/>
+        <w:ind w:left="425" w:hanging="227"/>
+      </w:pPr>
+      <w:r>
+        <w:rPr>
+          <w:rFonts w:ascii="Calibri" w:hAnsi="Calibri" w:eastAsia="WenQuanYi Micro Hei" w:cs="Calibri"/>
+          <w:b w:val="0"/>
+          <w:i w:val="0"/>
+          <w:color w:val="222222"/>
+          <w:sz w:val="22"/>
+        </w:rPr>
+        <w:t xml:space="preserve">•  </w:t>
+      </w:r>
+      <w:r>
+        <w:rPr>
+          <w:rFonts w:ascii="Calibri" w:hAnsi="Calibri" w:eastAsia="WenQuanYi Micro Hei" w:cs="Calibri"/>
+          <w:b/>
+          <w:i w:val="0"/>
+          <w:color w:val="222222"/>
+          <w:sz w:val="22"/>
+        </w:rPr>
+        <w:t>Cerebral Cortex</w:t>
+      </w:r>
+      <w:r>
+        <w:rPr>
+          <w:rFonts w:ascii="Calibri" w:hAnsi="Calibri" w:eastAsia="WenQuanYi Micro Hei" w:cs="Calibri"/>
+          <w:b w:val="0"/>
+          <w:i w:val="0"/>
+          <w:color w:val="222222"/>
+          <w:sz w:val="22"/>
+        </w:rPr>
+        <w:t>：神经科学里</w:t>
+      </w:r>
+      <w:r>
+        <w:rPr>
+          <w:rFonts w:ascii="Calibri" w:hAnsi="Calibri" w:eastAsia="WenQuanYi Micro Hei" w:cs="Calibri"/>
+          <w:b/>
+          <w:i w:val="0"/>
+          <w:color w:val="222222"/>
+          <w:sz w:val="22"/>
+        </w:rPr>
+        <w:t>皮层、成像、认知与可塑性</w:t>
+      </w:r>
+      <w:r>
+        <w:rPr>
+          <w:rFonts w:ascii="Calibri" w:hAnsi="Calibri" w:eastAsia="WenQuanYi Micro Hei" w:cs="Calibri"/>
+          <w:b w:val="0"/>
+          <w:i w:val="0"/>
+          <w:color w:val="222222"/>
+          <w:sz w:val="22"/>
+        </w:rPr>
+        <w:t>方向的老牌专业刊。大约相当于</w:t>
+      </w:r>
+      <w:r>
+        <w:rPr>
+          <w:rFonts w:ascii="Calibri" w:hAnsi="Calibri" w:eastAsia="WenQuanYi Micro Hei" w:cs="Calibri"/>
+          <w:b/>
+          <w:i w:val="0"/>
+          <w:color w:val="222222"/>
+          <w:sz w:val="22"/>
+        </w:rPr>
+        <w:t>较好的 985 / 强 211</w:t>
+      </w:r>
+      <w:r>
+        <w:rPr>
+          <w:rFonts w:ascii="Calibri" w:hAnsi="Calibri" w:eastAsia="WenQuanYi Micro Hei" w:cs="Calibri"/>
+          <w:b w:val="0"/>
+          <w:i w:val="0"/>
+          <w:color w:val="222222"/>
+          <w:sz w:val="22"/>
+        </w:rPr>
+        <w:t>——不是全校第一，但是“这一院系里大家公认靠谱、审稿严、值得认真读”的那种。</w:t>
+      </w:r>
+    </w:p>
+    <w:p>
+      <w:pPr>
+        <w:spacing w:after="120" w:line="360" w:lineRule="auto"/>
+      </w:pPr>
+      <w:r>
+        <w:rPr>
+          <w:rFonts w:ascii="Calibri" w:hAnsi="Calibri" w:eastAsia="WenQuanYi Micro Hei" w:cs="Calibri"/>
+          <w:b w:val="0"/>
+          <w:i w:val="0"/>
+          <w:color w:val="222222"/>
+          <w:sz w:val="22"/>
+        </w:rPr>
+        <w:t>更具体一点：</w:t>
+      </w:r>
+    </w:p>
+    <w:p>
+      <w:pPr>
+        <w:spacing w:after="120" w:line="360" w:lineRule="auto"/>
+        <w:ind w:left="425" w:hanging="227"/>
+      </w:pPr>
+      <w:r>
+        <w:rPr>
+          <w:rFonts w:ascii="Calibri" w:hAnsi="Calibri" w:eastAsia="WenQuanYi Micro Hei" w:cs="Calibri"/>
+          <w:b w:val="0"/>
+          <w:i w:val="0"/>
+          <w:color w:val="222222"/>
+          <w:sz w:val="22"/>
+        </w:rPr>
+        <w:t xml:space="preserve">•  2020 年前后该刊影响因子大约 </w:t>
+      </w:r>
+      <w:r>
+        <w:rPr>
+          <w:rFonts w:ascii="Calibri" w:hAnsi="Calibri" w:eastAsia="WenQuanYi Micro Hei" w:cs="Calibri"/>
+          <w:b/>
+          <w:i w:val="0"/>
+          <w:color w:val="222222"/>
+          <w:sz w:val="22"/>
+        </w:rPr>
+        <w:t>4.7</w:t>
+      </w:r>
+      <w:r>
+        <w:rPr>
+          <w:rFonts w:ascii="Calibri" w:hAnsi="Calibri" w:eastAsia="WenQuanYi Micro Hei" w:cs="Calibri"/>
+          <w:b w:val="0"/>
+          <w:i w:val="0"/>
+          <w:color w:val="222222"/>
+          <w:sz w:val="22"/>
+        </w:rPr>
+        <w:t xml:space="preserve"> 左右（当年 JCR 约 4.68）。这个数字本身不能单独决定好坏，但结合它在皮层成像领域的口碑，属于</w:t>
+      </w:r>
+      <w:r>
+        <w:rPr>
+          <w:rFonts w:ascii="Calibri" w:hAnsi="Calibri" w:eastAsia="WenQuanYi Micro Hei" w:cs="Calibri"/>
+          <w:b/>
+          <w:i w:val="0"/>
+          <w:color w:val="222222"/>
+          <w:sz w:val="22"/>
+        </w:rPr>
+        <w:t>中上水平专业期刊</w:t>
+      </w:r>
+      <w:r>
+        <w:rPr>
+          <w:rFonts w:ascii="Calibri" w:hAnsi="Calibri" w:eastAsia="WenQuanYi Micro Hei" w:cs="Calibri"/>
+          <w:b w:val="0"/>
+          <w:i w:val="0"/>
+          <w:color w:val="222222"/>
+          <w:sz w:val="22"/>
+        </w:rPr>
+        <w:t>。</w:t>
+      </w:r>
+    </w:p>
+    <w:p>
+      <w:pPr>
+        <w:spacing w:after="120" w:line="360" w:lineRule="auto"/>
+        <w:ind w:left="425" w:hanging="227"/>
+      </w:pPr>
+      <w:r>
+        <w:rPr>
+          <w:rFonts w:ascii="Calibri" w:hAnsi="Calibri" w:eastAsia="WenQuanYi Micro Hei" w:cs="Calibri"/>
+          <w:b w:val="0"/>
+          <w:i w:val="0"/>
+          <w:color w:val="222222"/>
+          <w:sz w:val="22"/>
+        </w:rPr>
+        <w:t>•  它适合发表：样本不一定巨大、但方法扎实、区域定位清楚、能给临床现象一个可检验的脑机制的工作。</w:t>
+      </w:r>
+    </w:p>
+    <w:p>
+      <w:pPr>
+        <w:spacing w:after="120" w:line="360" w:lineRule="auto"/>
+        <w:ind w:left="425" w:hanging="227"/>
+      </w:pPr>
+      <w:r>
+        <w:rPr>
+          <w:rFonts w:ascii="Calibri" w:hAnsi="Calibri" w:eastAsia="WenQuanYi Micro Hei" w:cs="Calibri"/>
+          <w:b w:val="0"/>
+          <w:i w:val="0"/>
+          <w:color w:val="222222"/>
+          <w:sz w:val="22"/>
+        </w:rPr>
+        <w:t>•  它通常</w:t>
+      </w:r>
+      <w:r>
+        <w:rPr>
+          <w:rFonts w:ascii="Calibri" w:hAnsi="Calibri" w:eastAsia="WenQuanYi Micro Hei" w:cs="Calibri"/>
+          <w:b/>
+          <w:i w:val="0"/>
+          <w:color w:val="222222"/>
+          <w:sz w:val="22"/>
+        </w:rPr>
+        <w:t>不会</w:t>
+      </w:r>
+      <w:r>
+        <w:rPr>
+          <w:rFonts w:ascii="Calibri" w:hAnsi="Calibri" w:eastAsia="WenQuanYi Micro Hei" w:cs="Calibri"/>
+          <w:b w:val="0"/>
+          <w:i w:val="0"/>
+          <w:color w:val="222222"/>
+          <w:sz w:val="22"/>
+        </w:rPr>
+        <w:t>发那种立刻改写整个领域的“神发现”，但会发大量后来被反复引用的机制型、成像型原研。</w:t>
+      </w:r>
+    </w:p>
+    <w:p>
+      <w:pPr>
+        <w:spacing w:after="120" w:line="360" w:lineRule="auto"/>
+      </w:pPr>
+      <w:r>
+        <w:rPr>
+          <w:rFonts w:ascii="Calibri" w:hAnsi="Calibri" w:eastAsia="WenQuanYi Micro Hei" w:cs="Calibri"/>
+          <w:b w:val="0"/>
+          <w:i w:val="0"/>
+          <w:color w:val="222222"/>
+          <w:sz w:val="22"/>
+        </w:rPr>
+        <w:t>所以：你看到的不是科普页，也不是“灌水摘要页”，而是一篇经过正式同行评审、可以写进文献综述里引用的原研论文。</w:t>
+      </w:r>
+    </w:p>
+    <w:p>
+      <w:pPr>
+        <w:spacing w:before="240" w:after="120"/>
+      </w:pPr>
+      <w:r>
+        <w:rPr>
+          <w:rFonts w:ascii="Calibri" w:hAnsi="Calibri" w:eastAsia="WenQuanYi Micro Hei" w:cs="Calibri"/>
+          <w:b/>
+          <w:i w:val="0"/>
+          <w:color w:val="2C5F7C"/>
+          <w:sz w:val="27"/>
+        </w:rPr>
+        <w:t>3. 这篇论文本身的“高度”该怎么估</w:t>
+      </w:r>
+    </w:p>
+    <w:p>
+      <w:pPr>
+        <w:spacing w:after="120" w:line="360" w:lineRule="auto"/>
+      </w:pPr>
+      <w:r>
+        <w:rPr>
+          <w:rFonts w:ascii="Calibri" w:hAnsi="Calibri" w:eastAsia="WenQuanYi Micro Hei" w:cs="Calibri"/>
+          <w:b w:val="0"/>
+          <w:i w:val="0"/>
+          <w:color w:val="222222"/>
+          <w:sz w:val="22"/>
+        </w:rPr>
+        <w:t>这篇工作的价值不在“发现了一个全新脑区”，而在三件事叠在一起：</w:t>
+      </w:r>
+    </w:p>
+    <w:p>
+      <w:pPr>
+        <w:spacing w:after="120" w:line="360" w:lineRule="auto"/>
+        <w:ind w:left="425" w:hanging="227"/>
+      </w:pPr>
+      <w:r>
+        <w:rPr>
+          <w:rFonts w:ascii="Calibri" w:hAnsi="Calibri" w:eastAsia="WenQuanYi Micro Hei" w:cs="Calibri"/>
+          <w:b w:val="0"/>
+          <w:i w:val="0"/>
+          <w:color w:val="222222"/>
+          <w:sz w:val="22"/>
+        </w:rPr>
+        <w:t>•  对象是</w:t>
+      </w:r>
+      <w:r>
+        <w:rPr>
+          <w:rFonts w:ascii="Calibri" w:hAnsi="Calibri" w:eastAsia="WenQuanYi Micro Hei" w:cs="Calibri"/>
+          <w:b/>
+          <w:i w:val="0"/>
+          <w:color w:val="222222"/>
+          <w:sz w:val="22"/>
+        </w:rPr>
+        <w:t>日常职业压力导致的耗竭综合征</w:t>
+      </w:r>
+      <w:r>
+        <w:rPr>
+          <w:rFonts w:ascii="Calibri" w:hAnsi="Calibri" w:eastAsia="WenQuanYi Micro Hei" w:cs="Calibri"/>
+          <w:b w:val="0"/>
+          <w:i w:val="0"/>
+          <w:color w:val="222222"/>
+          <w:sz w:val="22"/>
+        </w:rPr>
+        <w:t>，不是战争创伤或重大灾难，更贴近普通人。</w:t>
+      </w:r>
+    </w:p>
+    <w:p>
+      <w:pPr>
+        <w:spacing w:after="120" w:line="360" w:lineRule="auto"/>
+        <w:ind w:left="425" w:hanging="227"/>
+      </w:pPr>
+      <w:r>
+        <w:rPr>
+          <w:rFonts w:ascii="Calibri" w:hAnsi="Calibri" w:eastAsia="WenQuanYi Micro Hei" w:cs="Calibri"/>
+          <w:b w:val="0"/>
+          <w:i w:val="0"/>
+          <w:color w:val="222222"/>
+          <w:sz w:val="22"/>
+        </w:rPr>
+        <w:t>•  用 MRS 直接测</w:t>
+      </w:r>
+      <w:r>
+        <w:rPr>
+          <w:rFonts w:ascii="Calibri" w:hAnsi="Calibri" w:eastAsia="WenQuanYi Micro Hei" w:cs="Calibri"/>
+          <w:b/>
+          <w:i w:val="0"/>
+          <w:color w:val="222222"/>
+          <w:sz w:val="22"/>
+        </w:rPr>
+        <w:t>谷氨酸</w:t>
+      </w:r>
+      <w:r>
+        <w:rPr>
+          <w:rFonts w:ascii="Calibri" w:hAnsi="Calibri" w:eastAsia="WenQuanYi Micro Hei" w:cs="Calibri"/>
+          <w:b w:val="0"/>
+          <w:i w:val="0"/>
+          <w:color w:val="222222"/>
+          <w:sz w:val="22"/>
+        </w:rPr>
+        <w:t>，而不是只看体积或问卷。</w:t>
+      </w:r>
+    </w:p>
+    <w:p>
+      <w:pPr>
+        <w:spacing w:after="120" w:line="360" w:lineRule="auto"/>
+        <w:ind w:left="425" w:hanging="227"/>
+      </w:pPr>
+      <w:r>
+        <w:rPr>
+          <w:rFonts w:ascii="Calibri" w:hAnsi="Calibri" w:eastAsia="WenQuanYi Micro Hei" w:cs="Calibri"/>
+          <w:b w:val="0"/>
+          <w:i w:val="0"/>
+          <w:color w:val="222222"/>
+          <w:sz w:val="22"/>
+        </w:rPr>
+        <w:t>•  明确做出</w:t>
+      </w:r>
+      <w:r>
+        <w:rPr>
+          <w:rFonts w:ascii="Calibri" w:hAnsi="Calibri" w:eastAsia="WenQuanYi Micro Hei" w:cs="Calibri"/>
+          <w:b/>
+          <w:i w:val="0"/>
+          <w:color w:val="222222"/>
+          <w:sz w:val="22"/>
+        </w:rPr>
+        <w:t>性别交互</w:t>
+      </w:r>
+      <w:r>
+        <w:rPr>
+          <w:rFonts w:ascii="Calibri" w:hAnsi="Calibri" w:eastAsia="WenQuanYi Micro Hei" w:cs="Calibri"/>
+          <w:b w:val="0"/>
+          <w:i w:val="0"/>
+          <w:color w:val="222222"/>
+          <w:sz w:val="22"/>
+        </w:rPr>
+        <w:t>：同样诊断、同样压力评分，化学改变主要出现在女性。</w:t>
+      </w:r>
+    </w:p>
+    <w:p>
+      <w:pPr>
+        <w:spacing w:after="120" w:line="360" w:lineRule="auto"/>
+      </w:pPr>
+      <w:r>
+        <w:rPr>
+          <w:rFonts w:ascii="Calibri" w:hAnsi="Calibri" w:eastAsia="WenQuanYi Micro Hei" w:cs="Calibri"/>
+          <w:b w:val="0"/>
+          <w:i w:val="0"/>
+          <w:color w:val="222222"/>
+          <w:sz w:val="22"/>
+        </w:rPr>
+        <w:t>它的局限也很清楚，读的时候要放在心里：单中心、样本约 60 人、横断面为主、ES 诊断体系来自瑞典临床传统，不能直接等同于所有“burnout”问卷。它提供的是</w:t>
+      </w:r>
+      <w:r>
+        <w:rPr>
+          <w:rFonts w:ascii="Calibri" w:hAnsi="Calibri" w:eastAsia="WenQuanYi Micro Hei" w:cs="Calibri"/>
+          <w:b/>
+          <w:i w:val="0"/>
+          <w:color w:val="222222"/>
+          <w:sz w:val="22"/>
+        </w:rPr>
+        <w:t>高质量线索</w:t>
+      </w:r>
+      <w:r>
+        <w:rPr>
+          <w:rFonts w:ascii="Calibri" w:hAnsi="Calibri" w:eastAsia="WenQuanYi Micro Hei" w:cs="Calibri"/>
+          <w:b w:val="0"/>
+          <w:i w:val="0"/>
+          <w:color w:val="222222"/>
+          <w:sz w:val="22"/>
+        </w:rPr>
+        <w:t>，不是终审判决。</w:t>
+      </w:r>
+    </w:p>
+    <w:p>
+      <w:pPr>
+        <w:spacing w:before="320" w:after="160"/>
+      </w:pPr>
+      <w:r>
+        <w:rPr>
+          <w:rFonts w:ascii="Calibri" w:hAnsi="Calibri" w:eastAsia="WenQuanYi Micro Hei" w:cs="Calibri"/>
+          <w:b/>
+          <w:i w:val="0"/>
+          <w:color w:val="1F3A5F"/>
+          <w:sz w:val="32"/>
+        </w:rPr>
+        <w:t>二、结论的极简版（先听这一段就够）</w:t>
+      </w:r>
+    </w:p>
+    <w:p>
+      <w:pPr>
+        <w:spacing w:after="120" w:line="360" w:lineRule="auto"/>
+      </w:pPr>
+      <w:r>
+        <w:rPr>
+          <w:rFonts w:ascii="Calibri" w:hAnsi="Calibri" w:eastAsia="WenQuanYi Micro Hei" w:cs="Calibri"/>
+          <w:b w:val="0"/>
+          <w:i w:val="0"/>
+          <w:color w:val="222222"/>
+          <w:sz w:val="22"/>
+        </w:rPr>
+        <w:t>职业耗竭综合征患者，前扣带回 / 内侧前额叶（ACC/mPFC）的</w:t>
+      </w:r>
+      <w:r>
+        <w:rPr>
+          <w:rFonts w:ascii="Calibri" w:hAnsi="Calibri" w:eastAsia="WenQuanYi Micro Hei" w:cs="Calibri"/>
+          <w:b/>
+          <w:i w:val="0"/>
+          <w:color w:val="222222"/>
+          <w:sz w:val="22"/>
+        </w:rPr>
+        <w:t>谷氨酸升高</w:t>
+      </w:r>
+      <w:r>
+        <w:rPr>
+          <w:rFonts w:ascii="Calibri" w:hAnsi="Calibri" w:eastAsia="WenQuanYi Micro Hei" w:cs="Calibri"/>
+          <w:b w:val="0"/>
+          <w:i w:val="0"/>
+          <w:color w:val="222222"/>
+          <w:sz w:val="22"/>
+        </w:rPr>
+        <w:t>；升高幅度和主观压力大小呈线性相关。</w:t>
+      </w:r>
+    </w:p>
+    <w:p>
+      <w:pPr>
+        <w:spacing w:after="120" w:line="360" w:lineRule="auto"/>
+      </w:pPr>
+      <w:r>
+        <w:rPr>
+          <w:rFonts w:ascii="Calibri" w:hAnsi="Calibri" w:eastAsia="WenQuanYi Micro Hei" w:cs="Calibri"/>
+          <w:b w:val="0"/>
+          <w:i w:val="0"/>
+          <w:color w:val="222222"/>
+          <w:sz w:val="22"/>
+        </w:rPr>
+        <w:t>这个升高</w:t>
+      </w:r>
+      <w:r>
+        <w:rPr>
+          <w:rFonts w:ascii="Calibri" w:hAnsi="Calibri" w:eastAsia="WenQuanYi Micro Hei" w:cs="Calibri"/>
+          <w:b/>
+          <w:i w:val="0"/>
+          <w:color w:val="222222"/>
+          <w:sz w:val="22"/>
+        </w:rPr>
+        <w:t>只出现在女性患者</w:t>
+      </w:r>
+      <w:r>
+        <w:rPr>
+          <w:rFonts w:ascii="Calibri" w:hAnsi="Calibri" w:eastAsia="WenQuanYi Micro Hei" w:cs="Calibri"/>
+          <w:b w:val="0"/>
+          <w:i w:val="0"/>
+          <w:color w:val="222222"/>
+          <w:sz w:val="22"/>
+        </w:rPr>
+        <w:t xml:space="preserve">。女性患者杏仁核的 </w:t>
+      </w:r>
+      <w:r>
+        <w:rPr>
+          <w:rFonts w:ascii="Calibri" w:hAnsi="Calibri" w:eastAsia="WenQuanYi Micro Hei" w:cs="Calibri"/>
+          <w:b/>
+          <w:i w:val="0"/>
+          <w:color w:val="222222"/>
+          <w:sz w:val="22"/>
+        </w:rPr>
+        <w:t>NAA（N-乙酰天冬氨酸，神经元完整性/代谢标志）</w:t>
+      </w:r>
+      <w:r>
+        <w:rPr>
+          <w:rFonts w:ascii="Calibri" w:hAnsi="Calibri" w:eastAsia="WenQuanYi Micro Hei" w:cs="Calibri"/>
+          <w:b w:val="0"/>
+          <w:i w:val="0"/>
+          <w:color w:val="222222"/>
+          <w:sz w:val="22"/>
+        </w:rPr>
+        <w:t xml:space="preserve"> 也升高；男性患者没有这些改变。谷氨酰胺没有组间差异。</w:t>
+      </w:r>
+    </w:p>
+    <w:p>
+      <w:pPr>
+        <w:spacing w:after="120" w:line="360" w:lineRule="auto"/>
+      </w:pPr>
+      <w:r>
+        <w:rPr>
+          <w:rFonts w:ascii="Calibri" w:hAnsi="Calibri" w:eastAsia="WenQuanYi Micro Hei" w:cs="Calibri"/>
+          <w:b w:val="0"/>
+          <w:i w:val="0"/>
+          <w:color w:val="222222"/>
+          <w:sz w:val="22"/>
+        </w:rPr>
+        <w:t>作者的论点是：谷氨酸可能是职业压力耗竭的神经化学标记物和介导者；杏仁核与 ACC/mPFC 是关键节点；性别差异可能部分解释“为什么应激相关精神病理在女性中更常见”。</w:t>
+      </w:r>
+    </w:p>
+    <w:p>
+      <w:pPr>
+        <w:spacing w:before="320" w:after="160"/>
+      </w:pPr>
+      <w:r>
+        <w:rPr>
+          <w:rFonts w:ascii="Calibri" w:hAnsi="Calibri" w:eastAsia="WenQuanYi Micro Hei" w:cs="Calibri"/>
+          <w:b/>
+          <w:i w:val="0"/>
+          <w:color w:val="1F3A5F"/>
+          <w:sz w:val="32"/>
+        </w:rPr>
+        <w:t>三、面对压力：男女共同产生的物质 / 结构改变，以及有差别的部分</w:t>
+      </w:r>
+    </w:p>
+    <w:p>
+      <w:pPr>
+        <w:spacing w:after="120" w:line="360" w:lineRule="auto"/>
+      </w:pPr>
+      <w:r>
+        <w:rPr>
+          <w:rFonts w:ascii="Calibri" w:hAnsi="Calibri" w:eastAsia="WenQuanYi Micro Hei" w:cs="Calibri"/>
+          <w:b w:val="0"/>
+          <w:i w:val="0"/>
+          <w:color w:val="222222"/>
+          <w:sz w:val="22"/>
+        </w:rPr>
+        <w:t>下面分两层：</w:t>
+      </w:r>
+      <w:r>
+        <w:rPr>
+          <w:rFonts w:ascii="Calibri" w:hAnsi="Calibri" w:eastAsia="WenQuanYi Micro Hei" w:cs="Calibri"/>
+          <w:b/>
+          <w:i w:val="0"/>
+          <w:color w:val="222222"/>
+          <w:sz w:val="22"/>
+        </w:rPr>
+        <w:t>短期神经化学</w:t>
+      </w:r>
+      <w:r>
+        <w:rPr>
+          <w:rFonts w:ascii="Calibri" w:hAnsi="Calibri" w:eastAsia="WenQuanYi Micro Hei" w:cs="Calibri"/>
+          <w:b w:val="0"/>
+          <w:i w:val="0"/>
+          <w:color w:val="222222"/>
+          <w:sz w:val="22"/>
+        </w:rPr>
+        <w:t>（分钟到天）和</w:t>
+      </w:r>
+      <w:r>
+        <w:rPr>
+          <w:rFonts w:ascii="Calibri" w:hAnsi="Calibri" w:eastAsia="WenQuanYi Micro Hei" w:cs="Calibri"/>
+          <w:b/>
+          <w:i w:val="0"/>
+          <w:color w:val="222222"/>
+          <w:sz w:val="22"/>
+        </w:rPr>
+        <w:t>长期结构重塑</w:t>
+      </w:r>
+      <w:r>
+        <w:rPr>
+          <w:rFonts w:ascii="Calibri" w:hAnsi="Calibri" w:eastAsia="WenQuanYi Micro Hei" w:cs="Calibri"/>
+          <w:b w:val="0"/>
+          <w:i w:val="0"/>
+          <w:color w:val="222222"/>
+          <w:sz w:val="22"/>
+        </w:rPr>
+        <w:t>（周到年）。“共同”不是指每个人数值一样，而是指这条通路男女都会走；“差别”是指幅度、脑区、激素调制不同。</w:t>
+      </w:r>
+    </w:p>
+    <w:p>
+      <w:pPr>
+        <w:spacing w:before="240" w:after="120"/>
+      </w:pPr>
+      <w:r>
+        <w:rPr>
+          <w:rFonts w:ascii="Calibri" w:hAnsi="Calibri" w:eastAsia="WenQuanYi Micro Hei" w:cs="Calibri"/>
+          <w:b/>
+          <w:i w:val="0"/>
+          <w:color w:val="2C5F7C"/>
+          <w:sz w:val="27"/>
+        </w:rPr>
+        <w:t>1. 短期：男女都会动用的“应急背包”</w:t>
+      </w:r>
+    </w:p>
+    <w:p>
+      <w:pPr>
+        <w:spacing w:after="120" w:line="360" w:lineRule="auto"/>
+      </w:pPr>
+      <w:r>
+        <w:rPr>
+          <w:rFonts w:ascii="Calibri" w:hAnsi="Calibri" w:eastAsia="WenQuanYi Micro Hei" w:cs="Calibri"/>
+          <w:b w:val="0"/>
+          <w:i w:val="0"/>
+          <w:color w:val="222222"/>
+          <w:sz w:val="22"/>
+        </w:rPr>
+        <w:t>面对急性压力，核心通路是同一套：</w:t>
+      </w:r>
+    </w:p>
+    <w:p>
+      <w:pPr>
+        <w:spacing w:after="120" w:line="360" w:lineRule="auto"/>
+        <w:ind w:left="425" w:hanging="227"/>
+      </w:pPr>
+      <w:r>
+        <w:rPr>
+          <w:rFonts w:ascii="Calibri" w:hAnsi="Calibri" w:eastAsia="WenQuanYi Micro Hei" w:cs="Calibri"/>
+          <w:b w:val="0"/>
+          <w:i w:val="0"/>
+          <w:color w:val="222222"/>
+          <w:sz w:val="22"/>
+        </w:rPr>
+        <w:t xml:space="preserve">•  </w:t>
+      </w:r>
+      <w:r>
+        <w:rPr>
+          <w:rFonts w:ascii="Calibri" w:hAnsi="Calibri" w:eastAsia="WenQuanYi Micro Hei" w:cs="Calibri"/>
+          <w:b/>
+          <w:i w:val="0"/>
+          <w:color w:val="222222"/>
+          <w:sz w:val="22"/>
+        </w:rPr>
+        <w:t>HPA 轴</w:t>
+      </w:r>
+      <w:r>
+        <w:rPr>
+          <w:rFonts w:ascii="Calibri" w:hAnsi="Calibri" w:eastAsia="WenQuanYi Micro Hei" w:cs="Calibri"/>
+          <w:b w:val="0"/>
+          <w:i w:val="0"/>
+          <w:color w:val="222222"/>
+          <w:sz w:val="22"/>
+        </w:rPr>
+        <w:t>：下丘脑释放 CRH（促肾上腺皮质激素释放激素）→ 垂体释放 ACTH → 肾上腺皮质释放</w:t>
+      </w:r>
+      <w:r>
+        <w:rPr>
+          <w:rFonts w:ascii="Calibri" w:hAnsi="Calibri" w:eastAsia="WenQuanYi Micro Hei" w:cs="Calibri"/>
+          <w:b/>
+          <w:i w:val="0"/>
+          <w:color w:val="222222"/>
+          <w:sz w:val="22"/>
+        </w:rPr>
+        <w:t>皮质醇</w:t>
+      </w:r>
+      <w:r>
+        <w:rPr>
+          <w:rFonts w:ascii="Calibri" w:hAnsi="Calibri" w:eastAsia="WenQuanYi Micro Hei" w:cs="Calibri"/>
+          <w:b w:val="0"/>
+          <w:i w:val="0"/>
+          <w:color w:val="222222"/>
+          <w:sz w:val="22"/>
+        </w:rPr>
+        <w:t>（啮齿类是皮质酮）。</w:t>
+      </w:r>
+    </w:p>
+    <w:p>
+      <w:pPr>
+        <w:spacing w:after="120" w:line="360" w:lineRule="auto"/>
+        <w:ind w:left="425" w:hanging="227"/>
+      </w:pPr>
+      <w:r>
+        <w:rPr>
+          <w:rFonts w:ascii="Calibri" w:hAnsi="Calibri" w:eastAsia="WenQuanYi Micro Hei" w:cs="Calibri"/>
+          <w:b w:val="0"/>
+          <w:i w:val="0"/>
+          <w:color w:val="222222"/>
+          <w:sz w:val="22"/>
+        </w:rPr>
+        <w:t xml:space="preserve">•  </w:t>
+      </w:r>
+      <w:r>
+        <w:rPr>
+          <w:rFonts w:ascii="Calibri" w:hAnsi="Calibri" w:eastAsia="WenQuanYi Micro Hei" w:cs="Calibri"/>
+          <w:b/>
+          <w:i w:val="0"/>
+          <w:color w:val="222222"/>
+          <w:sz w:val="22"/>
+        </w:rPr>
+        <w:t>交感—肾上腺髓质轴</w:t>
+      </w:r>
+      <w:r>
+        <w:rPr>
+          <w:rFonts w:ascii="Calibri" w:hAnsi="Calibri" w:eastAsia="WenQuanYi Micro Hei" w:cs="Calibri"/>
+          <w:b w:val="0"/>
+          <w:i w:val="0"/>
+          <w:color w:val="222222"/>
+          <w:sz w:val="22"/>
+        </w:rPr>
+        <w:t>：释放</w:t>
+      </w:r>
+      <w:r>
+        <w:rPr>
+          <w:rFonts w:ascii="Calibri" w:hAnsi="Calibri" w:eastAsia="WenQuanYi Micro Hei" w:cs="Calibri"/>
+          <w:b/>
+          <w:i w:val="0"/>
+          <w:color w:val="222222"/>
+          <w:sz w:val="22"/>
+        </w:rPr>
+        <w:t>肾上腺素、去甲肾上腺素</w:t>
+      </w:r>
+      <w:r>
+        <w:rPr>
+          <w:rFonts w:ascii="Calibri" w:hAnsi="Calibri" w:eastAsia="WenQuanYi Micro Hei" w:cs="Calibri"/>
+          <w:b w:val="0"/>
+          <w:i w:val="0"/>
+          <w:color w:val="222222"/>
+          <w:sz w:val="22"/>
+        </w:rPr>
+        <w:t>。心率、血压、血糖上升，注意力被拉向威胁。</w:t>
+      </w:r>
+    </w:p>
+    <w:p>
+      <w:pPr>
+        <w:spacing w:after="120" w:line="360" w:lineRule="auto"/>
+        <w:ind w:left="425" w:hanging="227"/>
+      </w:pPr>
+      <w:r>
+        <w:rPr>
+          <w:rFonts w:ascii="Calibri" w:hAnsi="Calibri" w:eastAsia="WenQuanYi Micro Hei" w:cs="Calibri"/>
+          <w:b w:val="0"/>
+          <w:i w:val="0"/>
+          <w:color w:val="222222"/>
+          <w:sz w:val="22"/>
+        </w:rPr>
+        <w:t xml:space="preserve">•  </w:t>
+      </w:r>
+      <w:r>
+        <w:rPr>
+          <w:rFonts w:ascii="Calibri" w:hAnsi="Calibri" w:eastAsia="WenQuanYi Micro Hei" w:cs="Calibri"/>
+          <w:b/>
+          <w:i w:val="0"/>
+          <w:color w:val="222222"/>
+          <w:sz w:val="22"/>
+        </w:rPr>
+        <w:t>兴奋性氨基酸</w:t>
+      </w:r>
+      <w:r>
+        <w:rPr>
+          <w:rFonts w:ascii="Calibri" w:hAnsi="Calibri" w:eastAsia="WenQuanYi Micro Hei" w:cs="Calibri"/>
+          <w:b w:val="0"/>
+          <w:i w:val="0"/>
+          <w:color w:val="222222"/>
+          <w:sz w:val="22"/>
+        </w:rPr>
+        <w:t>：</w:t>
+      </w:r>
+      <w:r>
+        <w:rPr>
+          <w:rFonts w:ascii="Calibri" w:hAnsi="Calibri" w:eastAsia="WenQuanYi Micro Hei" w:cs="Calibri"/>
+          <w:b/>
+          <w:i w:val="0"/>
+          <w:color w:val="222222"/>
+          <w:sz w:val="22"/>
+        </w:rPr>
+        <w:t>谷氨酸</w:t>
+      </w:r>
+      <w:r>
+        <w:rPr>
+          <w:rFonts w:ascii="Calibri" w:hAnsi="Calibri" w:eastAsia="WenQuanYi Micro Hei" w:cs="Calibri"/>
+          <w:b w:val="0"/>
+          <w:i w:val="0"/>
+          <w:color w:val="222222"/>
+          <w:sz w:val="22"/>
+        </w:rPr>
+        <w:t>在前额叶、海马、杏仁核等处短暂升高，帮你把这件事记牢、迅速做决定。</w:t>
+      </w:r>
+    </w:p>
+    <w:p>
+      <w:pPr>
+        <w:spacing w:after="120" w:line="360" w:lineRule="auto"/>
+        <w:ind w:left="425" w:hanging="227"/>
+      </w:pPr>
+      <w:r>
+        <w:rPr>
+          <w:rFonts w:ascii="Calibri" w:hAnsi="Calibri" w:eastAsia="WenQuanYi Micro Hei" w:cs="Calibri"/>
+          <w:b w:val="0"/>
+          <w:i w:val="0"/>
+          <w:color w:val="222222"/>
+          <w:sz w:val="22"/>
+        </w:rPr>
+        <w:t>•  常伴随的还有：</w:t>
+      </w:r>
+      <w:r>
+        <w:rPr>
+          <w:rFonts w:ascii="Calibri" w:hAnsi="Calibri" w:eastAsia="WenQuanYi Micro Hei" w:cs="Calibri"/>
+          <w:b/>
+          <w:i w:val="0"/>
+          <w:color w:val="222222"/>
+          <w:sz w:val="22"/>
+        </w:rPr>
+        <w:t>CRH 本身在脑内的神经调质作用</w:t>
+      </w:r>
+      <w:r>
+        <w:rPr>
+          <w:rFonts w:ascii="Calibri" w:hAnsi="Calibri" w:eastAsia="WenQuanYi Micro Hei" w:cs="Calibri"/>
+          <w:b w:val="0"/>
+          <w:i w:val="0"/>
+          <w:color w:val="222222"/>
+          <w:sz w:val="22"/>
+        </w:rPr>
+        <w:t>、内源性阿片肽、部分研究中的 GABA 波动。</w:t>
+      </w:r>
+    </w:p>
+    <w:p>
+      <w:pPr>
+        <w:spacing w:after="120" w:line="360" w:lineRule="auto"/>
+      </w:pPr>
+      <w:r>
+        <w:rPr>
+          <w:rFonts w:ascii="Calibri" w:hAnsi="Calibri" w:eastAsia="WenQuanYi Micro Hei" w:cs="Calibri"/>
+          <w:b w:val="0"/>
+          <w:i w:val="0"/>
+          <w:color w:val="222222"/>
+          <w:sz w:val="22"/>
+        </w:rPr>
+        <w:t>这些是“共同产生”的物质。Savic 2020 这篇并没有测血里的皮质醇作为主结果，但她讨论的框架就是：谷氨酸和皮质醇一样，是压力的关键介质。</w:t>
+      </w:r>
+    </w:p>
+    <w:p>
+      <w:pPr>
+        <w:spacing w:before="240" w:after="120"/>
+      </w:pPr>
+      <w:r>
+        <w:rPr>
+          <w:rFonts w:ascii="Calibri" w:hAnsi="Calibri" w:eastAsia="WenQuanYi Micro Hei" w:cs="Calibri"/>
+          <w:b/>
+          <w:i w:val="0"/>
+          <w:color w:val="2C5F7C"/>
+          <w:sz w:val="27"/>
+        </w:rPr>
+        <w:t>2. 长期：男女都可能出现的结构改变（方向大体相同）</w:t>
+      </w:r>
+    </w:p>
+    <w:p>
+      <w:pPr>
+        <w:spacing w:after="120" w:line="360" w:lineRule="auto"/>
+      </w:pPr>
+      <w:r>
+        <w:rPr>
+          <w:rFonts w:ascii="Calibri" w:hAnsi="Calibri" w:eastAsia="WenQuanYi Micro Hei" w:cs="Calibri"/>
+          <w:b w:val="0"/>
+          <w:i w:val="0"/>
+          <w:color w:val="222222"/>
+          <w:sz w:val="22"/>
+        </w:rPr>
+        <w:t>慢性、不可控、恢复不足的压力，会把短期化学波动“刻”进回路。跨物种较稳定的方向是：</w:t>
+      </w:r>
+    </w:p>
+    <w:tbl>
+      <w:tblPr>
+        <w:tblStyle w:val="TableGrid"/>
+        <w:tblW w:type="auto" w:w="0"/>
+        <w:tblLook w:firstColumn="1" w:firstRow="1" w:lastColumn="0" w:lastRow="0" w:noHBand="0" w:noVBand="1" w:val="04A0"/>
+      </w:tblPr>
+      <w:tblGrid>
+        <w:gridCol w:w="3061"/>
+        <w:gridCol w:w="3061"/>
+        <w:gridCol w:w="3061"/>
+      </w:tblGrid>
+      <w:tr>
+        <w:tc>
+          <w:tcPr>
+            <w:tcW w:type="dxa" w:w="3061"/>
+            <w:shd w:fill="1F3A5F" w:val="clear"/>
+          </w:tcPr>
+          <w:p>
+            <w:r/>
+            <w:r>
+              <w:rPr>
+                <w:rFonts w:ascii="Calibri" w:hAnsi="Calibri" w:eastAsia="WenQuanYi Micro Hei" w:cs="Calibri"/>
+                <w:b/>
+                <w:i w:val="0"/>
+                <w:color w:val="FFFFFF"/>
+                <w:sz w:val="18"/>
               </w:rPr>
               <w:t>脑区</w:t>
             </w:r>
@@ -1108,7 +2291,7 @@
                 <w:b/>
                 <w:i w:val="0"/>
                 <w:color w:val="FFFFFF"/>
-                <w:sz w:val="19"/>
+                <w:sz w:val="18"/>
               </w:rPr>
               <w:t>常见长期改变</w:t>
             </w:r>
@@ -1127,7 +2310,7 @@
                 <w:b/>
                 <w:i w:val="0"/>
                 <w:color w:val="FFFFFF"/>
-                <w:sz w:val="19"/>
+                <w:sz w:val="18"/>
               </w:rPr>
               <w:t>行事 / 思考上像什么</w:t>
             </w:r>
@@ -1147,7 +2330,7 @@
                 <w:b w:val="0"/>
                 <w:i w:val="0"/>
                 <w:color w:val="222222"/>
-                <w:sz w:val="19"/>
+                <w:sz w:val="18"/>
               </w:rPr>
               <w:t>海马（尤其 CA3、齿状回）</w:t>
             </w:r>
@@ -1165,7 +2348,7 @@
                 <w:b w:val="0"/>
                 <w:i w:val="0"/>
                 <w:color w:val="222222"/>
-                <w:sz w:val="19"/>
+                <w:sz w:val="18"/>
               </w:rPr>
               <w:t>顶树突回缩、体积可缩小、神经发生下降</w:t>
             </w:r>
@@ -1183,7 +2366,7 @@
                 <w:b w:val="0"/>
                 <w:i w:val="0"/>
                 <w:color w:val="222222"/>
-                <w:sz w:val="19"/>
+                <w:sz w:val="18"/>
               </w:rPr>
               <w:t>情境记忆、细节分辨变差，容易把不同场合的威胁混在一起</w:t>
             </w:r>
@@ -1203,7 +2386,7 @@
                 <w:b w:val="0"/>
                 <w:i w:val="0"/>
                 <w:color w:val="222222"/>
-                <w:sz w:val="19"/>
+                <w:sz w:val="18"/>
               </w:rPr>
               <w:t>内侧 / 背外侧前额叶</w:t>
             </w:r>
@@ -1221,7 +2404,7 @@
                 <w:b w:val="0"/>
                 <w:i w:val="0"/>
                 <w:color w:val="222222"/>
-                <w:sz w:val="19"/>
+                <w:sz w:val="18"/>
               </w:rPr>
               <w:t>树突和棘突减少、皮层可变薄</w:t>
             </w:r>
@@ -1239,7 +2422,7 @@
                 <w:b w:val="0"/>
                 <w:i w:val="0"/>
                 <w:color w:val="222222"/>
-                <w:sz w:val="19"/>
+                <w:sz w:val="18"/>
               </w:rPr>
               <w:t>工作记忆、注意切换、压抑冲动、重新评估情绪变难</w:t>
             </w:r>
@@ -1259,7 +2442,7 @@
                 <w:b w:val="0"/>
                 <w:i w:val="0"/>
                 <w:color w:val="222222"/>
-                <w:sz w:val="19"/>
+                <w:sz w:val="18"/>
               </w:rPr>
               <w:t>杏仁核（尤其基底外侧）</w:t>
             </w:r>
@@ -1277,7 +2460,7 @@
                 <w:b w:val="0"/>
                 <w:i w:val="0"/>
                 <w:color w:val="222222"/>
-                <w:sz w:val="19"/>
+                <w:sz w:val="18"/>
               </w:rPr>
               <w:t>树突和棘突可增生、体积可增大</w:t>
             </w:r>
@@ -1295,7 +2478,7 @@
                 <w:b w:val="0"/>
                 <w:i w:val="0"/>
                 <w:color w:val="222222"/>
-                <w:sz w:val="19"/>
+                <w:sz w:val="18"/>
               </w:rPr>
               <w:t>威胁探测更灵敏，负性情绪更难关掉</w:t>
             </w:r>
@@ -1315,7 +2498,7 @@
                 <w:b w:val="0"/>
                 <w:i w:val="0"/>
                 <w:color w:val="222222"/>
-                <w:sz w:val="19"/>
+                <w:sz w:val="18"/>
               </w:rPr>
               <w:t>纹状体（尾状核等）</w:t>
             </w:r>
@@ -1333,7 +2516,7 @@
                 <w:b w:val="0"/>
                 <w:i w:val="0"/>
                 <w:color w:val="222222"/>
-                <w:sz w:val="19"/>
+                <w:sz w:val="18"/>
               </w:rPr>
               <w:t>部分职业应激研究见体积减小</w:t>
             </w:r>
@@ -1351,7 +2534,7 @@
                 <w:b w:val="0"/>
                 <w:i w:val="0"/>
                 <w:color w:val="222222"/>
-                <w:sz w:val="19"/>
+                <w:sz w:val="18"/>
               </w:rPr>
               <w:t>习惯化、动机和动作启动可能受影响</w:t>
             </w:r>
@@ -1397,7 +2580,7 @@
       <w:r>
         <w:rPr>
           <w:rFonts w:ascii="Calibri" w:hAnsi="Calibri" w:eastAsia="WenQuanYi Micro Hei" w:cs="Calibri"/>
-          <w:b w:val="0"/>
+          <w:b/>
           <w:i w:val="0"/>
           <w:color w:val="222222"/>
           <w:sz w:val="22"/>
@@ -1418,7 +2601,27 @@
           <w:color w:val="222222"/>
           <w:sz w:val="22"/>
         </w:rPr>
-        <w:t>•  本篇核心发现：ES 女性 **ACC/mPFC 谷氨酸升高**，且与主观压力相关；男性患者没有同样升高。</w:t>
+        <w:t xml:space="preserve">•  本篇核心发现：ES 女性 </w:t>
+      </w:r>
+      <w:r>
+        <w:rPr>
+          <w:rFonts w:ascii="Calibri" w:hAnsi="Calibri" w:eastAsia="WenQuanYi Micro Hei" w:cs="Calibri"/>
+          <w:b/>
+          <w:i w:val="0"/>
+          <w:color w:val="222222"/>
+          <w:sz w:val="22"/>
+        </w:rPr>
+        <w:t>ACC/mPFC 谷氨酸升高</w:t>
+      </w:r>
+      <w:r>
+        <w:rPr>
+          <w:rFonts w:ascii="Calibri" w:hAnsi="Calibri" w:eastAsia="WenQuanYi Micro Hei" w:cs="Calibri"/>
+          <w:b w:val="0"/>
+          <w:i w:val="0"/>
+          <w:color w:val="222222"/>
+          <w:sz w:val="22"/>
+        </w:rPr>
+        <w:t>，且与主观压力相关；男性患者没有同样升高。</w:t>
       </w:r>
     </w:p>
     <w:p>
@@ -1434,7 +2637,27 @@
           <w:color w:val="222222"/>
           <w:sz w:val="22"/>
         </w:rPr>
-        <w:t>•  本篇：ES 女性**杏仁核 NAA 升高**；男性无。</w:t>
+        <w:t>•  本篇：ES 女性</w:t>
+      </w:r>
+      <w:r>
+        <w:rPr>
+          <w:rFonts w:ascii="Calibri" w:hAnsi="Calibri" w:eastAsia="WenQuanYi Micro Hei" w:cs="Calibri"/>
+          <w:b/>
+          <w:i w:val="0"/>
+          <w:color w:val="222222"/>
+          <w:sz w:val="22"/>
+        </w:rPr>
+        <w:t>杏仁核 NAA 升高</w:t>
+      </w:r>
+      <w:r>
+        <w:rPr>
+          <w:rFonts w:ascii="Calibri" w:hAnsi="Calibri" w:eastAsia="WenQuanYi Micro Hei" w:cs="Calibri"/>
+          <w:b w:val="0"/>
+          <w:i w:val="0"/>
+          <w:color w:val="222222"/>
+          <w:sz w:val="22"/>
+        </w:rPr>
+        <w:t>；男性无。</w:t>
       </w:r>
     </w:p>
     <w:p>
@@ -1492,7 +2715,7 @@
       <w:r>
         <w:rPr>
           <w:rFonts w:ascii="Calibri" w:hAnsi="Calibri" w:eastAsia="WenQuanYi Micro Hei" w:cs="Calibri"/>
-          <w:b w:val="0"/>
+          <w:b/>
           <w:i w:val="0"/>
           <w:color w:val="222222"/>
           <w:sz w:val="22"/>
@@ -1513,7 +2736,27 @@
           <w:color w:val="222222"/>
           <w:sz w:val="22"/>
         </w:rPr>
-        <w:t>•  睾酮及其代谢物 DHT、3β-diol，整体上**压低 HPA 轴的 ACTH / 皮质酮反应**（见配套文档《睾酮保护原理》）。</w:t>
+        <w:t>•  睾酮及其代谢物 DHT、3β-diol，整体上</w:t>
+      </w:r>
+      <w:r>
+        <w:rPr>
+          <w:rFonts w:ascii="Calibri" w:hAnsi="Calibri" w:eastAsia="WenQuanYi Micro Hei" w:cs="Calibri"/>
+          <w:b/>
+          <w:i w:val="0"/>
+          <w:color w:val="222222"/>
+          <w:sz w:val="22"/>
+        </w:rPr>
+        <w:t>压低 HPA 轴的 ACTH / 皮质酮反应</w:t>
+      </w:r>
+      <w:r>
+        <w:rPr>
+          <w:rFonts w:ascii="Calibri" w:hAnsi="Calibri" w:eastAsia="WenQuanYi Micro Hei" w:cs="Calibri"/>
+          <w:b w:val="0"/>
+          <w:i w:val="0"/>
+          <w:color w:val="222222"/>
+          <w:sz w:val="22"/>
+        </w:rPr>
+        <w:t>（见配套文档《睾酮保护原理》）。</w:t>
       </w:r>
     </w:p>
     <w:p>
@@ -1529,7 +2772,27 @@
           <w:color w:val="222222"/>
           <w:sz w:val="22"/>
         </w:rPr>
-        <w:t>•  职业 ES 的男性更常看到**尾状核**一类纹状体改变，而不是杏仁核增大。</w:t>
+        <w:t>•  职业 ES 的男性更常看到</w:t>
+      </w:r>
+      <w:r>
+        <w:rPr>
+          <w:rFonts w:ascii="Calibri" w:hAnsi="Calibri" w:eastAsia="WenQuanYi Micro Hei" w:cs="Calibri"/>
+          <w:b/>
+          <w:i w:val="0"/>
+          <w:color w:val="222222"/>
+          <w:sz w:val="22"/>
+        </w:rPr>
+        <w:t>尾状核</w:t>
+      </w:r>
+      <w:r>
+        <w:rPr>
+          <w:rFonts w:ascii="Calibri" w:hAnsi="Calibri" w:eastAsia="WenQuanYi Micro Hei" w:cs="Calibri"/>
+          <w:b w:val="0"/>
+          <w:i w:val="0"/>
+          <w:color w:val="222222"/>
+          <w:sz w:val="22"/>
+        </w:rPr>
+        <w:t>一类纹状体改变，而不是杏仁核增大。</w:t>
       </w:r>
     </w:p>
     <w:p>
@@ -1561,7 +2824,27 @@
           <w:color w:val="222222"/>
           <w:sz w:val="22"/>
         </w:rPr>
-        <w:t>•  睾酮并不是“免疫压力”，它是**有条件的保护**：皮质醇很高时，睾酮高往往和更大海马、更好情景记忆同向；皮质醇很低时，这个同向关系可以反过来。</w:t>
+        <w:t>•  睾酮并不是“免疫压力”，它是</w:t>
+      </w:r>
+      <w:r>
+        <w:rPr>
+          <w:rFonts w:ascii="Calibri" w:hAnsi="Calibri" w:eastAsia="WenQuanYi Micro Hei" w:cs="Calibri"/>
+          <w:b/>
+          <w:i w:val="0"/>
+          <w:color w:val="222222"/>
+          <w:sz w:val="22"/>
+        </w:rPr>
+        <w:t>有条件的保护</w:t>
+      </w:r>
+      <w:r>
+        <w:rPr>
+          <w:rFonts w:ascii="Calibri" w:hAnsi="Calibri" w:eastAsia="WenQuanYi Micro Hei" w:cs="Calibri"/>
+          <w:b w:val="0"/>
+          <w:i w:val="0"/>
+          <w:color w:val="222222"/>
+          <w:sz w:val="22"/>
+        </w:rPr>
+        <w:t>：皮质醇很高时，睾酮高往往和更大海马、更好情景记忆同向；皮质醇很低时，这个同向关系可以反过来。</w:t>
       </w:r>
     </w:p>
     <w:p>
@@ -1571,12 +2854,42 @@
       <w:r>
         <w:rPr>
           <w:rFonts w:ascii="Calibri" w:hAnsi="Calibri" w:eastAsia="WenQuanYi Micro Hei" w:cs="Calibri"/>
-          <w:b w:val="0"/>
-          <w:i w:val="0"/>
-          <w:color w:val="222222"/>
-          <w:sz w:val="22"/>
-        </w:rPr>
-        <w:t>谷氨酰胺：本篇特意测了，组间无差异。说明这里升高的是谷氨酸信号池，不是简单的“谷氨酰胺—谷氨酸循环整体涨了一截”。</w:t>
+          <w:b/>
+          <w:i w:val="0"/>
+          <w:color w:val="222222"/>
+          <w:sz w:val="22"/>
+        </w:rPr>
+        <w:t>谷氨酰胺</w:t>
+      </w:r>
+      <w:r>
+        <w:rPr>
+          <w:rFonts w:ascii="Calibri" w:hAnsi="Calibri" w:eastAsia="WenQuanYi Micro Hei" w:cs="Calibri"/>
+          <w:b w:val="0"/>
+          <w:i w:val="0"/>
+          <w:color w:val="222222"/>
+          <w:sz w:val="22"/>
+        </w:rPr>
+        <w:t>：本篇特意测了，组间无差异。说明这里升高的是</w:t>
+      </w:r>
+      <w:r>
+        <w:rPr>
+          <w:rFonts w:ascii="Calibri" w:hAnsi="Calibri" w:eastAsia="WenQuanYi Micro Hei" w:cs="Calibri"/>
+          <w:b/>
+          <w:i w:val="0"/>
+          <w:color w:val="222222"/>
+          <w:sz w:val="22"/>
+        </w:rPr>
+        <w:t>谷氨酸信号池</w:t>
+      </w:r>
+      <w:r>
+        <w:rPr>
+          <w:rFonts w:ascii="Calibri" w:hAnsi="Calibri" w:eastAsia="WenQuanYi Micro Hei" w:cs="Calibri"/>
+          <w:b w:val="0"/>
+          <w:i w:val="0"/>
+          <w:color w:val="222222"/>
+          <w:sz w:val="22"/>
+        </w:rPr>
+        <w:t>，不是简单的“谷氨酰胺—谷氨酸循环整体涨了一截”。</w:t>
       </w:r>
     </w:p>
     <w:p>
@@ -1591,7 +2904,77 @@
           <w:color w:val="2C5F7C"/>
           <w:sz w:val="27"/>
         </w:rPr>
-        <w:t>4. 一张对照表（网上检索与原文对齐后的简表）</w:t>
+        <w:t>4. 对照表（主张 + 填格论文）</w:t>
+      </w:r>
+    </w:p>
+    <w:p>
+      <w:pPr>
+        <w:spacing w:after="120" w:line="360" w:lineRule="auto"/>
+      </w:pPr>
+      <w:r>
+        <w:rPr>
+          <w:rFonts w:ascii="Calibri" w:hAnsi="Calibri" w:eastAsia="WenQuanYi Micro Hei" w:cs="Calibri"/>
+          <w:b w:val="0"/>
+          <w:i w:val="0"/>
+          <w:color w:val="222222"/>
+          <w:sz w:val="22"/>
+        </w:rPr>
+        <w:t>来源标签：</w:t>
+      </w:r>
+      <w:r>
+        <w:rPr>
+          <w:rFonts w:ascii="Calibri" w:hAnsi="Calibri" w:eastAsia="WenQuanYi Micro Hei" w:cs="Calibri"/>
+          <w:b/>
+          <w:i w:val="0"/>
+          <w:color w:val="222222"/>
+          <w:sz w:val="22"/>
+        </w:rPr>
+        <w:t>【截图他源】</w:t>
+      </w:r>
+      <w:r>
+        <w:rPr>
+          <w:rFonts w:ascii="Calibri" w:hAnsi="Calibri" w:eastAsia="WenQuanYi Micro Hei" w:cs="Calibri"/>
+          <w:b w:val="0"/>
+          <w:i w:val="0"/>
+          <w:color w:val="222222"/>
+          <w:sz w:val="22"/>
+        </w:rPr>
+        <w:t xml:space="preserve"> = 用户截图或提问里点名的论文；</w:t>
+      </w:r>
+      <w:r>
+        <w:rPr>
+          <w:rFonts w:ascii="Calibri" w:hAnsi="Calibri" w:eastAsia="WenQuanYi Micro Hei" w:cs="Calibri"/>
+          <w:b/>
+          <w:i w:val="0"/>
+          <w:color w:val="222222"/>
+          <w:sz w:val="22"/>
+        </w:rPr>
+        <w:t>【Cursor网搜】</w:t>
+      </w:r>
+      <w:r>
+        <w:rPr>
+          <w:rFonts w:ascii="Calibri" w:hAnsi="Calibri" w:eastAsia="WenQuanYi Micro Hei" w:cs="Calibri"/>
+          <w:b w:val="0"/>
+          <w:i w:val="0"/>
+          <w:color w:val="222222"/>
+          <w:sz w:val="22"/>
+        </w:rPr>
+        <w:t xml:space="preserve"> = 本轮检索补入，用户原文未点名。完整规则见文档开头《文献来源标注说明》。</w:t>
+      </w:r>
+    </w:p>
+    <w:p>
+      <w:pPr>
+        <w:spacing w:after="120" w:line="360" w:lineRule="auto"/>
+      </w:pPr>
+      <w:r>
+        <w:rPr>
+          <w:rFonts w:ascii="Calibri" w:hAnsi="Calibri" w:eastAsia="WenQuanYi Micro Hei" w:cs="Calibri"/>
+          <w:b w:val="0"/>
+          <w:i w:val="0"/>
+          <w:color w:val="222222"/>
+          <w:sz w:val="22"/>
+        </w:rPr>
+        <w:t>总表先看主张，下一节按格子给出超链接。</w:t>
       </w:r>
     </w:p>
     <w:tbl>
@@ -1620,7 +3003,7 @@
                 <w:b/>
                 <w:i w:val="0"/>
                 <w:color w:val="FFFFFF"/>
-                <w:sz w:val="19"/>
+                <w:sz w:val="18"/>
               </w:rPr>
               <w:t>时间尺度</w:t>
             </w:r>
@@ -1639,7 +3022,7 @@
                 <w:b/>
                 <w:i w:val="0"/>
                 <w:color w:val="FFFFFF"/>
-                <w:sz w:val="19"/>
+                <w:sz w:val="18"/>
               </w:rPr>
               <w:t>男女共同</w:t>
             </w:r>
@@ -1658,7 +3041,7 @@
                 <w:b/>
                 <w:i w:val="0"/>
                 <w:color w:val="FFFFFF"/>
-                <w:sz w:val="19"/>
+                <w:sz w:val="18"/>
               </w:rPr>
               <w:t>女性更突出</w:t>
             </w:r>
@@ -1677,7 +3060,7 @@
                 <w:b/>
                 <w:i w:val="0"/>
                 <w:color w:val="FFFFFF"/>
-                <w:sz w:val="19"/>
+                <w:sz w:val="18"/>
               </w:rPr>
               <w:t>男性更突出</w:t>
             </w:r>
@@ -1697,7 +3080,7 @@
                 <w:b w:val="0"/>
                 <w:i w:val="0"/>
                 <w:color w:val="222222"/>
-                <w:sz w:val="19"/>
+                <w:sz w:val="18"/>
               </w:rPr>
               <w:t>数分钟–数小时</w:t>
             </w:r>
@@ -1715,7 +3098,7 @@
                 <w:b w:val="0"/>
                 <w:i w:val="0"/>
                 <w:color w:val="222222"/>
-                <w:sz w:val="19"/>
+                <w:sz w:val="18"/>
               </w:rPr>
               <w:t>皮质醇、肾上腺素 / 去甲肾上腺素、谷氨酸短暂上升</w:t>
             </w:r>
@@ -1733,9 +3116,9 @@
                 <w:b w:val="0"/>
                 <w:i w:val="0"/>
                 <w:color w:val="222222"/>
-                <w:sz w:val="19"/>
+                <w:sz w:val="18"/>
               </w:rPr>
-              <w:t>边缘系统激活、情绪记忆编码往往更强；雌激素可放大谷氨酸效应</w:t>
+              <w:t>负性情绪下左杏仁核激活更高；应激回路受周期调制；急性应激时雌激素可加重前额叶工作记忆受损</w:t>
             </w:r>
           </w:p>
         </w:tc>
@@ -1751,9 +3134,9 @@
                 <w:b w:val="0"/>
                 <w:i w:val="0"/>
                 <w:color w:val="222222"/>
-                <w:sz w:val="19"/>
+                <w:sz w:val="18"/>
               </w:rPr>
-              <w:t>睾酮 / DHT 倾向压低 HPA 峰值；心血管反应可更明显</w:t>
+              <w:t>睾酮 / DHT 倾向压低 HPA 峰值；TSST 类任务中男性皮质醇反应常更大；耗竭时男性心血管失调更明显</w:t>
             </w:r>
           </w:p>
         </w:tc>
@@ -1771,7 +3154,7 @@
                 <w:b w:val="0"/>
                 <w:i w:val="0"/>
                 <w:color w:val="222222"/>
-                <w:sz w:val="19"/>
+                <w:sz w:val="18"/>
               </w:rPr>
               <w:t>数周–数年</w:t>
             </w:r>
@@ -1789,9 +3172,9 @@
                 <w:b w:val="0"/>
                 <w:i w:val="0"/>
                 <w:color w:val="222222"/>
-                <w:sz w:val="19"/>
+                <w:sz w:val="18"/>
               </w:rPr>
-              <w:t>海马树突回缩、前额叶控制下降、警觉回路加强</w:t>
+              <w:t>海马树突回缩、前额叶控制 / 注意切换下降、杏仁核警觉回路加强</w:t>
             </w:r>
           </w:p>
         </w:tc>
@@ -1807,9 +3190,9 @@
                 <w:b w:val="0"/>
                 <w:i w:val="0"/>
                 <w:color w:val="222222"/>
-                <w:sz w:val="19"/>
+                <w:sz w:val="18"/>
               </w:rPr>
-              <w:t>ACC/mPFC 谷氨酸↑、杏仁核 NAA↑、杏仁核体积↑、PFC 变薄更显著</w:t>
+              <w:t>ACC/mPFC 谷氨酸↑、杏仁核 NAA↑；杏仁核增大与 PFC 变薄更显著；mPFC→杏仁核通路对雌激素 + 应激更敏感</w:t>
             </w:r>
           </w:p>
         </w:tc>
@@ -1825,9 +3208,9 @@
                 <w:b w:val="0"/>
                 <w:i w:val="0"/>
                 <w:color w:val="222222"/>
-                <w:sz w:val="19"/>
+                <w:sz w:val="18"/>
               </w:rPr>
-              <w:t>尾状核等纹状体改变相对更突出；睾酮在高皮质醇背景下可能部分保护海马</w:t>
+              <w:t>尾状核缩小更突出；高皮质醇背景下睾酮与更大海马、更好情景记忆同向</w:t>
             </w:r>
           </w:p>
         </w:tc>
@@ -1845,7 +3228,7 @@
                 <w:b w:val="0"/>
                 <w:i w:val="0"/>
                 <w:color w:val="222222"/>
-                <w:sz w:val="19"/>
+                <w:sz w:val="18"/>
               </w:rPr>
               <w:t>临床现象</w:t>
             </w:r>
@@ -1863,7 +3246,7 @@
                 <w:b w:val="0"/>
                 <w:i w:val="0"/>
                 <w:color w:val="222222"/>
-                <w:sz w:val="19"/>
+                <w:sz w:val="18"/>
               </w:rPr>
               <w:t>睡眠差、注意和记忆抱怨、疲劳</w:t>
             </w:r>
@@ -1881,7 +3264,7 @@
                 <w:b w:val="0"/>
                 <w:i w:val="0"/>
                 <w:color w:val="222222"/>
-                <w:sz w:val="19"/>
+                <w:sz w:val="18"/>
               </w:rPr>
               <w:t>焦虑、抑郁、耗竭的流行病学更高</w:t>
             </w:r>
@@ -1899,7 +3282,7 @@
                 <w:b w:val="0"/>
                 <w:i w:val="0"/>
                 <w:color w:val="222222"/>
-                <w:sz w:val="19"/>
+                <w:sz w:val="18"/>
               </w:rPr>
               <w:t>有时更表现为去情绪化、躯体化或心血管代价</w:t>
             </w:r>
@@ -1920,16 +3303,1277 @@
           <w:color w:val="222222"/>
           <w:sz w:val="22"/>
         </w:rPr>
-        <w:t>一句话收束：男女走的是同一条“皮质醇 + 谷氨酸 + 交感”的路；差别主要在音量旋钮（性激素）和哪个喇叭先破音（杏仁核—前额叶 vs 纹状体）。</w:t>
+        <w:t>#### 4.1 短期 · 男女共同</w:t>
       </w:r>
     </w:p>
     <w:p>
-      <w:r>
-        <w:br w:type="page"/>
-      </w:r>
+      <w:pPr>
+        <w:spacing w:after="120" w:line="360" w:lineRule="auto"/>
+        <w:ind w:left="425" w:hanging="227"/>
+      </w:pPr>
+      <w:r>
+        <w:rPr>
+          <w:rFonts w:ascii="Calibri" w:hAnsi="Calibri" w:eastAsia="WenQuanYi Micro Hei" w:cs="Calibri"/>
+          <w:b w:val="0"/>
+          <w:i w:val="0"/>
+          <w:color w:val="222222"/>
+          <w:sz w:val="22"/>
+        </w:rPr>
+        <w:t>•  【Cursor网搜】Moghaddam B. 1993. 束缚应激优先升高前额叶细胞外谷氨酸，海马和基底节较弱。</w:t>
+      </w:r>
+      <w:hyperlink r:id="rId16">
+        <w:r>
+          <w:rPr>
+            <w:color w:val="1A5F9E"/>
+            <w:u w:val="single"/>
+            <w:sz w:val="22"/>
+            <w:rFonts w:ascii="Calibri" w:hAnsi="Calibri" w:eastAsia="WenQuanYi Micro Hei"/>
+          </w:rPr>
+          <w:t xml:space="preserve">DOI</w:t>
+        </w:r>
+      </w:hyperlink>
     </w:p>
     <w:p>
       <w:pPr>
+        <w:spacing w:after="120" w:line="360" w:lineRule="auto"/>
+        <w:ind w:left="425" w:hanging="227"/>
+      </w:pPr>
+      <w:r>
+        <w:rPr>
+          <w:rFonts w:ascii="Calibri" w:hAnsi="Calibri" w:eastAsia="WenQuanYi Micro Hei" w:cs="Calibri"/>
+          <w:b w:val="0"/>
+          <w:i w:val="0"/>
+          <w:color w:val="222222"/>
+          <w:sz w:val="22"/>
+        </w:rPr>
+        <w:t>•  【Cursor网搜】Moghaddam B, et al. 1994. 糖皮质激素介导应激引起的细胞外谷氨酸堆积。</w:t>
+      </w:r>
+      <w:hyperlink r:id="rId17">
+        <w:r>
+          <w:rPr>
+            <w:color w:val="1A5F9E"/>
+            <w:u w:val="single"/>
+            <w:sz w:val="22"/>
+            <w:rFonts w:ascii="Calibri" w:hAnsi="Calibri" w:eastAsia="WenQuanYi Micro Hei"/>
+          </w:rPr>
+          <w:t xml:space="preserve">PubMed</w:t>
+        </w:r>
+      </w:hyperlink>
+      <w:r>
+        <w:rPr>
+          <w:rFonts w:ascii="Calibri" w:hAnsi="Calibri" w:eastAsia="WenQuanYi Micro Hei" w:cs="Calibri"/>
+          <w:b w:val="0"/>
+          <w:i w:val="0"/>
+          <w:color w:val="222222"/>
+          <w:sz w:val="22"/>
+        </w:rPr>
+        <w:t xml:space="preserve"> · DOI 10.1016/0006-8993(94)91622-5</w:t>
+      </w:r>
+    </w:p>
+    <w:p>
+      <w:pPr>
+        <w:spacing w:after="120" w:line="360" w:lineRule="auto"/>
+        <w:ind w:left="425" w:hanging="227"/>
+      </w:pPr>
+      <w:r>
+        <w:rPr>
+          <w:rFonts w:ascii="Calibri" w:hAnsi="Calibri" w:eastAsia="WenQuanYi Micro Hei" w:cs="Calibri"/>
+          <w:b w:val="0"/>
+          <w:i w:val="0"/>
+          <w:color w:val="222222"/>
+          <w:sz w:val="22"/>
+        </w:rPr>
+        <w:t>•  【Cursor网搜】Popoli M, Yan Z, McEwen BS, Sanacora G. 2012. 应激 / 糖皮质激素改变前额叶和海马谷氨酸释放、受体与清除。</w:t>
+      </w:r>
+      <w:hyperlink r:id="rId18">
+        <w:r>
+          <w:rPr>
+            <w:color w:val="1A5F9E"/>
+            <w:u w:val="single"/>
+            <w:sz w:val="22"/>
+            <w:rFonts w:ascii="Calibri" w:hAnsi="Calibri" w:eastAsia="WenQuanYi Micro Hei"/>
+          </w:rPr>
+          <w:t xml:space="preserve">DOI</w:t>
+        </w:r>
+      </w:hyperlink>
+      <w:r>
+        <w:rPr>
+          <w:rFonts w:ascii="Calibri" w:hAnsi="Calibri" w:eastAsia="WenQuanYi Micro Hei" w:cs="Calibri"/>
+          <w:b w:val="0"/>
+          <w:i w:val="0"/>
+          <w:color w:val="222222"/>
+          <w:sz w:val="22"/>
+        </w:rPr>
+        <w:t xml:space="preserve"> · </w:t>
+      </w:r>
+      <w:hyperlink r:id="rId19">
+        <w:r>
+          <w:rPr>
+            <w:color w:val="1A5F9E"/>
+            <w:u w:val="single"/>
+            <w:sz w:val="22"/>
+            <w:rFonts w:ascii="Calibri" w:hAnsi="Calibri" w:eastAsia="WenQuanYi Micro Hei"/>
+          </w:rPr>
+          <w:t xml:space="preserve">PMC</w:t>
+        </w:r>
+      </w:hyperlink>
+    </w:p>
+    <w:p>
+      <w:pPr>
+        <w:spacing w:after="120" w:line="360" w:lineRule="auto"/>
+        <w:ind w:left="425" w:hanging="227"/>
+      </w:pPr>
+      <w:r>
+        <w:rPr>
+          <w:rFonts w:ascii="Calibri" w:hAnsi="Calibri" w:eastAsia="WenQuanYi Micro Hei" w:cs="Calibri"/>
+          <w:b w:val="0"/>
+          <w:i w:val="0"/>
+          <w:color w:val="222222"/>
+          <w:sz w:val="22"/>
+        </w:rPr>
+        <w:t>•  【Cursor网搜】Ulrich-Lai YM, Herman JP. 2009. HPA 与交感是哺乳动物共用的应激输出。</w:t>
+      </w:r>
+      <w:hyperlink r:id="rId20">
+        <w:r>
+          <w:rPr>
+            <w:color w:val="1A5F9E"/>
+            <w:u w:val="single"/>
+            <w:sz w:val="22"/>
+            <w:rFonts w:ascii="Calibri" w:hAnsi="Calibri" w:eastAsia="WenQuanYi Micro Hei"/>
+          </w:rPr>
+          <w:t xml:space="preserve">DOI</w:t>
+        </w:r>
+      </w:hyperlink>
+    </w:p>
+    <w:p>
+      <w:pPr>
+        <w:spacing w:after="120" w:line="360" w:lineRule="auto"/>
+      </w:pPr>
+      <w:r>
+        <w:rPr>
+          <w:rFonts w:ascii="Calibri" w:hAnsi="Calibri" w:eastAsia="WenQuanYi Micro Hei" w:cs="Calibri"/>
+          <w:b w:val="0"/>
+          <w:i w:val="0"/>
+          <w:color w:val="222222"/>
+          <w:sz w:val="22"/>
+        </w:rPr>
+        <w:t>#### 4.2 短期 · 女性更突出</w:t>
+      </w:r>
+    </w:p>
+    <w:p>
+      <w:pPr>
+        <w:spacing w:after="120" w:line="360" w:lineRule="auto"/>
+        <w:ind w:left="425" w:hanging="227"/>
+      </w:pPr>
+      <w:r>
+        <w:rPr>
+          <w:rFonts w:ascii="Calibri" w:hAnsi="Calibri" w:eastAsia="WenQuanYi Micro Hei" w:cs="Calibri"/>
+          <w:b w:val="0"/>
+          <w:i w:val="0"/>
+          <w:color w:val="222222"/>
+          <w:sz w:val="22"/>
+        </w:rPr>
+        <w:t>•  【Cursor网搜】Stevens JS, Hamann S. 2012. 元分析：负性情绪时女性左杏仁核激活大于男性；正性情绪则男性更大。不能笼统说“女性边缘系统永远更强”。</w:t>
+      </w:r>
+      <w:hyperlink r:id="rId21">
+        <w:r>
+          <w:rPr>
+            <w:color w:val="1A5F9E"/>
+            <w:u w:val="single"/>
+            <w:sz w:val="22"/>
+            <w:rFonts w:ascii="Calibri" w:hAnsi="Calibri" w:eastAsia="WenQuanYi Micro Hei"/>
+          </w:rPr>
+          <w:t xml:space="preserve">DOI</w:t>
+        </w:r>
+      </w:hyperlink>
+      <w:r>
+        <w:rPr>
+          <w:rFonts w:ascii="Calibri" w:hAnsi="Calibri" w:eastAsia="WenQuanYi Micro Hei" w:cs="Calibri"/>
+          <w:b w:val="0"/>
+          <w:i w:val="0"/>
+          <w:color w:val="222222"/>
+          <w:sz w:val="22"/>
+        </w:rPr>
+        <w:t xml:space="preserve"> · </w:t>
+      </w:r>
+      <w:hyperlink r:id="rId22">
+        <w:r>
+          <w:rPr>
+            <w:color w:val="1A5F9E"/>
+            <w:u w:val="single"/>
+            <w:sz w:val="22"/>
+            <w:rFonts w:ascii="Calibri" w:hAnsi="Calibri" w:eastAsia="WenQuanYi Micro Hei"/>
+          </w:rPr>
+          <w:t xml:space="preserve">PubMed</w:t>
+        </w:r>
+      </w:hyperlink>
+    </w:p>
+    <w:p>
+      <w:pPr>
+        <w:spacing w:after="120" w:line="360" w:lineRule="auto"/>
+        <w:ind w:left="425" w:hanging="227"/>
+      </w:pPr>
+      <w:r>
+        <w:rPr>
+          <w:rFonts w:ascii="Calibri" w:hAnsi="Calibri" w:eastAsia="WenQuanYi Micro Hei" w:cs="Calibri"/>
+          <w:b w:val="0"/>
+          <w:i w:val="0"/>
+          <w:color w:val="222222"/>
+          <w:sz w:val="22"/>
+        </w:rPr>
+        <w:t>•  【Cursor网搜】Goldstein JM, et al. 2005. 早卵泡期（低雌激素）负性唤醒下杏仁核、下丘脑、前扣带回等激活高于排卵期。</w:t>
+      </w:r>
+      <w:hyperlink r:id="rId23">
+        <w:r>
+          <w:rPr>
+            <w:color w:val="1A5F9E"/>
+            <w:u w:val="single"/>
+            <w:sz w:val="22"/>
+            <w:rFonts w:ascii="Calibri" w:hAnsi="Calibri" w:eastAsia="WenQuanYi Micro Hei"/>
+          </w:rPr>
+          <w:t xml:space="preserve">DOI</w:t>
+        </w:r>
+      </w:hyperlink>
+      <w:r>
+        <w:rPr>
+          <w:rFonts w:ascii="Calibri" w:hAnsi="Calibri" w:eastAsia="WenQuanYi Micro Hei" w:cs="Calibri"/>
+          <w:b w:val="0"/>
+          <w:i w:val="0"/>
+          <w:color w:val="222222"/>
+          <w:sz w:val="22"/>
+        </w:rPr>
+        <w:t xml:space="preserve"> · </w:t>
+      </w:r>
+      <w:hyperlink r:id="rId24">
+        <w:r>
+          <w:rPr>
+            <w:color w:val="1A5F9E"/>
+            <w:u w:val="single"/>
+            <w:sz w:val="22"/>
+            <w:rFonts w:ascii="Calibri" w:hAnsi="Calibri" w:eastAsia="WenQuanYi Micro Hei"/>
+          </w:rPr>
+          <w:t xml:space="preserve">原文</w:t>
+        </w:r>
+      </w:hyperlink>
+    </w:p>
+    <w:p>
+      <w:pPr>
+        <w:spacing w:after="120" w:line="360" w:lineRule="auto"/>
+        <w:ind w:left="425" w:hanging="227"/>
+      </w:pPr>
+      <w:r>
+        <w:rPr>
+          <w:rFonts w:ascii="Calibri" w:hAnsi="Calibri" w:eastAsia="WenQuanYi Micro Hei" w:cs="Calibri"/>
+          <w:b w:val="0"/>
+          <w:i w:val="0"/>
+          <w:color w:val="222222"/>
+          <w:sz w:val="22"/>
+        </w:rPr>
+        <w:t>•  【Cursor网搜】Goldstein JM, et al. 2010. 应激回路的性别差异依赖月经周期：早卵泡期女性更接近男性，排卵期部分皮层—皮层下激活被压低。</w:t>
+      </w:r>
+      <w:hyperlink r:id="rId25">
+        <w:r>
+          <w:rPr>
+            <w:color w:val="1A5F9E"/>
+            <w:u w:val="single"/>
+            <w:sz w:val="22"/>
+            <w:rFonts w:ascii="Calibri" w:hAnsi="Calibri" w:eastAsia="WenQuanYi Micro Hei"/>
+          </w:rPr>
+          <w:t xml:space="preserve">DOI</w:t>
+        </w:r>
+      </w:hyperlink>
+      <w:r>
+        <w:rPr>
+          <w:rFonts w:ascii="Calibri" w:hAnsi="Calibri" w:eastAsia="WenQuanYi Micro Hei" w:cs="Calibri"/>
+          <w:b w:val="0"/>
+          <w:i w:val="0"/>
+          <w:color w:val="222222"/>
+          <w:sz w:val="22"/>
+        </w:rPr>
+        <w:t xml:space="preserve"> · </w:t>
+      </w:r>
+      <w:hyperlink r:id="rId26">
+        <w:r>
+          <w:rPr>
+            <w:color w:val="1A5F9E"/>
+            <w:u w:val="single"/>
+            <w:sz w:val="22"/>
+            <w:rFonts w:ascii="Calibri" w:hAnsi="Calibri" w:eastAsia="WenQuanYi Micro Hei"/>
+          </w:rPr>
+          <w:t xml:space="preserve">原文</w:t>
+        </w:r>
+      </w:hyperlink>
+    </w:p>
+    <w:p>
+      <w:pPr>
+        <w:spacing w:after="120" w:line="360" w:lineRule="auto"/>
+        <w:ind w:left="425" w:hanging="227"/>
+      </w:pPr>
+      <w:r>
+        <w:rPr>
+          <w:rFonts w:ascii="Calibri" w:hAnsi="Calibri" w:eastAsia="WenQuanYi Micro Hei" w:cs="Calibri"/>
+          <w:b w:val="0"/>
+          <w:i w:val="0"/>
+          <w:color w:val="222222"/>
+          <w:sz w:val="22"/>
+        </w:rPr>
+        <w:t>•  【Cursor网搜】Shansky RM, et al. 2004. 雌激素放大急性应激对前额叶工作记忆的打击（动情前期雌鼠对更低剂量即受损）。</w:t>
+      </w:r>
+      <w:hyperlink r:id="rId27">
+        <w:r>
+          <w:rPr>
+            <w:color w:val="1A5F9E"/>
+            <w:u w:val="single"/>
+            <w:sz w:val="22"/>
+            <w:rFonts w:ascii="Calibri" w:hAnsi="Calibri" w:eastAsia="WenQuanYi Micro Hei"/>
+          </w:rPr>
+          <w:t xml:space="preserve">DOI</w:t>
+        </w:r>
+      </w:hyperlink>
+    </w:p>
+    <w:p>
+      <w:pPr>
+        <w:spacing w:after="120" w:line="360" w:lineRule="auto"/>
+        <w:ind w:left="425" w:hanging="227"/>
+      </w:pPr>
+      <w:r>
+        <w:rPr>
+          <w:rFonts w:ascii="Calibri" w:hAnsi="Calibri" w:eastAsia="WenQuanYi Micro Hei" w:cs="Calibri"/>
+          <w:b w:val="0"/>
+          <w:i w:val="0"/>
+          <w:color w:val="222222"/>
+          <w:sz w:val="22"/>
+        </w:rPr>
+        <w:t>•  注意：雌激素不是单向放大谷氨酸毒性。【Cursor网搜】Wei J, et al. 2014 显示重复束缚下雌鼠前额叶谷氨酸传递和认知反而更抗打，阻断雌激素受体后损伤才出现。</w:t>
+      </w:r>
+      <w:hyperlink r:id="rId28">
+        <w:r>
+          <w:rPr>
+            <w:color w:val="1A5F9E"/>
+            <w:u w:val="single"/>
+            <w:sz w:val="22"/>
+            <w:rFonts w:ascii="Calibri" w:hAnsi="Calibri" w:eastAsia="WenQuanYi Micro Hei"/>
+          </w:rPr>
+          <w:t xml:space="preserve">DOI</w:t>
+        </w:r>
+      </w:hyperlink>
+    </w:p>
+    <w:p>
+      <w:pPr>
+        <w:spacing w:after="120" w:line="360" w:lineRule="auto"/>
+      </w:pPr>
+      <w:r>
+        <w:rPr>
+          <w:rFonts w:ascii="Calibri" w:hAnsi="Calibri" w:eastAsia="WenQuanYi Micro Hei" w:cs="Calibri"/>
+          <w:b w:val="0"/>
+          <w:i w:val="0"/>
+          <w:color w:val="222222"/>
+          <w:sz w:val="22"/>
+        </w:rPr>
+        <w:t>#### 4.3 短期 · 男性更突出</w:t>
+      </w:r>
+    </w:p>
+    <w:p>
+      <w:pPr>
+        <w:spacing w:after="120" w:line="360" w:lineRule="auto"/>
+        <w:ind w:left="425" w:hanging="227"/>
+      </w:pPr>
+      <w:r>
+        <w:rPr>
+          <w:rFonts w:ascii="Calibri" w:hAnsi="Calibri" w:eastAsia="WenQuanYi Micro Hei" w:cs="Calibri"/>
+          <w:b w:val="0"/>
+          <w:i w:val="0"/>
+          <w:color w:val="222222"/>
+          <w:sz w:val="22"/>
+        </w:rPr>
+        <w:t>•  【Cursor网搜】Lund TD, Hinds LR, Handa RJ. 2006. DHT / 3β-diol 经下丘脑 ERβ 压低束缚后 ACTH 和皮质酮；氟他胺不能阻断。</w:t>
+      </w:r>
+      <w:hyperlink r:id="rId29">
+        <w:r>
+          <w:rPr>
+            <w:color w:val="1A5F9E"/>
+            <w:u w:val="single"/>
+            <w:sz w:val="22"/>
+            <w:rFonts w:ascii="Calibri" w:hAnsi="Calibri" w:eastAsia="WenQuanYi Micro Hei"/>
+          </w:rPr>
+          <w:t xml:space="preserve">DOI</w:t>
+        </w:r>
+      </w:hyperlink>
+      <w:r>
+        <w:rPr>
+          <w:rFonts w:ascii="Calibri" w:hAnsi="Calibri" w:eastAsia="WenQuanYi Micro Hei" w:cs="Calibri"/>
+          <w:b w:val="0"/>
+          <w:i w:val="0"/>
+          <w:color w:val="222222"/>
+          <w:sz w:val="22"/>
+        </w:rPr>
+        <w:t xml:space="preserve"> · </w:t>
+      </w:r>
+      <w:hyperlink r:id="rId30">
+        <w:r>
+          <w:rPr>
+            <w:color w:val="1A5F9E"/>
+            <w:u w:val="single"/>
+            <w:sz w:val="22"/>
+            <w:rFonts w:ascii="Calibri" w:hAnsi="Calibri" w:eastAsia="WenQuanYi Micro Hei"/>
+          </w:rPr>
+          <w:t xml:space="preserve">PMC</w:t>
+        </w:r>
+      </w:hyperlink>
+    </w:p>
+    <w:p>
+      <w:pPr>
+        <w:spacing w:after="120" w:line="360" w:lineRule="auto"/>
+        <w:ind w:left="425" w:hanging="227"/>
+      </w:pPr>
+      <w:r>
+        <w:rPr>
+          <w:rFonts w:ascii="Calibri" w:hAnsi="Calibri" w:eastAsia="WenQuanYi Micro Hei" w:cs="Calibri"/>
+          <w:b w:val="0"/>
+          <w:i w:val="0"/>
+          <w:color w:val="222222"/>
+          <w:sz w:val="22"/>
+        </w:rPr>
+        <w:t>•  【Cursor网搜】Kudielka BM, Kirschbaum C. 2005. 综述：心理社会应激（尤其 TSST）中男性皮质醇反应常常大于女性，并受性激素和性激素结合球蛋白调制。</w:t>
+      </w:r>
+      <w:hyperlink r:id="rId31">
+        <w:r>
+          <w:rPr>
+            <w:color w:val="1A5F9E"/>
+            <w:u w:val="single"/>
+            <w:sz w:val="22"/>
+            <w:rFonts w:ascii="Calibri" w:hAnsi="Calibri" w:eastAsia="WenQuanYi Micro Hei"/>
+          </w:rPr>
+          <w:t xml:space="preserve">DOI</w:t>
+        </w:r>
+      </w:hyperlink>
+      <w:r>
+        <w:rPr>
+          <w:rFonts w:ascii="Calibri" w:hAnsi="Calibri" w:eastAsia="WenQuanYi Micro Hei" w:cs="Calibri"/>
+          <w:b w:val="0"/>
+          <w:i w:val="0"/>
+          <w:color w:val="222222"/>
+          <w:sz w:val="22"/>
+        </w:rPr>
+        <w:t xml:space="preserve"> · </w:t>
+      </w:r>
+      <w:hyperlink r:id="rId32">
+        <w:r>
+          <w:rPr>
+            <w:color w:val="1A5F9E"/>
+            <w:u w:val="single"/>
+            <w:sz w:val="22"/>
+            <w:rFonts w:ascii="Calibri" w:hAnsi="Calibri" w:eastAsia="WenQuanYi Micro Hei"/>
+          </w:rPr>
+          <w:t xml:space="preserve">PubMed</w:t>
+        </w:r>
+      </w:hyperlink>
+    </w:p>
+    <w:p>
+      <w:pPr>
+        <w:spacing w:after="120" w:line="360" w:lineRule="auto"/>
+        <w:ind w:left="425" w:hanging="227"/>
+      </w:pPr>
+      <w:r>
+        <w:rPr>
+          <w:rFonts w:ascii="Calibri" w:hAnsi="Calibri" w:eastAsia="WenQuanYi Micro Hei" w:cs="Calibri"/>
+          <w:b w:val="0"/>
+          <w:i w:val="0"/>
+          <w:color w:val="222222"/>
+          <w:sz w:val="22"/>
+        </w:rPr>
+        <w:t>•  【Cursor网搜】de Vente W, et al. 2015. 临床耗竭样本中，男性患者基础收缩压更高、皮质醇反应更低，自主神经和 HPA 失调比女性更明显。</w:t>
+      </w:r>
+      <w:hyperlink r:id="rId33">
+        <w:r>
+          <w:rPr>
+            <w:color w:val="1A5F9E"/>
+            <w:u w:val="single"/>
+            <w:sz w:val="22"/>
+            <w:rFonts w:ascii="Calibri" w:hAnsi="Calibri" w:eastAsia="WenQuanYi Micro Hei"/>
+          </w:rPr>
+          <w:t xml:space="preserve">DOI</w:t>
+        </w:r>
+      </w:hyperlink>
+      <w:r>
+        <w:rPr>
+          <w:rFonts w:ascii="Calibri" w:hAnsi="Calibri" w:eastAsia="WenQuanYi Micro Hei" w:cs="Calibri"/>
+          <w:b w:val="0"/>
+          <w:i w:val="0"/>
+          <w:color w:val="222222"/>
+          <w:sz w:val="22"/>
+        </w:rPr>
+        <w:t xml:space="preserve"> · </w:t>
+      </w:r>
+      <w:hyperlink r:id="rId34">
+        <w:r>
+          <w:rPr>
+            <w:color w:val="1A5F9E"/>
+            <w:u w:val="single"/>
+            <w:sz w:val="22"/>
+            <w:rFonts w:ascii="Calibri" w:hAnsi="Calibri" w:eastAsia="WenQuanYi Micro Hei"/>
+          </w:rPr>
+          <w:t xml:space="preserve">原文</w:t>
+        </w:r>
+      </w:hyperlink>
+    </w:p>
+    <w:p>
+      <w:pPr>
+        <w:spacing w:after="120" w:line="360" w:lineRule="auto"/>
+      </w:pPr>
+      <w:r>
+        <w:rPr>
+          <w:rFonts w:ascii="Calibri" w:hAnsi="Calibri" w:eastAsia="WenQuanYi Micro Hei" w:cs="Calibri"/>
+          <w:b w:val="0"/>
+          <w:i w:val="0"/>
+          <w:color w:val="222222"/>
+          <w:sz w:val="22"/>
+        </w:rPr>
+        <w:t>#### 4.4 长期 · 男女共同</w:t>
+      </w:r>
+    </w:p>
+    <w:p>
+      <w:pPr>
+        <w:spacing w:after="120" w:line="360" w:lineRule="auto"/>
+        <w:ind w:left="425" w:hanging="227"/>
+      </w:pPr>
+      <w:r>
+        <w:rPr>
+          <w:rFonts w:ascii="Calibri" w:hAnsi="Calibri" w:eastAsia="WenQuanYi Micro Hei" w:cs="Calibri"/>
+          <w:b w:val="0"/>
+          <w:i w:val="0"/>
+          <w:color w:val="222222"/>
+          <w:sz w:val="22"/>
+        </w:rPr>
+        <w:t>•  【Cursor网搜】Vyas A, et al. 2002. 同一慢性束缚：海马 CA3 树突缩短约 29%，杏仁核锥体树突中位长度约 +25%。</w:t>
+      </w:r>
+      <w:hyperlink r:id="rId35">
+        <w:r>
+          <w:rPr>
+            <w:color w:val="1A5F9E"/>
+            <w:u w:val="single"/>
+            <w:sz w:val="22"/>
+            <w:rFonts w:ascii="Calibri" w:hAnsi="Calibri" w:eastAsia="WenQuanYi Micro Hei"/>
+          </w:rPr>
+          <w:t xml:space="preserve">DOI</w:t>
+        </w:r>
+      </w:hyperlink>
+      <w:r>
+        <w:rPr>
+          <w:rFonts w:ascii="Calibri" w:hAnsi="Calibri" w:eastAsia="WenQuanYi Micro Hei" w:cs="Calibri"/>
+          <w:b w:val="0"/>
+          <w:i w:val="0"/>
+          <w:color w:val="222222"/>
+          <w:sz w:val="22"/>
+        </w:rPr>
+        <w:t xml:space="preserve"> · </w:t>
+      </w:r>
+      <w:hyperlink r:id="rId36">
+        <w:r>
+          <w:rPr>
+            <w:color w:val="1A5F9E"/>
+            <w:u w:val="single"/>
+            <w:sz w:val="22"/>
+            <w:rFonts w:ascii="Calibri" w:hAnsi="Calibri" w:eastAsia="WenQuanYi Micro Hei"/>
+          </w:rPr>
+          <w:t xml:space="preserve">PMC</w:t>
+        </w:r>
+      </w:hyperlink>
+    </w:p>
+    <w:p>
+      <w:pPr>
+        <w:spacing w:after="120" w:line="360" w:lineRule="auto"/>
+        <w:ind w:left="425" w:hanging="227"/>
+      </w:pPr>
+      <w:r>
+        <w:rPr>
+          <w:rFonts w:ascii="Calibri" w:hAnsi="Calibri" w:eastAsia="WenQuanYi Micro Hei" w:cs="Calibri"/>
+          <w:b w:val="0"/>
+          <w:i w:val="0"/>
+          <w:color w:val="222222"/>
+          <w:sz w:val="22"/>
+        </w:rPr>
+        <w:t>•  【Cursor网搜】Lupien SJ, et al. 1998. 多年高皮质醇老人海马体积约小 14%，海马依赖记忆更差。</w:t>
+      </w:r>
+      <w:hyperlink r:id="rId37">
+        <w:r>
+          <w:rPr>
+            <w:color w:val="1A5F9E"/>
+            <w:u w:val="single"/>
+            <w:sz w:val="22"/>
+            <w:rFonts w:ascii="Calibri" w:hAnsi="Calibri" w:eastAsia="WenQuanYi Micro Hei"/>
+          </w:rPr>
+          <w:t xml:space="preserve">DOI</w:t>
+        </w:r>
+      </w:hyperlink>
+      <w:r>
+        <w:rPr>
+          <w:rFonts w:ascii="Calibri" w:hAnsi="Calibri" w:eastAsia="WenQuanYi Micro Hei" w:cs="Calibri"/>
+          <w:b w:val="0"/>
+          <w:i w:val="0"/>
+          <w:color w:val="222222"/>
+          <w:sz w:val="22"/>
+        </w:rPr>
+        <w:t xml:space="preserve"> · </w:t>
+      </w:r>
+      <w:hyperlink r:id="rId38">
+        <w:r>
+          <w:rPr>
+            <w:color w:val="1A5F9E"/>
+            <w:u w:val="single"/>
+            <w:sz w:val="22"/>
+            <w:rFonts w:ascii="Calibri" w:hAnsi="Calibri" w:eastAsia="WenQuanYi Micro Hei"/>
+          </w:rPr>
+          <w:t xml:space="preserve">PubMed</w:t>
+        </w:r>
+      </w:hyperlink>
+    </w:p>
+    <w:p>
+      <w:pPr>
+        <w:spacing w:after="120" w:line="360" w:lineRule="auto"/>
+        <w:ind w:left="425" w:hanging="227"/>
+      </w:pPr>
+      <w:r>
+        <w:rPr>
+          <w:rFonts w:ascii="Calibri" w:hAnsi="Calibri" w:eastAsia="WenQuanYi Micro Hei" w:cs="Calibri"/>
+          <w:b w:val="0"/>
+          <w:i w:val="0"/>
+          <w:color w:val="222222"/>
+          <w:sz w:val="22"/>
+        </w:rPr>
+        <w:t>•  【Cursor网搜】Liston C, et al. 2006. 大鼠前额叶树突重塑预测注意定势切换受损——对应“注意更难按目标切换”。</w:t>
+      </w:r>
+      <w:hyperlink r:id="rId39">
+        <w:r>
+          <w:rPr>
+            <w:color w:val="1A5F9E"/>
+            <w:u w:val="single"/>
+            <w:sz w:val="22"/>
+            <w:rFonts w:ascii="Calibri" w:hAnsi="Calibri" w:eastAsia="WenQuanYi Micro Hei"/>
+          </w:rPr>
+          <w:t xml:space="preserve">DOI</w:t>
+        </w:r>
+      </w:hyperlink>
+    </w:p>
+    <w:p>
+      <w:pPr>
+        <w:spacing w:after="120" w:line="360" w:lineRule="auto"/>
+        <w:ind w:left="425" w:hanging="227"/>
+      </w:pPr>
+      <w:r>
+        <w:rPr>
+          <w:rFonts w:ascii="Calibri" w:hAnsi="Calibri" w:eastAsia="WenQuanYi Micro Hei" w:cs="Calibri"/>
+          <w:b w:val="0"/>
+          <w:i w:val="0"/>
+          <w:color w:val="222222"/>
+          <w:sz w:val="22"/>
+        </w:rPr>
+        <w:t>•  【Cursor网搜】Liston C, McEwen BS, Casey BJ. 2009. 健康成人约 1 个月心理社会应激即可可逆地打断额顶注意控制。</w:t>
+      </w:r>
+      <w:hyperlink r:id="rId40">
+        <w:r>
+          <w:rPr>
+            <w:color w:val="1A5F9E"/>
+            <w:u w:val="single"/>
+            <w:sz w:val="22"/>
+            <w:rFonts w:ascii="Calibri" w:hAnsi="Calibri" w:eastAsia="WenQuanYi Micro Hei"/>
+          </w:rPr>
+          <w:t xml:space="preserve">DOI</w:t>
+        </w:r>
+      </w:hyperlink>
+      <w:r>
+        <w:rPr>
+          <w:rFonts w:ascii="Calibri" w:hAnsi="Calibri" w:eastAsia="WenQuanYi Micro Hei" w:cs="Calibri"/>
+          <w:b w:val="0"/>
+          <w:i w:val="0"/>
+          <w:color w:val="222222"/>
+          <w:sz w:val="22"/>
+        </w:rPr>
+        <w:t xml:space="preserve"> · </w:t>
+      </w:r>
+      <w:hyperlink r:id="rId41">
+        <w:r>
+          <w:rPr>
+            <w:color w:val="1A5F9E"/>
+            <w:u w:val="single"/>
+            <w:sz w:val="22"/>
+            <w:rFonts w:ascii="Calibri" w:hAnsi="Calibri" w:eastAsia="WenQuanYi Micro Hei"/>
+          </w:rPr>
+          <w:t xml:space="preserve">PMC</w:t>
+        </w:r>
+      </w:hyperlink>
+    </w:p>
+    <w:p>
+      <w:pPr>
+        <w:spacing w:after="120" w:line="360" w:lineRule="auto"/>
+        <w:ind w:left="425" w:hanging="227"/>
+      </w:pPr>
+      <w:r>
+        <w:rPr>
+          <w:rFonts w:ascii="Calibri" w:hAnsi="Calibri" w:eastAsia="WenQuanYi Micro Hei" w:cs="Calibri"/>
+          <w:b w:val="0"/>
+          <w:i w:val="0"/>
+          <w:color w:val="222222"/>
+          <w:sz w:val="22"/>
+        </w:rPr>
+        <w:t>•  【Cursor网搜】McEwen BS, Nasca C, Gray JD. 2016. 综述：海马 / 前额叶减配、杏仁核超配是跨物种的长期重塑公式。</w:t>
+      </w:r>
+      <w:hyperlink r:id="rId42">
+        <w:r>
+          <w:rPr>
+            <w:color w:val="1A5F9E"/>
+            <w:u w:val="single"/>
+            <w:sz w:val="22"/>
+            <w:rFonts w:ascii="Calibri" w:hAnsi="Calibri" w:eastAsia="WenQuanYi Micro Hei"/>
+          </w:rPr>
+          <w:t xml:space="preserve">DOI</w:t>
+        </w:r>
+      </w:hyperlink>
+    </w:p>
+    <w:p>
+      <w:pPr>
+        <w:spacing w:after="120" w:line="360" w:lineRule="auto"/>
+        <w:ind w:left="425" w:hanging="227"/>
+      </w:pPr>
+      <w:r>
+        <w:rPr>
+          <w:rFonts w:ascii="Calibri" w:hAnsi="Calibri" w:eastAsia="WenQuanYi Micro Hei" w:cs="Calibri"/>
+          <w:b w:val="0"/>
+          <w:i w:val="0"/>
+          <w:color w:val="222222"/>
+          <w:sz w:val="22"/>
+        </w:rPr>
+        <w:t>•  【Cursor网搜】Blix E, Perski A, Berglund H, Savic I. 2013. 长期职业应激者前扣带回和背外侧前额叶灰质减少，尾状核 / 壳核体积下降。</w:t>
+      </w:r>
+      <w:hyperlink r:id="rId43">
+        <w:r>
+          <w:rPr>
+            <w:color w:val="1A5F9E"/>
+            <w:u w:val="single"/>
+            <w:sz w:val="22"/>
+            <w:rFonts w:ascii="Calibri" w:hAnsi="Calibri" w:eastAsia="WenQuanYi Micro Hei"/>
+          </w:rPr>
+          <w:t xml:space="preserve">DOI</w:t>
+        </w:r>
+      </w:hyperlink>
+    </w:p>
+    <w:p>
+      <w:pPr>
+        <w:spacing w:after="120" w:line="360" w:lineRule="auto"/>
+      </w:pPr>
+      <w:r>
+        <w:rPr>
+          <w:rFonts w:ascii="Calibri" w:hAnsi="Calibri" w:eastAsia="WenQuanYi Micro Hei" w:cs="Calibri"/>
+          <w:b w:val="0"/>
+          <w:i w:val="0"/>
+          <w:color w:val="222222"/>
+          <w:sz w:val="22"/>
+        </w:rPr>
+        <w:t>#### 4.5 长期 · 女性更突出</w:t>
+      </w:r>
+    </w:p>
+    <w:p>
+      <w:pPr>
+        <w:spacing w:after="120" w:line="360" w:lineRule="auto"/>
+        <w:ind w:left="425" w:hanging="227"/>
+      </w:pPr>
+      <w:r>
+        <w:rPr>
+          <w:rFonts w:ascii="Calibri" w:hAnsi="Calibri" w:eastAsia="WenQuanYi Micro Hei" w:cs="Calibri"/>
+          <w:b w:val="0"/>
+          <w:i w:val="0"/>
+          <w:color w:val="222222"/>
+          <w:sz w:val="22"/>
+        </w:rPr>
+        <w:t>•  【截图他源】Savic I. 2020. 职业耗竭女性 ACC/mPFC 谷氨酸升高并与主观压力相关；杏仁核 NAA 升高；男性患者无此改变。用户原链：</w:t>
+      </w:r>
+      <w:hyperlink r:id="rId9">
+        <w:r>
+          <w:rPr>
+            <w:color w:val="1A5F9E"/>
+            <w:u w:val="single"/>
+            <w:sz w:val="22"/>
+            <w:rFonts w:ascii="Calibri" w:hAnsi="Calibri" w:eastAsia="WenQuanYi Micro Hei"/>
+          </w:rPr>
+          <w:t xml:space="preserve">Oxford 全文</w:t>
+        </w:r>
+      </w:hyperlink>
+      <w:r>
+        <w:rPr>
+          <w:rFonts w:ascii="Calibri" w:hAnsi="Calibri" w:eastAsia="WenQuanYi Micro Hei" w:cs="Calibri"/>
+          <w:b w:val="0"/>
+          <w:i w:val="0"/>
+          <w:color w:val="222222"/>
+          <w:sz w:val="22"/>
+        </w:rPr>
+        <w:t xml:space="preserve"> · </w:t>
+      </w:r>
+      <w:hyperlink r:id="rId10">
+        <w:r>
+          <w:rPr>
+            <w:color w:val="1A5F9E"/>
+            <w:u w:val="single"/>
+            <w:sz w:val="22"/>
+            <w:rFonts w:ascii="Calibri" w:hAnsi="Calibri" w:eastAsia="WenQuanYi Micro Hei"/>
+          </w:rPr>
+          <w:t xml:space="preserve">DOI</w:t>
+        </w:r>
+      </w:hyperlink>
+      <w:r>
+        <w:rPr>
+          <w:rFonts w:ascii="Calibri" w:hAnsi="Calibri" w:eastAsia="WenQuanYi Micro Hei" w:cs="Calibri"/>
+          <w:b w:val="0"/>
+          <w:i w:val="0"/>
+          <w:color w:val="222222"/>
+          <w:sz w:val="22"/>
+        </w:rPr>
+        <w:t xml:space="preserve"> · </w:t>
+      </w:r>
+      <w:hyperlink r:id="rId11">
+        <w:r>
+          <w:rPr>
+            <w:color w:val="1A5F9E"/>
+            <w:u w:val="single"/>
+            <w:sz w:val="22"/>
+            <w:rFonts w:ascii="Calibri" w:hAnsi="Calibri" w:eastAsia="WenQuanYi Micro Hei"/>
+          </w:rPr>
+          <w:t xml:space="preserve">PubMed</w:t>
+        </w:r>
+      </w:hyperlink>
+    </w:p>
+    <w:p>
+      <w:pPr>
+        <w:spacing w:after="120" w:line="360" w:lineRule="auto"/>
+        <w:ind w:left="425" w:hanging="227"/>
+      </w:pPr>
+      <w:r>
+        <w:rPr>
+          <w:rFonts w:ascii="Calibri" w:hAnsi="Calibri" w:eastAsia="WenQuanYi Micro Hei" w:cs="Calibri"/>
+          <w:b w:val="0"/>
+          <w:i w:val="0"/>
+          <w:color w:val="222222"/>
+          <w:sz w:val="22"/>
+        </w:rPr>
+        <w:t>•  【Cursor网搜】Savic I, Perski A, Osika W. 2017/2018. 同一临床问题的结构篇：杏仁核增大和 PFC / 颞上回变薄在女性更显著；杏仁核增大仅女性显著。</w:t>
+      </w:r>
+      <w:hyperlink r:id="rId44">
+        <w:r>
+          <w:rPr>
+            <w:color w:val="1A5F9E"/>
+            <w:u w:val="single"/>
+            <w:sz w:val="22"/>
+            <w:rFonts w:ascii="Calibri" w:hAnsi="Calibri" w:eastAsia="WenQuanYi Micro Hei"/>
+          </w:rPr>
+          <w:t xml:space="preserve">DOI</w:t>
+        </w:r>
+      </w:hyperlink>
+    </w:p>
+    <w:p>
+      <w:pPr>
+        <w:spacing w:after="120" w:line="360" w:lineRule="auto"/>
+        <w:ind w:left="425" w:hanging="227"/>
+      </w:pPr>
+      <w:r>
+        <w:rPr>
+          <w:rFonts w:ascii="Calibri" w:hAnsi="Calibri" w:eastAsia="WenQuanYi Micro Hei" w:cs="Calibri"/>
+          <w:b w:val="0"/>
+          <w:i w:val="0"/>
+          <w:color w:val="222222"/>
+          <w:sz w:val="22"/>
+        </w:rPr>
+        <w:t>•  【Cursor网搜】Shansky RM, et al. 2010. 雌激素使雌鼠 mPFC→基底外侧杏仁核投射神经元在重复应激后树突和棘突增加，这条情绪通路更敏感。</w:t>
+      </w:r>
+      <w:hyperlink r:id="rId45">
+        <w:r>
+          <w:rPr>
+            <w:color w:val="1A5F9E"/>
+            <w:u w:val="single"/>
+            <w:sz w:val="22"/>
+            <w:rFonts w:ascii="Calibri" w:hAnsi="Calibri" w:eastAsia="WenQuanYi Micro Hei"/>
+          </w:rPr>
+          <w:t xml:space="preserve">DOI</w:t>
+        </w:r>
+      </w:hyperlink>
+      <w:r>
+        <w:rPr>
+          <w:rFonts w:ascii="Calibri" w:hAnsi="Calibri" w:eastAsia="WenQuanYi Micro Hei" w:cs="Calibri"/>
+          <w:b w:val="0"/>
+          <w:i w:val="0"/>
+          <w:color w:val="222222"/>
+          <w:sz w:val="22"/>
+        </w:rPr>
+        <w:t xml:space="preserve"> · </w:t>
+      </w:r>
+      <w:hyperlink r:id="rId46">
+        <w:r>
+          <w:rPr>
+            <w:color w:val="1A5F9E"/>
+            <w:u w:val="single"/>
+            <w:sz w:val="22"/>
+            <w:rFonts w:ascii="Calibri" w:hAnsi="Calibri" w:eastAsia="WenQuanYi Micro Hei"/>
+          </w:rPr>
+          <w:t xml:space="preserve">PMC</w:t>
+        </w:r>
+      </w:hyperlink>
+    </w:p>
+    <w:p>
+      <w:pPr>
+        <w:spacing w:after="120" w:line="360" w:lineRule="auto"/>
+        <w:ind w:left="425" w:hanging="227"/>
+      </w:pPr>
+      <w:r>
+        <w:rPr>
+          <w:rFonts w:ascii="Calibri" w:hAnsi="Calibri" w:eastAsia="WenQuanYi Micro Hei" w:cs="Calibri"/>
+          <w:b w:val="0"/>
+          <w:i w:val="0"/>
+          <w:color w:val="222222"/>
+          <w:sz w:val="22"/>
+        </w:rPr>
+        <w:t>•  【Cursor网搜】Maeng LY, Waddell J, Shors TJ. 2010. 急性应激后学习受损依赖 mPFC 与杏仁核对话，发生在雌性而不在雄性。</w:t>
+      </w:r>
+      <w:hyperlink r:id="rId47">
+        <w:r>
+          <w:rPr>
+            <w:color w:val="1A5F9E"/>
+            <w:u w:val="single"/>
+            <w:sz w:val="22"/>
+            <w:rFonts w:ascii="Calibri" w:hAnsi="Calibri" w:eastAsia="WenQuanYi Micro Hei"/>
+          </w:rPr>
+          <w:t xml:space="preserve">DOI</w:t>
+        </w:r>
+      </w:hyperlink>
+      <w:r>
+        <w:rPr>
+          <w:rFonts w:ascii="Calibri" w:hAnsi="Calibri" w:eastAsia="WenQuanYi Micro Hei" w:cs="Calibri"/>
+          <w:b w:val="0"/>
+          <w:i w:val="0"/>
+          <w:color w:val="222222"/>
+          <w:sz w:val="22"/>
+        </w:rPr>
+        <w:t xml:space="preserve"> · </w:t>
+      </w:r>
+      <w:hyperlink r:id="rId48">
+        <w:r>
+          <w:rPr>
+            <w:color w:val="1A5F9E"/>
+            <w:u w:val="single"/>
+            <w:sz w:val="22"/>
+            <w:rFonts w:ascii="Calibri" w:hAnsi="Calibri" w:eastAsia="WenQuanYi Micro Hei"/>
+          </w:rPr>
+          <w:t xml:space="preserve">原文</w:t>
+        </w:r>
+      </w:hyperlink>
+    </w:p>
+    <w:p>
+      <w:pPr>
+        <w:spacing w:after="120" w:line="360" w:lineRule="auto"/>
+      </w:pPr>
+      <w:r>
+        <w:rPr>
+          <w:rFonts w:ascii="Calibri" w:hAnsi="Calibri" w:eastAsia="WenQuanYi Micro Hei" w:cs="Calibri"/>
+          <w:b w:val="0"/>
+          <w:i w:val="0"/>
+          <w:color w:val="222222"/>
+          <w:sz w:val="22"/>
+        </w:rPr>
+        <w:t>#### 4.6 长期 · 男性更突出</w:t>
+      </w:r>
+    </w:p>
+    <w:p>
+      <w:pPr>
+        <w:spacing w:after="120" w:line="360" w:lineRule="auto"/>
+        <w:ind w:left="425" w:hanging="227"/>
+      </w:pPr>
+      <w:r>
+        <w:rPr>
+          <w:rFonts w:ascii="Calibri" w:hAnsi="Calibri" w:eastAsia="WenQuanYi Micro Hei" w:cs="Calibri"/>
+          <w:b w:val="0"/>
+          <w:i w:val="0"/>
+          <w:color w:val="222222"/>
+          <w:sz w:val="22"/>
+        </w:rPr>
+        <w:t>•  【Cursor网搜】Savic I, Perski A, Osika W. 2017/2018. 职业耗竭男性尾状核缩小更突出；作者解释为杏仁核—纹状体通路在男性中更易被谷氨酸兴奋性负荷打到。</w:t>
+      </w:r>
+      <w:hyperlink r:id="rId44">
+        <w:r>
+          <w:rPr>
+            <w:color w:val="1A5F9E"/>
+            <w:u w:val="single"/>
+            <w:sz w:val="22"/>
+            <w:rFonts w:ascii="Calibri" w:hAnsi="Calibri" w:eastAsia="WenQuanYi Micro Hei"/>
+          </w:rPr>
+          <w:t xml:space="preserve">DOI</w:t>
+        </w:r>
+      </w:hyperlink>
+    </w:p>
+    <w:p>
+      <w:pPr>
+        <w:spacing w:after="120" w:line="360" w:lineRule="auto"/>
+        <w:ind w:left="425" w:hanging="227"/>
+      </w:pPr>
+      <w:r>
+        <w:rPr>
+          <w:rFonts w:ascii="Calibri" w:hAnsi="Calibri" w:eastAsia="WenQuanYi Micro Hei" w:cs="Calibri"/>
+          <w:b w:val="0"/>
+          <w:i w:val="0"/>
+          <w:color w:val="222222"/>
+          <w:sz w:val="22"/>
+        </w:rPr>
+        <w:t>•  【Cursor网搜】Blix E, et al. 2013. 职业应激者双侧尾状核和壳核体积下降，并与知觉压力负相关。</w:t>
+      </w:r>
+      <w:hyperlink r:id="rId43">
+        <w:r>
+          <w:rPr>
+            <w:color w:val="1A5F9E"/>
+            <w:u w:val="single"/>
+            <w:sz w:val="22"/>
+            <w:rFonts w:ascii="Calibri" w:hAnsi="Calibri" w:eastAsia="WenQuanYi Micro Hei"/>
+          </w:rPr>
+          <w:t xml:space="preserve">DOI</w:t>
+        </w:r>
+      </w:hyperlink>
+    </w:p>
+    <w:p>
+      <w:pPr>
+        <w:spacing w:after="120" w:line="360" w:lineRule="auto"/>
+        <w:ind w:left="425" w:hanging="227"/>
+      </w:pPr>
+      <w:r>
+        <w:rPr>
+          <w:rFonts w:ascii="Calibri" w:hAnsi="Calibri" w:eastAsia="WenQuanYi Micro Hei" w:cs="Calibri"/>
+          <w:b w:val="0"/>
+          <w:i w:val="0"/>
+          <w:color w:val="222222"/>
+          <w:sz w:val="22"/>
+        </w:rPr>
+        <w:t>•  【Cursor网搜】Panizzon MS, et al. 2018. 中年男性中，皮质醇高时睾酮越高海马越大、情景记忆越好；皮质醇低时符号反转。</w:t>
+      </w:r>
+      <w:hyperlink r:id="rId49">
+        <w:r>
+          <w:rPr>
+            <w:color w:val="1A5F9E"/>
+            <w:u w:val="single"/>
+            <w:sz w:val="22"/>
+            <w:rFonts w:ascii="Calibri" w:hAnsi="Calibri" w:eastAsia="WenQuanYi Micro Hei"/>
+          </w:rPr>
+          <w:t xml:space="preserve">DOI</w:t>
+        </w:r>
+      </w:hyperlink>
+      <w:r>
+        <w:rPr>
+          <w:rFonts w:ascii="Calibri" w:hAnsi="Calibri" w:eastAsia="WenQuanYi Micro Hei" w:cs="Calibri"/>
+          <w:b w:val="0"/>
+          <w:i w:val="0"/>
+          <w:color w:val="222222"/>
+          <w:sz w:val="22"/>
+        </w:rPr>
+        <w:t xml:space="preserve"> · </w:t>
+      </w:r>
+      <w:hyperlink r:id="rId50">
+        <w:r>
+          <w:rPr>
+            <w:color w:val="1A5F9E"/>
+            <w:u w:val="single"/>
+            <w:sz w:val="22"/>
+            <w:rFonts w:ascii="Calibri" w:hAnsi="Calibri" w:eastAsia="WenQuanYi Micro Hei"/>
+          </w:rPr>
+          <w:t xml:space="preserve">PMC</w:t>
+        </w:r>
+      </w:hyperlink>
+    </w:p>
+    <w:p>
+      <w:pPr>
+        <w:spacing w:after="120" w:line="360" w:lineRule="auto"/>
+        <w:ind w:left="425" w:hanging="227"/>
+      </w:pPr>
+      <w:r>
+        <w:rPr>
+          <w:rFonts w:ascii="Calibri" w:hAnsi="Calibri" w:eastAsia="WenQuanYi Micro Hei" w:cs="Calibri"/>
+          <w:b w:val="0"/>
+          <w:i w:val="0"/>
+          <w:color w:val="222222"/>
+          <w:sz w:val="22"/>
+        </w:rPr>
+        <w:t>•  【Cursor网搜】de Vente W, et al. 2015. 耗竭相关的心血管 / 副交感与 HPA 失调以男性更明显，对应“男性更突出的躯体—心血管代价”。</w:t>
+      </w:r>
+      <w:hyperlink r:id="rId33">
+        <w:r>
+          <w:rPr>
+            <w:color w:val="1A5F9E"/>
+            <w:u w:val="single"/>
+            <w:sz w:val="22"/>
+            <w:rFonts w:ascii="Calibri" w:hAnsi="Calibri" w:eastAsia="WenQuanYi Micro Hei"/>
+          </w:rPr>
+          <w:t xml:space="preserve">DOI</w:t>
+        </w:r>
+      </w:hyperlink>
+    </w:p>
+    <w:p>
+      <w:pPr>
+        <w:spacing w:after="120" w:line="360" w:lineRule="auto"/>
+      </w:pPr>
+      <w:r>
+        <w:rPr>
+          <w:rFonts w:ascii="Calibri" w:hAnsi="Calibri" w:eastAsia="WenQuanYi Micro Hei" w:cs="Calibri"/>
+          <w:b w:val="0"/>
+          <w:i w:val="0"/>
+          <w:color w:val="222222"/>
+          <w:sz w:val="22"/>
+        </w:rPr>
+        <w:t>#### 4.7 关于“注意更难按目标切换”</w:t>
+      </w:r>
+    </w:p>
+    <w:p>
+      <w:pPr>
+        <w:spacing w:after="120" w:line="360" w:lineRule="auto"/>
+      </w:pPr>
+      <w:r>
+        <w:rPr>
+          <w:rFonts w:ascii="Calibri" w:hAnsi="Calibri" w:eastAsia="WenQuanYi Micro Hei" w:cs="Calibri"/>
+          <w:b w:val="0"/>
+          <w:i w:val="0"/>
+          <w:color w:val="222222"/>
+          <w:sz w:val="22"/>
+        </w:rPr>
+        <w:t>这句话不是截图里的论文原句，是上一轮整理时的概括。直接支撑它的是：</w:t>
+      </w:r>
+    </w:p>
+    <w:p>
+      <w:pPr>
+        <w:spacing w:after="120" w:line="360" w:lineRule="auto"/>
+        <w:ind w:left="425" w:hanging="227"/>
+      </w:pPr>
+      <w:r>
+        <w:rPr>
+          <w:rFonts w:ascii="Calibri" w:hAnsi="Calibri" w:eastAsia="WenQuanYi Micro Hei" w:cs="Calibri"/>
+          <w:b w:val="0"/>
+          <w:i w:val="0"/>
+          <w:color w:val="222222"/>
+          <w:sz w:val="22"/>
+        </w:rPr>
+        <w:t>•  【Cursor网搜】</w:t>
+      </w:r>
+      <w:hyperlink r:id="rId39">
+        <w:r>
+          <w:rPr>
+            <w:color w:val="1A5F9E"/>
+            <w:u w:val="single"/>
+            <w:sz w:val="22"/>
+            <w:rFonts w:ascii="Calibri" w:hAnsi="Calibri" w:eastAsia="WenQuanYi Micro Hei"/>
+          </w:rPr>
+          <w:t xml:space="preserve">Liston 等 2006，大鼠</w:t>
+        </w:r>
+      </w:hyperlink>
+      <w:r>
+        <w:rPr>
+          <w:rFonts w:ascii="Calibri" w:hAnsi="Calibri" w:eastAsia="WenQuanYi Micro Hei" w:cs="Calibri"/>
+          <w:b w:val="0"/>
+          <w:i w:val="0"/>
+          <w:color w:val="222222"/>
+          <w:sz w:val="22"/>
+        </w:rPr>
+        <w:t>：前额叶树突回缩预测知觉性注意定势切换受损。</w:t>
+      </w:r>
+    </w:p>
+    <w:p>
+      <w:pPr>
+        <w:spacing w:after="120" w:line="360" w:lineRule="auto"/>
+        <w:ind w:left="425" w:hanging="227"/>
+      </w:pPr>
+      <w:r>
+        <w:rPr>
+          <w:rFonts w:ascii="Calibri" w:hAnsi="Calibri" w:eastAsia="WenQuanYi Micro Hei" w:cs="Calibri"/>
+          <w:b w:val="0"/>
+          <w:i w:val="0"/>
+          <w:color w:val="222222"/>
+          <w:sz w:val="22"/>
+        </w:rPr>
+        <w:t>•  【Cursor网搜】</w:t>
+      </w:r>
+      <w:hyperlink r:id="rId40">
+        <w:r>
+          <w:rPr>
+            <w:color w:val="1A5F9E"/>
+            <w:u w:val="single"/>
+            <w:sz w:val="22"/>
+            <w:rFonts w:ascii="Calibri" w:hAnsi="Calibri" w:eastAsia="WenQuanYi Micro Hei"/>
+          </w:rPr>
+          <w:t xml:space="preserve">Liston, McEwen, Casey 2009，人</w:t>
+        </w:r>
+      </w:hyperlink>
+      <w:r>
+        <w:rPr>
+          <w:rFonts w:ascii="Calibri" w:hAnsi="Calibri" w:eastAsia="WenQuanYi Micro Hei" w:cs="Calibri"/>
+          <w:b w:val="0"/>
+          <w:i w:val="0"/>
+          <w:color w:val="222222"/>
+          <w:sz w:val="22"/>
+        </w:rPr>
+        <w:t>：约一个月心理社会应激选择性地损害依赖前额叶的注意切换，额顶连接下降；压力降低后可逆。</w:t>
+      </w:r>
+    </w:p>
+    <w:p>
+      <w:pPr>
+        <w:spacing w:after="120" w:line="360" w:lineRule="auto"/>
+      </w:pPr>
+      <w:r>
+        <w:rPr>
+          <w:rFonts w:ascii="Calibri" w:hAnsi="Calibri" w:eastAsia="WenQuanYi Micro Hei" w:cs="Calibri"/>
+          <w:b w:val="0"/>
+          <w:i w:val="0"/>
+          <w:color w:val="222222"/>
+          <w:sz w:val="22"/>
+        </w:rPr>
+        <w:t>一句话收束：男女走的是同一条“皮质醇 + 谷氨酸 + 交感”的路；差别主要在</w:t>
+      </w:r>
+      <w:r>
+        <w:rPr>
+          <w:rFonts w:ascii="Calibri" w:hAnsi="Calibri" w:eastAsia="WenQuanYi Micro Hei" w:cs="Calibri"/>
+          <w:b/>
+          <w:i w:val="0"/>
+          <w:color w:val="222222"/>
+          <w:sz w:val="22"/>
+        </w:rPr>
+        <w:t>音量旋钮</w:t>
+      </w:r>
+      <w:r>
+        <w:rPr>
+          <w:rFonts w:ascii="Calibri" w:hAnsi="Calibri" w:eastAsia="WenQuanYi Micro Hei" w:cs="Calibri"/>
+          <w:b w:val="0"/>
+          <w:i w:val="0"/>
+          <w:color w:val="222222"/>
+          <w:sz w:val="22"/>
+        </w:rPr>
+        <w:t>（性激素、周期）和</w:t>
+      </w:r>
+      <w:r>
+        <w:rPr>
+          <w:rFonts w:ascii="Calibri" w:hAnsi="Calibri" w:eastAsia="WenQuanYi Micro Hei" w:cs="Calibri"/>
+          <w:b/>
+          <w:i w:val="0"/>
+          <w:color w:val="222222"/>
+          <w:sz w:val="22"/>
+        </w:rPr>
+        <w:t>哪个喇叭先破音</w:t>
+      </w:r>
+      <w:r>
+        <w:rPr>
+          <w:rFonts w:ascii="Calibri" w:hAnsi="Calibri" w:eastAsia="WenQuanYi Micro Hei" w:cs="Calibri"/>
+          <w:b w:val="0"/>
+          <w:i w:val="0"/>
+          <w:color w:val="222222"/>
+          <w:sz w:val="22"/>
+        </w:rPr>
+        <w:t>（杏仁核—前额叶 vs 纹状体 / 心血管）。雌激素对谷氨酸既可加重急性前额叶受损，也可在部分重复应激模型里保护突触，所以不能写成单方向的“放大毒性”。</w:t>
+      </w:r>
+    </w:p>
+    <w:p>
+      <w:r>
+        <w:br w:type="page"/>
+      </w:r>
+    </w:p>
+    <w:p>
+      <w:pPr>
         <w:spacing w:before="0" w:after="240" w:line="312" w:lineRule="auto"/>
         <w:jc w:val="center"/>
       </w:pPr>
@@ -1971,7 +4615,17 @@
           <w:color w:val="222222"/>
           <w:sz w:val="22"/>
         </w:rPr>
-        <w:t>结论先说：长期结构改变多半是可逆的、有代价的适应性重塑，不是简单的“变聪明”或“变坏”。它提高的是特定环境下的生存优先级（警觉、节约认知、快速威胁分类），同时降低另一类能力（灵活切换、精细情境记忆、压住负性情绪、为远期目标忍住眼前反应）。适不适合，几乎完全取决于你之后要生活的环境，以及你有没有机会让回路再改回去。</w:t>
+        <w:t>结论先说：</w:t>
+      </w:r>
+      <w:r>
+        <w:rPr>
+          <w:rFonts w:ascii="Calibri" w:hAnsi="Calibri" w:eastAsia="WenQuanYi Micro Hei" w:cs="Calibri"/>
+          <w:b/>
+          <w:i w:val="0"/>
+          <w:color w:val="222222"/>
+          <w:sz w:val="22"/>
+        </w:rPr>
+        <w:t>长期结构改变多半是可逆的、有代价的适应性重塑，不是简单的“变聪明”或“变坏”。它提高的是特定环境下的生存优先级（警觉、节约认知、快速威胁分类），同时降低另一类能力（灵活切换、精细情境记忆、压住负性情绪、为远期目标忍住眼前反应）。适不适合，几乎完全取决于你之后要生活的环境，以及你有没有机会让回路再改回去。</w:t>
       </w:r>
     </w:p>
     <w:p>
@@ -2001,7 +4655,27 @@
           <w:color w:val="222222"/>
           <w:sz w:val="22"/>
         </w:rPr>
-        <w:t>McEwen 把这件事叫 allostasis（适应负荷下的再稳定）：大脑不是被压力“打碎”，而是按压力统计规律改接线。改完以后，它对“那种世界”更合适，对别的世界更不合适。</w:t>
+        <w:t xml:space="preserve">McEwen 把这件事叫 </w:t>
+      </w:r>
+      <w:r>
+        <w:rPr>
+          <w:rFonts w:ascii="Calibri" w:hAnsi="Calibri" w:eastAsia="WenQuanYi Micro Hei" w:cs="Calibri"/>
+          <w:b/>
+          <w:i w:val="0"/>
+          <w:color w:val="222222"/>
+          <w:sz w:val="22"/>
+        </w:rPr>
+        <w:t>allostasis（适应负荷下的再稳定）</w:t>
+      </w:r>
+      <w:r>
+        <w:rPr>
+          <w:rFonts w:ascii="Calibri" w:hAnsi="Calibri" w:eastAsia="WenQuanYi Micro Hei" w:cs="Calibri"/>
+          <w:b w:val="0"/>
+          <w:i w:val="0"/>
+          <w:color w:val="222222"/>
+          <w:sz w:val="22"/>
+        </w:rPr>
+        <w:t>：大脑不是被压力“打碎”，而是按压力统计规律改接线。改完以后，它对“那种世界”更合适，对别的世界更不合适。</w:t>
       </w:r>
     </w:p>
     <w:p>
@@ -2032,7 +4706,27 @@
           <w:color w:val="222222"/>
           <w:sz w:val="22"/>
         </w:rPr>
-        <w:t>•  **海马 CA3 / 齿状回**：树突缩短、棘突减少、成人神经发生下降。好处是：减少谷氨酸和糖皮质激素持续轰击时的代谢负担，有点像把天线收短以免被烧坏。代价是：情景记忆、模式分离（把“这一次”和“上一次很像但不一样”的事分开）变差。结果是：更容易过度概括——一次被领导当众批评，以后所有会议室都像威胁。</w:t>
+        <w:t xml:space="preserve">•  </w:t>
+      </w:r>
+      <w:r>
+        <w:rPr>
+          <w:rFonts w:ascii="Calibri" w:hAnsi="Calibri" w:eastAsia="WenQuanYi Micro Hei" w:cs="Calibri"/>
+          <w:b/>
+          <w:i w:val="0"/>
+          <w:color w:val="222222"/>
+          <w:sz w:val="22"/>
+        </w:rPr>
+        <w:t>海马 CA3 / 齿状回</w:t>
+      </w:r>
+      <w:r>
+        <w:rPr>
+          <w:rFonts w:ascii="Calibri" w:hAnsi="Calibri" w:eastAsia="WenQuanYi Micro Hei" w:cs="Calibri"/>
+          <w:b w:val="0"/>
+          <w:i w:val="0"/>
+          <w:color w:val="222222"/>
+          <w:sz w:val="22"/>
+        </w:rPr>
+        <w:t>：树突缩短、棘突减少、成人神经发生下降。好处是：减少谷氨酸和糖皮质激素持续轰击时的代谢负担，有点像把天线收短以免被烧坏。代价是：情景记忆、模式分离（把“这一次”和“上一次很像但不一样”的事分开）变差。结果是：更容易过度概括——一次被领导当众批评，以后所有会议室都像威胁。</w:t>
       </w:r>
     </w:p>
     <w:p>
@@ -2048,7 +4742,37 @@
           <w:color w:val="222222"/>
           <w:sz w:val="22"/>
         </w:rPr>
-        <w:t>•  **内侧 / 背外侧前额叶**：树突和棘突回缩，人类成像上可见局部变薄、功能连接变弱。代价最大：工作记忆、注意切换、重新评价（“这件事没那么致命”）、延迟满足、计划。Liston、McEwen、Casey 2009 年对备考研究生的研究显示，大约一个月的高心理社会压力就能让前额叶依赖的注意控制变差，额顶网络连接下降；压力降下来一个月，行为和连接基本回到对照水平。说明：**中等时长的改变，常常是“可插拔的模式”，不是永久报废。**</w:t>
+        <w:t xml:space="preserve">•  </w:t>
+      </w:r>
+      <w:r>
+        <w:rPr>
+          <w:rFonts w:ascii="Calibri" w:hAnsi="Calibri" w:eastAsia="WenQuanYi Micro Hei" w:cs="Calibri"/>
+          <w:b/>
+          <w:i w:val="0"/>
+          <w:color w:val="222222"/>
+          <w:sz w:val="22"/>
+        </w:rPr>
+        <w:t>内侧 / 背外侧前额叶</w:t>
+      </w:r>
+      <w:r>
+        <w:rPr>
+          <w:rFonts w:ascii="Calibri" w:hAnsi="Calibri" w:eastAsia="WenQuanYi Micro Hei" w:cs="Calibri"/>
+          <w:b w:val="0"/>
+          <w:i w:val="0"/>
+          <w:color w:val="222222"/>
+          <w:sz w:val="22"/>
+        </w:rPr>
+        <w:t>：树突和棘突回缩，人类成像上可见局部变薄、功能连接变弱。代价最大：工作记忆、注意切换、重新评价（“这件事没那么致命”）、延迟满足、计划。Liston、McEwen、Casey 2009 年对备考研究生的研究显示，大约一个月的高心理社会压力就能让前额叶依赖的注意控制变差，额顶网络连接下降；压力降下来一个月，行为和连接基本回到对照水平。说明：</w:t>
+      </w:r>
+      <w:r>
+        <w:rPr>
+          <w:rFonts w:ascii="Calibri" w:hAnsi="Calibri" w:eastAsia="WenQuanYi Micro Hei" w:cs="Calibri"/>
+          <w:b/>
+          <w:i w:val="0"/>
+          <w:color w:val="222222"/>
+          <w:sz w:val="22"/>
+        </w:rPr>
+        <w:t>中等时长的改变，常常是“可插拔的模式”，不是永久报废。</w:t>
       </w:r>
     </w:p>
     <w:p>
@@ -2064,7 +4788,27 @@
           <w:color w:val="222222"/>
           <w:sz w:val="22"/>
         </w:rPr>
-        <w:t>•  **基底外侧杏仁核**：树突延长、棘突增多，有的人杏仁核体积增大。这是增强，不是萎缩。增强的是威胁探测、恐惧学习、把中性线索当成危险线索。Vyas 等人 2002 年在大鼠上看到：同样的慢性束缚，海马 CA3 顶树突明显缩短，杏仁核锥体神经元树突中位长度大约增加 25%，同时高架十字迷宫的开放臂活动下降（更焦虑）。</w:t>
+        <w:t xml:space="preserve">•  </w:t>
+      </w:r>
+      <w:r>
+        <w:rPr>
+          <w:rFonts w:ascii="Calibri" w:hAnsi="Calibri" w:eastAsia="WenQuanYi Micro Hei" w:cs="Calibri"/>
+          <w:b/>
+          <w:i w:val="0"/>
+          <w:color w:val="222222"/>
+          <w:sz w:val="22"/>
+        </w:rPr>
+        <w:t>基底外侧杏仁核</w:t>
+      </w:r>
+      <w:r>
+        <w:rPr>
+          <w:rFonts w:ascii="Calibri" w:hAnsi="Calibri" w:eastAsia="WenQuanYi Micro Hei" w:cs="Calibri"/>
+          <w:b w:val="0"/>
+          <w:i w:val="0"/>
+          <w:color w:val="222222"/>
+          <w:sz w:val="22"/>
+        </w:rPr>
+        <w:t>：树突延长、棘突增多，有的人杏仁核体积增大。这是增强，不是萎缩。增强的是威胁探测、恐惧学习、把中性线索当成危险线索。Vyas 等人 2002 年在大鼠上看到：同样的慢性束缚，海马 CA3 顶树突明显缩短，杏仁核锥体神经元树突中位长度大约增加 25%，同时高架十字迷宫的开放臂活动下降（更焦虑）。</w:t>
       </w:r>
     </w:p>
     <w:p>
@@ -2079,7 +4823,17 @@
           <w:color w:val="222222"/>
           <w:sz w:val="22"/>
         </w:rPr>
-        <w:t>Savic 2017 在职业耗竭病人身上看到的人类版本，和上面高度同构：前额叶变薄、杏仁核增大；变薄程度和“压不住负性情绪”相关；治疗并回到工作 1–2 年后，前额叶和尾状核部分回正，杏仁核增大仍在。也就是说：控制回路恢复得相对快，警报器恢复得慢。</w:t>
+        <w:t>Savic 2017 在职业耗竭病人身上看到的人类版本，和上面高度同构：前额叶变薄、杏仁核增大；变薄程度和“压不住负性情绪”相关；治疗并回到工作 1–2 年后，前额叶和尾状核部分回正，杏仁核增大仍在。也就是说：</w:t>
+      </w:r>
+      <w:r>
+        <w:rPr>
+          <w:rFonts w:ascii="Calibri" w:hAnsi="Calibri" w:eastAsia="WenQuanYi Micro Hei" w:cs="Calibri"/>
+          <w:b/>
+          <w:i w:val="0"/>
+          <w:color w:val="222222"/>
+          <w:sz w:val="22"/>
+        </w:rPr>
+        <w:t>控制回路恢复得相对快，警报器恢复得慢。</w:t>
       </w:r>
     </w:p>
     <w:p>
@@ -2119,7 +4873,7 @@
       <w:r>
         <w:rPr>
           <w:rFonts w:ascii="Calibri" w:hAnsi="Calibri" w:eastAsia="WenQuanYi Micro Hei" w:cs="Calibri"/>
-          <w:b w:val="0"/>
+          <w:b/>
           <w:i w:val="0"/>
           <w:color w:val="222222"/>
           <w:sz w:val="22"/>
@@ -2140,7 +4894,27 @@
           <w:color w:val="222222"/>
           <w:sz w:val="22"/>
         </w:rPr>
-        <w:t>•  **威胁优先**：先扫描谁可能批评我、哪里会出错，再做事。效率在危险环境里高，在需要探索的环境里低。</w:t>
+        <w:t xml:space="preserve">•  </w:t>
+      </w:r>
+      <w:r>
+        <w:rPr>
+          <w:rFonts w:ascii="Calibri" w:hAnsi="Calibri" w:eastAsia="WenQuanYi Micro Hei" w:cs="Calibri"/>
+          <w:b/>
+          <w:i w:val="0"/>
+          <w:color w:val="222222"/>
+          <w:sz w:val="22"/>
+        </w:rPr>
+        <w:t>威胁优先</w:t>
+      </w:r>
+      <w:r>
+        <w:rPr>
+          <w:rFonts w:ascii="Calibri" w:hAnsi="Calibri" w:eastAsia="WenQuanYi Micro Hei" w:cs="Calibri"/>
+          <w:b w:val="0"/>
+          <w:i w:val="0"/>
+          <w:color w:val="222222"/>
+          <w:sz w:val="22"/>
+        </w:rPr>
+        <w:t>：先扫描谁可能批评我、哪里会出错，再做事。效率在危险环境里高，在需要探索的环境里低。</w:t>
       </w:r>
     </w:p>
     <w:p>
@@ -2156,7 +4930,27 @@
           <w:color w:val="222222"/>
           <w:sz w:val="22"/>
         </w:rPr>
-        <w:t>•  **习惯化、流程化**：前额叶弱、纹状体相对接管时，人更依赖旧程序。看起来很勤奋、很守规矩，但换规则就卡住。</w:t>
+        <w:t xml:space="preserve">•  </w:t>
+      </w:r>
+      <w:r>
+        <w:rPr>
+          <w:rFonts w:ascii="Calibri" w:hAnsi="Calibri" w:eastAsia="WenQuanYi Micro Hei" w:cs="Calibri"/>
+          <w:b/>
+          <w:i w:val="0"/>
+          <w:color w:val="222222"/>
+          <w:sz w:val="22"/>
+        </w:rPr>
+        <w:t>习惯化、流程化</w:t>
+      </w:r>
+      <w:r>
+        <w:rPr>
+          <w:rFonts w:ascii="Calibri" w:hAnsi="Calibri" w:eastAsia="WenQuanYi Micro Hei" w:cs="Calibri"/>
+          <w:b w:val="0"/>
+          <w:i w:val="0"/>
+          <w:color w:val="222222"/>
+          <w:sz w:val="22"/>
+        </w:rPr>
+        <w:t>：前额叶弱、纹状体相对接管时，人更依赖旧程序。看起来很勤奋、很守规矩，但换规则就卡住。</w:t>
       </w:r>
     </w:p>
     <w:p>
@@ -2172,7 +4966,27 @@
           <w:color w:val="222222"/>
           <w:sz w:val="22"/>
         </w:rPr>
-        <w:t>•  **恢复不足仍继续加码**：职业耗竭人群常见的应对是“再多干一点就能控制局面”。这和前额叶对代价—收益的再评估变差是同一方向。</w:t>
+        <w:t xml:space="preserve">•  </w:t>
+      </w:r>
+      <w:r>
+        <w:rPr>
+          <w:rFonts w:ascii="Calibri" w:hAnsi="Calibri" w:eastAsia="WenQuanYi Micro Hei" w:cs="Calibri"/>
+          <w:b/>
+          <w:i w:val="0"/>
+          <w:color w:val="222222"/>
+          <w:sz w:val="22"/>
+        </w:rPr>
+        <w:t>恢复不足仍继续加码</w:t>
+      </w:r>
+      <w:r>
+        <w:rPr>
+          <w:rFonts w:ascii="Calibri" w:hAnsi="Calibri" w:eastAsia="WenQuanYi Micro Hei" w:cs="Calibri"/>
+          <w:b w:val="0"/>
+          <w:i w:val="0"/>
+          <w:color w:val="222222"/>
+          <w:sz w:val="22"/>
+        </w:rPr>
+        <w:t>：职业耗竭人群常见的应对是“再多干一点就能控制局面”。这和前额叶对代价—收益的再评估变差是同一方向。</w:t>
       </w:r>
     </w:p>
     <w:p>
@@ -2188,7 +5002,27 @@
           <w:color w:val="222222"/>
           <w:sz w:val="22"/>
         </w:rPr>
-        <w:t>•  **回避或过度准备**：杏仁核偏强时，不去做不确定的事，或者做之前反复确认。短期减少惊吓，长期减少学习机会。</w:t>
+        <w:t xml:space="preserve">•  </w:t>
+      </w:r>
+      <w:r>
+        <w:rPr>
+          <w:rFonts w:ascii="Calibri" w:hAnsi="Calibri" w:eastAsia="WenQuanYi Micro Hei" w:cs="Calibri"/>
+          <w:b/>
+          <w:i w:val="0"/>
+          <w:color w:val="222222"/>
+          <w:sz w:val="22"/>
+        </w:rPr>
+        <w:t>回避或过度准备</w:t>
+      </w:r>
+      <w:r>
+        <w:rPr>
+          <w:rFonts w:ascii="Calibri" w:hAnsi="Calibri" w:eastAsia="WenQuanYi Micro Hei" w:cs="Calibri"/>
+          <w:b w:val="0"/>
+          <w:i w:val="0"/>
+          <w:color w:val="222222"/>
+          <w:sz w:val="22"/>
+        </w:rPr>
+        <w:t>：杏仁核偏强时，不去做不确定的事，或者做之前反复确认。短期减少惊吓，长期减少学习机会。</w:t>
       </w:r>
     </w:p>
     <w:p>
@@ -2204,7 +5038,27 @@
           <w:color w:val="222222"/>
           <w:sz w:val="22"/>
         </w:rPr>
-        <w:t>•  **睡眠和注意被抵押**：结构改变与持续高皮质醇、高谷氨酸负荷互为因果。睡眠差会进一步打前额叶，形成闭环。</w:t>
+        <w:t xml:space="preserve">•  </w:t>
+      </w:r>
+      <w:r>
+        <w:rPr>
+          <w:rFonts w:ascii="Calibri" w:hAnsi="Calibri" w:eastAsia="WenQuanYi Micro Hei" w:cs="Calibri"/>
+          <w:b/>
+          <w:i w:val="0"/>
+          <w:color w:val="222222"/>
+          <w:sz w:val="22"/>
+        </w:rPr>
+        <w:t>睡眠和注意被抵押</w:t>
+      </w:r>
+      <w:r>
+        <w:rPr>
+          <w:rFonts w:ascii="Calibri" w:hAnsi="Calibri" w:eastAsia="WenQuanYi Micro Hei" w:cs="Calibri"/>
+          <w:b w:val="0"/>
+          <w:i w:val="0"/>
+          <w:color w:val="222222"/>
+          <w:sz w:val="22"/>
+        </w:rPr>
+        <w:t>：结构改变与持续高皮质醇、高谷氨酸负荷互为因果。睡眠差会进一步打前额叶，形成闭环。</w:t>
       </w:r>
     </w:p>
     <w:p>
@@ -2214,7 +5068,7 @@
       <w:r>
         <w:rPr>
           <w:rFonts w:ascii="Calibri" w:hAnsi="Calibri" w:eastAsia="WenQuanYi Micro Hei" w:cs="Calibri"/>
-          <w:b w:val="0"/>
+          <w:b/>
           <w:i w:val="0"/>
           <w:color w:val="222222"/>
           <w:sz w:val="22"/>
@@ -2235,7 +5089,27 @@
           <w:color w:val="222222"/>
           <w:sz w:val="22"/>
         </w:rPr>
-        <w:t>•  在**规则清楚、威胁真实、需要快速识别坏人坏事**的环境里，这种人可能显得更警觉、更不容易被骗、更能熬。</w:t>
+        <w:t>•  在</w:t>
+      </w:r>
+      <w:r>
+        <w:rPr>
+          <w:rFonts w:ascii="Calibri" w:hAnsi="Calibri" w:eastAsia="WenQuanYi Micro Hei" w:cs="Calibri"/>
+          <w:b/>
+          <w:i w:val="0"/>
+          <w:color w:val="222222"/>
+          <w:sz w:val="22"/>
+        </w:rPr>
+        <w:t>规则清楚、威胁真实、需要快速识别坏人坏事</w:t>
+      </w:r>
+      <w:r>
+        <w:rPr>
+          <w:rFonts w:ascii="Calibri" w:hAnsi="Calibri" w:eastAsia="WenQuanYi Micro Hei" w:cs="Calibri"/>
+          <w:b w:val="0"/>
+          <w:i w:val="0"/>
+          <w:color w:val="222222"/>
+          <w:sz w:val="22"/>
+        </w:rPr>
+        <w:t>的环境里，这种人可能显得更警觉、更不容易被骗、更能熬。</w:t>
       </w:r>
     </w:p>
     <w:p>
@@ -2266,7 +5140,27 @@
           <w:color w:val="222222"/>
           <w:sz w:val="22"/>
         </w:rPr>
-        <w:t>所以“不作好”不是必然。更准确的说法是：好不好，取决于任务类型。 复杂协作、创新、带人、处理模糊人际，通常变差；警戒、执行既定流程、在敌意环境里自保，有时变好。</w:t>
+        <w:t>所以“不作好”不是必然。更准确的说法是：</w:t>
+      </w:r>
+      <w:r>
+        <w:rPr>
+          <w:rFonts w:ascii="Calibri" w:hAnsi="Calibri" w:eastAsia="WenQuanYi Micro Hei" w:cs="Calibri"/>
+          <w:b/>
+          <w:i w:val="0"/>
+          <w:color w:val="222222"/>
+          <w:sz w:val="22"/>
+        </w:rPr>
+        <w:t>好不好，取决于任务类型。</w:t>
+      </w:r>
+      <w:r>
+        <w:rPr>
+          <w:rFonts w:ascii="Calibri" w:hAnsi="Calibri" w:eastAsia="WenQuanYi Micro Hei" w:cs="Calibri"/>
+          <w:b w:val="0"/>
+          <w:i w:val="0"/>
+          <w:color w:val="222222"/>
+          <w:sz w:val="22"/>
+        </w:rPr>
+        <w:t xml:space="preserve"> 复杂协作、创新、带人、处理模糊人际，通常变差；警戒、执行既定流程、在敌意环境里自保，有时变好。</w:t>
       </w:r>
     </w:p>
     <w:p>
@@ -2312,7 +5206,27 @@
           <w:color w:val="222222"/>
           <w:sz w:val="22"/>
         </w:rPr>
-        <w:t>•  **工作记忆变窄**：同时能摆上桌面的信息变少。表现为：听长话抓不住结构、计划写到第三步忘了第一步、开会时只能抓住最刺耳的一句。</w:t>
+        <w:t xml:space="preserve">•  </w:t>
+      </w:r>
+      <w:r>
+        <w:rPr>
+          <w:rFonts w:ascii="Calibri" w:hAnsi="Calibri" w:eastAsia="WenQuanYi Micro Hei" w:cs="Calibri"/>
+          <w:b/>
+          <w:i w:val="0"/>
+          <w:color w:val="222222"/>
+          <w:sz w:val="22"/>
+        </w:rPr>
+        <w:t>工作记忆变窄</w:t>
+      </w:r>
+      <w:r>
+        <w:rPr>
+          <w:rFonts w:ascii="Calibri" w:hAnsi="Calibri" w:eastAsia="WenQuanYi Micro Hei" w:cs="Calibri"/>
+          <w:b w:val="0"/>
+          <w:i w:val="0"/>
+          <w:color w:val="222222"/>
+          <w:sz w:val="22"/>
+        </w:rPr>
+        <w:t>：同时能摆上桌面的信息变少。表现为：听长话抓不住结构、计划写到第三步忘了第一步、开会时只能抓住最刺耳的一句。</w:t>
       </w:r>
     </w:p>
     <w:p>
@@ -2328,7 +5242,27 @@
           <w:color w:val="222222"/>
           <w:sz w:val="22"/>
         </w:rPr>
-        <w:t>•  **注意控制从“目标导向”滑向“刺激导向”**：Liston 2009 的任务本质就是：你能不能按规则切走，而不是被更显眼的东西吸走。压力下前额叶连接一弱，人更难主动切换。</w:t>
+        <w:t xml:space="preserve">•  </w:t>
+      </w:r>
+      <w:r>
+        <w:rPr>
+          <w:rFonts w:ascii="Calibri" w:hAnsi="Calibri" w:eastAsia="WenQuanYi Micro Hei" w:cs="Calibri"/>
+          <w:b/>
+          <w:i w:val="0"/>
+          <w:color w:val="222222"/>
+          <w:sz w:val="22"/>
+        </w:rPr>
+        <w:t>注意控制从“目标导向”滑向“刺激导向”</w:t>
+      </w:r>
+      <w:r>
+        <w:rPr>
+          <w:rFonts w:ascii="Calibri" w:hAnsi="Calibri" w:eastAsia="WenQuanYi Micro Hei" w:cs="Calibri"/>
+          <w:b w:val="0"/>
+          <w:i w:val="0"/>
+          <w:color w:val="222222"/>
+          <w:sz w:val="22"/>
+        </w:rPr>
+        <w:t>：Liston 2009 的任务本质就是：你能不能按规则切走，而不是被更显眼的东西吸走。压力下前额叶连接一弱，人更难主动切换。</w:t>
       </w:r>
     </w:p>
     <w:p>
@@ -2344,7 +5278,27 @@
           <w:color w:val="222222"/>
           <w:sz w:val="22"/>
         </w:rPr>
-        <w:t>•  **情绪标签变得更黏**：杏仁核肥大 / NAA 升高这类变化，对应的是负性表征更容易形成、更难消退。思考时不是“没有逻辑”，而是逻辑被情绪标签绑架——所有推理都从“这会不会又伤到我”出发。</w:t>
+        <w:t xml:space="preserve">•  </w:t>
+      </w:r>
+      <w:r>
+        <w:rPr>
+          <w:rFonts w:ascii="Calibri" w:hAnsi="Calibri" w:eastAsia="WenQuanYi Micro Hei" w:cs="Calibri"/>
+          <w:b/>
+          <w:i w:val="0"/>
+          <w:color w:val="222222"/>
+          <w:sz w:val="22"/>
+        </w:rPr>
+        <w:t>情绪标签变得更黏</w:t>
+      </w:r>
+      <w:r>
+        <w:rPr>
+          <w:rFonts w:ascii="Calibri" w:hAnsi="Calibri" w:eastAsia="WenQuanYi Micro Hei" w:cs="Calibri"/>
+          <w:b w:val="0"/>
+          <w:i w:val="0"/>
+          <w:color w:val="222222"/>
+          <w:sz w:val="22"/>
+        </w:rPr>
+        <w:t>：杏仁核肥大 / NAA 升高这类变化，对应的是负性表征更容易形成、更难消退。思考时不是“没有逻辑”，而是逻辑被情绪标签绑架——所有推理都从“这会不会又伤到我”出发。</w:t>
       </w:r>
     </w:p>
     <w:p>
@@ -2360,7 +5314,27 @@
           <w:color w:val="222222"/>
           <w:sz w:val="22"/>
         </w:rPr>
-        <w:t>•  **过度概括、模式分离失败**：海马一弱，细节边界糊掉。一次失败变成“我就是这样的人”，一个部门的压力变成“所有职场都这样”。</w:t>
+        <w:t xml:space="preserve">•  </w:t>
+      </w:r>
+      <w:r>
+        <w:rPr>
+          <w:rFonts w:ascii="Calibri" w:hAnsi="Calibri" w:eastAsia="WenQuanYi Micro Hei" w:cs="Calibri"/>
+          <w:b/>
+          <w:i w:val="0"/>
+          <w:color w:val="222222"/>
+          <w:sz w:val="22"/>
+        </w:rPr>
+        <w:t>过度概括、模式分离失败</w:t>
+      </w:r>
+      <w:r>
+        <w:rPr>
+          <w:rFonts w:ascii="Calibri" w:hAnsi="Calibri" w:eastAsia="WenQuanYi Micro Hei" w:cs="Calibri"/>
+          <w:b w:val="0"/>
+          <w:i w:val="0"/>
+          <w:color w:val="222222"/>
+          <w:sz w:val="22"/>
+        </w:rPr>
+        <w:t>：海马一弱，细节边界糊掉。一次失败变成“我就是这样的人”，一个部门的压力变成“所有职场都这样”。</w:t>
       </w:r>
     </w:p>
     <w:p>
@@ -2376,7 +5350,27 @@
           <w:color w:val="222222"/>
           <w:sz w:val="22"/>
         </w:rPr>
-        <w:t>•  **对未来的模拟变短**：前额叶和海马都参与情景预见。结构向慢性压力模式收束后，人更活在“马上要出事”里，更难为 6 个月后的自己做决定。</w:t>
+        <w:t xml:space="preserve">•  </w:t>
+      </w:r>
+      <w:r>
+        <w:rPr>
+          <w:rFonts w:ascii="Calibri" w:hAnsi="Calibri" w:eastAsia="WenQuanYi Micro Hei" w:cs="Calibri"/>
+          <w:b/>
+          <w:i w:val="0"/>
+          <w:color w:val="222222"/>
+          <w:sz w:val="22"/>
+        </w:rPr>
+        <w:t>对未来的模拟变短</w:t>
+      </w:r>
+      <w:r>
+        <w:rPr>
+          <w:rFonts w:ascii="Calibri" w:hAnsi="Calibri" w:eastAsia="WenQuanYi Micro Hei" w:cs="Calibri"/>
+          <w:b w:val="0"/>
+          <w:i w:val="0"/>
+          <w:color w:val="222222"/>
+          <w:sz w:val="22"/>
+        </w:rPr>
+        <w:t>：前额叶和海马都参与情景预见。结构向慢性压力模式收束后，人更活在“马上要出事”里，更难为 6 个月后的自己做决定。</w:t>
       </w:r>
     </w:p>
     <w:p>
@@ -2416,12 +5410,22 @@
       <w:r>
         <w:rPr>
           <w:rFonts w:ascii="Calibri" w:hAnsi="Calibri" w:eastAsia="WenQuanYi Micro Hei" w:cs="Calibri"/>
-          <w:b w:val="0"/>
-          <w:i w:val="0"/>
-          <w:color w:val="222222"/>
-          <w:sz w:val="22"/>
-        </w:rPr>
-        <w:t>两者都是，但不是 50% 对 50%。 更干净的模型是：</w:t>
+          <w:b/>
+          <w:i w:val="0"/>
+          <w:color w:val="222222"/>
+          <w:sz w:val="22"/>
+        </w:rPr>
+        <w:t>两者都是，但不是 50% 对 50%。</w:t>
+      </w:r>
+      <w:r>
+        <w:rPr>
+          <w:rFonts w:ascii="Calibri" w:hAnsi="Calibri" w:eastAsia="WenQuanYi Micro Hei" w:cs="Calibri"/>
+          <w:b w:val="0"/>
+          <w:i w:val="0"/>
+          <w:color w:val="222222"/>
+          <w:sz w:val="22"/>
+        </w:rPr>
+        <w:t xml:space="preserve"> 更干净的模型是：</w:t>
       </w:r>
     </w:p>
     <w:p>
@@ -2434,7 +5438,7 @@
           <w:rFonts w:ascii="Calibri" w:hAnsi="Calibri" w:eastAsia="WenQuanYi Micro Hei" w:cs="Calibri"/>
           <w:b w:val="0"/>
           <w:i/>
-          <w:color w:val="222222"/>
+          <w:color w:val="333333"/>
           <w:sz w:val="22"/>
         </w:rPr>
         <w:t>慢性压力把大脑从“通用计算机”调成“专用警报器”。 在警报器该响的世界里，这是能力。 在需要通用计算的世界里，这是僵化。 现代职业耗竭之后，人多半还要回到通用计算的世界，所以统计上更常表现为功能受损，而不是升级。</w:t>
@@ -2468,7 +5472,27 @@
           <w:color w:val="222222"/>
           <w:sz w:val="22"/>
         </w:rPr>
-        <w:t>•  动物和人类数据都显示：**相当一部分改变可逆**。树突回缩可以再长，前额叶连接可以恢复，职业 ES 的皮层变薄可以部分回厚。真坏死、真细胞大量丢失，不是这个阶段的主流图像。</w:t>
+        <w:t>•  动物和人类数据都显示：</w:t>
+      </w:r>
+      <w:r>
+        <w:rPr>
+          <w:rFonts w:ascii="Calibri" w:hAnsi="Calibri" w:eastAsia="WenQuanYi Micro Hei" w:cs="Calibri"/>
+          <w:b/>
+          <w:i w:val="0"/>
+          <w:color w:val="222222"/>
+          <w:sz w:val="22"/>
+        </w:rPr>
+        <w:t>相当一部分改变可逆</w:t>
+      </w:r>
+      <w:r>
+        <w:rPr>
+          <w:rFonts w:ascii="Calibri" w:hAnsi="Calibri" w:eastAsia="WenQuanYi Micro Hei" w:cs="Calibri"/>
+          <w:b w:val="0"/>
+          <w:i w:val="0"/>
+          <w:color w:val="222222"/>
+          <w:sz w:val="22"/>
+        </w:rPr>
+        <w:t>。树突回缩可以再长，前额叶连接可以恢复，职业 ES 的皮层变薄可以部分回厚。真坏死、真细胞大量丢失，不是这个阶段的主流图像。</w:t>
       </w:r>
     </w:p>
     <w:p>
@@ -2484,7 +5508,27 @@
           <w:color w:val="222222"/>
           <w:sz w:val="22"/>
         </w:rPr>
-        <w:t>•  改变是**分区、定向**的：海马和前额叶减配，杏仁核超配。这很像把预算从“图书馆”拨到“门卫”。门卫变强是适应，不是随机损坏。</w:t>
+        <w:t>•  改变是</w:t>
+      </w:r>
+      <w:r>
+        <w:rPr>
+          <w:rFonts w:ascii="Calibri" w:hAnsi="Calibri" w:eastAsia="WenQuanYi Micro Hei" w:cs="Calibri"/>
+          <w:b/>
+          <w:i w:val="0"/>
+          <w:color w:val="222222"/>
+          <w:sz w:val="22"/>
+        </w:rPr>
+        <w:t>分区、定向</w:t>
+      </w:r>
+      <w:r>
+        <w:rPr>
+          <w:rFonts w:ascii="Calibri" w:hAnsi="Calibri" w:eastAsia="WenQuanYi Micro Hei" w:cs="Calibri"/>
+          <w:b w:val="0"/>
+          <w:i w:val="0"/>
+          <w:color w:val="222222"/>
+          <w:sz w:val="22"/>
+        </w:rPr>
+        <w:t>的：海马和前额叶减配，杏仁核超配。这很像把预算从“图书馆”拨到“门卫”。门卫变强是适应，不是随机损坏。</w:t>
       </w:r>
     </w:p>
     <w:p>
@@ -2547,7 +5591,27 @@
           <w:color w:val="222222"/>
           <w:sz w:val="22"/>
         </w:rPr>
-        <w:t>•  杏仁核超配会让“安全了也还当危险”成为默认。这叫**预测误差更新变慢**。</w:t>
+        <w:t>•  杏仁核超配会让“安全了也还当危险”成为默认。这叫</w:t>
+      </w:r>
+      <w:r>
+        <w:rPr>
+          <w:rFonts w:ascii="Calibri" w:hAnsi="Calibri" w:eastAsia="WenQuanYi Micro Hei" w:cs="Calibri"/>
+          <w:b/>
+          <w:i w:val="0"/>
+          <w:color w:val="222222"/>
+          <w:sz w:val="22"/>
+        </w:rPr>
+        <w:t>预测误差更新变慢</w:t>
+      </w:r>
+      <w:r>
+        <w:rPr>
+          <w:rFonts w:ascii="Calibri" w:hAnsi="Calibri" w:eastAsia="WenQuanYi Micro Hei" w:cs="Calibri"/>
+          <w:b w:val="0"/>
+          <w:i w:val="0"/>
+          <w:color w:val="222222"/>
+          <w:sz w:val="22"/>
+        </w:rPr>
+        <w:t>。</w:t>
       </w:r>
     </w:p>
     <w:p>
@@ -2619,12 +5683,22 @@
       <w:r>
         <w:rPr>
           <w:rFonts w:ascii="Calibri" w:hAnsi="Calibri" w:eastAsia="WenQuanYi Micro Hei" w:cs="Calibri"/>
-          <w:b w:val="0"/>
-          <w:i w:val="0"/>
-          <w:color w:val="222222"/>
-          <w:sz w:val="22"/>
-        </w:rPr>
-        <w:t>第一层：环境匹配。 大脑已经按慢性压力改过之后，最关键的问题不是“它客观变好还是变坏”，而是：</w:t>
+          <w:b/>
+          <w:i w:val="0"/>
+          <w:color w:val="222222"/>
+          <w:sz w:val="22"/>
+        </w:rPr>
+        <w:t>第一层：环境匹配。</w:t>
+      </w:r>
+      <w:r>
+        <w:rPr>
+          <w:rFonts w:ascii="Calibri" w:hAnsi="Calibri" w:eastAsia="WenQuanYi Micro Hei" w:cs="Calibri"/>
+          <w:b w:val="0"/>
+          <w:i w:val="0"/>
+          <w:color w:val="222222"/>
+          <w:sz w:val="22"/>
+        </w:rPr>
+        <w:t xml:space="preserve"> 大脑已经按慢性压力改过之后，最关键的问题不是“它客观变好还是变坏”，而是：</w:t>
       </w:r>
     </w:p>
     <w:p>
@@ -2666,12 +5740,42 @@
       <w:r>
         <w:rPr>
           <w:rFonts w:ascii="Calibri" w:hAnsi="Calibri" w:eastAsia="WenQuanYi Micro Hei" w:cs="Calibri"/>
-          <w:b w:val="0"/>
-          <w:i w:val="0"/>
-          <w:color w:val="222222"/>
-          <w:sz w:val="22"/>
-        </w:rPr>
-        <w:t>第二层：几率。 在当代城市职业里，长期需要的是：切换任务、理解他人、延迟反应、从失败里做区分。这些都吃前额叶和海马。因此，随机抽一个耗竭后的人，把他放回普通职场，不灵活的代价出现的几率，高于“升级成功”的几率。 反过来，若这个人之后进入高警戒、强等级、低容错的环境，这套改变被当成优点的几率会上升——但这通常以健康和关系为代价。</w:t>
+          <w:b/>
+          <w:i w:val="0"/>
+          <w:color w:val="222222"/>
+          <w:sz w:val="22"/>
+        </w:rPr>
+        <w:t>第二层：几率。</w:t>
+      </w:r>
+      <w:r>
+        <w:rPr>
+          <w:rFonts w:ascii="Calibri" w:hAnsi="Calibri" w:eastAsia="WenQuanYi Micro Hei" w:cs="Calibri"/>
+          <w:b w:val="0"/>
+          <w:i w:val="0"/>
+          <w:color w:val="222222"/>
+          <w:sz w:val="22"/>
+        </w:rPr>
+        <w:t xml:space="preserve"> 在当代城市职业里，长期需要的是：切换任务、理解他人、延迟反应、从失败里做区分。这些都吃前额叶和海马。因此，</w:t>
+      </w:r>
+      <w:r>
+        <w:rPr>
+          <w:rFonts w:ascii="Calibri" w:hAnsi="Calibri" w:eastAsia="WenQuanYi Micro Hei" w:cs="Calibri"/>
+          <w:b/>
+          <w:i w:val="0"/>
+          <w:color w:val="222222"/>
+          <w:sz w:val="22"/>
+        </w:rPr>
+        <w:t>随机抽一个耗竭后的人，把他放回普通职场，不灵活的代价出现的几率，高于“升级成功”的几率。</w:t>
+      </w:r>
+      <w:r>
+        <w:rPr>
+          <w:rFonts w:ascii="Calibri" w:hAnsi="Calibri" w:eastAsia="WenQuanYi Micro Hei" w:cs="Calibri"/>
+          <w:b w:val="0"/>
+          <w:i w:val="0"/>
+          <w:color w:val="222222"/>
+          <w:sz w:val="22"/>
+        </w:rPr>
+        <w:t xml:space="preserve"> 反过来，若这个人之后进入高警戒、强等级、低容错的环境，这套改变被当成优点的几率会上升——但这通常以健康和关系为代价。</w:t>
       </w:r>
     </w:p>
     <w:p>
@@ -2681,12 +5785,32 @@
       <w:r>
         <w:rPr>
           <w:rFonts w:ascii="Calibri" w:hAnsi="Calibri" w:eastAsia="WenQuanYi Micro Hei" w:cs="Calibri"/>
-          <w:b w:val="0"/>
-          <w:i w:val="0"/>
-          <w:color w:val="222222"/>
-          <w:sz w:val="22"/>
-        </w:rPr>
-        <w:t>第三层：你还能不能再改回去。 结构可塑性是双向的。决定几率的，不只是“已经变成什么样”，还有：睡眠、可控感、运动、安全关系、压力源是否真的下降、以及男性睾酮 / 女性雌激素这类调制因素是否把回路锁得更死。Liston 的一个月可逆，Savic 的一到两年部分可逆，都说明：环境一变，大脑有机会再配平；环境不变，专用警报器会越用越顺手，也越难拆掉。</w:t>
+          <w:b/>
+          <w:i w:val="0"/>
+          <w:color w:val="222222"/>
+          <w:sz w:val="22"/>
+        </w:rPr>
+        <w:t>第三层：你还能不能再改回去。</w:t>
+      </w:r>
+      <w:r>
+        <w:rPr>
+          <w:rFonts w:ascii="Calibri" w:hAnsi="Calibri" w:eastAsia="WenQuanYi Micro Hei" w:cs="Calibri"/>
+          <w:b w:val="0"/>
+          <w:i w:val="0"/>
+          <w:color w:val="222222"/>
+          <w:sz w:val="22"/>
+        </w:rPr>
+        <w:t xml:space="preserve"> 结构可塑性是双向的。决定几率的，不只是“已经变成什么样”，还有：睡眠、可控感、运动、安全关系、压力源是否真的下降、以及男性睾酮 / 女性雌激素这类调制因素是否把回路锁得更死。Liston 的一个月可逆，Savic 的一到两年部分可逆，都说明：</w:t>
+      </w:r>
+      <w:r>
+        <w:rPr>
+          <w:rFonts w:ascii="Calibri" w:hAnsi="Calibri" w:eastAsia="WenQuanYi Micro Hei" w:cs="Calibri"/>
+          <w:b/>
+          <w:i w:val="0"/>
+          <w:color w:val="222222"/>
+          <w:sz w:val="22"/>
+        </w:rPr>
+        <w:t>环境一变，大脑有机会再配平；环境不变，专用警报器会越用越顺手，也越难拆掉。</w:t>
       </w:r>
     </w:p>
     <w:p>
@@ -2729,7 +5853,7 @@
                 <w:b/>
                 <w:i w:val="0"/>
                 <w:color w:val="FFFFFF"/>
-                <w:sz w:val="19"/>
+                <w:sz w:val="18"/>
               </w:rPr>
               <w:t>之后的环境</w:t>
             </w:r>
@@ -2748,7 +5872,7 @@
                 <w:b/>
                 <w:i w:val="0"/>
                 <w:color w:val="FFFFFF"/>
-                <w:sz w:val="19"/>
+                <w:sz w:val="18"/>
               </w:rPr>
               <w:t>这套长期改变更像</w:t>
             </w:r>
@@ -2767,7 +5891,7 @@
                 <w:b/>
                 <w:i w:val="0"/>
                 <w:color w:val="FFFFFF"/>
-                <w:sz w:val="19"/>
+                <w:sz w:val="18"/>
               </w:rPr>
               <w:t>典型表现</w:t>
             </w:r>
@@ -2787,7 +5911,7 @@
                 <w:b w:val="0"/>
                 <w:i w:val="0"/>
                 <w:color w:val="222222"/>
-                <w:sz w:val="19"/>
+                <w:sz w:val="18"/>
               </w:rPr>
               <w:t>持续不可控压力、真实威胁、必须高度警觉</w:t>
             </w:r>
@@ -2805,7 +5929,7 @@
                 <w:b w:val="0"/>
                 <w:i w:val="0"/>
                 <w:color w:val="222222"/>
-                <w:sz w:val="19"/>
+                <w:sz w:val="18"/>
               </w:rPr>
               <w:t>局部能力提高</w:t>
             </w:r>
@@ -2823,7 +5947,7 @@
                 <w:b w:val="0"/>
                 <w:i w:val="0"/>
                 <w:color w:val="222222"/>
-                <w:sz w:val="19"/>
+                <w:sz w:val="18"/>
               </w:rPr>
               <w:t>敏感、能熬、少漏判危险，但身体和情绪账单在积累</w:t>
             </w:r>
@@ -2843,7 +5967,7 @@
                 <w:b w:val="0"/>
                 <w:i w:val="0"/>
                 <w:color w:val="222222"/>
-                <w:sz w:val="19"/>
+                <w:sz w:val="18"/>
               </w:rPr>
               <w:t>需要学习、协作、创造、换规则</w:t>
             </w:r>
@@ -2861,7 +5985,7 @@
                 <w:b w:val="0"/>
                 <w:i w:val="0"/>
                 <w:color w:val="222222"/>
-                <w:sz w:val="19"/>
+                <w:sz w:val="18"/>
               </w:rPr>
               <w:t>不灵活 / 功能下降</w:t>
             </w:r>
@@ -2879,7 +6003,7 @@
                 <w:b w:val="0"/>
                 <w:i w:val="0"/>
                 <w:color w:val="222222"/>
-                <w:sz w:val="19"/>
+                <w:sz w:val="18"/>
               </w:rPr>
               <w:t>想太多威胁、切不走注意、记混情境、计划短视</w:t>
             </w:r>
@@ -2899,7 +6023,7 @@
                 <w:b w:val="0"/>
                 <w:i w:val="0"/>
                 <w:color w:val="222222"/>
-                <w:sz w:val="19"/>
+                <w:sz w:val="18"/>
               </w:rPr>
               <w:t>压力已下降，但大脑还停在旧配置</w:t>
             </w:r>
@@ -2917,7 +6041,7 @@
                 <w:b w:val="0"/>
                 <w:i w:val="0"/>
                 <w:color w:val="222222"/>
-                <w:sz w:val="19"/>
+                <w:sz w:val="18"/>
               </w:rPr>
               <w:t>错配（最常见的消耗来源）</w:t>
             </w:r>
@@ -2935,7 +6059,7 @@
                 <w:b w:val="0"/>
                 <w:i w:val="0"/>
                 <w:color w:val="222222"/>
-                <w:sz w:val="19"/>
+                <w:sz w:val="18"/>
               </w:rPr>
               <w:t>“明明没事了还是紧”，恢复期的焦虑和回避</w:t>
             </w:r>
@@ -2955,7 +6079,7 @@
                 <w:b w:val="0"/>
                 <w:i w:val="0"/>
                 <w:color w:val="222222"/>
-                <w:sz w:val="19"/>
+                <w:sz w:val="18"/>
               </w:rPr>
               <w:t>压力下降，且有恢复条件（睡眠、可控、支持）</w:t>
             </w:r>
@@ -2973,7 +6097,7 @@
                 <w:b w:val="0"/>
                 <w:i w:val="0"/>
                 <w:color w:val="222222"/>
-                <w:sz w:val="19"/>
+                <w:sz w:val="18"/>
               </w:rPr>
               <w:t>有机会回到通用模式</w:t>
             </w:r>
@@ -2991,7 +6115,7 @@
                 <w:b w:val="0"/>
                 <w:i w:val="0"/>
                 <w:color w:val="222222"/>
-                <w:sz w:val="19"/>
+                <w:sz w:val="18"/>
               </w:rPr>
               <w:t>前额叶先回，杏仁核慢回</w:t>
             </w:r>
@@ -3007,12 +6131,22 @@
       <w:r>
         <w:rPr>
           <w:rFonts w:ascii="Calibri" w:hAnsi="Calibri" w:eastAsia="WenQuanYi Micro Hei" w:cs="Calibri"/>
-          <w:b w:val="0"/>
-          <w:i w:val="0"/>
-          <w:color w:val="222222"/>
-          <w:sz w:val="22"/>
-        </w:rPr>
-        <w:t>最后一句可以记住的话： 长期结构改变不是道德上的堕落，也不是隐藏的超能力。它是大脑按“这个世界很危险、资源不够用”做的预算重切。预算切完以后，你值不值得，取决于那个假设还是不是真的。假设已经过期，还按旧预算过日子，就是不灵活；假设仍成立，它就是当时能买到的最好保险——只是保费很高。</w:t>
+          <w:b/>
+          <w:i w:val="0"/>
+          <w:color w:val="222222"/>
+          <w:sz w:val="22"/>
+        </w:rPr>
+        <w:t>最后一句可以记住的话：</w:t>
+      </w:r>
+      <w:r>
+        <w:rPr>
+          <w:rFonts w:ascii="Calibri" w:hAnsi="Calibri" w:eastAsia="WenQuanYi Micro Hei" w:cs="Calibri"/>
+          <w:b w:val="0"/>
+          <w:i w:val="0"/>
+          <w:color w:val="222222"/>
+          <w:sz w:val="22"/>
+        </w:rPr>
+        <w:t xml:space="preserve"> 长期结构改变不是道德上的堕落，也不是隐藏的超能力。它是大脑按“这个世界很危险、资源不够用”做的预算重切。预算切完以后，你值不值得，取决于那个假设还是不是真的。假设已经过期，还按旧预算过日子，就是不灵活；假设仍成立，它就是当时能买到的最好保险——只是保费很高。</w:t>
       </w:r>
     </w:p>
     <w:p>
@@ -3048,7 +6182,27 @@
           <w:color w:val="222222"/>
           <w:sz w:val="22"/>
         </w:rPr>
-        <w:t>整理日期：2026-09-20 主题：慢性压力如何改写海马、前额叶、杏仁核的结构，以及这些改变与行事、记忆、焦虑的关系。 体例：每篇给出出处、简短数据、四点体现分析、主要结论（论点）。 说明：下列数据摘自原文摘要、结果段或作者后续综述中明确写出的数字；未拿到全文精确表的地方只写原文已经公开的方向和统计，不编造小数。</w:t>
+        <w:t xml:space="preserve">整理日期：2026-09-20 主题：慢性压力如何改写海马、前额叶、杏仁核的结构，以及这些改变与行事、记忆、焦虑的关系。 体例：每篇给出出处、来源标注、超链接、简短数据、四点体现分析、主要结论（论点）。 说明：下列数据摘自原文摘要、结果段或作者后续综述中明确写出的数字；未拿到全文精确表的地方只写原文已经公开的方向和统计，不编造小数。 </w:t>
+      </w:r>
+      <w:r>
+        <w:rPr>
+          <w:rFonts w:ascii="Calibri" w:hAnsi="Calibri" w:eastAsia="WenQuanYi Micro Hei" w:cs="Calibri"/>
+          <w:b/>
+          <w:i w:val="0"/>
+          <w:color w:val="222222"/>
+          <w:sz w:val="22"/>
+        </w:rPr>
+        <w:t>来源总则：</w:t>
+      </w:r>
+      <w:r>
+        <w:rPr>
+          <w:rFonts w:ascii="Calibri" w:hAnsi="Calibri" w:eastAsia="WenQuanYi Micro Hei" w:cs="Calibri"/>
+          <w:b w:val="0"/>
+          <w:i w:val="0"/>
+          <w:color w:val="222222"/>
+          <w:sz w:val="22"/>
+        </w:rPr>
+        <w:t xml:space="preserve"> 本文件 6 篇全部为【Cursor网搜】。用户截图只给出了 Savic 2020，没有点名下面这些结构研究。</w:t>
       </w:r>
     </w:p>
     <w:p>
@@ -3073,12 +6227,125 @@
       <w:r>
         <w:rPr>
           <w:rFonts w:ascii="Calibri" w:hAnsi="Calibri" w:eastAsia="WenQuanYi Micro Hei" w:cs="Calibri"/>
-          <w:b w:val="0"/>
-          <w:i w:val="0"/>
-          <w:color w:val="222222"/>
-          <w:sz w:val="22"/>
-        </w:rPr>
-        <w:t>出处 Vyas A, Mitra R, Shankaranarayana Rao BS, Chattarji S. Chronic stress induces contrasting patterns of dendritic remodeling in hippocampal and amygdaloid neurons. *Journal of Neuroscience*. 2002;22(15):6810–6818. DOI：10.1523/JNEUROSCI.22-15-06810.2002 PMID：12151561 单位：印度国家生物科学中心（NCBS）等。 类型：大鼠形态学原研。</w:t>
+          <w:b/>
+          <w:i w:val="0"/>
+          <w:color w:val="222222"/>
+          <w:sz w:val="22"/>
+        </w:rPr>
+        <w:t>出处</w:t>
+      </w:r>
+      <w:r>
+        <w:rPr>
+          <w:rFonts w:ascii="Calibri" w:hAnsi="Calibri" w:eastAsia="WenQuanYi Micro Hei" w:cs="Calibri"/>
+          <w:b w:val="0"/>
+          <w:i w:val="0"/>
+          <w:color w:val="222222"/>
+          <w:sz w:val="22"/>
+        </w:rPr>
+        <w:t xml:space="preserve"> Vyas A, Mitra R, Shankaranarayana Rao BS, Chattarji S. Chronic stress induces contrasting patterns of dendritic remodeling in hippocampal and amygdaloid neurons. *Journal of Neuroscience*. 2002;22(15):6810–6818. </w:t>
+      </w:r>
+      <w:r>
+        <w:rPr>
+          <w:rFonts w:ascii="Calibri" w:hAnsi="Calibri" w:eastAsia="WenQuanYi Micro Hei" w:cs="Calibri"/>
+          <w:b/>
+          <w:i w:val="0"/>
+          <w:color w:val="222222"/>
+          <w:sz w:val="22"/>
+        </w:rPr>
+        <w:t>来源标注：</w:t>
+      </w:r>
+      <w:r>
+        <w:rPr>
+          <w:rFonts w:ascii="Calibri" w:hAnsi="Calibri" w:eastAsia="WenQuanYi Micro Hei" w:cs="Calibri"/>
+          <w:b w:val="0"/>
+          <w:i w:val="0"/>
+          <w:color w:val="222222"/>
+          <w:sz w:val="22"/>
+        </w:rPr>
+        <w:t xml:space="preserve">【Cursor网搜】用户截图 / 提问未点名本篇。 </w:t>
+      </w:r>
+      <w:r>
+        <w:rPr>
+          <w:rFonts w:ascii="Calibri" w:hAnsi="Calibri" w:eastAsia="WenQuanYi Micro Hei" w:cs="Calibri"/>
+          <w:b/>
+          <w:i w:val="0"/>
+          <w:color w:val="222222"/>
+          <w:sz w:val="22"/>
+        </w:rPr>
+        <w:t>超链接：</w:t>
+      </w:r>
+      <w:r>
+        <w:rPr>
+          <w:rFonts w:ascii="Calibri" w:hAnsi="Calibri" w:eastAsia="WenQuanYi Micro Hei" w:cs="Calibri"/>
+          <w:b w:val="0"/>
+          <w:i w:val="0"/>
+          <w:color w:val="222222"/>
+          <w:sz w:val="22"/>
+        </w:rPr>
+        <w:t xml:space="preserve"> </w:t>
+      </w:r>
+      <w:hyperlink r:id="rId35">
+        <w:r>
+          <w:rPr>
+            <w:color w:val="1A5F9E"/>
+            <w:u w:val="single"/>
+            <w:sz w:val="22"/>
+            <w:rFonts w:ascii="Calibri" w:hAnsi="Calibri" w:eastAsia="WenQuanYi Micro Hei"/>
+          </w:rPr>
+          <w:t xml:space="preserve">DOI 10.1523/JNEUROSCI.22-15-06810.2002</w:t>
+        </w:r>
+      </w:hyperlink>
+      <w:r>
+        <w:rPr>
+          <w:rFonts w:ascii="Calibri" w:hAnsi="Calibri" w:eastAsia="WenQuanYi Micro Hei" w:cs="Calibri"/>
+          <w:b w:val="0"/>
+          <w:i w:val="0"/>
+          <w:color w:val="222222"/>
+          <w:sz w:val="22"/>
+        </w:rPr>
+        <w:t xml:space="preserve"> · </w:t>
+      </w:r>
+      <w:hyperlink r:id="rId36">
+        <w:r>
+          <w:rPr>
+            <w:color w:val="1A5F9E"/>
+            <w:u w:val="single"/>
+            <w:sz w:val="22"/>
+            <w:rFonts w:ascii="Calibri" w:hAnsi="Calibri" w:eastAsia="WenQuanYi Micro Hei"/>
+          </w:rPr>
+          <w:t xml:space="preserve">PMC 6758130</w:t>
+        </w:r>
+      </w:hyperlink>
+      <w:r>
+        <w:rPr>
+          <w:rFonts w:ascii="Calibri" w:hAnsi="Calibri" w:eastAsia="WenQuanYi Micro Hei" w:cs="Calibri"/>
+          <w:b w:val="0"/>
+          <w:i w:val="0"/>
+          <w:color w:val="222222"/>
+          <w:sz w:val="22"/>
+        </w:rPr>
+        <w:t xml:space="preserve"> · </w:t>
+      </w:r>
+      <w:hyperlink r:id="rId51">
+        <w:r>
+          <w:rPr>
+            <w:color w:val="1A5F9E"/>
+            <w:u w:val="single"/>
+            <w:sz w:val="22"/>
+            <w:rFonts w:ascii="Calibri" w:hAnsi="Calibri" w:eastAsia="WenQuanYi Micro Hei"/>
+          </w:rPr>
+          <w:t xml:space="preserve">PubMed 12151561</w:t>
+        </w:r>
+      </w:hyperlink>
+      <w:r>
+        <w:rPr>
+          <w:rFonts w:ascii="Calibri" w:hAnsi="Calibri" w:eastAsia="WenQuanYi Micro Hei" w:cs="Calibri"/>
+          <w:b w:val="0"/>
+          <w:i w:val="0"/>
+          <w:color w:val="222222"/>
+          <w:sz w:val="22"/>
+        </w:rPr>
+        <w:t xml:space="preserve"> 单位：印度国家生物科学中心（NCBS）等。 类型：大鼠形态学原研。</w:t>
       </w:r>
     </w:p>
     <w:p>
@@ -3088,7 +6355,7 @@
       <w:r>
         <w:rPr>
           <w:rFonts w:ascii="Calibri" w:hAnsi="Calibri" w:eastAsia="WenQuanYi Micro Hei" w:cs="Calibri"/>
-          <w:b w:val="0"/>
+          <w:b/>
           <w:i w:val="0"/>
           <w:color w:val="222222"/>
           <w:sz w:val="22"/>
@@ -3167,7 +6434,7 @@
       <w:r>
         <w:rPr>
           <w:rFonts w:ascii="Calibri" w:hAnsi="Calibri" w:eastAsia="WenQuanYi Micro Hei" w:cs="Calibri"/>
-          <w:b w:val="0"/>
+          <w:b/>
           <w:i w:val="0"/>
           <w:color w:val="222222"/>
           <w:sz w:val="22"/>
@@ -3188,7 +6455,27 @@
           <w:color w:val="222222"/>
           <w:sz w:val="22"/>
         </w:rPr>
-        <w:t>•  **分区方向相反**：不是“全脑萎缩”，而是海马减配、杏仁核超配。</w:t>
+        <w:t xml:space="preserve">•  </w:t>
+      </w:r>
+      <w:r>
+        <w:rPr>
+          <w:rFonts w:ascii="Calibri" w:hAnsi="Calibri" w:eastAsia="WenQuanYi Micro Hei" w:cs="Calibri"/>
+          <w:b/>
+          <w:i w:val="0"/>
+          <w:color w:val="222222"/>
+          <w:sz w:val="22"/>
+        </w:rPr>
+        <w:t>分区方向相反</w:t>
+      </w:r>
+      <w:r>
+        <w:rPr>
+          <w:rFonts w:ascii="Calibri" w:hAnsi="Calibri" w:eastAsia="WenQuanYi Micro Hei" w:cs="Calibri"/>
+          <w:b w:val="0"/>
+          <w:i w:val="0"/>
+          <w:color w:val="222222"/>
+          <w:sz w:val="22"/>
+        </w:rPr>
+        <w:t>：不是“全脑萎缩”，而是海马减配、杏仁核超配。</w:t>
       </w:r>
     </w:p>
     <w:p>
@@ -3204,7 +6491,27 @@
           <w:color w:val="222222"/>
           <w:sz w:val="22"/>
         </w:rPr>
-        <w:t>•  **应激类型决定形态**：可预测的重复束缚 vs 不可预测应激，改的细胞类群不同。</w:t>
+        <w:t xml:space="preserve">•  </w:t>
+      </w:r>
+      <w:r>
+        <w:rPr>
+          <w:rFonts w:ascii="Calibri" w:hAnsi="Calibri" w:eastAsia="WenQuanYi Micro Hei" w:cs="Calibri"/>
+          <w:b/>
+          <w:i w:val="0"/>
+          <w:color w:val="222222"/>
+          <w:sz w:val="22"/>
+        </w:rPr>
+        <w:t>应激类型决定形态</w:t>
+      </w:r>
+      <w:r>
+        <w:rPr>
+          <w:rFonts w:ascii="Calibri" w:hAnsi="Calibri" w:eastAsia="WenQuanYi Micro Hei" w:cs="Calibri"/>
+          <w:b w:val="0"/>
+          <w:i w:val="0"/>
+          <w:color w:val="222222"/>
+          <w:sz w:val="22"/>
+        </w:rPr>
+        <w:t>：可预测的重复束缚 vs 不可预测应激，改的细胞类群不同。</w:t>
       </w:r>
     </w:p>
     <w:p>
@@ -3220,7 +6527,27 @@
           <w:color w:val="222222"/>
           <w:sz w:val="22"/>
         </w:rPr>
-        <w:t>•  **行为与杏仁核增生绑定**：焦虑样改变与 CIS 及 BLA 肥大同现，而不是与所有应激同现。</w:t>
+        <w:t xml:space="preserve">•  </w:t>
+      </w:r>
+      <w:r>
+        <w:rPr>
+          <w:rFonts w:ascii="Calibri" w:hAnsi="Calibri" w:eastAsia="WenQuanYi Micro Hei" w:cs="Calibri"/>
+          <w:b/>
+          <w:i w:val="0"/>
+          <w:color w:val="222222"/>
+          <w:sz w:val="22"/>
+        </w:rPr>
+        <w:t>行为与杏仁核增生绑定</w:t>
+      </w:r>
+      <w:r>
+        <w:rPr>
+          <w:rFonts w:ascii="Calibri" w:hAnsi="Calibri" w:eastAsia="WenQuanYi Micro Hei" w:cs="Calibri"/>
+          <w:b w:val="0"/>
+          <w:i w:val="0"/>
+          <w:color w:val="222222"/>
+          <w:sz w:val="22"/>
+        </w:rPr>
+        <w:t>：焦虑样改变与 CIS 及 BLA 肥大同现，而不是与所有应激同现。</w:t>
       </w:r>
     </w:p>
     <w:p>
@@ -3236,7 +6563,27 @@
           <w:color w:val="222222"/>
           <w:sz w:val="22"/>
         </w:rPr>
-        <w:t>•  **这是重塑不是随机坏死**：树突长度和分支可测、可比较，符合可塑性而不是弥漫性细胞死亡。</w:t>
+        <w:t xml:space="preserve">•  </w:t>
+      </w:r>
+      <w:r>
+        <w:rPr>
+          <w:rFonts w:ascii="Calibri" w:hAnsi="Calibri" w:eastAsia="WenQuanYi Micro Hei" w:cs="Calibri"/>
+          <w:b/>
+          <w:i w:val="0"/>
+          <w:color w:val="222222"/>
+          <w:sz w:val="22"/>
+        </w:rPr>
+        <w:t>这是重塑不是随机坏死</w:t>
+      </w:r>
+      <w:r>
+        <w:rPr>
+          <w:rFonts w:ascii="Calibri" w:hAnsi="Calibri" w:eastAsia="WenQuanYi Micro Hei" w:cs="Calibri"/>
+          <w:b w:val="0"/>
+          <w:i w:val="0"/>
+          <w:color w:val="222222"/>
+          <w:sz w:val="22"/>
+        </w:rPr>
+        <w:t>：树突长度和分支可测、可比较，符合可塑性而不是弥漫性细胞死亡。</w:t>
       </w:r>
     </w:p>
     <w:p>
@@ -3246,12 +6593,42 @@
       <w:r>
         <w:rPr>
           <w:rFonts w:ascii="Calibri" w:hAnsi="Calibri" w:eastAsia="WenQuanYi Micro Hei" w:cs="Calibri"/>
-          <w:b w:val="0"/>
-          <w:i w:val="0"/>
-          <w:color w:val="222222"/>
-          <w:sz w:val="22"/>
-        </w:rPr>
-        <w:t>主要结论（论点） 慢性压力通过相反方向的树突重塑同时削弱海马调节、加强杏仁核情绪回路，构成焦虑和情绪障碍的细胞学候选机制。</w:t>
+          <w:b/>
+          <w:i w:val="0"/>
+          <w:color w:val="222222"/>
+          <w:sz w:val="22"/>
+        </w:rPr>
+        <w:t>主要结论（论点）</w:t>
+      </w:r>
+      <w:r>
+        <w:rPr>
+          <w:rFonts w:ascii="Calibri" w:hAnsi="Calibri" w:eastAsia="WenQuanYi Micro Hei" w:cs="Calibri"/>
+          <w:b w:val="0"/>
+          <w:i w:val="0"/>
+          <w:color w:val="222222"/>
+          <w:sz w:val="22"/>
+        </w:rPr>
+        <w:t xml:space="preserve"> 慢性压力通过</w:t>
+      </w:r>
+      <w:r>
+        <w:rPr>
+          <w:rFonts w:ascii="Calibri" w:hAnsi="Calibri" w:eastAsia="WenQuanYi Micro Hei" w:cs="Calibri"/>
+          <w:b/>
+          <w:i w:val="0"/>
+          <w:color w:val="222222"/>
+          <w:sz w:val="22"/>
+        </w:rPr>
+        <w:t>相反方向的树突重塑</w:t>
+      </w:r>
+      <w:r>
+        <w:rPr>
+          <w:rFonts w:ascii="Calibri" w:hAnsi="Calibri" w:eastAsia="WenQuanYi Micro Hei" w:cs="Calibri"/>
+          <w:b w:val="0"/>
+          <w:i w:val="0"/>
+          <w:color w:val="222222"/>
+          <w:sz w:val="22"/>
+        </w:rPr>
+        <w:t>同时削弱海马调节、加强杏仁核情绪回路，构成焦虑和情绪障碍的细胞学候选机制。</w:t>
       </w:r>
     </w:p>
     <w:p>
@@ -3276,12 +6653,104 @@
       <w:r>
         <w:rPr>
           <w:rFonts w:ascii="Calibri" w:hAnsi="Calibri" w:eastAsia="WenQuanYi Micro Hei" w:cs="Calibri"/>
-          <w:b w:val="0"/>
-          <w:i w:val="0"/>
-          <w:color w:val="222222"/>
-          <w:sz w:val="22"/>
-        </w:rPr>
-        <w:t>出处 Lupien SJ, de Leon M, de Santi S, Convit A, Tarshish C, Nair NPV, Thakur M, McEwen BS, Hauger RL, Meaney MJ. Cortisol levels during human aging predict hippocampal atrophy and memory deficits. *Nature Neuroscience*. 1998;1(1):69–73. DOI：10.1038/271 PMID：10195112 单位：麦吉尔大学、纽约大学等。 类型：老年人类纵向皮质醇 + MRI。</w:t>
+          <w:b/>
+          <w:i w:val="0"/>
+          <w:color w:val="222222"/>
+          <w:sz w:val="22"/>
+        </w:rPr>
+        <w:t>出处</w:t>
+      </w:r>
+      <w:r>
+        <w:rPr>
+          <w:rFonts w:ascii="Calibri" w:hAnsi="Calibri" w:eastAsia="WenQuanYi Micro Hei" w:cs="Calibri"/>
+          <w:b w:val="0"/>
+          <w:i w:val="0"/>
+          <w:color w:val="222222"/>
+          <w:sz w:val="22"/>
+        </w:rPr>
+        <w:t xml:space="preserve"> Lupien SJ, de Leon M, de Santi S, Convit A, Tarshish C, Nair NPV, Thakur M, McEwen BS, Hauger RL, Meaney MJ. Cortisol levels during human aging predict hippocampal atrophy and memory deficits. *Nature Neuroscience*. 1998;1(1):69–73. </w:t>
+      </w:r>
+      <w:r>
+        <w:rPr>
+          <w:rFonts w:ascii="Calibri" w:hAnsi="Calibri" w:eastAsia="WenQuanYi Micro Hei" w:cs="Calibri"/>
+          <w:b/>
+          <w:i w:val="0"/>
+          <w:color w:val="222222"/>
+          <w:sz w:val="22"/>
+        </w:rPr>
+        <w:t>来源标注：</w:t>
+      </w:r>
+      <w:r>
+        <w:rPr>
+          <w:rFonts w:ascii="Calibri" w:hAnsi="Calibri" w:eastAsia="WenQuanYi Micro Hei" w:cs="Calibri"/>
+          <w:b w:val="0"/>
+          <w:i w:val="0"/>
+          <w:color w:val="222222"/>
+          <w:sz w:val="22"/>
+        </w:rPr>
+        <w:t xml:space="preserve">【Cursor网搜】用户截图 / 提问未点名本篇。 </w:t>
+      </w:r>
+      <w:r>
+        <w:rPr>
+          <w:rFonts w:ascii="Calibri" w:hAnsi="Calibri" w:eastAsia="WenQuanYi Micro Hei" w:cs="Calibri"/>
+          <w:b/>
+          <w:i w:val="0"/>
+          <w:color w:val="222222"/>
+          <w:sz w:val="22"/>
+        </w:rPr>
+        <w:t>超链接：</w:t>
+      </w:r>
+      <w:r>
+        <w:rPr>
+          <w:rFonts w:ascii="Calibri" w:hAnsi="Calibri" w:eastAsia="WenQuanYi Micro Hei" w:cs="Calibri"/>
+          <w:b w:val="0"/>
+          <w:i w:val="0"/>
+          <w:color w:val="222222"/>
+          <w:sz w:val="22"/>
+        </w:rPr>
+        <w:t xml:space="preserve"> </w:t>
+      </w:r>
+      <w:hyperlink r:id="rId37">
+        <w:r>
+          <w:rPr>
+            <w:color w:val="1A5F9E"/>
+            <w:u w:val="single"/>
+            <w:sz w:val="22"/>
+            <w:rFonts w:ascii="Calibri" w:hAnsi="Calibri" w:eastAsia="WenQuanYi Micro Hei"/>
+          </w:rPr>
+          <w:t xml:space="preserve">DOI 10.1038/271</w:t>
+        </w:r>
+      </w:hyperlink>
+      <w:r>
+        <w:rPr>
+          <w:rFonts w:ascii="Calibri" w:hAnsi="Calibri" w:eastAsia="WenQuanYi Micro Hei" w:cs="Calibri"/>
+          <w:b w:val="0"/>
+          <w:i w:val="0"/>
+          <w:color w:val="222222"/>
+          <w:sz w:val="22"/>
+        </w:rPr>
+        <w:t xml:space="preserve"> · </w:t>
+      </w:r>
+      <w:hyperlink r:id="rId38">
+        <w:r>
+          <w:rPr>
+            <w:color w:val="1A5F9E"/>
+            <w:u w:val="single"/>
+            <w:sz w:val="22"/>
+            <w:rFonts w:ascii="Calibri" w:hAnsi="Calibri" w:eastAsia="WenQuanYi Micro Hei"/>
+          </w:rPr>
+          <w:t xml:space="preserve">PubMed 10195112</w:t>
+        </w:r>
+      </w:hyperlink>
+      <w:r>
+        <w:rPr>
+          <w:rFonts w:ascii="Calibri" w:hAnsi="Calibri" w:eastAsia="WenQuanYi Micro Hei" w:cs="Calibri"/>
+          <w:b w:val="0"/>
+          <w:i w:val="0"/>
+          <w:color w:val="222222"/>
+          <w:sz w:val="22"/>
+        </w:rPr>
+        <w:t xml:space="preserve"> 单位：麦吉尔大学、纽约大学等。 类型：老年人类纵向皮质醇 + MRI。</w:t>
       </w:r>
     </w:p>
     <w:p>
@@ -3291,7 +6760,7 @@
       <w:r>
         <w:rPr>
           <w:rFonts w:ascii="Calibri" w:hAnsi="Calibri" w:eastAsia="WenQuanYi Micro Hei" w:cs="Calibri"/>
-          <w:b w:val="0"/>
+          <w:b/>
           <w:i w:val="0"/>
           <w:color w:val="222222"/>
           <w:sz w:val="22"/>
@@ -3328,7 +6797,27 @@
           <w:color w:val="222222"/>
           <w:sz w:val="22"/>
         </w:rPr>
-        <w:t>•  长期高 / 上升皮质醇组的海马体积比低 / 下降组大约小 **14%**。</w:t>
+        <w:t xml:space="preserve">•  长期高 / 上升皮质醇组的海马体积比低 / 下降组大约小 </w:t>
+      </w:r>
+      <w:r>
+        <w:rPr>
+          <w:rFonts w:ascii="Calibri" w:hAnsi="Calibri" w:eastAsia="WenQuanYi Micro Hei" w:cs="Calibri"/>
+          <w:b/>
+          <w:i w:val="0"/>
+          <w:color w:val="222222"/>
+          <w:sz w:val="22"/>
+        </w:rPr>
+        <w:t>14%</w:t>
+      </w:r>
+      <w:r>
+        <w:rPr>
+          <w:rFonts w:ascii="Calibri" w:hAnsi="Calibri" w:eastAsia="WenQuanYi Micro Hei" w:cs="Calibri"/>
+          <w:b w:val="0"/>
+          <w:i w:val="0"/>
+          <w:color w:val="222222"/>
+          <w:sz w:val="22"/>
+        </w:rPr>
+        <w:t>。</w:t>
       </w:r>
     </w:p>
     <w:p>
@@ -3370,7 +6859,7 @@
       <w:r>
         <w:rPr>
           <w:rFonts w:ascii="Calibri" w:hAnsi="Calibri" w:eastAsia="WenQuanYi Micro Hei" w:cs="Calibri"/>
-          <w:b w:val="0"/>
+          <w:b/>
           <w:i w:val="0"/>
           <w:color w:val="222222"/>
           <w:sz w:val="22"/>
@@ -3391,7 +6880,27 @@
           <w:color w:val="222222"/>
           <w:sz w:val="22"/>
         </w:rPr>
-        <w:t>•  **人类证据把动物的糖皮质激素—海马故事接上了**：不是只有大鼠 CA3 树突会退。</w:t>
+        <w:t xml:space="preserve">•  </w:t>
+      </w:r>
+      <w:r>
+        <w:rPr>
+          <w:rFonts w:ascii="Calibri" w:hAnsi="Calibri" w:eastAsia="WenQuanYi Micro Hei" w:cs="Calibri"/>
+          <w:b/>
+          <w:i w:val="0"/>
+          <w:color w:val="222222"/>
+          <w:sz w:val="22"/>
+        </w:rPr>
+        <w:t>人类证据把动物的糖皮质激素—海马故事接上了</w:t>
+      </w:r>
+      <w:r>
+        <w:rPr>
+          <w:rFonts w:ascii="Calibri" w:hAnsi="Calibri" w:eastAsia="WenQuanYi Micro Hei" w:cs="Calibri"/>
+          <w:b w:val="0"/>
+          <w:i w:val="0"/>
+          <w:color w:val="222222"/>
+          <w:sz w:val="22"/>
+        </w:rPr>
+        <w:t>：不是只有大鼠 CA3 树突会退。</w:t>
       </w:r>
     </w:p>
     <w:p>
@@ -3407,7 +6916,27 @@
           <w:color w:val="222222"/>
           <w:sz w:val="22"/>
         </w:rPr>
-        <w:t>•  **剂量在时间里**：一次高皮质醇不够，多年轨迹才预测体积。</w:t>
+        <w:t xml:space="preserve">•  </w:t>
+      </w:r>
+      <w:r>
+        <w:rPr>
+          <w:rFonts w:ascii="Calibri" w:hAnsi="Calibri" w:eastAsia="WenQuanYi Micro Hei" w:cs="Calibri"/>
+          <w:b/>
+          <w:i w:val="0"/>
+          <w:color w:val="222222"/>
+          <w:sz w:val="22"/>
+        </w:rPr>
+        <w:t>剂量在时间里</w:t>
+      </w:r>
+      <w:r>
+        <w:rPr>
+          <w:rFonts w:ascii="Calibri" w:hAnsi="Calibri" w:eastAsia="WenQuanYi Micro Hei" w:cs="Calibri"/>
+          <w:b w:val="0"/>
+          <w:i w:val="0"/>
+          <w:color w:val="222222"/>
+          <w:sz w:val="22"/>
+        </w:rPr>
+        <w:t>：一次高皮质醇不够，多年轨迹才预测体积。</w:t>
       </w:r>
     </w:p>
     <w:p>
@@ -3423,7 +6952,27 @@
           <w:color w:val="222222"/>
           <w:sz w:val="22"/>
         </w:rPr>
-        <w:t>•  **结构与功能同向**：体积小的人，恰好是情景 / 空间记忆差的人。</w:t>
+        <w:t xml:space="preserve">•  </w:t>
+      </w:r>
+      <w:r>
+        <w:rPr>
+          <w:rFonts w:ascii="Calibri" w:hAnsi="Calibri" w:eastAsia="WenQuanYi Micro Hei" w:cs="Calibri"/>
+          <w:b/>
+          <w:i w:val="0"/>
+          <w:color w:val="222222"/>
+          <w:sz w:val="22"/>
+        </w:rPr>
+        <w:t>结构与功能同向</w:t>
+      </w:r>
+      <w:r>
+        <w:rPr>
+          <w:rFonts w:ascii="Calibri" w:hAnsi="Calibri" w:eastAsia="WenQuanYi Micro Hei" w:cs="Calibri"/>
+          <w:b w:val="0"/>
+          <w:i w:val="0"/>
+          <w:color w:val="222222"/>
+          <w:sz w:val="22"/>
+        </w:rPr>
+        <w:t>：体积小的人，恰好是情景 / 空间记忆差的人。</w:t>
       </w:r>
     </w:p>
     <w:p>
@@ -3439,7 +6988,27 @@
           <w:color w:val="222222"/>
           <w:sz w:val="22"/>
         </w:rPr>
-        <w:t>•  **因果仍是“很可能”不是“已证明”**：作者的表述是 basal cortisol elevation *may* cause damage；也可能海马先弱、反馈先坏，再让皮质醇更高。</w:t>
+        <w:t xml:space="preserve">•  </w:t>
+      </w:r>
+      <w:r>
+        <w:rPr>
+          <w:rFonts w:ascii="Calibri" w:hAnsi="Calibri" w:eastAsia="WenQuanYi Micro Hei" w:cs="Calibri"/>
+          <w:b/>
+          <w:i w:val="0"/>
+          <w:color w:val="222222"/>
+          <w:sz w:val="22"/>
+        </w:rPr>
+        <w:t>因果仍是“很可能”不是“已证明”</w:t>
+      </w:r>
+      <w:r>
+        <w:rPr>
+          <w:rFonts w:ascii="Calibri" w:hAnsi="Calibri" w:eastAsia="WenQuanYi Micro Hei" w:cs="Calibri"/>
+          <w:b w:val="0"/>
+          <w:i w:val="0"/>
+          <w:color w:val="222222"/>
+          <w:sz w:val="22"/>
+        </w:rPr>
+        <w:t>：作者的表述是 basal cortisol elevation *may* cause damage；也可能海马先弱、反馈先坏，再让皮质醇更高。</w:t>
       </w:r>
     </w:p>
     <w:p>
@@ -3449,12 +7018,22 @@
       <w:r>
         <w:rPr>
           <w:rFonts w:ascii="Calibri" w:hAnsi="Calibri" w:eastAsia="WenQuanYi Micro Hei" w:cs="Calibri"/>
-          <w:b w:val="0"/>
-          <w:i w:val="0"/>
-          <w:color w:val="222222"/>
-          <w:sz w:val="22"/>
-        </w:rPr>
-        <w:t>主要结论（论点） 长期偏高的基础皮质醇与人类海马萎缩和海马依赖记忆下降相关，慢性应激激素负荷足以在无急性脑损伤的人身上留下结构痕迹。</w:t>
+          <w:b/>
+          <w:i w:val="0"/>
+          <w:color w:val="222222"/>
+          <w:sz w:val="22"/>
+        </w:rPr>
+        <w:t>主要结论（论点）</w:t>
+      </w:r>
+      <w:r>
+        <w:rPr>
+          <w:rFonts w:ascii="Calibri" w:hAnsi="Calibri" w:eastAsia="WenQuanYi Micro Hei" w:cs="Calibri"/>
+          <w:b w:val="0"/>
+          <w:i w:val="0"/>
+          <w:color w:val="222222"/>
+          <w:sz w:val="22"/>
+        </w:rPr>
+        <w:t xml:space="preserve"> 长期偏高的基础皮质醇与人类海马萎缩和海马依赖记忆下降相关，慢性应激激素负荷足以在无急性脑损伤的人身上留下结构痕迹。</w:t>
       </w:r>
     </w:p>
     <w:p>
@@ -3479,12 +7058,125 @@
       <w:r>
         <w:rPr>
           <w:rFonts w:ascii="Calibri" w:hAnsi="Calibri" w:eastAsia="WenQuanYi Micro Hei" w:cs="Calibri"/>
-          <w:b w:val="0"/>
-          <w:i w:val="0"/>
-          <w:color w:val="222222"/>
-          <w:sz w:val="22"/>
-        </w:rPr>
-        <w:t>出处 Liston C, McEwen BS, Casey BJ. Psychosocial stress reversibly disrupts prefrontal processing and attentional control. *Proceedings of the National Academy of Sciences*. 2009;106(3):912–917. DOI：10.1073/pnas.0807041106 PMID：19139412 单位：康奈尔大学威尔医学院、洛克菲勒大学。 类型：健康成人心理社会应激 + fMRI。</w:t>
+          <w:b/>
+          <w:i w:val="0"/>
+          <w:color w:val="222222"/>
+          <w:sz w:val="22"/>
+        </w:rPr>
+        <w:t>出处</w:t>
+      </w:r>
+      <w:r>
+        <w:rPr>
+          <w:rFonts w:ascii="Calibri" w:hAnsi="Calibri" w:eastAsia="WenQuanYi Micro Hei" w:cs="Calibri"/>
+          <w:b w:val="0"/>
+          <w:i w:val="0"/>
+          <w:color w:val="222222"/>
+          <w:sz w:val="22"/>
+        </w:rPr>
+        <w:t xml:space="preserve"> Liston C, McEwen BS, Casey BJ. Psychosocial stress reversibly disrupts prefrontal processing and attentional control. *Proceedings of the National Academy of Sciences*. 2009;106(3):912–917. </w:t>
+      </w:r>
+      <w:r>
+        <w:rPr>
+          <w:rFonts w:ascii="Calibri" w:hAnsi="Calibri" w:eastAsia="WenQuanYi Micro Hei" w:cs="Calibri"/>
+          <w:b/>
+          <w:i w:val="0"/>
+          <w:color w:val="222222"/>
+          <w:sz w:val="22"/>
+        </w:rPr>
+        <w:t>来源标注：</w:t>
+      </w:r>
+      <w:r>
+        <w:rPr>
+          <w:rFonts w:ascii="Calibri" w:hAnsi="Calibri" w:eastAsia="WenQuanYi Micro Hei" w:cs="Calibri"/>
+          <w:b w:val="0"/>
+          <w:i w:val="0"/>
+          <w:color w:val="222222"/>
+          <w:sz w:val="22"/>
+        </w:rPr>
+        <w:t xml:space="preserve">【Cursor网搜】用户截图 / 提问未点名本篇。这是“注意更难按目标切换”的直接人证据。 </w:t>
+      </w:r>
+      <w:r>
+        <w:rPr>
+          <w:rFonts w:ascii="Calibri" w:hAnsi="Calibri" w:eastAsia="WenQuanYi Micro Hei" w:cs="Calibri"/>
+          <w:b/>
+          <w:i w:val="0"/>
+          <w:color w:val="222222"/>
+          <w:sz w:val="22"/>
+        </w:rPr>
+        <w:t>超链接：</w:t>
+      </w:r>
+      <w:r>
+        <w:rPr>
+          <w:rFonts w:ascii="Calibri" w:hAnsi="Calibri" w:eastAsia="WenQuanYi Micro Hei" w:cs="Calibri"/>
+          <w:b w:val="0"/>
+          <w:i w:val="0"/>
+          <w:color w:val="222222"/>
+          <w:sz w:val="22"/>
+        </w:rPr>
+        <w:t xml:space="preserve"> </w:t>
+      </w:r>
+      <w:hyperlink r:id="rId40">
+        <w:r>
+          <w:rPr>
+            <w:color w:val="1A5F9E"/>
+            <w:u w:val="single"/>
+            <w:sz w:val="22"/>
+            <w:rFonts w:ascii="Calibri" w:hAnsi="Calibri" w:eastAsia="WenQuanYi Micro Hei"/>
+          </w:rPr>
+          <w:t xml:space="preserve">DOI 10.1073/pnas.0807041106</w:t>
+        </w:r>
+      </w:hyperlink>
+      <w:r>
+        <w:rPr>
+          <w:rFonts w:ascii="Calibri" w:hAnsi="Calibri" w:eastAsia="WenQuanYi Micro Hei" w:cs="Calibri"/>
+          <w:b w:val="0"/>
+          <w:i w:val="0"/>
+          <w:color w:val="222222"/>
+          <w:sz w:val="22"/>
+        </w:rPr>
+        <w:t xml:space="preserve"> · </w:t>
+      </w:r>
+      <w:hyperlink r:id="rId41">
+        <w:r>
+          <w:rPr>
+            <w:color w:val="1A5F9E"/>
+            <w:u w:val="single"/>
+            <w:sz w:val="22"/>
+            <w:rFonts w:ascii="Calibri" w:hAnsi="Calibri" w:eastAsia="WenQuanYi Micro Hei"/>
+          </w:rPr>
+          <w:t xml:space="preserve">PMC 2621252</w:t>
+        </w:r>
+      </w:hyperlink>
+      <w:r>
+        <w:rPr>
+          <w:rFonts w:ascii="Calibri" w:hAnsi="Calibri" w:eastAsia="WenQuanYi Micro Hei" w:cs="Calibri"/>
+          <w:b w:val="0"/>
+          <w:i w:val="0"/>
+          <w:color w:val="222222"/>
+          <w:sz w:val="22"/>
+        </w:rPr>
+        <w:t xml:space="preserve"> · </w:t>
+      </w:r>
+      <w:hyperlink r:id="rId52">
+        <w:r>
+          <w:rPr>
+            <w:color w:val="1A5F9E"/>
+            <w:u w:val="single"/>
+            <w:sz w:val="22"/>
+            <w:rFonts w:ascii="Calibri" w:hAnsi="Calibri" w:eastAsia="WenQuanYi Micro Hei"/>
+          </w:rPr>
+          <w:t xml:space="preserve">PubMed 19139412</w:t>
+        </w:r>
+      </w:hyperlink>
+      <w:r>
+        <w:rPr>
+          <w:rFonts w:ascii="Calibri" w:hAnsi="Calibri" w:eastAsia="WenQuanYi Micro Hei" w:cs="Calibri"/>
+          <w:b w:val="0"/>
+          <w:i w:val="0"/>
+          <w:color w:val="222222"/>
+          <w:sz w:val="22"/>
+        </w:rPr>
+        <w:t xml:space="preserve"> 单位：康奈尔大学威尔医学院、洛克菲勒大学。 类型：健康成人心理社会应激 + fMRI。</w:t>
       </w:r>
     </w:p>
     <w:p>
@@ -3494,7 +7186,7 @@
       <w:r>
         <w:rPr>
           <w:rFonts w:ascii="Calibri" w:hAnsi="Calibri" w:eastAsia="WenQuanYi Micro Hei" w:cs="Calibri"/>
-          <w:b w:val="0"/>
+          <w:b/>
           <w:i w:val="0"/>
           <w:color w:val="222222"/>
           <w:sz w:val="22"/>
@@ -3573,7 +7265,7 @@
       <w:r>
         <w:rPr>
           <w:rFonts w:ascii="Calibri" w:hAnsi="Calibri" w:eastAsia="WenQuanYi Micro Hei" w:cs="Calibri"/>
-          <w:b w:val="0"/>
+          <w:b/>
           <w:i w:val="0"/>
           <w:color w:val="222222"/>
           <w:sz w:val="22"/>
@@ -3594,7 +7286,27 @@
           <w:color w:val="222222"/>
           <w:sz w:val="22"/>
         </w:rPr>
-        <w:t>•  **时间尺度可以短到“一个月级”**：长期结构改变的功能前奏，不必等十年。</w:t>
+        <w:t xml:space="preserve">•  </w:t>
+      </w:r>
+      <w:r>
+        <w:rPr>
+          <w:rFonts w:ascii="Calibri" w:hAnsi="Calibri" w:eastAsia="WenQuanYi Micro Hei" w:cs="Calibri"/>
+          <w:b/>
+          <w:i w:val="0"/>
+          <w:color w:val="222222"/>
+          <w:sz w:val="22"/>
+        </w:rPr>
+        <w:t>时间尺度可以短到“一个月级”</w:t>
+      </w:r>
+      <w:r>
+        <w:rPr>
+          <w:rFonts w:ascii="Calibri" w:hAnsi="Calibri" w:eastAsia="WenQuanYi Micro Hei" w:cs="Calibri"/>
+          <w:b w:val="0"/>
+          <w:i w:val="0"/>
+          <w:color w:val="222222"/>
+          <w:sz w:val="22"/>
+        </w:rPr>
+        <w:t>：长期结构改变的功能前奏，不必等十年。</w:t>
       </w:r>
     </w:p>
     <w:p>
@@ -3610,7 +7322,27 @@
           <w:color w:val="222222"/>
           <w:sz w:val="22"/>
         </w:rPr>
-        <w:t>•  **可逆是默认，不是例外**：至少在健康年轻人、压力源能撤走时。</w:t>
+        <w:t xml:space="preserve">•  </w:t>
+      </w:r>
+      <w:r>
+        <w:rPr>
+          <w:rFonts w:ascii="Calibri" w:hAnsi="Calibri" w:eastAsia="WenQuanYi Micro Hei" w:cs="Calibri"/>
+          <w:b/>
+          <w:i w:val="0"/>
+          <w:color w:val="222222"/>
+          <w:sz w:val="22"/>
+        </w:rPr>
+        <w:t>可逆是默认，不是例外</w:t>
+      </w:r>
+      <w:r>
+        <w:rPr>
+          <w:rFonts w:ascii="Calibri" w:hAnsi="Calibri" w:eastAsia="WenQuanYi Micro Hei" w:cs="Calibri"/>
+          <w:b w:val="0"/>
+          <w:i w:val="0"/>
+          <w:color w:val="222222"/>
+          <w:sz w:val="22"/>
+        </w:rPr>
+        <w:t>：至少在健康年轻人、压力源能撤走时。</w:t>
       </w:r>
     </w:p>
     <w:p>
@@ -3626,7 +7358,27 @@
           <w:color w:val="222222"/>
           <w:sz w:val="22"/>
         </w:rPr>
-        <w:t>•  **前额叶是灵活性的瓶颈**：切换失败 = 行事上开始死守旧规则。</w:t>
+        <w:t xml:space="preserve">•  </w:t>
+      </w:r>
+      <w:r>
+        <w:rPr>
+          <w:rFonts w:ascii="Calibri" w:hAnsi="Calibri" w:eastAsia="WenQuanYi Micro Hei" w:cs="Calibri"/>
+          <w:b/>
+          <w:i w:val="0"/>
+          <w:color w:val="222222"/>
+          <w:sz w:val="22"/>
+        </w:rPr>
+        <w:t>前额叶是灵活性的瓶颈</w:t>
+      </w:r>
+      <w:r>
+        <w:rPr>
+          <w:rFonts w:ascii="Calibri" w:hAnsi="Calibri" w:eastAsia="WenQuanYi Micro Hei" w:cs="Calibri"/>
+          <w:b w:val="0"/>
+          <w:i w:val="0"/>
+          <w:color w:val="222222"/>
+          <w:sz w:val="22"/>
+        </w:rPr>
+        <w:t>：切换失败 = 行事上开始死守旧规则。</w:t>
       </w:r>
     </w:p>
     <w:p>
@@ -3642,7 +7394,27 @@
           <w:color w:val="222222"/>
           <w:sz w:val="22"/>
         </w:rPr>
-        <w:t>•  **功能连接先于（或平行于）体积**：还没看到明显萎缩，网络已经不灵活。</w:t>
+        <w:t xml:space="preserve">•  </w:t>
+      </w:r>
+      <w:r>
+        <w:rPr>
+          <w:rFonts w:ascii="Calibri" w:hAnsi="Calibri" w:eastAsia="WenQuanYi Micro Hei" w:cs="Calibri"/>
+          <w:b/>
+          <w:i w:val="0"/>
+          <w:color w:val="222222"/>
+          <w:sz w:val="22"/>
+        </w:rPr>
+        <w:t>功能连接先于（或平行于）体积</w:t>
+      </w:r>
+      <w:r>
+        <w:rPr>
+          <w:rFonts w:ascii="Calibri" w:hAnsi="Calibri" w:eastAsia="WenQuanYi Micro Hei" w:cs="Calibri"/>
+          <w:b w:val="0"/>
+          <w:i w:val="0"/>
+          <w:color w:val="222222"/>
+          <w:sz w:val="22"/>
+        </w:rPr>
+        <w:t>：还没看到明显萎缩，网络已经不灵活。</w:t>
       </w:r>
     </w:p>
     <w:p>
@@ -3652,12 +7424,22 @@
       <w:r>
         <w:rPr>
           <w:rFonts w:ascii="Calibri" w:hAnsi="Calibri" w:eastAsia="WenQuanYi Micro Hei" w:cs="Calibri"/>
-          <w:b w:val="0"/>
-          <w:i w:val="0"/>
-          <w:color w:val="222222"/>
-          <w:sz w:val="22"/>
-        </w:rPr>
-        <w:t>主要结论（论点） 心理社会应激会可逆地打断前额叶注意控制；慢性压力相关的“不灵活”，在临床结构改变出现之前就已经能被测到，并且在压力下降后有机会恢复。</w:t>
+          <w:b/>
+          <w:i w:val="0"/>
+          <w:color w:val="222222"/>
+          <w:sz w:val="22"/>
+        </w:rPr>
+        <w:t>主要结论（论点）</w:t>
+      </w:r>
+      <w:r>
+        <w:rPr>
+          <w:rFonts w:ascii="Calibri" w:hAnsi="Calibri" w:eastAsia="WenQuanYi Micro Hei" w:cs="Calibri"/>
+          <w:b w:val="0"/>
+          <w:i w:val="0"/>
+          <w:color w:val="222222"/>
+          <w:sz w:val="22"/>
+        </w:rPr>
+        <w:t xml:space="preserve"> 心理社会应激会可逆地打断前额叶注意控制；慢性压力相关的“不灵活”，在临床结构改变出现之前就已经能被测到，并且在压力下降后有机会恢复。</w:t>
       </w:r>
     </w:p>
     <w:p>
@@ -3682,12 +7464,83 @@
       <w:r>
         <w:rPr>
           <w:rFonts w:ascii="Calibri" w:hAnsi="Calibri" w:eastAsia="WenQuanYi Micro Hei" w:cs="Calibri"/>
-          <w:b w:val="0"/>
-          <w:i w:val="0"/>
-          <w:color w:val="222222"/>
-          <w:sz w:val="22"/>
-        </w:rPr>
-        <w:t>出处 Savic I, Perski A, Osika W. MRI shows that exhaustion syndrome due to chronic occupational stress is associated with partially reversible cerebral changes. *Cerebral Cortex*. 2018;28(3):894–906.（在线 2017-01-20） DOI：10.1093/cercor/bhw413 单位：卡罗林斯卡医学院、斯德哥尔摩大学压力研究所。 类型：职业耗竭患者结构 MRI，含 1–2 年随访。 与 2020 年谷氨酸 MRS 文为同一临床问题的结构篇。</w:t>
+          <w:b/>
+          <w:i w:val="0"/>
+          <w:color w:val="222222"/>
+          <w:sz w:val="22"/>
+        </w:rPr>
+        <w:t>出处</w:t>
+      </w:r>
+      <w:r>
+        <w:rPr>
+          <w:rFonts w:ascii="Calibri" w:hAnsi="Calibri" w:eastAsia="WenQuanYi Micro Hei" w:cs="Calibri"/>
+          <w:b w:val="0"/>
+          <w:i w:val="0"/>
+          <w:color w:val="222222"/>
+          <w:sz w:val="22"/>
+        </w:rPr>
+        <w:t xml:space="preserve"> Savic I, Perski A, Osika W. MRI shows that exhaustion syndrome due to chronic occupational stress is associated with partially reversible cerebral changes. *Cerebral Cortex*. 2018;28(3):894–906.（在线 2017-01-20） </w:t>
+      </w:r>
+      <w:r>
+        <w:rPr>
+          <w:rFonts w:ascii="Calibri" w:hAnsi="Calibri" w:eastAsia="WenQuanYi Micro Hei" w:cs="Calibri"/>
+          <w:b/>
+          <w:i w:val="0"/>
+          <w:color w:val="222222"/>
+          <w:sz w:val="22"/>
+        </w:rPr>
+        <w:t>来源标注：</w:t>
+      </w:r>
+      <w:r>
+        <w:rPr>
+          <w:rFonts w:ascii="Calibri" w:hAnsi="Calibri" w:eastAsia="WenQuanYi Micro Hei" w:cs="Calibri"/>
+          <w:b w:val="0"/>
+          <w:i w:val="0"/>
+          <w:color w:val="222222"/>
+          <w:sz w:val="22"/>
+        </w:rPr>
+        <w:t xml:space="preserve">【Cursor网搜】用户截图只给了 2020 年谷氨酸 MRS 文；本篇是同一问题的结构随访研究，由检索补入。 </w:t>
+      </w:r>
+      <w:r>
+        <w:rPr>
+          <w:rFonts w:ascii="Calibri" w:hAnsi="Calibri" w:eastAsia="WenQuanYi Micro Hei" w:cs="Calibri"/>
+          <w:b/>
+          <w:i w:val="0"/>
+          <w:color w:val="222222"/>
+          <w:sz w:val="22"/>
+        </w:rPr>
+        <w:t>超链接：</w:t>
+      </w:r>
+      <w:r>
+        <w:rPr>
+          <w:rFonts w:ascii="Calibri" w:hAnsi="Calibri" w:eastAsia="WenQuanYi Micro Hei" w:cs="Calibri"/>
+          <w:b w:val="0"/>
+          <w:i w:val="0"/>
+          <w:color w:val="222222"/>
+          <w:sz w:val="22"/>
+        </w:rPr>
+        <w:t xml:space="preserve"> </w:t>
+      </w:r>
+      <w:hyperlink r:id="rId44">
+        <w:r>
+          <w:rPr>
+            <w:color w:val="1A5F9E"/>
+            <w:u w:val="single"/>
+            <w:sz w:val="22"/>
+            <w:rFonts w:ascii="Calibri" w:hAnsi="Calibri" w:eastAsia="WenQuanYi Micro Hei"/>
+          </w:rPr>
+          <w:t xml:space="preserve">DOI 10.1093/cercor/bhw413</w:t>
+        </w:r>
+      </w:hyperlink>
+      <w:r>
+        <w:rPr>
+          <w:rFonts w:ascii="Calibri" w:hAnsi="Calibri" w:eastAsia="WenQuanYi Micro Hei" w:cs="Calibri"/>
+          <w:b w:val="0"/>
+          <w:i w:val="0"/>
+          <w:color w:val="222222"/>
+          <w:sz w:val="22"/>
+        </w:rPr>
+        <w:t xml:space="preserve"> 单位：卡罗林斯卡医学院、斯德哥尔摩大学压力研究所。 类型：职业耗竭患者结构 MRI，含 1–2 年随访。 与 2020 年谷氨酸 MRS 文为同一临床问题的结构篇。</w:t>
       </w:r>
     </w:p>
     <w:p>
@@ -3697,7 +7550,7 @@
       <w:r>
         <w:rPr>
           <w:rFonts w:ascii="Calibri" w:hAnsi="Calibri" w:eastAsia="WenQuanYi Micro Hei" w:cs="Calibri"/>
-          <w:b w:val="0"/>
+          <w:b/>
           <w:i w:val="0"/>
           <w:color w:val="222222"/>
           <w:sz w:val="22"/>
@@ -3792,7 +7645,7 @@
       <w:r>
         <w:rPr>
           <w:rFonts w:ascii="Calibri" w:hAnsi="Calibri" w:eastAsia="WenQuanYi Micro Hei" w:cs="Calibri"/>
-          <w:b w:val="0"/>
+          <w:b/>
           <w:i w:val="0"/>
           <w:color w:val="222222"/>
           <w:sz w:val="22"/>
@@ -3813,7 +7666,27 @@
           <w:color w:val="222222"/>
           <w:sz w:val="22"/>
         </w:rPr>
-        <w:t>•  **日常职业压力足以留下 MRI 可见的结构差**，不必是战争或童年虐待。</w:t>
+        <w:t xml:space="preserve">•  </w:t>
+      </w:r>
+      <w:r>
+        <w:rPr>
+          <w:rFonts w:ascii="Calibri" w:hAnsi="Calibri" w:eastAsia="WenQuanYi Micro Hei" w:cs="Calibri"/>
+          <w:b/>
+          <w:i w:val="0"/>
+          <w:color w:val="222222"/>
+          <w:sz w:val="22"/>
+        </w:rPr>
+        <w:t>日常职业压力足以留下 MRI 可见的结构差</w:t>
+      </w:r>
+      <w:r>
+        <w:rPr>
+          <w:rFonts w:ascii="Calibri" w:hAnsi="Calibri" w:eastAsia="WenQuanYi Micro Hei" w:cs="Calibri"/>
+          <w:b w:val="0"/>
+          <w:i w:val="0"/>
+          <w:color w:val="222222"/>
+          <w:sz w:val="22"/>
+        </w:rPr>
+        <w:t>，不必是战争或童年虐待。</w:t>
       </w:r>
     </w:p>
     <w:p>
@@ -3829,7 +7702,27 @@
           <w:color w:val="222222"/>
           <w:sz w:val="22"/>
         </w:rPr>
-        <w:t>•  **恢复是部分的**：控制回路（PFC、尾状核）比警报器（杏仁核）先回到接近对照。</w:t>
+        <w:t xml:space="preserve">•  </w:t>
+      </w:r>
+      <w:r>
+        <w:rPr>
+          <w:rFonts w:ascii="Calibri" w:hAnsi="Calibri" w:eastAsia="WenQuanYi Micro Hei" w:cs="Calibri"/>
+          <w:b/>
+          <w:i w:val="0"/>
+          <w:color w:val="222222"/>
+          <w:sz w:val="22"/>
+        </w:rPr>
+        <w:t>恢复是部分的</w:t>
+      </w:r>
+      <w:r>
+        <w:rPr>
+          <w:rFonts w:ascii="Calibri" w:hAnsi="Calibri" w:eastAsia="WenQuanYi Micro Hei" w:cs="Calibri"/>
+          <w:b w:val="0"/>
+          <w:i w:val="0"/>
+          <w:color w:val="222222"/>
+          <w:sz w:val="22"/>
+        </w:rPr>
+        <w:t>：控制回路（PFC、尾状核）比警报器（杏仁核）先回到接近对照。</w:t>
       </w:r>
     </w:p>
     <w:p>
@@ -3845,7 +7738,27 @@
           <w:color w:val="222222"/>
           <w:sz w:val="22"/>
         </w:rPr>
-        <w:t>•  **结构—主观压力—情绪调节三者相关**，支持“这些改变不是无关的解剖噪音”。</w:t>
+        <w:t xml:space="preserve">•  </w:t>
+      </w:r>
+      <w:r>
+        <w:rPr>
+          <w:rFonts w:ascii="Calibri" w:hAnsi="Calibri" w:eastAsia="WenQuanYi Micro Hei" w:cs="Calibri"/>
+          <w:b/>
+          <w:i w:val="0"/>
+          <w:color w:val="222222"/>
+          <w:sz w:val="22"/>
+        </w:rPr>
+        <w:t>结构—主观压力—情绪调节三者相关</w:t>
+      </w:r>
+      <w:r>
+        <w:rPr>
+          <w:rFonts w:ascii="Calibri" w:hAnsi="Calibri" w:eastAsia="WenQuanYi Micro Hei" w:cs="Calibri"/>
+          <w:b w:val="0"/>
+          <w:i w:val="0"/>
+          <w:color w:val="222222"/>
+          <w:sz w:val="22"/>
+        </w:rPr>
+        <w:t>，支持“这些改变不是无关的解剖噪音”。</w:t>
       </w:r>
     </w:p>
     <w:p>
@@ -3861,7 +7774,27 @@
           <w:color w:val="222222"/>
           <w:sz w:val="22"/>
         </w:rPr>
-        <w:t>•  **性别差与 2020 年谷氨酸文一致**：女性边缘—前额叶改变更显著，构成易感性的结构底子。</w:t>
+        <w:t xml:space="preserve">•  </w:t>
+      </w:r>
+      <w:r>
+        <w:rPr>
+          <w:rFonts w:ascii="Calibri" w:hAnsi="Calibri" w:eastAsia="WenQuanYi Micro Hei" w:cs="Calibri"/>
+          <w:b/>
+          <w:i w:val="0"/>
+          <w:color w:val="222222"/>
+          <w:sz w:val="22"/>
+        </w:rPr>
+        <w:t>性别差与 2020 年谷氨酸文一致</w:t>
+      </w:r>
+      <w:r>
+        <w:rPr>
+          <w:rFonts w:ascii="Calibri" w:hAnsi="Calibri" w:eastAsia="WenQuanYi Micro Hei" w:cs="Calibri"/>
+          <w:b w:val="0"/>
+          <w:i w:val="0"/>
+          <w:color w:val="222222"/>
+          <w:sz w:val="22"/>
+        </w:rPr>
+        <w:t>：女性边缘—前额叶改变更显著，构成易感性的结构底子。</w:t>
       </w:r>
     </w:p>
     <w:p>
@@ -3871,12 +7804,22 @@
       <w:r>
         <w:rPr>
           <w:rFonts w:ascii="Calibri" w:hAnsi="Calibri" w:eastAsia="WenQuanYi Micro Hei" w:cs="Calibri"/>
-          <w:b w:val="0"/>
-          <w:i w:val="0"/>
-          <w:color w:val="222222"/>
-          <w:sz w:val="22"/>
-        </w:rPr>
-        <w:t>主要结论（论点） 慢性职业应激与压力加工关键区的部分可逆结构异常相关；女性更明显；杏仁核增大可能是压力下降后仍易复燃的结构把柄。</w:t>
+          <w:b/>
+          <w:i w:val="0"/>
+          <w:color w:val="222222"/>
+          <w:sz w:val="22"/>
+        </w:rPr>
+        <w:t>主要结论（论点）</w:t>
+      </w:r>
+      <w:r>
+        <w:rPr>
+          <w:rFonts w:ascii="Calibri" w:hAnsi="Calibri" w:eastAsia="WenQuanYi Micro Hei" w:cs="Calibri"/>
+          <w:b w:val="0"/>
+          <w:i w:val="0"/>
+          <w:color w:val="222222"/>
+          <w:sz w:val="22"/>
+        </w:rPr>
+        <w:t xml:space="preserve"> 慢性职业应激与压力加工关键区的部分可逆结构异常相关；女性更明显；杏仁核增大可能是压力下降后仍易复燃的结构把柄。</w:t>
       </w:r>
     </w:p>
     <w:p>
@@ -3901,12 +7844,104 @@
       <w:r>
         <w:rPr>
           <w:rFonts w:ascii="Calibri" w:hAnsi="Calibri" w:eastAsia="WenQuanYi Micro Hei" w:cs="Calibri"/>
-          <w:b w:val="0"/>
-          <w:i w:val="0"/>
-          <w:color w:val="222222"/>
-          <w:sz w:val="22"/>
-        </w:rPr>
-        <w:t>出处 张艳美, 杨权, 许崇涛, 李康生, 李伟秋. 慢性应激对大鼠海马锥体细胞形态结构的效应. *生物化学与生物物理进展*. 2002;29(5):719–723. DOI：10.3321/j.issn:1000-3282.2002.05.012 单位：汕头大学医学院精神卫生中心等。 期刊：中国科学院主管、国内生物化学与生物物理领域核心期刊。</w:t>
+          <w:b/>
+          <w:i w:val="0"/>
+          <w:color w:val="222222"/>
+          <w:sz w:val="22"/>
+        </w:rPr>
+        <w:t>出处</w:t>
+      </w:r>
+      <w:r>
+        <w:rPr>
+          <w:rFonts w:ascii="Calibri" w:hAnsi="Calibri" w:eastAsia="WenQuanYi Micro Hei" w:cs="Calibri"/>
+          <w:b w:val="0"/>
+          <w:i w:val="0"/>
+          <w:color w:val="222222"/>
+          <w:sz w:val="22"/>
+        </w:rPr>
+        <w:t xml:space="preserve"> 张艳美, 杨权, 许崇涛, 李康生, 李伟秋. 慢性应激对大鼠海马锥体细胞形态结构的效应. *生物化学与生物物理进展*. 2002;29(5):719–723. </w:t>
+      </w:r>
+      <w:r>
+        <w:rPr>
+          <w:rFonts w:ascii="Calibri" w:hAnsi="Calibri" w:eastAsia="WenQuanYi Micro Hei" w:cs="Calibri"/>
+          <w:b/>
+          <w:i w:val="0"/>
+          <w:color w:val="222222"/>
+          <w:sz w:val="22"/>
+        </w:rPr>
+        <w:t>来源标注：</w:t>
+      </w:r>
+      <w:r>
+        <w:rPr>
+          <w:rFonts w:ascii="Calibri" w:hAnsi="Calibri" w:eastAsia="WenQuanYi Micro Hei" w:cs="Calibri"/>
+          <w:b w:val="0"/>
+          <w:i w:val="0"/>
+          <w:color w:val="222222"/>
+          <w:sz w:val="22"/>
+        </w:rPr>
+        <w:t xml:space="preserve">【Cursor网搜】用户截图 / 提问未点名本篇。为满足“境内 2 篇”由检索补入。 </w:t>
+      </w:r>
+      <w:r>
+        <w:rPr>
+          <w:rFonts w:ascii="Calibri" w:hAnsi="Calibri" w:eastAsia="WenQuanYi Micro Hei" w:cs="Calibri"/>
+          <w:b/>
+          <w:i w:val="0"/>
+          <w:color w:val="222222"/>
+          <w:sz w:val="22"/>
+        </w:rPr>
+        <w:t>超链接：</w:t>
+      </w:r>
+      <w:r>
+        <w:rPr>
+          <w:rFonts w:ascii="Calibri" w:hAnsi="Calibri" w:eastAsia="WenQuanYi Micro Hei" w:cs="Calibri"/>
+          <w:b w:val="0"/>
+          <w:i w:val="0"/>
+          <w:color w:val="222222"/>
+          <w:sz w:val="22"/>
+        </w:rPr>
+        <w:t xml:space="preserve"> </w:t>
+      </w:r>
+      <w:hyperlink r:id="rId53">
+        <w:r>
+          <w:rPr>
+            <w:color w:val="1A5F9E"/>
+            <w:u w:val="single"/>
+            <w:sz w:val="22"/>
+            <w:rFonts w:ascii="Calibri" w:hAnsi="Calibri" w:eastAsia="WenQuanYi Micro Hei"/>
+          </w:rPr>
+          <w:t xml:space="preserve">期刊摘要页</w:t>
+        </w:r>
+      </w:hyperlink>
+      <w:r>
+        <w:rPr>
+          <w:rFonts w:ascii="Calibri" w:hAnsi="Calibri" w:eastAsia="WenQuanYi Micro Hei" w:cs="Calibri"/>
+          <w:b w:val="0"/>
+          <w:i w:val="0"/>
+          <w:color w:val="222222"/>
+          <w:sz w:val="22"/>
+        </w:rPr>
+        <w:t xml:space="preserve"> · </w:t>
+      </w:r>
+      <w:hyperlink r:id="rId54">
+        <w:r>
+          <w:rPr>
+            <w:color w:val="1A5F9E"/>
+            <w:u w:val="single"/>
+            <w:sz w:val="22"/>
+            <w:rFonts w:ascii="Calibri" w:hAnsi="Calibri" w:eastAsia="WenQuanYi Micro Hei"/>
+          </w:rPr>
+          <w:t xml:space="preserve">DOI 10.3321/j.issn:1000-3282.2002.05.012</w:t>
+        </w:r>
+      </w:hyperlink>
+      <w:r>
+        <w:rPr>
+          <w:rFonts w:ascii="Calibri" w:hAnsi="Calibri" w:eastAsia="WenQuanYi Micro Hei" w:cs="Calibri"/>
+          <w:b w:val="0"/>
+          <w:i w:val="0"/>
+          <w:color w:val="222222"/>
+          <w:sz w:val="22"/>
+        </w:rPr>
+        <w:t xml:space="preserve"> 单位：汕头大学医学院精神卫生中心等。 期刊：中国科学院主管、国内生物化学与生物物理领域核心期刊。</w:t>
       </w:r>
     </w:p>
     <w:p>
@@ -3916,7 +7951,7 @@
       <w:r>
         <w:rPr>
           <w:rFonts w:ascii="Calibri" w:hAnsi="Calibri" w:eastAsia="WenQuanYi Micro Hei" w:cs="Calibri"/>
-          <w:b w:val="0"/>
+          <w:b/>
           <w:i w:val="0"/>
           <w:color w:val="222222"/>
           <w:sz w:val="22"/>
@@ -4011,7 +8046,7 @@
       <w:r>
         <w:rPr>
           <w:rFonts w:ascii="Calibri" w:hAnsi="Calibri" w:eastAsia="WenQuanYi Micro Hei" w:cs="Calibri"/>
-          <w:b w:val="0"/>
+          <w:b/>
           <w:i w:val="0"/>
           <w:color w:val="222222"/>
           <w:sz w:val="22"/>
@@ -4032,7 +8067,27 @@
           <w:color w:val="222222"/>
           <w:sz w:val="22"/>
         </w:rPr>
-        <w:t>•  **选择性打击 CA3 而放过 CA1**，与境外 Magariños / McEwen 系统高度同向。</w:t>
+        <w:t xml:space="preserve">•  </w:t>
+      </w:r>
+      <w:r>
+        <w:rPr>
+          <w:rFonts w:ascii="Calibri" w:hAnsi="Calibri" w:eastAsia="WenQuanYi Micro Hei" w:cs="Calibri"/>
+          <w:b/>
+          <w:i w:val="0"/>
+          <w:color w:val="222222"/>
+          <w:sz w:val="22"/>
+        </w:rPr>
+        <w:t>选择性打击 CA3 而放过 CA1</w:t>
+      </w:r>
+      <w:r>
+        <w:rPr>
+          <w:rFonts w:ascii="Calibri" w:hAnsi="Calibri" w:eastAsia="WenQuanYi Micro Hei" w:cs="Calibri"/>
+          <w:b w:val="0"/>
+          <w:i w:val="0"/>
+          <w:color w:val="222222"/>
+          <w:sz w:val="22"/>
+        </w:rPr>
+        <w:t>，与境外 Magariños / McEwen 系统高度同向。</w:t>
       </w:r>
     </w:p>
     <w:p>
@@ -4048,7 +8103,27 @@
           <w:color w:val="222222"/>
           <w:sz w:val="22"/>
         </w:rPr>
-        <w:t>•  **既有树突缩短，也有细胞计数下降和超微结构损伤**，比“只是可逆回缩”更重一层，提示强度 / 时程足够时可以越过纯粹重塑。</w:t>
+        <w:t xml:space="preserve">•  </w:t>
+      </w:r>
+      <w:r>
+        <w:rPr>
+          <w:rFonts w:ascii="Calibri" w:hAnsi="Calibri" w:eastAsia="WenQuanYi Micro Hei" w:cs="Calibri"/>
+          <w:b/>
+          <w:i w:val="0"/>
+          <w:color w:val="222222"/>
+          <w:sz w:val="22"/>
+        </w:rPr>
+        <w:t>既有树突缩短，也有细胞计数下降和超微结构损伤</w:t>
+      </w:r>
+      <w:r>
+        <w:rPr>
+          <w:rFonts w:ascii="Calibri" w:hAnsi="Calibri" w:eastAsia="WenQuanYi Micro Hei" w:cs="Calibri"/>
+          <w:b w:val="0"/>
+          <w:i w:val="0"/>
+          <w:color w:val="222222"/>
+          <w:sz w:val="22"/>
+        </w:rPr>
+        <w:t>，比“只是可逆回缩”更重一层，提示强度 / 时程足够时可以越过纯粹重塑。</w:t>
       </w:r>
     </w:p>
     <w:p>
@@ -4064,7 +8139,27 @@
           <w:color w:val="222222"/>
           <w:sz w:val="22"/>
         </w:rPr>
-        <w:t>•  **国内很早用经典形态学复现了这一核心事实**，说明该效应跨实验室稳定。</w:t>
+        <w:t xml:space="preserve">•  </w:t>
+      </w:r>
+      <w:r>
+        <w:rPr>
+          <w:rFonts w:ascii="Calibri" w:hAnsi="Calibri" w:eastAsia="WenQuanYi Micro Hei" w:cs="Calibri"/>
+          <w:b/>
+          <w:i w:val="0"/>
+          <w:color w:val="222222"/>
+          <w:sz w:val="22"/>
+        </w:rPr>
+        <w:t>国内很早用经典形态学复现了这一核心事实</w:t>
+      </w:r>
+      <w:r>
+        <w:rPr>
+          <w:rFonts w:ascii="Calibri" w:hAnsi="Calibri" w:eastAsia="WenQuanYi Micro Hei" w:cs="Calibri"/>
+          <w:b w:val="0"/>
+          <w:i w:val="0"/>
+          <w:color w:val="222222"/>
+          <w:sz w:val="22"/>
+        </w:rPr>
+        <w:t>，说明该效应跨实验室稳定。</w:t>
       </w:r>
     </w:p>
     <w:p>
@@ -4080,7 +8175,27 @@
           <w:color w:val="222222"/>
           <w:sz w:val="22"/>
         </w:rPr>
-        <w:t>•  **功能推论需谨慎**：形态变了不等于一定有行为测验；但 CA3 正是压力反馈和联想记忆的枢纽。</w:t>
+        <w:t xml:space="preserve">•  </w:t>
+      </w:r>
+      <w:r>
+        <w:rPr>
+          <w:rFonts w:ascii="Calibri" w:hAnsi="Calibri" w:eastAsia="WenQuanYi Micro Hei" w:cs="Calibri"/>
+          <w:b/>
+          <w:i w:val="0"/>
+          <w:color w:val="222222"/>
+          <w:sz w:val="22"/>
+        </w:rPr>
+        <w:t>功能推论需谨慎</w:t>
+      </w:r>
+      <w:r>
+        <w:rPr>
+          <w:rFonts w:ascii="Calibri" w:hAnsi="Calibri" w:eastAsia="WenQuanYi Micro Hei" w:cs="Calibri"/>
+          <w:b w:val="0"/>
+          <w:i w:val="0"/>
+          <w:color w:val="222222"/>
+          <w:sz w:val="22"/>
+        </w:rPr>
+        <w:t>：形态变了不等于一定有行为测验；但 CA3 正是压力反馈和联想记忆的枢纽。</w:t>
       </w:r>
     </w:p>
     <w:p>
@@ -4090,12 +8205,22 @@
       <w:r>
         <w:rPr>
           <w:rFonts w:ascii="Calibri" w:hAnsi="Calibri" w:eastAsia="WenQuanYi Micro Hei" w:cs="Calibri"/>
-          <w:b w:val="0"/>
-          <w:i w:val="0"/>
-          <w:color w:val="222222"/>
-          <w:sz w:val="22"/>
-        </w:rPr>
-        <w:t>主要结论（论点） 慢性应激选择性地损伤大鼠海马 CA3 锥体细胞的数量、顶树突长度和超微结构，这可能是应激相关精神障碍的病理生理基础之一。</w:t>
+          <w:b/>
+          <w:i w:val="0"/>
+          <w:color w:val="222222"/>
+          <w:sz w:val="22"/>
+        </w:rPr>
+        <w:t>主要结论（论点）</w:t>
+      </w:r>
+      <w:r>
+        <w:rPr>
+          <w:rFonts w:ascii="Calibri" w:hAnsi="Calibri" w:eastAsia="WenQuanYi Micro Hei" w:cs="Calibri"/>
+          <w:b w:val="0"/>
+          <w:i w:val="0"/>
+          <w:color w:val="222222"/>
+          <w:sz w:val="22"/>
+        </w:rPr>
+        <w:t xml:space="preserve"> 慢性应激选择性地损伤大鼠海马 CA3 锥体细胞的数量、顶树突长度和超微结构，这可能是应激相关精神障碍的病理生理基础之一。</w:t>
       </w:r>
     </w:p>
     <w:p>
@@ -4120,12 +8245,104 @@
       <w:r>
         <w:rPr>
           <w:rFonts w:ascii="Calibri" w:hAnsi="Calibri" w:eastAsia="WenQuanYi Micro Hei" w:cs="Calibri"/>
-          <w:b w:val="0"/>
-          <w:i w:val="0"/>
-          <w:color w:val="222222"/>
-          <w:sz w:val="22"/>
-        </w:rPr>
-        <w:t>出处 王丽杰, 孙秋德, 严进, 刘爱丽, 董建树, 刘佳佳, 王建平. 慢性军事应激致军人海马形态、认知功能和应对方式的变化. *心理学报*. 2011;43(7):792–797. 单位：全军心理卫生研究中心 / 第二军医大学心理学教研室，解放军 107 医院。 期刊：中国心理学会、中国科学院心理研究所主办，国内心理学顶尖期刊之一。</w:t>
+          <w:b/>
+          <w:i w:val="0"/>
+          <w:color w:val="222222"/>
+          <w:sz w:val="22"/>
+        </w:rPr>
+        <w:t>出处</w:t>
+      </w:r>
+      <w:r>
+        <w:rPr>
+          <w:rFonts w:ascii="Calibri" w:hAnsi="Calibri" w:eastAsia="WenQuanYi Micro Hei" w:cs="Calibri"/>
+          <w:b w:val="0"/>
+          <w:i w:val="0"/>
+          <w:color w:val="222222"/>
+          <w:sz w:val="22"/>
+        </w:rPr>
+        <w:t xml:space="preserve"> 王丽杰, 孙秋德, 严进, 刘爱丽, 董建树, 刘佳佳, 王建平. 慢性军事应激致军人海马形态、认知功能和应对方式的变化. *心理学报*. 2011;43(7):792–797. </w:t>
+      </w:r>
+      <w:r>
+        <w:rPr>
+          <w:rFonts w:ascii="Calibri" w:hAnsi="Calibri" w:eastAsia="WenQuanYi Micro Hei" w:cs="Calibri"/>
+          <w:b/>
+          <w:i w:val="0"/>
+          <w:color w:val="222222"/>
+          <w:sz w:val="22"/>
+        </w:rPr>
+        <w:t>来源标注：</w:t>
+      </w:r>
+      <w:r>
+        <w:rPr>
+          <w:rFonts w:ascii="Calibri" w:hAnsi="Calibri" w:eastAsia="WenQuanYi Micro Hei" w:cs="Calibri"/>
+          <w:b w:val="0"/>
+          <w:i w:val="0"/>
+          <w:color w:val="222222"/>
+          <w:sz w:val="22"/>
+        </w:rPr>
+        <w:t xml:space="preserve">【Cursor网搜】用户截图 / 提问未点名本篇。为满足“境内 2 篇”由检索补入。 </w:t>
+      </w:r>
+      <w:r>
+        <w:rPr>
+          <w:rFonts w:ascii="Calibri" w:hAnsi="Calibri" w:eastAsia="WenQuanYi Micro Hei" w:cs="Calibri"/>
+          <w:b/>
+          <w:i w:val="0"/>
+          <w:color w:val="222222"/>
+          <w:sz w:val="22"/>
+        </w:rPr>
+        <w:t>超链接：</w:t>
+      </w:r>
+      <w:r>
+        <w:rPr>
+          <w:rFonts w:ascii="Calibri" w:hAnsi="Calibri" w:eastAsia="WenQuanYi Micro Hei" w:cs="Calibri"/>
+          <w:b w:val="0"/>
+          <w:i w:val="0"/>
+          <w:color w:val="222222"/>
+          <w:sz w:val="22"/>
+        </w:rPr>
+        <w:t xml:space="preserve"> </w:t>
+      </w:r>
+      <w:hyperlink r:id="rId55">
+        <w:r>
+          <w:rPr>
+            <w:color w:val="1A5F9E"/>
+            <w:u w:val="single"/>
+            <w:sz w:val="22"/>
+            <w:rFonts w:ascii="Calibri" w:hAnsi="Calibri" w:eastAsia="WenQuanYi Micro Hei"/>
+          </w:rPr>
+          <w:t xml:space="preserve">心理学报页面</w:t>
+        </w:r>
+      </w:hyperlink>
+      <w:r>
+        <w:rPr>
+          <w:rFonts w:ascii="Calibri" w:hAnsi="Calibri" w:eastAsia="WenQuanYi Micro Hei" w:cs="Calibri"/>
+          <w:b w:val="0"/>
+          <w:i w:val="0"/>
+          <w:color w:val="222222"/>
+          <w:sz w:val="22"/>
+        </w:rPr>
+        <w:t xml:space="preserve"> · </w:t>
+      </w:r>
+      <w:hyperlink r:id="rId56">
+        <w:r>
+          <w:rPr>
+            <w:color w:val="1A5F9E"/>
+            <w:u w:val="single"/>
+            <w:sz w:val="22"/>
+            <w:rFonts w:ascii="Calibri" w:hAnsi="Calibri" w:eastAsia="WenQuanYi Micro Hei"/>
+          </w:rPr>
+          <w:t xml:space="preserve">英文页</w:t>
+        </w:r>
+      </w:hyperlink>
+      <w:r>
+        <w:rPr>
+          <w:rFonts w:ascii="Calibri" w:hAnsi="Calibri" w:eastAsia="WenQuanYi Micro Hei" w:cs="Calibri"/>
+          <w:b w:val="0"/>
+          <w:i w:val="0"/>
+          <w:color w:val="222222"/>
+          <w:sz w:val="22"/>
+        </w:rPr>
+        <w:t xml:space="preserve"> 单位：全军心理卫生研究中心 / 第二军医大学心理学教研室，解放军 107 医院。 期刊：中国心理学会、中国科学院心理研究所主办，国内心理学顶尖期刊之一。</w:t>
       </w:r>
     </w:p>
     <w:p>
@@ -4135,7 +8352,7 @@
       <w:r>
         <w:rPr>
           <w:rFonts w:ascii="Calibri" w:hAnsi="Calibri" w:eastAsia="WenQuanYi Micro Hei" w:cs="Calibri"/>
-          <w:b w:val="0"/>
+          <w:b/>
           <w:i w:val="0"/>
           <w:color w:val="222222"/>
           <w:sz w:val="22"/>
@@ -4230,7 +8447,7 @@
       <w:r>
         <w:rPr>
           <w:rFonts w:ascii="Calibri" w:hAnsi="Calibri" w:eastAsia="WenQuanYi Micro Hei" w:cs="Calibri"/>
-          <w:b w:val="0"/>
+          <w:b/>
           <w:i w:val="0"/>
           <w:color w:val="222222"/>
           <w:sz w:val="22"/>
@@ -4251,7 +8468,27 @@
           <w:color w:val="222222"/>
           <w:sz w:val="22"/>
         </w:rPr>
-        <w:t>•  **把实验室 CA3 故事搬到中国职业 / 军事现场**：真人也有海马形态萎缩。</w:t>
+        <w:t xml:space="preserve">•  </w:t>
+      </w:r>
+      <w:r>
+        <w:rPr>
+          <w:rFonts w:ascii="Calibri" w:hAnsi="Calibri" w:eastAsia="WenQuanYi Micro Hei" w:cs="Calibri"/>
+          <w:b/>
+          <w:i w:val="0"/>
+          <w:color w:val="222222"/>
+          <w:sz w:val="22"/>
+        </w:rPr>
+        <w:t>把实验室 CA3 故事搬到中国职业 / 军事现场</w:t>
+      </w:r>
+      <w:r>
+        <w:rPr>
+          <w:rFonts w:ascii="Calibri" w:hAnsi="Calibri" w:eastAsia="WenQuanYi Micro Hei" w:cs="Calibri"/>
+          <w:b w:val="0"/>
+          <w:i w:val="0"/>
+          <w:color w:val="222222"/>
+          <w:sz w:val="22"/>
+        </w:rPr>
+        <w:t>：真人也有海马形态萎缩。</w:t>
       </w:r>
     </w:p>
     <w:p>
@@ -4267,7 +8504,27 @@
           <w:color w:val="222222"/>
           <w:sz w:val="22"/>
         </w:rPr>
-        <w:t>•  **不是所有认知都坏**：坏的是复杂作业，符合前额叶—海马负荷更高的任务。</w:t>
+        <w:t xml:space="preserve">•  </w:t>
+      </w:r>
+      <w:r>
+        <w:rPr>
+          <w:rFonts w:ascii="Calibri" w:hAnsi="Calibri" w:eastAsia="WenQuanYi Micro Hei" w:cs="Calibri"/>
+          <w:b/>
+          <w:i w:val="0"/>
+          <w:color w:val="222222"/>
+          <w:sz w:val="22"/>
+        </w:rPr>
+        <w:t>不是所有认知都坏</w:t>
+      </w:r>
+      <w:r>
+        <w:rPr>
+          <w:rFonts w:ascii="Calibri" w:hAnsi="Calibri" w:eastAsia="WenQuanYi Micro Hei" w:cs="Calibri"/>
+          <w:b w:val="0"/>
+          <w:i w:val="0"/>
+          <w:color w:val="222222"/>
+          <w:sz w:val="22"/>
+        </w:rPr>
+        <w:t>：坏的是复杂作业，符合前额叶—海马负荷更高的任务。</w:t>
       </w:r>
     </w:p>
     <w:p>
@@ -4283,7 +8540,27 @@
           <w:color w:val="222222"/>
           <w:sz w:val="22"/>
         </w:rPr>
-        <w:t>•  **特质焦虑是过滤器**：同样慢性军事应激，高焦虑者海马和应对方式更差，说明结构改变有个体几率。</w:t>
+        <w:t xml:space="preserve">•  </w:t>
+      </w:r>
+      <w:r>
+        <w:rPr>
+          <w:rFonts w:ascii="Calibri" w:hAnsi="Calibri" w:eastAsia="WenQuanYi Micro Hei" w:cs="Calibri"/>
+          <w:b/>
+          <w:i w:val="0"/>
+          <w:color w:val="222222"/>
+          <w:sz w:val="22"/>
+        </w:rPr>
+        <w:t>特质焦虑是过滤器</w:t>
+      </w:r>
+      <w:r>
+        <w:rPr>
+          <w:rFonts w:ascii="Calibri" w:hAnsi="Calibri" w:eastAsia="WenQuanYi Micro Hei" w:cs="Calibri"/>
+          <w:b w:val="0"/>
+          <w:i w:val="0"/>
+          <w:color w:val="222222"/>
+          <w:sz w:val="22"/>
+        </w:rPr>
+        <w:t>：同样慢性军事应激，高焦虑者海马和应对方式更差，说明结构改变有个体几率。</w:t>
       </w:r>
     </w:p>
     <w:p>
@@ -4299,7 +8576,27 @@
           <w:color w:val="222222"/>
           <w:sz w:val="22"/>
         </w:rPr>
-        <w:t>•  **行事层面已经能看见**：积极应对下降、消极应对上升，就是“环境适应往保守、回避走”。</w:t>
+        <w:t xml:space="preserve">•  </w:t>
+      </w:r>
+      <w:r>
+        <w:rPr>
+          <w:rFonts w:ascii="Calibri" w:hAnsi="Calibri" w:eastAsia="WenQuanYi Micro Hei" w:cs="Calibri"/>
+          <w:b/>
+          <w:i w:val="0"/>
+          <w:color w:val="222222"/>
+          <w:sz w:val="22"/>
+        </w:rPr>
+        <w:t>行事层面已经能看见</w:t>
+      </w:r>
+      <w:r>
+        <w:rPr>
+          <w:rFonts w:ascii="Calibri" w:hAnsi="Calibri" w:eastAsia="WenQuanYi Micro Hei" w:cs="Calibri"/>
+          <w:b w:val="0"/>
+          <w:i w:val="0"/>
+          <w:color w:val="222222"/>
+          <w:sz w:val="22"/>
+        </w:rPr>
+        <w:t>：积极应对下降、消极应对上升，就是“环境适应往保守、回避走”。</w:t>
       </w:r>
     </w:p>
     <w:p>
@@ -4309,12 +8606,22 @@
       <w:r>
         <w:rPr>
           <w:rFonts w:ascii="Calibri" w:hAnsi="Calibri" w:eastAsia="WenQuanYi Micro Hei" w:cs="Calibri"/>
-          <w:b w:val="0"/>
-          <w:i w:val="0"/>
-          <w:color w:val="222222"/>
-          <w:sz w:val="22"/>
-        </w:rPr>
-        <w:t>主要结论（论点） 在慢性军事应激下，特质焦虑个体更易出现双侧海马萎缩、复杂认知下降和消极应对增加；长期结构改变与“不灵活的适应策略”在同一批人身上同时出现。</w:t>
+          <w:b/>
+          <w:i w:val="0"/>
+          <w:color w:val="222222"/>
+          <w:sz w:val="22"/>
+        </w:rPr>
+        <w:t>主要结论（论点）</w:t>
+      </w:r>
+      <w:r>
+        <w:rPr>
+          <w:rFonts w:ascii="Calibri" w:hAnsi="Calibri" w:eastAsia="WenQuanYi Micro Hei" w:cs="Calibri"/>
+          <w:b w:val="0"/>
+          <w:i w:val="0"/>
+          <w:color w:val="222222"/>
+          <w:sz w:val="22"/>
+        </w:rPr>
+        <w:t xml:space="preserve"> 在慢性军事应激下，特质焦虑个体更易出现双侧海马萎缩、复杂认知下降和消极应对增加；长期结构改变与“不灵活的适应策略”在同一批人身上同时出现。</w:t>
       </w:r>
     </w:p>
     <w:p>
@@ -4345,7 +8652,27 @@
           <w:color w:val="222222"/>
           <w:sz w:val="22"/>
         </w:rPr>
-        <w:t>•  **长期结构改变的标准配方**是：海马 CA3 / 体积减配，前额叶控制减配，杏仁核威胁回路超配。</w:t>
+        <w:t xml:space="preserve">•  </w:t>
+      </w:r>
+      <w:r>
+        <w:rPr>
+          <w:rFonts w:ascii="Calibri" w:hAnsi="Calibri" w:eastAsia="WenQuanYi Micro Hei" w:cs="Calibri"/>
+          <w:b/>
+          <w:i w:val="0"/>
+          <w:color w:val="222222"/>
+          <w:sz w:val="22"/>
+        </w:rPr>
+        <w:t>长期结构改变的标准配方</w:t>
+      </w:r>
+      <w:r>
+        <w:rPr>
+          <w:rFonts w:ascii="Calibri" w:hAnsi="Calibri" w:eastAsia="WenQuanYi Micro Hei" w:cs="Calibri"/>
+          <w:b w:val="0"/>
+          <w:i w:val="0"/>
+          <w:color w:val="222222"/>
+          <w:sz w:val="22"/>
+        </w:rPr>
+        <w:t>是：海马 CA3 / 体积减配，前额叶控制减配，杏仁核威胁回路超配。</w:t>
       </w:r>
     </w:p>
     <w:p>
@@ -4361,7 +8688,27 @@
           <w:color w:val="222222"/>
           <w:sz w:val="22"/>
         </w:rPr>
-        <w:t>•  **它首先是适应**：把资源从灵活记忆和再评估，转到警觉和习惯。</w:t>
+        <w:t xml:space="preserve">•  </w:t>
+      </w:r>
+      <w:r>
+        <w:rPr>
+          <w:rFonts w:ascii="Calibri" w:hAnsi="Calibri" w:eastAsia="WenQuanYi Micro Hei" w:cs="Calibri"/>
+          <w:b/>
+          <w:i w:val="0"/>
+          <w:color w:val="222222"/>
+          <w:sz w:val="22"/>
+        </w:rPr>
+        <w:t>它首先是适应</w:t>
+      </w:r>
+      <w:r>
+        <w:rPr>
+          <w:rFonts w:ascii="Calibri" w:hAnsi="Calibri" w:eastAsia="WenQuanYi Micro Hei" w:cs="Calibri"/>
+          <w:b w:val="0"/>
+          <w:i w:val="0"/>
+          <w:color w:val="222222"/>
+          <w:sz w:val="22"/>
+        </w:rPr>
+        <w:t>：把资源从灵活记忆和再评估，转到警觉和习惯。</w:t>
       </w:r>
     </w:p>
     <w:p>
@@ -4377,7 +8724,27 @@
           <w:color w:val="222222"/>
           <w:sz w:val="22"/>
         </w:rPr>
-        <w:t>•  **它经常表现为不灵活**：复杂认知、注意切换、情绪下调、积极应对下降。</w:t>
+        <w:t xml:space="preserve">•  </w:t>
+      </w:r>
+      <w:r>
+        <w:rPr>
+          <w:rFonts w:ascii="Calibri" w:hAnsi="Calibri" w:eastAsia="WenQuanYi Micro Hei" w:cs="Calibri"/>
+          <w:b/>
+          <w:i w:val="0"/>
+          <w:color w:val="222222"/>
+          <w:sz w:val="22"/>
+        </w:rPr>
+        <w:t>它经常表现为不灵活</w:t>
+      </w:r>
+      <w:r>
+        <w:rPr>
+          <w:rFonts w:ascii="Calibri" w:hAnsi="Calibri" w:eastAsia="WenQuanYi Micro Hei" w:cs="Calibri"/>
+          <w:b w:val="0"/>
+          <w:i w:val="0"/>
+          <w:color w:val="222222"/>
+          <w:sz w:val="22"/>
+        </w:rPr>
+        <w:t>：复杂认知、注意切换、情绪下调、积极应对下降。</w:t>
       </w:r>
     </w:p>
     <w:p>
@@ -4393,7 +8760,27 @@
           <w:color w:val="222222"/>
           <w:sz w:val="22"/>
         </w:rPr>
-        <w:t>•  **可逆性取决于压力是否真的下降、以及看哪一个结构**——前额叶较快，杏仁核较慢。</w:t>
+        <w:t xml:space="preserve">•  </w:t>
+      </w:r>
+      <w:r>
+        <w:rPr>
+          <w:rFonts w:ascii="Calibri" w:hAnsi="Calibri" w:eastAsia="WenQuanYi Micro Hei" w:cs="Calibri"/>
+          <w:b/>
+          <w:i w:val="0"/>
+          <w:color w:val="222222"/>
+          <w:sz w:val="22"/>
+        </w:rPr>
+        <w:t>可逆性取决于压力是否真的下降、以及看哪一个结构</w:t>
+      </w:r>
+      <w:r>
+        <w:rPr>
+          <w:rFonts w:ascii="Calibri" w:hAnsi="Calibri" w:eastAsia="WenQuanYi Micro Hei" w:cs="Calibri"/>
+          <w:b w:val="0"/>
+          <w:i w:val="0"/>
+          <w:color w:val="222222"/>
+          <w:sz w:val="22"/>
+        </w:rPr>
+        <w:t>——前额叶较快，杏仁核较慢。</w:t>
       </w:r>
     </w:p>
     <w:p>
@@ -4409,7 +8796,27 @@
           <w:color w:val="222222"/>
           <w:sz w:val="22"/>
         </w:rPr>
-        <w:t>•  **几率和环境**：高焦虑特质、女性边缘回路更敏感、压力不可控，会推高“改完之后与后续环境错配”的几率。</w:t>
+        <w:t xml:space="preserve">•  </w:t>
+      </w:r>
+      <w:r>
+        <w:rPr>
+          <w:rFonts w:ascii="Calibri" w:hAnsi="Calibri" w:eastAsia="WenQuanYi Micro Hei" w:cs="Calibri"/>
+          <w:b/>
+          <w:i w:val="0"/>
+          <w:color w:val="222222"/>
+          <w:sz w:val="22"/>
+        </w:rPr>
+        <w:t>几率和环境</w:t>
+      </w:r>
+      <w:r>
+        <w:rPr>
+          <w:rFonts w:ascii="Calibri" w:hAnsi="Calibri" w:eastAsia="WenQuanYi Micro Hei" w:cs="Calibri"/>
+          <w:b w:val="0"/>
+          <w:i w:val="0"/>
+          <w:color w:val="222222"/>
+          <w:sz w:val="22"/>
+        </w:rPr>
+        <w:t>：高焦虑特质、女性边缘回路更敏感、压力不可控，会推高“改完之后与后续环境错配”的几率。</w:t>
       </w:r>
     </w:p>
     <w:p>
@@ -4445,7 +8852,47 @@
           <w:color w:val="222222"/>
           <w:sz w:val="22"/>
         </w:rPr>
-        <w:t>整理日期：2026-09-20 主题：睾酮（及 DHT、3β-diol）如何在压力 / 糖皮质激素负荷下保护海马与认知，机制分成几条路。 体例：每篇给出出处、简短数据、四点体现分析、主要结论（论点）。 先给一张机制总图，再进入六篇。</w:t>
+        <w:t xml:space="preserve">整理日期：2026-09-20 主题：睾酮（及 DHT、3β-diol）如何在压力 / 糖皮质激素负荷下保护海马与认知，机制分成几条路。 体例：每篇给出出处、来源标注、超链接、简短数据、四点体现分析、主要结论（论点）。 先给一张机制总图，再进入六篇。 </w:t>
+      </w:r>
+      <w:r>
+        <w:rPr>
+          <w:rFonts w:ascii="Calibri" w:hAnsi="Calibri" w:eastAsia="WenQuanYi Micro Hei" w:cs="Calibri"/>
+          <w:b/>
+          <w:i w:val="0"/>
+          <w:color w:val="222222"/>
+          <w:sz w:val="22"/>
+        </w:rPr>
+        <w:t>来源总则：</w:t>
+      </w:r>
+      <w:r>
+        <w:rPr>
+          <w:rFonts w:ascii="Calibri" w:hAnsi="Calibri" w:eastAsia="WenQuanYi Micro Hei" w:cs="Calibri"/>
+          <w:b w:val="0"/>
+          <w:i w:val="0"/>
+          <w:color w:val="222222"/>
+          <w:sz w:val="22"/>
+        </w:rPr>
+        <w:t xml:space="preserve"> 截图里 Grok 只写了“睾酮可能有一定保护作用”，</w:t>
+      </w:r>
+      <w:r>
+        <w:rPr>
+          <w:rFonts w:ascii="Calibri" w:hAnsi="Calibri" w:eastAsia="WenQuanYi Micro Hei" w:cs="Calibri"/>
+          <w:b/>
+          <w:i w:val="0"/>
+          <w:color w:val="222222"/>
+          <w:sz w:val="22"/>
+        </w:rPr>
+        <w:t>没有给出任何睾酮论文</w:t>
+      </w:r>
+      <w:r>
+        <w:rPr>
+          <w:rFonts w:ascii="Calibri" w:hAnsi="Calibri" w:eastAsia="WenQuanYi Micro Hei" w:cs="Calibri"/>
+          <w:b w:val="0"/>
+          <w:i w:val="0"/>
+          <w:color w:val="222222"/>
+          <w:sz w:val="22"/>
+        </w:rPr>
+        <w:t>。本文件 6 篇全部为【Cursor网搜】。境内两篇（闫旭升 2019、崔慧先 2010）尤其需要标明：它们不是用户提问里原来有的篇目。</w:t>
       </w:r>
     </w:p>
     <w:p>
@@ -4475,7 +8922,27 @@
           <w:color w:val="222222"/>
           <w:sz w:val="22"/>
         </w:rPr>
-        <w:t>睾酮不是“万能防弹衣”，而是一套有条件、多通路的调制：</w:t>
+        <w:t>睾酮不是“万能防弹衣”，而是一套</w:t>
+      </w:r>
+      <w:r>
+        <w:rPr>
+          <w:rFonts w:ascii="Calibri" w:hAnsi="Calibri" w:eastAsia="WenQuanYi Micro Hei" w:cs="Calibri"/>
+          <w:b/>
+          <w:i w:val="0"/>
+          <w:color w:val="222222"/>
+          <w:sz w:val="22"/>
+        </w:rPr>
+        <w:t>有条件、多通路</w:t>
+      </w:r>
+      <w:r>
+        <w:rPr>
+          <w:rFonts w:ascii="Calibri" w:hAnsi="Calibri" w:eastAsia="WenQuanYi Micro Hei" w:cs="Calibri"/>
+          <w:b w:val="0"/>
+          <w:i w:val="0"/>
+          <w:color w:val="222222"/>
+          <w:sz w:val="22"/>
+        </w:rPr>
+        <w:t>的调制：</w:t>
       </w:r>
     </w:p>
     <w:p>
@@ -4491,7 +8958,47 @@
           <w:color w:val="222222"/>
           <w:sz w:val="22"/>
         </w:rPr>
-        <w:t>•  **压低 HPA 轴峰值：** 睾酮 → 5α-还原成 DHT → 再变成 3β-diol → 作用于下丘脑室旁核附近的 **ERβ**，减少应激后 ACTH / 皮质酮。这条路不完全依赖雄激素受体（AR）。</w:t>
+        <w:t xml:space="preserve">•  </w:t>
+      </w:r>
+      <w:r>
+        <w:rPr>
+          <w:rFonts w:ascii="Calibri" w:hAnsi="Calibri" w:eastAsia="WenQuanYi Micro Hei" w:cs="Calibri"/>
+          <w:b/>
+          <w:i w:val="0"/>
+          <w:color w:val="222222"/>
+          <w:sz w:val="22"/>
+        </w:rPr>
+        <w:t>压低 HPA 轴峰值：</w:t>
+      </w:r>
+      <w:r>
+        <w:rPr>
+          <w:rFonts w:ascii="Calibri" w:hAnsi="Calibri" w:eastAsia="WenQuanYi Micro Hei" w:cs="Calibri"/>
+          <w:b w:val="0"/>
+          <w:i w:val="0"/>
+          <w:color w:val="222222"/>
+          <w:sz w:val="22"/>
+        </w:rPr>
+        <w:t xml:space="preserve"> 睾酮 → 5α-还原成 DHT → 再变成 3β-diol → 作用于下丘脑室旁核附近的 </w:t>
+      </w:r>
+      <w:r>
+        <w:rPr>
+          <w:rFonts w:ascii="Calibri" w:hAnsi="Calibri" w:eastAsia="WenQuanYi Micro Hei" w:cs="Calibri"/>
+          <w:b/>
+          <w:i w:val="0"/>
+          <w:color w:val="222222"/>
+          <w:sz w:val="22"/>
+        </w:rPr>
+        <w:t>ERβ</w:t>
+      </w:r>
+      <w:r>
+        <w:rPr>
+          <w:rFonts w:ascii="Calibri" w:hAnsi="Calibri" w:eastAsia="WenQuanYi Micro Hei" w:cs="Calibri"/>
+          <w:b w:val="0"/>
+          <w:i w:val="0"/>
+          <w:color w:val="222222"/>
+          <w:sz w:val="22"/>
+        </w:rPr>
+        <w:t>，减少应激后 ACTH / 皮质酮。这条路不完全依赖雄激素受体（AR）。</w:t>
       </w:r>
     </w:p>
     <w:p>
@@ -4507,7 +9014,27 @@
           <w:color w:val="222222"/>
           <w:sz w:val="22"/>
         </w:rPr>
-        <w:t>•  **和糖皮质激素受体互相踩刹车：** AR 与 GR 可形成异源二聚体，转录上互相抑制；DHT 还可下调海马 CA1 的 GR mRNA。高皮质醇时，有足够睾酮就像给分解代谢配了对冲。</w:t>
+        <w:t xml:space="preserve">•  </w:t>
+      </w:r>
+      <w:r>
+        <w:rPr>
+          <w:rFonts w:ascii="Calibri" w:hAnsi="Calibri" w:eastAsia="WenQuanYi Micro Hei" w:cs="Calibri"/>
+          <w:b/>
+          <w:i w:val="0"/>
+          <w:color w:val="222222"/>
+          <w:sz w:val="22"/>
+        </w:rPr>
+        <w:t>和糖皮质激素受体互相踩刹车：</w:t>
+      </w:r>
+      <w:r>
+        <w:rPr>
+          <w:rFonts w:ascii="Calibri" w:hAnsi="Calibri" w:eastAsia="WenQuanYi Micro Hei" w:cs="Calibri"/>
+          <w:b w:val="0"/>
+          <w:i w:val="0"/>
+          <w:color w:val="222222"/>
+          <w:sz w:val="22"/>
+        </w:rPr>
+        <w:t xml:space="preserve"> AR 与 GR 可形成异源二聚体，转录上互相抑制；DHT 还可下调海马 CA1 的 GR mRNA。高皮质醇时，有足够睾酮就像给分解代谢配了对冲。</w:t>
       </w:r>
     </w:p>
     <w:p>
@@ -4523,7 +9050,27 @@
           <w:color w:val="222222"/>
           <w:sz w:val="22"/>
         </w:rPr>
-        <w:t>•  **保突触、保新神经元：** 经 AR 或经 Erk1/2–CREB：增加树突棘、PSD95、GluA1，提高齿状回新生神经元存活。</w:t>
+        <w:t xml:space="preserve">•  </w:t>
+      </w:r>
+      <w:r>
+        <w:rPr>
+          <w:rFonts w:ascii="Calibri" w:hAnsi="Calibri" w:eastAsia="WenQuanYi Micro Hei" w:cs="Calibri"/>
+          <w:b/>
+          <w:i w:val="0"/>
+          <w:color w:val="222222"/>
+          <w:sz w:val="22"/>
+        </w:rPr>
+        <w:t>保突触、保新神经元：</w:t>
+      </w:r>
+      <w:r>
+        <w:rPr>
+          <w:rFonts w:ascii="Calibri" w:hAnsi="Calibri" w:eastAsia="WenQuanYi Micro Hei" w:cs="Calibri"/>
+          <w:b w:val="0"/>
+          <w:i w:val="0"/>
+          <w:color w:val="222222"/>
+          <w:sz w:val="22"/>
+        </w:rPr>
+        <w:t xml:space="preserve"> 经 AR 或经 Erk1/2–CREB：增加树突棘、PSD95、GluA1，提高齿状回新生神经元存活。</w:t>
       </w:r>
     </w:p>
     <w:p>
@@ -4539,7 +9086,27 @@
           <w:color w:val="222222"/>
           <w:sz w:val="22"/>
         </w:rPr>
-        <w:t>•  **抗氧化：** 经 AR：提高 SOD、GSH-Px，降低 MDA，减少自由基对突触的刮擦。</w:t>
+        <w:t xml:space="preserve">•  </w:t>
+      </w:r>
+      <w:r>
+        <w:rPr>
+          <w:rFonts w:ascii="Calibri" w:hAnsi="Calibri" w:eastAsia="WenQuanYi Micro Hei" w:cs="Calibri"/>
+          <w:b/>
+          <w:i w:val="0"/>
+          <w:color w:val="222222"/>
+          <w:sz w:val="22"/>
+        </w:rPr>
+        <w:t>抗氧化：</w:t>
+      </w:r>
+      <w:r>
+        <w:rPr>
+          <w:rFonts w:ascii="Calibri" w:hAnsi="Calibri" w:eastAsia="WenQuanYi Micro Hei" w:cs="Calibri"/>
+          <w:b w:val="0"/>
+          <w:i w:val="0"/>
+          <w:color w:val="222222"/>
+          <w:sz w:val="22"/>
+        </w:rPr>
+        <w:t xml:space="preserve"> 经 AR：提高 SOD、GSH-Px，降低 MDA，减少自由基对突触的刮擦。</w:t>
       </w:r>
     </w:p>
     <w:p>
@@ -4555,7 +9122,27 @@
           <w:color w:val="222222"/>
           <w:sz w:val="22"/>
         </w:rPr>
-        <w:t>•  **条件性：** 人身上看到：皮质醇高时，睾酮高 ↔ 海马更大、情景记忆更好；皮质醇低时，这个关系可以反号。所以“补得越多越保护”不成立。</w:t>
+        <w:t xml:space="preserve">•  </w:t>
+      </w:r>
+      <w:r>
+        <w:rPr>
+          <w:rFonts w:ascii="Calibri" w:hAnsi="Calibri" w:eastAsia="WenQuanYi Micro Hei" w:cs="Calibri"/>
+          <w:b/>
+          <w:i w:val="0"/>
+          <w:color w:val="222222"/>
+          <w:sz w:val="22"/>
+        </w:rPr>
+        <w:t>条件性：</w:t>
+      </w:r>
+      <w:r>
+        <w:rPr>
+          <w:rFonts w:ascii="Calibri" w:hAnsi="Calibri" w:eastAsia="WenQuanYi Micro Hei" w:cs="Calibri"/>
+          <w:b w:val="0"/>
+          <w:i w:val="0"/>
+          <w:color w:val="222222"/>
+          <w:sz w:val="22"/>
+        </w:rPr>
+        <w:t xml:space="preserve"> 人身上看到：皮质醇高时，睾酮高 ↔ 海马更大、情景记忆更好；皮质醇低时，这个关系可以反号。所以“补得越多越保护”不成立。</w:t>
       </w:r>
     </w:p>
     <w:p>
@@ -4595,12 +9182,125 @@
       <w:r>
         <w:rPr>
           <w:rFonts w:ascii="Calibri" w:hAnsi="Calibri" w:eastAsia="WenQuanYi Micro Hei" w:cs="Calibri"/>
-          <w:b w:val="0"/>
-          <w:i w:val="0"/>
-          <w:color w:val="222222"/>
-          <w:sz w:val="22"/>
-        </w:rPr>
-        <w:t>出处 Lund TD, Hinds LR, Handa RJ. The androgen 5α-dihydrotestosterone and its metabolite 5α-androstan-3β,17β-diol inhibit the hypothalamo–pituitary–adrenal response to stress by acting through estrogen receptor β-expressing neurons in the hypothalamus. *Journal of Neuroscience*. 2006;26(5):1448–1456. DOI：10.1523/JNEUROSCI.3777-05.2006 PMID：16452668 单位：科罗拉多州立大学等。 类型：去势雄鼠，室旁核附近埋植激素。</w:t>
+          <w:b/>
+          <w:i w:val="0"/>
+          <w:color w:val="222222"/>
+          <w:sz w:val="22"/>
+        </w:rPr>
+        <w:t>出处</w:t>
+      </w:r>
+      <w:r>
+        <w:rPr>
+          <w:rFonts w:ascii="Calibri" w:hAnsi="Calibri" w:eastAsia="WenQuanYi Micro Hei" w:cs="Calibri"/>
+          <w:b w:val="0"/>
+          <w:i w:val="0"/>
+          <w:color w:val="222222"/>
+          <w:sz w:val="22"/>
+        </w:rPr>
+        <w:t xml:space="preserve"> Lund TD, Hinds LR, Handa RJ. The androgen 5α-dihydrotestosterone and its metabolite 5α-androstan-3β,17β-diol inhibit the hypothalamo–pituitary–adrenal response to stress by acting through estrogen receptor β-expressing neurons in the hypothalamus. *Journal of Neuroscience*. 2006;26(5):1448–1456. </w:t>
+      </w:r>
+      <w:r>
+        <w:rPr>
+          <w:rFonts w:ascii="Calibri" w:hAnsi="Calibri" w:eastAsia="WenQuanYi Micro Hei" w:cs="Calibri"/>
+          <w:b/>
+          <w:i w:val="0"/>
+          <w:color w:val="222222"/>
+          <w:sz w:val="22"/>
+        </w:rPr>
+        <w:t>来源标注：</w:t>
+      </w:r>
+      <w:r>
+        <w:rPr>
+          <w:rFonts w:ascii="Calibri" w:hAnsi="Calibri" w:eastAsia="WenQuanYi Micro Hei" w:cs="Calibri"/>
+          <w:b w:val="0"/>
+          <w:i w:val="0"/>
+          <w:color w:val="222222"/>
+          <w:sz w:val="22"/>
+        </w:rPr>
+        <w:t xml:space="preserve">【Cursor网搜】用户截图只提到“睾酮可能有保护”，未点名本篇。 </w:t>
+      </w:r>
+      <w:r>
+        <w:rPr>
+          <w:rFonts w:ascii="Calibri" w:hAnsi="Calibri" w:eastAsia="WenQuanYi Micro Hei" w:cs="Calibri"/>
+          <w:b/>
+          <w:i w:val="0"/>
+          <w:color w:val="222222"/>
+          <w:sz w:val="22"/>
+        </w:rPr>
+        <w:t>超链接：</w:t>
+      </w:r>
+      <w:r>
+        <w:rPr>
+          <w:rFonts w:ascii="Calibri" w:hAnsi="Calibri" w:eastAsia="WenQuanYi Micro Hei" w:cs="Calibri"/>
+          <w:b w:val="0"/>
+          <w:i w:val="0"/>
+          <w:color w:val="222222"/>
+          <w:sz w:val="22"/>
+        </w:rPr>
+        <w:t xml:space="preserve"> </w:t>
+      </w:r>
+      <w:hyperlink r:id="rId29">
+        <w:r>
+          <w:rPr>
+            <w:color w:val="1A5F9E"/>
+            <w:u w:val="single"/>
+            <w:sz w:val="22"/>
+            <w:rFonts w:ascii="Calibri" w:hAnsi="Calibri" w:eastAsia="WenQuanYi Micro Hei"/>
+          </w:rPr>
+          <w:t xml:space="preserve">DOI 10.1523/JNEUROSCI.3777-05.2006</w:t>
+        </w:r>
+      </w:hyperlink>
+      <w:r>
+        <w:rPr>
+          <w:rFonts w:ascii="Calibri" w:hAnsi="Calibri" w:eastAsia="WenQuanYi Micro Hei" w:cs="Calibri"/>
+          <w:b w:val="0"/>
+          <w:i w:val="0"/>
+          <w:color w:val="222222"/>
+          <w:sz w:val="22"/>
+        </w:rPr>
+        <w:t xml:space="preserve"> · </w:t>
+      </w:r>
+      <w:hyperlink r:id="rId30">
+        <w:r>
+          <w:rPr>
+            <w:color w:val="1A5F9E"/>
+            <w:u w:val="single"/>
+            <w:sz w:val="22"/>
+            <w:rFonts w:ascii="Calibri" w:hAnsi="Calibri" w:eastAsia="WenQuanYi Micro Hei"/>
+          </w:rPr>
+          <w:t xml:space="preserve">PMC 6675494</w:t>
+        </w:r>
+      </w:hyperlink>
+      <w:r>
+        <w:rPr>
+          <w:rFonts w:ascii="Calibri" w:hAnsi="Calibri" w:eastAsia="WenQuanYi Micro Hei" w:cs="Calibri"/>
+          <w:b w:val="0"/>
+          <w:i w:val="0"/>
+          <w:color w:val="222222"/>
+          <w:sz w:val="22"/>
+        </w:rPr>
+        <w:t xml:space="preserve"> · </w:t>
+      </w:r>
+      <w:hyperlink r:id="rId57">
+        <w:r>
+          <w:rPr>
+            <w:color w:val="1A5F9E"/>
+            <w:u w:val="single"/>
+            <w:sz w:val="22"/>
+            <w:rFonts w:ascii="Calibri" w:hAnsi="Calibri" w:eastAsia="WenQuanYi Micro Hei"/>
+          </w:rPr>
+          <w:t xml:space="preserve">PubMed 16452668</w:t>
+        </w:r>
+      </w:hyperlink>
+      <w:r>
+        <w:rPr>
+          <w:rFonts w:ascii="Calibri" w:hAnsi="Calibri" w:eastAsia="WenQuanYi Micro Hei" w:cs="Calibri"/>
+          <w:b w:val="0"/>
+          <w:i w:val="0"/>
+          <w:color w:val="222222"/>
+          <w:sz w:val="22"/>
+        </w:rPr>
+        <w:t xml:space="preserve"> 单位：科罗拉多州立大学等。 类型：去势雄鼠，室旁核附近埋植激素。</w:t>
       </w:r>
     </w:p>
     <w:p>
@@ -4610,7 +9310,7 @@
       <w:r>
         <w:rPr>
           <w:rFonts w:ascii="Calibri" w:hAnsi="Calibri" w:eastAsia="WenQuanYi Micro Hei" w:cs="Calibri"/>
-          <w:b w:val="0"/>
+          <w:b/>
           <w:i w:val="0"/>
           <w:color w:val="222222"/>
           <w:sz w:val="22"/>
@@ -4647,7 +9347,27 @@
           <w:color w:val="222222"/>
           <w:sz w:val="22"/>
         </w:rPr>
-        <w:t>•  E2 及 ERα 激动剂（moxestrol、PPT）**升高**束缚后皮质酮和 ACTH。</w:t>
+        <w:t>•  E2 及 ERα 激动剂（moxestrol、PPT）</w:t>
+      </w:r>
+      <w:r>
+        <w:rPr>
+          <w:rFonts w:ascii="Calibri" w:hAnsi="Calibri" w:eastAsia="WenQuanYi Micro Hei" w:cs="Calibri"/>
+          <w:b/>
+          <w:i w:val="0"/>
+          <w:color w:val="222222"/>
+          <w:sz w:val="22"/>
+        </w:rPr>
+        <w:t>升高</w:t>
+      </w:r>
+      <w:r>
+        <w:rPr>
+          <w:rFonts w:ascii="Calibri" w:hAnsi="Calibri" w:eastAsia="WenQuanYi Micro Hei" w:cs="Calibri"/>
+          <w:b w:val="0"/>
+          <w:i w:val="0"/>
+          <w:color w:val="222222"/>
+          <w:sz w:val="22"/>
+        </w:rPr>
+        <w:t>束缚后皮质酮和 ACTH。</w:t>
       </w:r>
     </w:p>
     <w:p>
@@ -4663,7 +9383,27 @@
           <w:color w:val="222222"/>
           <w:sz w:val="22"/>
         </w:rPr>
-        <w:t>•  DHT、3β-diol 及 ERβ 激动剂 DPN **降低**束缚后皮质酮和 ACTH，并降低 PVN 的 c-fos mRNA。</w:t>
+        <w:t xml:space="preserve">•  DHT、3β-diol 及 ERβ 激动剂 DPN </w:t>
+      </w:r>
+      <w:r>
+        <w:rPr>
+          <w:rFonts w:ascii="Calibri" w:hAnsi="Calibri" w:eastAsia="WenQuanYi Micro Hei" w:cs="Calibri"/>
+          <w:b/>
+          <w:i w:val="0"/>
+          <w:color w:val="222222"/>
+          <w:sz w:val="22"/>
+        </w:rPr>
+        <w:t>降低</w:t>
+      </w:r>
+      <w:r>
+        <w:rPr>
+          <w:rFonts w:ascii="Calibri" w:hAnsi="Calibri" w:eastAsia="WenQuanYi Micro Hei" w:cs="Calibri"/>
+          <w:b w:val="0"/>
+          <w:i w:val="0"/>
+          <w:color w:val="222222"/>
+          <w:sz w:val="22"/>
+        </w:rPr>
+        <w:t>束缚后皮质酮和 ACTH，并降低 PVN 的 c-fos mRNA。</w:t>
       </w:r>
     </w:p>
     <w:p>
@@ -4689,7 +9429,7 @@
       <w:r>
         <w:rPr>
           <w:rFonts w:ascii="Calibri" w:hAnsi="Calibri" w:eastAsia="WenQuanYi Micro Hei" w:cs="Calibri"/>
-          <w:b w:val="0"/>
+          <w:b/>
           <w:i w:val="0"/>
           <w:color w:val="222222"/>
           <w:sz w:val="22"/>
@@ -4710,7 +9450,27 @@
           <w:color w:val="222222"/>
           <w:sz w:val="22"/>
         </w:rPr>
-        <w:t>•  **保护的第一刀砍在“少分泌糖皮质激素”**，不是等海马受伤再修。</w:t>
+        <w:t xml:space="preserve">•  </w:t>
+      </w:r>
+      <w:r>
+        <w:rPr>
+          <w:rFonts w:ascii="Calibri" w:hAnsi="Calibri" w:eastAsia="WenQuanYi Micro Hei" w:cs="Calibri"/>
+          <w:b/>
+          <w:i w:val="0"/>
+          <w:color w:val="222222"/>
+          <w:sz w:val="22"/>
+        </w:rPr>
+        <w:t>保护的第一刀砍在“少分泌糖皮质激素”</w:t>
+      </w:r>
+      <w:r>
+        <w:rPr>
+          <w:rFonts w:ascii="Calibri" w:hAnsi="Calibri" w:eastAsia="WenQuanYi Micro Hei" w:cs="Calibri"/>
+          <w:b w:val="0"/>
+          <w:i w:val="0"/>
+          <w:color w:val="222222"/>
+          <w:sz w:val="22"/>
+        </w:rPr>
+        <w:t>，不是等海马受伤再修。</w:t>
       </w:r>
     </w:p>
     <w:p>
@@ -4726,7 +9486,27 @@
           <w:color w:val="222222"/>
           <w:sz w:val="22"/>
         </w:rPr>
-        <w:t>•  **DHT 的抗应激效应很大一块要走代谢物 3β-diol → ERβ**，不是课本上那条“雄激素只绑 AR”。</w:t>
+        <w:t xml:space="preserve">•  </w:t>
+      </w:r>
+      <w:r>
+        <w:rPr>
+          <w:rFonts w:ascii="Calibri" w:hAnsi="Calibri" w:eastAsia="WenQuanYi Micro Hei" w:cs="Calibri"/>
+          <w:b/>
+          <w:i w:val="0"/>
+          <w:color w:val="222222"/>
+          <w:sz w:val="22"/>
+        </w:rPr>
+        <w:t>DHT 的抗应激效应很大一块要走代谢物 3β-diol → ERβ</w:t>
+      </w:r>
+      <w:r>
+        <w:rPr>
+          <w:rFonts w:ascii="Calibri" w:hAnsi="Calibri" w:eastAsia="WenQuanYi Micro Hei" w:cs="Calibri"/>
+          <w:b w:val="0"/>
+          <w:i w:val="0"/>
+          <w:color w:val="222222"/>
+          <w:sz w:val="22"/>
+        </w:rPr>
+        <w:t>，不是课本上那条“雄激素只绑 AR”。</w:t>
       </w:r>
     </w:p>
     <w:p>
@@ -4742,7 +9522,27 @@
           <w:color w:val="222222"/>
           <w:sz w:val="22"/>
         </w:rPr>
-        <w:t>•  **同一类“雌激素相关”信号可以方向相反**：ERα 放大 HPA，ERβ 压低 HPA。</w:t>
+        <w:t xml:space="preserve">•  </w:t>
+      </w:r>
+      <w:r>
+        <w:rPr>
+          <w:rFonts w:ascii="Calibri" w:hAnsi="Calibri" w:eastAsia="WenQuanYi Micro Hei" w:cs="Calibri"/>
+          <w:b/>
+          <w:i w:val="0"/>
+          <w:color w:val="222222"/>
+          <w:sz w:val="22"/>
+        </w:rPr>
+        <w:t>同一类“雌激素相关”信号可以方向相反</w:t>
+      </w:r>
+      <w:r>
+        <w:rPr>
+          <w:rFonts w:ascii="Calibri" w:hAnsi="Calibri" w:eastAsia="WenQuanYi Micro Hei" w:cs="Calibri"/>
+          <w:b w:val="0"/>
+          <w:i w:val="0"/>
+          <w:color w:val="222222"/>
+          <w:sz w:val="22"/>
+        </w:rPr>
+        <w:t>：ERα 放大 HPA，ERβ 压低 HPA。</w:t>
       </w:r>
     </w:p>
     <w:p>
@@ -4758,7 +9558,27 @@
           <w:color w:val="222222"/>
           <w:sz w:val="22"/>
         </w:rPr>
-        <w:t>•  **这解释了性别差的一部分**：雄性有更多底物走 DHT / 3β-diol 这条刹车。</w:t>
+        <w:t xml:space="preserve">•  </w:t>
+      </w:r>
+      <w:r>
+        <w:rPr>
+          <w:rFonts w:ascii="Calibri" w:hAnsi="Calibri" w:eastAsia="WenQuanYi Micro Hei" w:cs="Calibri"/>
+          <w:b/>
+          <w:i w:val="0"/>
+          <w:color w:val="222222"/>
+          <w:sz w:val="22"/>
+        </w:rPr>
+        <w:t>这解释了性别差的一部分</w:t>
+      </w:r>
+      <w:r>
+        <w:rPr>
+          <w:rFonts w:ascii="Calibri" w:hAnsi="Calibri" w:eastAsia="WenQuanYi Micro Hei" w:cs="Calibri"/>
+          <w:b w:val="0"/>
+          <w:i w:val="0"/>
+          <w:color w:val="222222"/>
+          <w:sz w:val="22"/>
+        </w:rPr>
+        <w:t>：雄性有更多底物走 DHT / 3β-diol 这条刹车。</w:t>
       </w:r>
     </w:p>
     <w:p>
@@ -4768,12 +9588,22 @@
       <w:r>
         <w:rPr>
           <w:rFonts w:ascii="Calibri" w:hAnsi="Calibri" w:eastAsia="WenQuanYi Micro Hei" w:cs="Calibri"/>
-          <w:b w:val="0"/>
-          <w:i w:val="0"/>
-          <w:color w:val="222222"/>
-          <w:sz w:val="22"/>
-        </w:rPr>
-        <w:t>主要结论（论点） 睾酮经 DHT → 3β-diol 激活下丘脑 ERβ 神经元，抑制应激性 HPA 反应；这是雄激素保护的中枢入口之一。</w:t>
+          <w:b/>
+          <w:i w:val="0"/>
+          <w:color w:val="222222"/>
+          <w:sz w:val="22"/>
+        </w:rPr>
+        <w:t>主要结论（论点）</w:t>
+      </w:r>
+      <w:r>
+        <w:rPr>
+          <w:rFonts w:ascii="Calibri" w:hAnsi="Calibri" w:eastAsia="WenQuanYi Micro Hei" w:cs="Calibri"/>
+          <w:b w:val="0"/>
+          <w:i w:val="0"/>
+          <w:color w:val="222222"/>
+          <w:sz w:val="22"/>
+        </w:rPr>
+        <w:t xml:space="preserve"> 睾酮经 DHT → 3β-diol 激活下丘脑 ERβ 神经元，抑制应激性 HPA 反应；这是雄激素保护的中枢入口之一。</w:t>
       </w:r>
     </w:p>
     <w:p>
@@ -4798,12 +9628,104 @@
       <w:r>
         <w:rPr>
           <w:rFonts w:ascii="Calibri" w:hAnsi="Calibri" w:eastAsia="WenQuanYi Micro Hei" w:cs="Calibri"/>
-          <w:b w:val="0"/>
-          <w:i w:val="0"/>
-          <w:color w:val="222222"/>
-          <w:sz w:val="22"/>
-        </w:rPr>
-        <w:t>出处 Spritzer MD, Galea LAM. Testosterone and dihydrotestosterone, but not estradiol, enhance survival of new hippocampal neurons in adult male rats. *Developmental Neurobiology*. 2007;67(10):1321–1333. DOI：10.1002/dneu.20457 PMID：17638384 单位：不列颠哥伦比亚大学。 类型：成体雄鼠神经发生。</w:t>
+          <w:b/>
+          <w:i w:val="0"/>
+          <w:color w:val="222222"/>
+          <w:sz w:val="22"/>
+        </w:rPr>
+        <w:t>出处</w:t>
+      </w:r>
+      <w:r>
+        <w:rPr>
+          <w:rFonts w:ascii="Calibri" w:hAnsi="Calibri" w:eastAsia="WenQuanYi Micro Hei" w:cs="Calibri"/>
+          <w:b w:val="0"/>
+          <w:i w:val="0"/>
+          <w:color w:val="222222"/>
+          <w:sz w:val="22"/>
+        </w:rPr>
+        <w:t xml:space="preserve"> Spritzer MD, Galea LAM. Testosterone and dihydrotestosterone, but not estradiol, enhance survival of new hippocampal neurons in adult male rats. *Developmental Neurobiology*. 2007;67(10):1321–1333. </w:t>
+      </w:r>
+      <w:r>
+        <w:rPr>
+          <w:rFonts w:ascii="Calibri" w:hAnsi="Calibri" w:eastAsia="WenQuanYi Micro Hei" w:cs="Calibri"/>
+          <w:b/>
+          <w:i w:val="0"/>
+          <w:color w:val="222222"/>
+          <w:sz w:val="22"/>
+        </w:rPr>
+        <w:t>来源标注：</w:t>
+      </w:r>
+      <w:r>
+        <w:rPr>
+          <w:rFonts w:ascii="Calibri" w:hAnsi="Calibri" w:eastAsia="WenQuanYi Micro Hei" w:cs="Calibri"/>
+          <w:b w:val="0"/>
+          <w:i w:val="0"/>
+          <w:color w:val="222222"/>
+          <w:sz w:val="22"/>
+        </w:rPr>
+        <w:t xml:space="preserve">【Cursor网搜】用户截图 / 提问未点名本篇。 </w:t>
+      </w:r>
+      <w:r>
+        <w:rPr>
+          <w:rFonts w:ascii="Calibri" w:hAnsi="Calibri" w:eastAsia="WenQuanYi Micro Hei" w:cs="Calibri"/>
+          <w:b/>
+          <w:i w:val="0"/>
+          <w:color w:val="222222"/>
+          <w:sz w:val="22"/>
+        </w:rPr>
+        <w:t>超链接：</w:t>
+      </w:r>
+      <w:r>
+        <w:rPr>
+          <w:rFonts w:ascii="Calibri" w:hAnsi="Calibri" w:eastAsia="WenQuanYi Micro Hei" w:cs="Calibri"/>
+          <w:b w:val="0"/>
+          <w:i w:val="0"/>
+          <w:color w:val="222222"/>
+          <w:sz w:val="22"/>
+        </w:rPr>
+        <w:t xml:space="preserve"> </w:t>
+      </w:r>
+      <w:hyperlink r:id="rId58">
+        <w:r>
+          <w:rPr>
+            <w:color w:val="1A5F9E"/>
+            <w:u w:val="single"/>
+            <w:sz w:val="22"/>
+            <w:rFonts w:ascii="Calibri" w:hAnsi="Calibri" w:eastAsia="WenQuanYi Micro Hei"/>
+          </w:rPr>
+          <w:t xml:space="preserve">DOI 10.1002/dneu.20457</w:t>
+        </w:r>
+      </w:hyperlink>
+      <w:r>
+        <w:rPr>
+          <w:rFonts w:ascii="Calibri" w:hAnsi="Calibri" w:eastAsia="WenQuanYi Micro Hei" w:cs="Calibri"/>
+          <w:b w:val="0"/>
+          <w:i w:val="0"/>
+          <w:color w:val="222222"/>
+          <w:sz w:val="22"/>
+        </w:rPr>
+        <w:t xml:space="preserve"> · </w:t>
+      </w:r>
+      <w:hyperlink r:id="rId59">
+        <w:r>
+          <w:rPr>
+            <w:color w:val="1A5F9E"/>
+            <w:u w:val="single"/>
+            <w:sz w:val="22"/>
+            <w:rFonts w:ascii="Calibri" w:hAnsi="Calibri" w:eastAsia="WenQuanYi Micro Hei"/>
+          </w:rPr>
+          <w:t xml:space="preserve">PubMed 17638384</w:t>
+        </w:r>
+      </w:hyperlink>
+      <w:r>
+        <w:rPr>
+          <w:rFonts w:ascii="Calibri" w:hAnsi="Calibri" w:eastAsia="WenQuanYi Micro Hei" w:cs="Calibri"/>
+          <w:b w:val="0"/>
+          <w:i w:val="0"/>
+          <w:color w:val="222222"/>
+          <w:sz w:val="22"/>
+        </w:rPr>
+        <w:t xml:space="preserve"> 单位：不列颠哥伦比亚大学。 类型：成体雄鼠神经发生。</w:t>
       </w:r>
     </w:p>
     <w:p>
@@ -4813,7 +9735,7 @@
       <w:r>
         <w:rPr>
           <w:rFonts w:ascii="Calibri" w:hAnsi="Calibri" w:eastAsia="WenQuanYi Micro Hei" w:cs="Calibri"/>
-          <w:b w:val="0"/>
+          <w:b/>
           <w:i w:val="0"/>
           <w:color w:val="222222"/>
           <w:sz w:val="22"/>
@@ -4834,7 +9756,27 @@
           <w:color w:val="222222"/>
           <w:sz w:val="22"/>
         </w:rPr>
-        <w:t>•  去势使齿状回 BrdU 标记细胞的 **30 天存活显著下降**，但增殖变化不显著。</w:t>
+        <w:t xml:space="preserve">•  去势使齿状回 BrdU 标记细胞的 </w:t>
+      </w:r>
+      <w:r>
+        <w:rPr>
+          <w:rFonts w:ascii="Calibri" w:hAnsi="Calibri" w:eastAsia="WenQuanYi Micro Hei" w:cs="Calibri"/>
+          <w:b/>
+          <w:i w:val="0"/>
+          <w:color w:val="222222"/>
+          <w:sz w:val="22"/>
+        </w:rPr>
+        <w:t>30 天存活显著下降</w:t>
+      </w:r>
+      <w:r>
+        <w:rPr>
+          <w:rFonts w:ascii="Calibri" w:hAnsi="Calibri" w:eastAsia="WenQuanYi Micro Hei" w:cs="Calibri"/>
+          <w:b w:val="0"/>
+          <w:i w:val="0"/>
+          <w:color w:val="222222"/>
+          <w:sz w:val="22"/>
+        </w:rPr>
+        <w:t>，但增殖变化不显著。</w:t>
       </w:r>
     </w:p>
     <w:p>
@@ -4892,7 +9834,7 @@
       <w:r>
         <w:rPr>
           <w:rFonts w:ascii="Calibri" w:hAnsi="Calibri" w:eastAsia="WenQuanYi Micro Hei" w:cs="Calibri"/>
-          <w:b w:val="0"/>
+          <w:b/>
           <w:i w:val="0"/>
           <w:color w:val="222222"/>
           <w:sz w:val="22"/>
@@ -4913,7 +9855,27 @@
           <w:color w:val="222222"/>
           <w:sz w:val="22"/>
         </w:rPr>
-        <w:t>•  **保护发生在“活下来”而不是“多分裂”**：对应慢性压力最爱打的那个环节（新生颗粒细胞存活差）。</w:t>
+        <w:t xml:space="preserve">•  </w:t>
+      </w:r>
+      <w:r>
+        <w:rPr>
+          <w:rFonts w:ascii="Calibri" w:hAnsi="Calibri" w:eastAsia="WenQuanYi Micro Hei" w:cs="Calibri"/>
+          <w:b/>
+          <w:i w:val="0"/>
+          <w:color w:val="222222"/>
+          <w:sz w:val="22"/>
+        </w:rPr>
+        <w:t>保护发生在“活下来”而不是“多分裂”</w:t>
+      </w:r>
+      <w:r>
+        <w:rPr>
+          <w:rFonts w:ascii="Calibri" w:hAnsi="Calibri" w:eastAsia="WenQuanYi Micro Hei" w:cs="Calibri"/>
+          <w:b w:val="0"/>
+          <w:i w:val="0"/>
+          <w:color w:val="222222"/>
+          <w:sz w:val="22"/>
+        </w:rPr>
+        <w:t>：对应慢性压力最爱打的那个环节（新生颗粒细胞存活差）。</w:t>
       </w:r>
     </w:p>
     <w:p>
@@ -4929,7 +9891,27 @@
           <w:color w:val="222222"/>
           <w:sz w:val="22"/>
         </w:rPr>
-        <w:t>•  **剂量有门槛**：太低的睾酮等于没给。</w:t>
+        <w:t xml:space="preserve">•  </w:t>
+      </w:r>
+      <w:r>
+        <w:rPr>
+          <w:rFonts w:ascii="Calibri" w:hAnsi="Calibri" w:eastAsia="WenQuanYi Micro Hei" w:cs="Calibri"/>
+          <w:b/>
+          <w:i w:val="0"/>
+          <w:color w:val="222222"/>
+          <w:sz w:val="22"/>
+        </w:rPr>
+        <w:t>剂量有门槛</w:t>
+      </w:r>
+      <w:r>
+        <w:rPr>
+          <w:rFonts w:ascii="Calibri" w:hAnsi="Calibri" w:eastAsia="WenQuanYi Micro Hei" w:cs="Calibri"/>
+          <w:b w:val="0"/>
+          <w:i w:val="0"/>
+          <w:color w:val="222222"/>
+          <w:sz w:val="22"/>
+        </w:rPr>
+        <w:t>：太低的睾酮等于没给。</w:t>
       </w:r>
     </w:p>
     <w:p>
@@ -4945,7 +9927,47 @@
           <w:color w:val="222222"/>
           <w:sz w:val="22"/>
         </w:rPr>
-        <w:t>•  **这条路偏雄激素性**：DHT 有效、E2 无效，和 Lund 2006 的 ERβ 刹车是**另一条**平行机制。</w:t>
+        <w:t xml:space="preserve">•  </w:t>
+      </w:r>
+      <w:r>
+        <w:rPr>
+          <w:rFonts w:ascii="Calibri" w:hAnsi="Calibri" w:eastAsia="WenQuanYi Micro Hei" w:cs="Calibri"/>
+          <w:b/>
+          <w:i w:val="0"/>
+          <w:color w:val="222222"/>
+          <w:sz w:val="22"/>
+        </w:rPr>
+        <w:t>这条路偏雄激素性</w:t>
+      </w:r>
+      <w:r>
+        <w:rPr>
+          <w:rFonts w:ascii="Calibri" w:hAnsi="Calibri" w:eastAsia="WenQuanYi Micro Hei" w:cs="Calibri"/>
+          <w:b w:val="0"/>
+          <w:i w:val="0"/>
+          <w:color w:val="222222"/>
+          <w:sz w:val="22"/>
+        </w:rPr>
+        <w:t>：DHT 有效、E2 无效，和 Lund 2006 的 ERβ 刹车是</w:t>
+      </w:r>
+      <w:r>
+        <w:rPr>
+          <w:rFonts w:ascii="Calibri" w:hAnsi="Calibri" w:eastAsia="WenQuanYi Micro Hei" w:cs="Calibri"/>
+          <w:b/>
+          <w:i w:val="0"/>
+          <w:color w:val="222222"/>
+          <w:sz w:val="22"/>
+        </w:rPr>
+        <w:t>另一条</w:t>
+      </w:r>
+      <w:r>
+        <w:rPr>
+          <w:rFonts w:ascii="Calibri" w:hAnsi="Calibri" w:eastAsia="WenQuanYi Micro Hei" w:cs="Calibri"/>
+          <w:b w:val="0"/>
+          <w:i w:val="0"/>
+          <w:color w:val="222222"/>
+          <w:sz w:val="22"/>
+        </w:rPr>
+        <w:t>平行机制。</w:t>
       </w:r>
     </w:p>
     <w:p>
@@ -4961,7 +9983,27 @@
           <w:color w:val="222222"/>
           <w:sz w:val="22"/>
         </w:rPr>
-        <w:t>•  **海马结构的“库存”被保住了**：长期看就是对抗海马萎缩的正方向。</w:t>
+        <w:t xml:space="preserve">•  </w:t>
+      </w:r>
+      <w:r>
+        <w:rPr>
+          <w:rFonts w:ascii="Calibri" w:hAnsi="Calibri" w:eastAsia="WenQuanYi Micro Hei" w:cs="Calibri"/>
+          <w:b/>
+          <w:i w:val="0"/>
+          <w:color w:val="222222"/>
+          <w:sz w:val="22"/>
+        </w:rPr>
+        <w:t>海马结构的“库存”被保住了</w:t>
+      </w:r>
+      <w:r>
+        <w:rPr>
+          <w:rFonts w:ascii="Calibri" w:hAnsi="Calibri" w:eastAsia="WenQuanYi Micro Hei" w:cs="Calibri"/>
+          <w:b w:val="0"/>
+          <w:i w:val="0"/>
+          <w:color w:val="222222"/>
+          <w:sz w:val="22"/>
+        </w:rPr>
+        <w:t>：长期看就是对抗海马萎缩的正方向。</w:t>
       </w:r>
     </w:p>
     <w:p>
@@ -4971,12 +10013,22 @@
       <w:r>
         <w:rPr>
           <w:rFonts w:ascii="Calibri" w:hAnsi="Calibri" w:eastAsia="WenQuanYi Micro Hei" w:cs="Calibri"/>
-          <w:b w:val="0"/>
-          <w:i w:val="0"/>
-          <w:color w:val="222222"/>
-          <w:sz w:val="22"/>
-        </w:rPr>
-        <w:t>主要结论（论点） 睾酮通过雄激素依赖机制提高成年海马新生神经元存活，从而在结构层面对抗压力和衰老带来的齿状回损耗。</w:t>
+          <w:b/>
+          <w:i w:val="0"/>
+          <w:color w:val="222222"/>
+          <w:sz w:val="22"/>
+        </w:rPr>
+        <w:t>主要结论（论点）</w:t>
+      </w:r>
+      <w:r>
+        <w:rPr>
+          <w:rFonts w:ascii="Calibri" w:hAnsi="Calibri" w:eastAsia="WenQuanYi Micro Hei" w:cs="Calibri"/>
+          <w:b w:val="0"/>
+          <w:i w:val="0"/>
+          <w:color w:val="222222"/>
+          <w:sz w:val="22"/>
+        </w:rPr>
+        <w:t xml:space="preserve"> 睾酮通过雄激素依赖机制提高成年海马新生神经元存活，从而在结构层面对抗压力和衰老带来的齿状回损耗。</w:t>
       </w:r>
     </w:p>
     <w:p>
@@ -5001,12 +10053,83 @@
       <w:r>
         <w:rPr>
           <w:rFonts w:ascii="Calibri" w:hAnsi="Calibri" w:eastAsia="WenQuanYi Micro Hei" w:cs="Calibri"/>
-          <w:b w:val="0"/>
-          <w:i w:val="0"/>
-          <w:color w:val="222222"/>
-          <w:sz w:val="22"/>
-        </w:rPr>
-        <w:t>出处 Hamson DK, Wainwright SR, Taylor JR, Jones BA, Watson NV, Galea LAM. Androgens increase survival of adult-born neurons in the dentate gyrus by an androgen receptor-dependent mechanism in male rats. *Endocrinology*. 2013;154(11):4461–4472. DOI：10.1210/en.2013-1129 单位：不列颠哥伦比亚大学等。 类型：Tfm（AR 突变）鼠 + 氟他胺阻断。</w:t>
+          <w:b/>
+          <w:i w:val="0"/>
+          <w:color w:val="222222"/>
+          <w:sz w:val="22"/>
+        </w:rPr>
+        <w:t>出处</w:t>
+      </w:r>
+      <w:r>
+        <w:rPr>
+          <w:rFonts w:ascii="Calibri" w:hAnsi="Calibri" w:eastAsia="WenQuanYi Micro Hei" w:cs="Calibri"/>
+          <w:b w:val="0"/>
+          <w:i w:val="0"/>
+          <w:color w:val="222222"/>
+          <w:sz w:val="22"/>
+        </w:rPr>
+        <w:t xml:space="preserve"> Hamson DK, Wainwright SR, Taylor JR, Jones BA, Watson NV, Galea LAM. Androgens increase survival of adult-born neurons in the dentate gyrus by an androgen receptor-dependent mechanism in male rats. *Endocrinology*. 2013;154(11):4461–4472. </w:t>
+      </w:r>
+      <w:r>
+        <w:rPr>
+          <w:rFonts w:ascii="Calibri" w:hAnsi="Calibri" w:eastAsia="WenQuanYi Micro Hei" w:cs="Calibri"/>
+          <w:b/>
+          <w:i w:val="0"/>
+          <w:color w:val="222222"/>
+          <w:sz w:val="22"/>
+        </w:rPr>
+        <w:t>来源标注：</w:t>
+      </w:r>
+      <w:r>
+        <w:rPr>
+          <w:rFonts w:ascii="Calibri" w:hAnsi="Calibri" w:eastAsia="WenQuanYi Micro Hei" w:cs="Calibri"/>
+          <w:b w:val="0"/>
+          <w:i w:val="0"/>
+          <w:color w:val="222222"/>
+          <w:sz w:val="22"/>
+        </w:rPr>
+        <w:t xml:space="preserve">【Cursor网搜】用户截图 / 提问未点名本篇。 </w:t>
+      </w:r>
+      <w:r>
+        <w:rPr>
+          <w:rFonts w:ascii="Calibri" w:hAnsi="Calibri" w:eastAsia="WenQuanYi Micro Hei" w:cs="Calibri"/>
+          <w:b/>
+          <w:i w:val="0"/>
+          <w:color w:val="222222"/>
+          <w:sz w:val="22"/>
+        </w:rPr>
+        <w:t>超链接：</w:t>
+      </w:r>
+      <w:r>
+        <w:rPr>
+          <w:rFonts w:ascii="Calibri" w:hAnsi="Calibri" w:eastAsia="WenQuanYi Micro Hei" w:cs="Calibri"/>
+          <w:b w:val="0"/>
+          <w:i w:val="0"/>
+          <w:color w:val="222222"/>
+          <w:sz w:val="22"/>
+        </w:rPr>
+        <w:t xml:space="preserve"> </w:t>
+      </w:r>
+      <w:hyperlink r:id="rId60">
+        <w:r>
+          <w:rPr>
+            <w:color w:val="1A5F9E"/>
+            <w:u w:val="single"/>
+            <w:sz w:val="22"/>
+            <w:rFonts w:ascii="Calibri" w:hAnsi="Calibri" w:eastAsia="WenQuanYi Micro Hei"/>
+          </w:rPr>
+          <w:t xml:space="preserve">DOI 10.1210/en.2013-1129</w:t>
+        </w:r>
+      </w:hyperlink>
+      <w:r>
+        <w:rPr>
+          <w:rFonts w:ascii="Calibri" w:hAnsi="Calibri" w:eastAsia="WenQuanYi Micro Hei" w:cs="Calibri"/>
+          <w:b w:val="0"/>
+          <w:i w:val="0"/>
+          <w:color w:val="222222"/>
+          <w:sz w:val="22"/>
+        </w:rPr>
+        <w:t xml:space="preserve"> 单位：不列颠哥伦比亚大学等。 类型：Tfm（AR 突变）鼠 + 氟他胺阻断。</w:t>
       </w:r>
     </w:p>
     <w:p>
@@ -5016,7 +10139,7 @@
       <w:r>
         <w:rPr>
           <w:rFonts w:ascii="Calibri" w:hAnsi="Calibri" w:eastAsia="WenQuanYi Micro Hei" w:cs="Calibri"/>
-          <w:b w:val="0"/>
+          <w:b/>
           <w:i w:val="0"/>
           <w:color w:val="222222"/>
           <w:sz w:val="22"/>
@@ -5095,7 +10218,7 @@
       <w:r>
         <w:rPr>
           <w:rFonts w:ascii="Calibri" w:hAnsi="Calibri" w:eastAsia="WenQuanYi Micro Hei" w:cs="Calibri"/>
-          <w:b w:val="0"/>
+          <w:b/>
           <w:i w:val="0"/>
           <w:color w:val="222222"/>
           <w:sz w:val="22"/>
@@ -5116,7 +10239,27 @@
           <w:color w:val="222222"/>
           <w:sz w:val="22"/>
         </w:rPr>
-        <w:t>•  **把 Spritzer 2007 钉死到 AR 上**：不是非特异营养，是受体依赖。</w:t>
+        <w:t xml:space="preserve">•  </w:t>
+      </w:r>
+      <w:r>
+        <w:rPr>
+          <w:rFonts w:ascii="Calibri" w:hAnsi="Calibri" w:eastAsia="WenQuanYi Micro Hei" w:cs="Calibri"/>
+          <w:b/>
+          <w:i w:val="0"/>
+          <w:color w:val="222222"/>
+          <w:sz w:val="22"/>
+        </w:rPr>
+        <w:t>把 Spritzer 2007 钉死到 AR 上</w:t>
+      </w:r>
+      <w:r>
+        <w:rPr>
+          <w:rFonts w:ascii="Calibri" w:hAnsi="Calibri" w:eastAsia="WenQuanYi Micro Hei" w:cs="Calibri"/>
+          <w:b w:val="0"/>
+          <w:i w:val="0"/>
+          <w:color w:val="222222"/>
+          <w:sz w:val="22"/>
+        </w:rPr>
+        <w:t>：不是非特异营养，是受体依赖。</w:t>
       </w:r>
     </w:p>
     <w:p>
@@ -5132,7 +10275,27 @@
           <w:color w:val="222222"/>
           <w:sz w:val="22"/>
         </w:rPr>
-        <w:t>•  **作用点可以是回路级的**，不必要求新生细胞自己表达 AR。</w:t>
+        <w:t xml:space="preserve">•  </w:t>
+      </w:r>
+      <w:r>
+        <w:rPr>
+          <w:rFonts w:ascii="Calibri" w:hAnsi="Calibri" w:eastAsia="WenQuanYi Micro Hei" w:cs="Calibri"/>
+          <w:b/>
+          <w:i w:val="0"/>
+          <w:color w:val="222222"/>
+          <w:sz w:val="22"/>
+        </w:rPr>
+        <w:t>作用点可以是回路级的</w:t>
+      </w:r>
+      <w:r>
+        <w:rPr>
+          <w:rFonts w:ascii="Calibri" w:hAnsi="Calibri" w:eastAsia="WenQuanYi Micro Hei" w:cs="Calibri"/>
+          <w:b w:val="0"/>
+          <w:i w:val="0"/>
+          <w:color w:val="222222"/>
+          <w:sz w:val="22"/>
+        </w:rPr>
+        <w:t>，不必要求新生细胞自己表达 AR。</w:t>
       </w:r>
     </w:p>
     <w:p>
@@ -5148,7 +10311,27 @@
           <w:color w:val="222222"/>
           <w:sz w:val="22"/>
         </w:rPr>
-        <w:t>•  **与 Lund 的 ERβ 路径并存**：HPA 刹车可以走 ERβ，海马内存活可以走 AR。</w:t>
+        <w:t xml:space="preserve">•  </w:t>
+      </w:r>
+      <w:r>
+        <w:rPr>
+          <w:rFonts w:ascii="Calibri" w:hAnsi="Calibri" w:eastAsia="WenQuanYi Micro Hei" w:cs="Calibri"/>
+          <w:b/>
+          <w:i w:val="0"/>
+          <w:color w:val="222222"/>
+          <w:sz w:val="22"/>
+        </w:rPr>
+        <w:t>与 Lund 的 ERβ 路径并存</w:t>
+      </w:r>
+      <w:r>
+        <w:rPr>
+          <w:rFonts w:ascii="Calibri" w:hAnsi="Calibri" w:eastAsia="WenQuanYi Micro Hei" w:cs="Calibri"/>
+          <w:b w:val="0"/>
+          <w:i w:val="0"/>
+          <w:color w:val="222222"/>
+          <w:sz w:val="22"/>
+        </w:rPr>
+        <w:t>：HPA 刹车可以走 ERβ，海马内存活可以走 AR。</w:t>
       </w:r>
     </w:p>
     <w:p>
@@ -5164,7 +10347,27 @@
           <w:color w:val="222222"/>
           <w:sz w:val="22"/>
         </w:rPr>
-        <w:t>•  **临床推论**：单纯补睾酮若 AR 功能差，海马保护可能落空。</w:t>
+        <w:t xml:space="preserve">•  </w:t>
+      </w:r>
+      <w:r>
+        <w:rPr>
+          <w:rFonts w:ascii="Calibri" w:hAnsi="Calibri" w:eastAsia="WenQuanYi Micro Hei" w:cs="Calibri"/>
+          <w:b/>
+          <w:i w:val="0"/>
+          <w:color w:val="222222"/>
+          <w:sz w:val="22"/>
+        </w:rPr>
+        <w:t>临床推论</w:t>
+      </w:r>
+      <w:r>
+        <w:rPr>
+          <w:rFonts w:ascii="Calibri" w:hAnsi="Calibri" w:eastAsia="WenQuanYi Micro Hei" w:cs="Calibri"/>
+          <w:b w:val="0"/>
+          <w:i w:val="0"/>
+          <w:color w:val="222222"/>
+          <w:sz w:val="22"/>
+        </w:rPr>
+        <w:t>：单纯补睾酮若 AR 功能差，海马保护可能落空。</w:t>
       </w:r>
     </w:p>
     <w:p>
@@ -5174,12 +10377,22 @@
       <w:r>
         <w:rPr>
           <w:rFonts w:ascii="Calibri" w:hAnsi="Calibri" w:eastAsia="WenQuanYi Micro Hei" w:cs="Calibri"/>
-          <w:b w:val="0"/>
-          <w:i w:val="0"/>
-          <w:color w:val="222222"/>
-          <w:sz w:val="22"/>
-        </w:rPr>
-        <w:t>主要结论（论点） 雄激素提高齿状回新生神经元存活依赖 AR；保护可以是间接回路效应，而不是新生细胞上的直接贴牌。</w:t>
+          <w:b/>
+          <w:i w:val="0"/>
+          <w:color w:val="222222"/>
+          <w:sz w:val="22"/>
+        </w:rPr>
+        <w:t>主要结论（论点）</w:t>
+      </w:r>
+      <w:r>
+        <w:rPr>
+          <w:rFonts w:ascii="Calibri" w:hAnsi="Calibri" w:eastAsia="WenQuanYi Micro Hei" w:cs="Calibri"/>
+          <w:b w:val="0"/>
+          <w:i w:val="0"/>
+          <w:color w:val="222222"/>
+          <w:sz w:val="22"/>
+        </w:rPr>
+        <w:t xml:space="preserve"> 雄激素提高齿状回新生神经元存活依赖 AR；保护可以是间接回路效应，而不是新生细胞上的直接贴牌。</w:t>
       </w:r>
     </w:p>
     <w:p>
@@ -5204,12 +10417,125 @@
       <w:r>
         <w:rPr>
           <w:rFonts w:ascii="Calibri" w:hAnsi="Calibri" w:eastAsia="WenQuanYi Micro Hei" w:cs="Calibri"/>
-          <w:b w:val="0"/>
-          <w:i w:val="0"/>
-          <w:color w:val="222222"/>
-          <w:sz w:val="22"/>
-        </w:rPr>
-        <w:t>出处 Panizzon MS, Hauger RL, Xian H, 等. Interactive effects of testosterone and cortisol on hippocampal volume and episodic memory in middle-aged men. *Psychoneuroendocrinology*. 2018;91:65–73. DOI：10.1016/j.psyneuen.2018.03.003 PMID：29547742 样本：越南时期双胞胎衰老研究（VETSA），平均年龄 56.3 岁（51–60）。 类型：健康中年男性唾液激素 AUC × MRI 海马体积 × 情景记忆。</w:t>
+          <w:b/>
+          <w:i w:val="0"/>
+          <w:color w:val="222222"/>
+          <w:sz w:val="22"/>
+        </w:rPr>
+        <w:t>出处</w:t>
+      </w:r>
+      <w:r>
+        <w:rPr>
+          <w:rFonts w:ascii="Calibri" w:hAnsi="Calibri" w:eastAsia="WenQuanYi Micro Hei" w:cs="Calibri"/>
+          <w:b w:val="0"/>
+          <w:i w:val="0"/>
+          <w:color w:val="222222"/>
+          <w:sz w:val="22"/>
+        </w:rPr>
+        <w:t xml:space="preserve"> Panizzon MS, Hauger RL, Xian H, 等. Interactive effects of testosterone and cortisol on hippocampal volume and episodic memory in middle-aged men. *Psychoneuroendocrinology*. 2018;91:65–73. </w:t>
+      </w:r>
+      <w:r>
+        <w:rPr>
+          <w:rFonts w:ascii="Calibri" w:hAnsi="Calibri" w:eastAsia="WenQuanYi Micro Hei" w:cs="Calibri"/>
+          <w:b/>
+          <w:i w:val="0"/>
+          <w:color w:val="222222"/>
+          <w:sz w:val="22"/>
+        </w:rPr>
+        <w:t>来源标注：</w:t>
+      </w:r>
+      <w:r>
+        <w:rPr>
+          <w:rFonts w:ascii="Calibri" w:hAnsi="Calibri" w:eastAsia="WenQuanYi Micro Hei" w:cs="Calibri"/>
+          <w:b w:val="0"/>
+          <w:i w:val="0"/>
+          <w:color w:val="222222"/>
+          <w:sz w:val="22"/>
+        </w:rPr>
+        <w:t xml:space="preserve">【Cursor网搜】用户截图 / 提问未点名本篇。 </w:t>
+      </w:r>
+      <w:r>
+        <w:rPr>
+          <w:rFonts w:ascii="Calibri" w:hAnsi="Calibri" w:eastAsia="WenQuanYi Micro Hei" w:cs="Calibri"/>
+          <w:b/>
+          <w:i w:val="0"/>
+          <w:color w:val="222222"/>
+          <w:sz w:val="22"/>
+        </w:rPr>
+        <w:t>超链接：</w:t>
+      </w:r>
+      <w:r>
+        <w:rPr>
+          <w:rFonts w:ascii="Calibri" w:hAnsi="Calibri" w:eastAsia="WenQuanYi Micro Hei" w:cs="Calibri"/>
+          <w:b w:val="0"/>
+          <w:i w:val="0"/>
+          <w:color w:val="222222"/>
+          <w:sz w:val="22"/>
+        </w:rPr>
+        <w:t xml:space="preserve"> </w:t>
+      </w:r>
+      <w:hyperlink r:id="rId49">
+        <w:r>
+          <w:rPr>
+            <w:color w:val="1A5F9E"/>
+            <w:u w:val="single"/>
+            <w:sz w:val="22"/>
+            <w:rFonts w:ascii="Calibri" w:hAnsi="Calibri" w:eastAsia="WenQuanYi Micro Hei"/>
+          </w:rPr>
+          <w:t xml:space="preserve">DOI 10.1016/j.psyneuen.2018.03.003</w:t>
+        </w:r>
+      </w:hyperlink>
+      <w:r>
+        <w:rPr>
+          <w:rFonts w:ascii="Calibri" w:hAnsi="Calibri" w:eastAsia="WenQuanYi Micro Hei" w:cs="Calibri"/>
+          <w:b w:val="0"/>
+          <w:i w:val="0"/>
+          <w:color w:val="222222"/>
+          <w:sz w:val="22"/>
+        </w:rPr>
+        <w:t xml:space="preserve"> · </w:t>
+      </w:r>
+      <w:hyperlink r:id="rId50">
+        <w:r>
+          <w:rPr>
+            <w:color w:val="1A5F9E"/>
+            <w:u w:val="single"/>
+            <w:sz w:val="22"/>
+            <w:rFonts w:ascii="Calibri" w:hAnsi="Calibri" w:eastAsia="WenQuanYi Micro Hei"/>
+          </w:rPr>
+          <w:t xml:space="preserve">PMC 5931212</w:t>
+        </w:r>
+      </w:hyperlink>
+      <w:r>
+        <w:rPr>
+          <w:rFonts w:ascii="Calibri" w:hAnsi="Calibri" w:eastAsia="WenQuanYi Micro Hei" w:cs="Calibri"/>
+          <w:b w:val="0"/>
+          <w:i w:val="0"/>
+          <w:color w:val="222222"/>
+          <w:sz w:val="22"/>
+        </w:rPr>
+        <w:t xml:space="preserve"> · </w:t>
+      </w:r>
+      <w:hyperlink r:id="rId61">
+        <w:r>
+          <w:rPr>
+            <w:color w:val="1A5F9E"/>
+            <w:u w:val="single"/>
+            <w:sz w:val="22"/>
+            <w:rFonts w:ascii="Calibri" w:hAnsi="Calibri" w:eastAsia="WenQuanYi Micro Hei"/>
+          </w:rPr>
+          <w:t xml:space="preserve">PubMed 29547742</w:t>
+        </w:r>
+      </w:hyperlink>
+      <w:r>
+        <w:rPr>
+          <w:rFonts w:ascii="Calibri" w:hAnsi="Calibri" w:eastAsia="WenQuanYi Micro Hei" w:cs="Calibri"/>
+          <w:b w:val="0"/>
+          <w:i w:val="0"/>
+          <w:color w:val="222222"/>
+          <w:sz w:val="22"/>
+        </w:rPr>
+        <w:t xml:space="preserve"> 样本：越南时期双胞胎衰老研究（VETSA），平均年龄 56.3 岁（51–60）。 类型：健康中年男性唾液激素 AUC × MRI 海马体积 × 情景记忆。</w:t>
       </w:r>
     </w:p>
     <w:p>
@@ -5219,7 +10545,7 @@
       <w:r>
         <w:rPr>
           <w:rFonts w:ascii="Calibri" w:hAnsi="Calibri" w:eastAsia="WenQuanYi Micro Hei" w:cs="Calibri"/>
-          <w:b w:val="0"/>
+          <w:b/>
           <w:i w:val="0"/>
           <w:color w:val="222222"/>
           <w:sz w:val="22"/>
@@ -5240,7 +10566,27 @@
           <w:color w:val="222222"/>
           <w:sz w:val="22"/>
         </w:rPr>
-        <w:t>•  睾酮或皮质醇**单独**都不能稳定预测海马体积或情景记忆。</w:t>
+        <w:t>•  睾酮或皮质醇</w:t>
+      </w:r>
+      <w:r>
+        <w:rPr>
+          <w:rFonts w:ascii="Calibri" w:hAnsi="Calibri" w:eastAsia="WenQuanYi Micro Hei" w:cs="Calibri"/>
+          <w:b/>
+          <w:i w:val="0"/>
+          <w:color w:val="222222"/>
+          <w:sz w:val="22"/>
+        </w:rPr>
+        <w:t>单独</w:t>
+      </w:r>
+      <w:r>
+        <w:rPr>
+          <w:rFonts w:ascii="Calibri" w:hAnsi="Calibri" w:eastAsia="WenQuanYi Micro Hei" w:cs="Calibri"/>
+          <w:b w:val="0"/>
+          <w:i w:val="0"/>
+          <w:color w:val="222222"/>
+          <w:sz w:val="22"/>
+        </w:rPr>
+        <w:t>都不能稳定预测海马体积或情景记忆。</w:t>
       </w:r>
     </w:p>
     <w:p>
@@ -5314,7 +10660,7 @@
       <w:r>
         <w:rPr>
           <w:rFonts w:ascii="Calibri" w:hAnsi="Calibri" w:eastAsia="WenQuanYi Micro Hei" w:cs="Calibri"/>
-          <w:b w:val="0"/>
+          <w:b/>
           <w:i w:val="0"/>
           <w:color w:val="222222"/>
           <w:sz w:val="22"/>
@@ -5335,7 +10681,27 @@
           <w:color w:val="222222"/>
           <w:sz w:val="22"/>
         </w:rPr>
-        <w:t>•  **人身上把“有条件保护”测出来了**，不是只有大鼠。</w:t>
+        <w:t xml:space="preserve">•  </w:t>
+      </w:r>
+      <w:r>
+        <w:rPr>
+          <w:rFonts w:ascii="Calibri" w:hAnsi="Calibri" w:eastAsia="WenQuanYi Micro Hei" w:cs="Calibri"/>
+          <w:b/>
+          <w:i w:val="0"/>
+          <w:color w:val="222222"/>
+          <w:sz w:val="22"/>
+        </w:rPr>
+        <w:t>人身上把“有条件保护”测出来了</w:t>
+      </w:r>
+      <w:r>
+        <w:rPr>
+          <w:rFonts w:ascii="Calibri" w:hAnsi="Calibri" w:eastAsia="WenQuanYi Micro Hei" w:cs="Calibri"/>
+          <w:b w:val="0"/>
+          <w:i w:val="0"/>
+          <w:color w:val="222222"/>
+          <w:sz w:val="22"/>
+        </w:rPr>
+        <w:t>，不是只有大鼠。</w:t>
       </w:r>
     </w:p>
     <w:p>
@@ -5351,7 +10717,27 @@
           <w:color w:val="222222"/>
           <w:sz w:val="22"/>
         </w:rPr>
-        <w:t>•  **单独看睾酮会得出混乱结论**，必须和皮质醇一起看。</w:t>
+        <w:t xml:space="preserve">•  </w:t>
+      </w:r>
+      <w:r>
+        <w:rPr>
+          <w:rFonts w:ascii="Calibri" w:hAnsi="Calibri" w:eastAsia="WenQuanYi Micro Hei" w:cs="Calibri"/>
+          <w:b/>
+          <w:i w:val="0"/>
+          <w:color w:val="222222"/>
+          <w:sz w:val="22"/>
+        </w:rPr>
+        <w:t>单独看睾酮会得出混乱结论</w:t>
+      </w:r>
+      <w:r>
+        <w:rPr>
+          <w:rFonts w:ascii="Calibri" w:hAnsi="Calibri" w:eastAsia="WenQuanYi Micro Hei" w:cs="Calibri"/>
+          <w:b w:val="0"/>
+          <w:i w:val="0"/>
+          <w:color w:val="222222"/>
+          <w:sz w:val="22"/>
+        </w:rPr>
+        <w:t>，必须和皮质醇一起看。</w:t>
       </w:r>
     </w:p>
     <w:p>
@@ -5367,7 +10753,27 @@
           <w:color w:val="222222"/>
           <w:sz w:val="22"/>
         </w:rPr>
-        <w:t>•  **与职业耗竭语境直接相关**：耗竭是高压力 / 高皮质醇负荷的窗口，此时雄激素底子更可能是保护因素。</w:t>
+        <w:t xml:space="preserve">•  </w:t>
+      </w:r>
+      <w:r>
+        <w:rPr>
+          <w:rFonts w:ascii="Calibri" w:hAnsi="Calibri" w:eastAsia="WenQuanYi Micro Hei" w:cs="Calibri"/>
+          <w:b/>
+          <w:i w:val="0"/>
+          <w:color w:val="222222"/>
+          <w:sz w:val="22"/>
+        </w:rPr>
+        <w:t>与职业耗竭语境直接相关</w:t>
+      </w:r>
+      <w:r>
+        <w:rPr>
+          <w:rFonts w:ascii="Calibri" w:hAnsi="Calibri" w:eastAsia="WenQuanYi Micro Hei" w:cs="Calibri"/>
+          <w:b w:val="0"/>
+          <w:i w:val="0"/>
+          <w:color w:val="222222"/>
+          <w:sz w:val="22"/>
+        </w:rPr>
+        <w:t>：耗竭是高压力 / 高皮质醇负荷的窗口，此时雄激素底子更可能是保护因素。</w:t>
       </w:r>
     </w:p>
     <w:p>
@@ -5383,7 +10789,27 @@
           <w:color w:val="222222"/>
           <w:sz w:val="22"/>
         </w:rPr>
-        <w:t>•  **反对“越高越好”**：低应激生理状态下把睾酮抬很高，未必对海马友好。</w:t>
+        <w:t xml:space="preserve">•  </w:t>
+      </w:r>
+      <w:r>
+        <w:rPr>
+          <w:rFonts w:ascii="Calibri" w:hAnsi="Calibri" w:eastAsia="WenQuanYi Micro Hei" w:cs="Calibri"/>
+          <w:b/>
+          <w:i w:val="0"/>
+          <w:color w:val="222222"/>
+          <w:sz w:val="22"/>
+        </w:rPr>
+        <w:t>反对“越高越好”</w:t>
+      </w:r>
+      <w:r>
+        <w:rPr>
+          <w:rFonts w:ascii="Calibri" w:hAnsi="Calibri" w:eastAsia="WenQuanYi Micro Hei" w:cs="Calibri"/>
+          <w:b w:val="0"/>
+          <w:i w:val="0"/>
+          <w:color w:val="222222"/>
+          <w:sz w:val="22"/>
+        </w:rPr>
+        <w:t>：低应激生理状态下把睾酮抬很高，未必对海马友好。</w:t>
       </w:r>
     </w:p>
     <w:p>
@@ -5393,12 +10819,42 @@
       <w:r>
         <w:rPr>
           <w:rFonts w:ascii="Calibri" w:hAnsi="Calibri" w:eastAsia="WenQuanYi Micro Hei" w:cs="Calibri"/>
-          <w:b w:val="0"/>
-          <w:i w:val="0"/>
-          <w:color w:val="222222"/>
-          <w:sz w:val="22"/>
-        </w:rPr>
-        <w:t>主要结论（论点） 睾酮对人类海马和情景记忆的保护是与皮质醇的交互效应：在高皮质醇环境里它更像保护因素，脱离这个环境后符号可以反转。</w:t>
+          <w:b/>
+          <w:i w:val="0"/>
+          <w:color w:val="222222"/>
+          <w:sz w:val="22"/>
+        </w:rPr>
+        <w:t>主要结论（论点）</w:t>
+      </w:r>
+      <w:r>
+        <w:rPr>
+          <w:rFonts w:ascii="Calibri" w:hAnsi="Calibri" w:eastAsia="WenQuanYi Micro Hei" w:cs="Calibri"/>
+          <w:b w:val="0"/>
+          <w:i w:val="0"/>
+          <w:color w:val="222222"/>
+          <w:sz w:val="22"/>
+        </w:rPr>
+        <w:t xml:space="preserve"> 睾酮对人类海马和情景记忆的保护是</w:t>
+      </w:r>
+      <w:r>
+        <w:rPr>
+          <w:rFonts w:ascii="Calibri" w:hAnsi="Calibri" w:eastAsia="WenQuanYi Micro Hei" w:cs="Calibri"/>
+          <w:b/>
+          <w:i w:val="0"/>
+          <w:color w:val="222222"/>
+          <w:sz w:val="22"/>
+        </w:rPr>
+        <w:t>与皮质醇的交互效应</w:t>
+      </w:r>
+      <w:r>
+        <w:rPr>
+          <w:rFonts w:ascii="Calibri" w:hAnsi="Calibri" w:eastAsia="WenQuanYi Micro Hei" w:cs="Calibri"/>
+          <w:b w:val="0"/>
+          <w:i w:val="0"/>
+          <w:color w:val="222222"/>
+          <w:sz w:val="22"/>
+        </w:rPr>
+        <w:t>：在高皮质醇环境里它更像保护因素，脱离这个环境后符号可以反转。</w:t>
       </w:r>
     </w:p>
     <w:p>
@@ -5413,7 +10869,7 @@
           <w:color w:val="1F3A5F"/>
           <w:sz w:val="32"/>
         </w:rPr>
-        <w:t>大陆境内论文 1</w:t>
+        <w:t>大陆境内论文 1（【Cursor网搜，非截图他源】）</w:t>
       </w:r>
     </w:p>
     <w:p>
@@ -5423,12 +10879,166 @@
       <w:r>
         <w:rPr>
           <w:rFonts w:ascii="Calibri" w:hAnsi="Calibri" w:eastAsia="WenQuanYi Micro Hei" w:cs="Calibri"/>
-          <w:b w:val="0"/>
-          <w:i w:val="0"/>
-          <w:color w:val="222222"/>
-          <w:sz w:val="22"/>
-        </w:rPr>
-        <w:t>出处 闫旭升, 杨占军, 贾建新, 宋伟, 方鑫, 蔡志平, 霍东升, Wang H. 睾酮对阿尔茨海默病模型大鼠认知功能障碍的保护机制. *神经再生研究* (Neural Regeneration Research). 2019;14(4):649–657. DOI：10.4103/1673-5374.245477 PMID：30632505 单位：内蒙古医科大学等。 期刊：在中国主办、国内外发行的神经再生类期刊（沈阳《神经再生研究》杂志社）。</w:t>
+          <w:b/>
+          <w:i w:val="0"/>
+          <w:color w:val="222222"/>
+          <w:sz w:val="22"/>
+        </w:rPr>
+        <w:t>出处</w:t>
+      </w:r>
+      <w:r>
+        <w:rPr>
+          <w:rFonts w:ascii="Calibri" w:hAnsi="Calibri" w:eastAsia="WenQuanYi Micro Hei" w:cs="Calibri"/>
+          <w:b w:val="0"/>
+          <w:i w:val="0"/>
+          <w:color w:val="222222"/>
+          <w:sz w:val="22"/>
+        </w:rPr>
+        <w:t xml:space="preserve"> 闫旭升, 杨占军, 贾建新, 宋伟, 方鑫, 蔡志平, 霍东升, Wang H. 睾酮对阿尔茨海默病模型大鼠认知功能障碍的保护机制. *神经再生研究* (Neural Regeneration Research). 2019;14(4):649–657. </w:t>
+      </w:r>
+      <w:r>
+        <w:rPr>
+          <w:rFonts w:ascii="Calibri" w:hAnsi="Calibri" w:eastAsia="WenQuanYi Micro Hei" w:cs="Calibri"/>
+          <w:b/>
+          <w:i w:val="0"/>
+          <w:color w:val="222222"/>
+          <w:sz w:val="22"/>
+        </w:rPr>
+        <w:t>来源标注：</w:t>
+      </w:r>
+      <w:r>
+        <w:rPr>
+          <w:rFonts w:ascii="Calibri" w:hAnsi="Calibri" w:eastAsia="WenQuanYi Micro Hei" w:cs="Calibri"/>
+          <w:b w:val="0"/>
+          <w:i w:val="0"/>
+          <w:color w:val="222222"/>
+          <w:sz w:val="22"/>
+        </w:rPr>
+        <w:t>【Cursor网搜，非截图他源】用户提问要求“境内 2 篇”，但截图和提问</w:t>
+      </w:r>
+      <w:r>
+        <w:rPr>
+          <w:rFonts w:ascii="Calibri" w:hAnsi="Calibri" w:eastAsia="WenQuanYi Micro Hei" w:cs="Calibri"/>
+          <w:b/>
+          <w:i w:val="0"/>
+          <w:color w:val="222222"/>
+          <w:sz w:val="22"/>
+        </w:rPr>
+        <w:t>都没有写出闫旭升或《神经再生研究》</w:t>
+      </w:r>
+      <w:r>
+        <w:rPr>
+          <w:rFonts w:ascii="Calibri" w:hAnsi="Calibri" w:eastAsia="WenQuanYi Micro Hei" w:cs="Calibri"/>
+          <w:b w:val="0"/>
+          <w:i w:val="0"/>
+          <w:color w:val="222222"/>
+          <w:sz w:val="22"/>
+        </w:rPr>
+        <w:t xml:space="preserve">。本篇由 Cursor 网搜补入，用来覆盖“睾酮—海马突触—抗氧化”机制。 </w:t>
+      </w:r>
+      <w:r>
+        <w:rPr>
+          <w:rFonts w:ascii="Calibri" w:hAnsi="Calibri" w:eastAsia="WenQuanYi Micro Hei" w:cs="Calibri"/>
+          <w:b/>
+          <w:i w:val="0"/>
+          <w:color w:val="222222"/>
+          <w:sz w:val="22"/>
+        </w:rPr>
+        <w:t>超链接：</w:t>
+      </w:r>
+      <w:r>
+        <w:rPr>
+          <w:rFonts w:ascii="Calibri" w:hAnsi="Calibri" w:eastAsia="WenQuanYi Micro Hei" w:cs="Calibri"/>
+          <w:b w:val="0"/>
+          <w:i w:val="0"/>
+          <w:color w:val="222222"/>
+          <w:sz w:val="22"/>
+        </w:rPr>
+        <w:t xml:space="preserve"> </w:t>
+      </w:r>
+      <w:hyperlink r:id="rId12">
+        <w:r>
+          <w:rPr>
+            <w:color w:val="1A5F9E"/>
+            <w:u w:val="single"/>
+            <w:sz w:val="22"/>
+            <w:rFonts w:ascii="Calibri" w:hAnsi="Calibri" w:eastAsia="WenQuanYi Micro Hei"/>
+          </w:rPr>
+          <w:t xml:space="preserve">DOI 10.4103/1673-5374.245477</w:t>
+        </w:r>
+      </w:hyperlink>
+      <w:r>
+        <w:rPr>
+          <w:rFonts w:ascii="Calibri" w:hAnsi="Calibri" w:eastAsia="WenQuanYi Micro Hei" w:cs="Calibri"/>
+          <w:b w:val="0"/>
+          <w:i w:val="0"/>
+          <w:color w:val="222222"/>
+          <w:sz w:val="22"/>
+        </w:rPr>
+        <w:t xml:space="preserve"> · </w:t>
+      </w:r>
+      <w:hyperlink r:id="rId13">
+        <w:r>
+          <w:rPr>
+            <w:color w:val="1A5F9E"/>
+            <w:u w:val="single"/>
+            <w:sz w:val="22"/>
+            <w:rFonts w:ascii="Calibri" w:hAnsi="Calibri" w:eastAsia="WenQuanYi Micro Hei"/>
+          </w:rPr>
+          <w:t xml:space="preserve">PMC 免费全文</w:t>
+        </w:r>
+      </w:hyperlink>
+      <w:r>
+        <w:rPr>
+          <w:rFonts w:ascii="Calibri" w:hAnsi="Calibri" w:eastAsia="WenQuanYi Micro Hei" w:cs="Calibri"/>
+          <w:b w:val="0"/>
+          <w:i w:val="0"/>
+          <w:color w:val="222222"/>
+          <w:sz w:val="22"/>
+        </w:rPr>
+        <w:t xml:space="preserve"> · </w:t>
+      </w:r>
+      <w:hyperlink r:id="rId62">
+        <w:r>
+          <w:rPr>
+            <w:color w:val="1A5F9E"/>
+            <w:u w:val="single"/>
+            <w:sz w:val="22"/>
+            <w:rFonts w:ascii="Calibri" w:hAnsi="Calibri" w:eastAsia="WenQuanYi Micro Hei"/>
+          </w:rPr>
+          <w:t xml:space="preserve">PubMed 30632505</w:t>
+        </w:r>
+      </w:hyperlink>
+      <w:r>
+        <w:rPr>
+          <w:rFonts w:ascii="Calibri" w:hAnsi="Calibri" w:eastAsia="WenQuanYi Micro Hei" w:cs="Calibri"/>
+          <w:b w:val="0"/>
+          <w:i w:val="0"/>
+          <w:color w:val="222222"/>
+          <w:sz w:val="22"/>
+        </w:rPr>
+        <w:t xml:space="preserve"> · </w:t>
+      </w:r>
+      <w:hyperlink r:id="rId14">
+        <w:r>
+          <w:rPr>
+            <w:color w:val="1A5F9E"/>
+            <w:u w:val="single"/>
+            <w:sz w:val="22"/>
+            <w:rFonts w:ascii="Calibri" w:hAnsi="Calibri" w:eastAsia="WenQuanYi Micro Hei"/>
+          </w:rPr>
+          <w:t xml:space="preserve">中国期刊页</w:t>
+        </w:r>
+      </w:hyperlink>
+      <w:r>
+        <w:rPr>
+          <w:rFonts w:ascii="Calibri" w:hAnsi="Calibri" w:eastAsia="WenQuanYi Micro Hei" w:cs="Calibri"/>
+          <w:b w:val="0"/>
+          <w:i w:val="0"/>
+          <w:color w:val="222222"/>
+          <w:sz w:val="22"/>
+        </w:rPr>
+        <w:t xml:space="preserve"> 单位：内蒙古医科大学等。 期刊：在中国主办、国内外发行的神经再生类期刊（沈阳《神经再生研究》杂志社）。</w:t>
       </w:r>
     </w:p>
     <w:p>
@@ -5438,7 +11048,7 @@
       <w:r>
         <w:rPr>
           <w:rFonts w:ascii="Calibri" w:hAnsi="Calibri" w:eastAsia="WenQuanYi Micro Hei" w:cs="Calibri"/>
-          <w:b w:val="0"/>
+          <w:b/>
           <w:i w:val="0"/>
           <w:color w:val="222222"/>
           <w:sz w:val="22"/>
@@ -5517,7 +11127,7 @@
       <w:r>
         <w:rPr>
           <w:rFonts w:ascii="Calibri" w:hAnsi="Calibri" w:eastAsia="WenQuanYi Micro Hei" w:cs="Calibri"/>
-          <w:b w:val="0"/>
+          <w:b/>
           <w:i w:val="0"/>
           <w:color w:val="222222"/>
           <w:sz w:val="22"/>
@@ -5538,7 +11148,27 @@
           <w:color w:val="222222"/>
           <w:sz w:val="22"/>
         </w:rPr>
-        <w:t>•  **保护链条是 AR → 抗氧化 → 突触可塑性 → 认知**，四步都被氟他胺切断，因果链比较完整。</w:t>
+        <w:t xml:space="preserve">•  </w:t>
+      </w:r>
+      <w:r>
+        <w:rPr>
+          <w:rFonts w:ascii="Calibri" w:hAnsi="Calibri" w:eastAsia="WenQuanYi Micro Hei" w:cs="Calibri"/>
+          <w:b/>
+          <w:i w:val="0"/>
+          <w:color w:val="222222"/>
+          <w:sz w:val="22"/>
+        </w:rPr>
+        <w:t>保护链条是 AR → 抗氧化 → 突触可塑性 → 认知</w:t>
+      </w:r>
+      <w:r>
+        <w:rPr>
+          <w:rFonts w:ascii="Calibri" w:hAnsi="Calibri" w:eastAsia="WenQuanYi Micro Hei" w:cs="Calibri"/>
+          <w:b w:val="0"/>
+          <w:i w:val="0"/>
+          <w:color w:val="222222"/>
+          <w:sz w:val="22"/>
+        </w:rPr>
+        <w:t>，四步都被氟他胺切断，因果链比较完整。</w:t>
       </w:r>
     </w:p>
     <w:p>
@@ -5554,7 +11184,27 @@
           <w:color w:val="222222"/>
           <w:sz w:val="22"/>
         </w:rPr>
-        <w:t>•  **对象虽是 AD 模型，终点全是慢性损伤共用的海马指标**（棘突、PSD95、锥体细胞），可迁移到慢性应激讨论。</w:t>
+        <w:t xml:space="preserve">•  </w:t>
+      </w:r>
+      <w:r>
+        <w:rPr>
+          <w:rFonts w:ascii="Calibri" w:hAnsi="Calibri" w:eastAsia="WenQuanYi Micro Hei" w:cs="Calibri"/>
+          <w:b/>
+          <w:i w:val="0"/>
+          <w:color w:val="222222"/>
+          <w:sz w:val="22"/>
+        </w:rPr>
+        <w:t>对象虽是 AD 模型，终点全是慢性损伤共用的海马指标</w:t>
+      </w:r>
+      <w:r>
+        <w:rPr>
+          <w:rFonts w:ascii="Calibri" w:hAnsi="Calibri" w:eastAsia="WenQuanYi Micro Hei" w:cs="Calibri"/>
+          <w:b w:val="0"/>
+          <w:i w:val="0"/>
+          <w:color w:val="222222"/>
+          <w:sz w:val="22"/>
+        </w:rPr>
+        <w:t>（棘突、PSD95、锥体细胞），可迁移到慢性应激讨论。</w:t>
       </w:r>
     </w:p>
     <w:p>
@@ -5570,7 +11220,27 @@
           <w:color w:val="222222"/>
           <w:sz w:val="22"/>
         </w:rPr>
-        <w:t>•  **行为—形态—生化三项同向**，不是单一替代指标。</w:t>
+        <w:t xml:space="preserve">•  </w:t>
+      </w:r>
+      <w:r>
+        <w:rPr>
+          <w:rFonts w:ascii="Calibri" w:hAnsi="Calibri" w:eastAsia="WenQuanYi Micro Hei" w:cs="Calibri"/>
+          <w:b/>
+          <w:i w:val="0"/>
+          <w:color w:val="222222"/>
+          <w:sz w:val="22"/>
+        </w:rPr>
+        <w:t>行为—形态—生化三项同向</w:t>
+      </w:r>
+      <w:r>
+        <w:rPr>
+          <w:rFonts w:ascii="Calibri" w:hAnsi="Calibri" w:eastAsia="WenQuanYi Micro Hei" w:cs="Calibri"/>
+          <w:b w:val="0"/>
+          <w:i w:val="0"/>
+          <w:color w:val="222222"/>
+          <w:sz w:val="22"/>
+        </w:rPr>
+        <w:t>，不是单一替代指标。</w:t>
       </w:r>
     </w:p>
     <w:p>
@@ -5586,7 +11256,27 @@
           <w:color w:val="222222"/>
           <w:sz w:val="22"/>
         </w:rPr>
-        <w:t>•  **局限**：不是 CUMS 原模型，外推到职业压力要降一档把握。</w:t>
+        <w:t xml:space="preserve">•  </w:t>
+      </w:r>
+      <w:r>
+        <w:rPr>
+          <w:rFonts w:ascii="Calibri" w:hAnsi="Calibri" w:eastAsia="WenQuanYi Micro Hei" w:cs="Calibri"/>
+          <w:b/>
+          <w:i w:val="0"/>
+          <w:color w:val="222222"/>
+          <w:sz w:val="22"/>
+        </w:rPr>
+        <w:t>局限</w:t>
+      </w:r>
+      <w:r>
+        <w:rPr>
+          <w:rFonts w:ascii="Calibri" w:hAnsi="Calibri" w:eastAsia="WenQuanYi Micro Hei" w:cs="Calibri"/>
+          <w:b w:val="0"/>
+          <w:i w:val="0"/>
+          <w:color w:val="222222"/>
+          <w:sz w:val="22"/>
+        </w:rPr>
+        <w:t>：不是 CUMS 原模型，外推到职业压力要降一档把握。</w:t>
       </w:r>
     </w:p>
     <w:p>
@@ -5596,12 +11286,22 @@
       <w:r>
         <w:rPr>
           <w:rFonts w:ascii="Calibri" w:hAnsi="Calibri" w:eastAsia="WenQuanYi Micro Hei" w:cs="Calibri"/>
-          <w:b w:val="0"/>
-          <w:i w:val="0"/>
-          <w:color w:val="222222"/>
-          <w:sz w:val="22"/>
-        </w:rPr>
-        <w:t>主要结论（论点） 睾酮经雄激素受体清除自由基、增强海马突触可塑性，从而保护认知；AR 是这条抗氧化保护轴的必要节点。</w:t>
+          <w:b/>
+          <w:i w:val="0"/>
+          <w:color w:val="222222"/>
+          <w:sz w:val="22"/>
+        </w:rPr>
+        <w:t>主要结论（论点）</w:t>
+      </w:r>
+      <w:r>
+        <w:rPr>
+          <w:rFonts w:ascii="Calibri" w:hAnsi="Calibri" w:eastAsia="WenQuanYi Micro Hei" w:cs="Calibri"/>
+          <w:b w:val="0"/>
+          <w:i w:val="0"/>
+          <w:color w:val="222222"/>
+          <w:sz w:val="22"/>
+        </w:rPr>
+        <w:t xml:space="preserve"> 睾酮经雄激素受体清除自由基、增强海马突触可塑性，从而保护认知；AR 是这条抗氧化保护轴的必要节点。</w:t>
       </w:r>
     </w:p>
     <w:p>
@@ -5616,7 +11316,7 @@
           <w:color w:val="1F3A5F"/>
           <w:sz w:val="32"/>
         </w:rPr>
-        <w:t>大陆境内论文 2</w:t>
+        <w:t>大陆境内论文 2（【Cursor网搜，非截图他源】）</w:t>
       </w:r>
     </w:p>
     <w:p>
@@ -5626,12 +11326,103 @@
       <w:r>
         <w:rPr>
           <w:rFonts w:ascii="Calibri" w:hAnsi="Calibri" w:eastAsia="WenQuanYi Micro Hei" w:cs="Calibri"/>
-          <w:b w:val="0"/>
-          <w:i w:val="0"/>
-          <w:color w:val="222222"/>
-          <w:sz w:val="22"/>
-        </w:rPr>
-        <w:t>出处 崔慧先, 解国圣, 李莎, 石葛明, 顾平, 杜鹃, 蔡志平, 李楠. 双氢睾酮对快速老化小鼠海马 CA1 区突触可塑性和 N-甲基-D-天冬氨酸受体 1 的影响. *解剖学报*. 2010;41(6)：对应栏目页码见该期（DOI：10.3969/j.issn.0529-1356.2010.06.006）。 单位：河北医科大学解剖学教研室等。 期刊：中国解剖学会主办，国内解剖学权威期刊。</w:t>
+          <w:b/>
+          <w:i w:val="0"/>
+          <w:color w:val="222222"/>
+          <w:sz w:val="22"/>
+        </w:rPr>
+        <w:t>出处</w:t>
+      </w:r>
+      <w:r>
+        <w:rPr>
+          <w:rFonts w:ascii="Calibri" w:hAnsi="Calibri" w:eastAsia="WenQuanYi Micro Hei" w:cs="Calibri"/>
+          <w:b w:val="0"/>
+          <w:i w:val="0"/>
+          <w:color w:val="222222"/>
+          <w:sz w:val="22"/>
+        </w:rPr>
+        <w:t xml:space="preserve"> 崔慧先, 解国圣, 李莎, 石葛明, 顾平, 杜鹃, 蔡志平, 李楠. 双氢睾酮对快速老化小鼠海马 CA1 区突触可塑性和 N-甲基-D-天冬氨酸受体 1 的影响. *解剖学报*. 2010;41(6). </w:t>
+      </w:r>
+      <w:r>
+        <w:rPr>
+          <w:rFonts w:ascii="Calibri" w:hAnsi="Calibri" w:eastAsia="WenQuanYi Micro Hei" w:cs="Calibri"/>
+          <w:b/>
+          <w:i w:val="0"/>
+          <w:color w:val="222222"/>
+          <w:sz w:val="22"/>
+        </w:rPr>
+        <w:t>来源标注：</w:t>
+      </w:r>
+      <w:r>
+        <w:rPr>
+          <w:rFonts w:ascii="Calibri" w:hAnsi="Calibri" w:eastAsia="WenQuanYi Micro Hei" w:cs="Calibri"/>
+          <w:b w:val="0"/>
+          <w:i w:val="0"/>
+          <w:color w:val="222222"/>
+          <w:sz w:val="22"/>
+        </w:rPr>
+        <w:t>【Cursor网搜，非截图他源】用户提问要求“境内 2 篇”，但截图和提问</w:t>
+      </w:r>
+      <w:r>
+        <w:rPr>
+          <w:rFonts w:ascii="Calibri" w:hAnsi="Calibri" w:eastAsia="WenQuanYi Micro Hei" w:cs="Calibri"/>
+          <w:b/>
+          <w:i w:val="0"/>
+          <w:color w:val="222222"/>
+          <w:sz w:val="22"/>
+        </w:rPr>
+        <w:t>都没有写出崔慧先或《解剖学报》</w:t>
+      </w:r>
+      <w:r>
+        <w:rPr>
+          <w:rFonts w:ascii="Calibri" w:hAnsi="Calibri" w:eastAsia="WenQuanYi Micro Hei" w:cs="Calibri"/>
+          <w:b w:val="0"/>
+          <w:i w:val="0"/>
+          <w:color w:val="222222"/>
+          <w:sz w:val="22"/>
+        </w:rPr>
+        <w:t xml:space="preserve">。本篇由 Cursor 网搜补入，用来覆盖“DHT 不经芳香化也能改 CA1 树突棘”这一条。 </w:t>
+      </w:r>
+      <w:r>
+        <w:rPr>
+          <w:rFonts w:ascii="Calibri" w:hAnsi="Calibri" w:eastAsia="WenQuanYi Micro Hei" w:cs="Calibri"/>
+          <w:b/>
+          <w:i w:val="0"/>
+          <w:color w:val="222222"/>
+          <w:sz w:val="22"/>
+        </w:rPr>
+        <w:t>超链接：</w:t>
+      </w:r>
+      <w:r>
+        <w:rPr>
+          <w:rFonts w:ascii="Calibri" w:hAnsi="Calibri" w:eastAsia="WenQuanYi Micro Hei" w:cs="Calibri"/>
+          <w:b w:val="0"/>
+          <w:i w:val="0"/>
+          <w:color w:val="222222"/>
+          <w:sz w:val="22"/>
+        </w:rPr>
+        <w:t xml:space="preserve"> </w:t>
+      </w:r>
+      <w:hyperlink r:id="rId15">
+        <w:r>
+          <w:rPr>
+            <w:color w:val="1A5F9E"/>
+            <w:u w:val="single"/>
+            <w:sz w:val="22"/>
+            <w:rFonts w:ascii="Calibri" w:hAnsi="Calibri" w:eastAsia="WenQuanYi Micro Hei"/>
+          </w:rPr>
+          <w:t xml:space="preserve">DOI 10.3969/j.issn.0529-1356.2010.06.006</w:t>
+        </w:r>
+      </w:hyperlink>
+      <w:r>
+        <w:rPr>
+          <w:rFonts w:ascii="Calibri" w:hAnsi="Calibri" w:eastAsia="WenQuanYi Micro Hei" w:cs="Calibri"/>
+          <w:b w:val="0"/>
+          <w:i w:val="0"/>
+          <w:color w:val="222222"/>
+          <w:sz w:val="22"/>
+        </w:rPr>
+        <w:t xml:space="preserve"> 单位：河北医科大学解剖学教研室等。 期刊：中国解剖学会主办，国内解剖学权威期刊。</w:t>
       </w:r>
     </w:p>
     <w:p>
@@ -5641,7 +11432,7 @@
       <w:r>
         <w:rPr>
           <w:rFonts w:ascii="Calibri" w:hAnsi="Calibri" w:eastAsia="WenQuanYi Micro Hei" w:cs="Calibri"/>
-          <w:b w:val="0"/>
+          <w:b/>
           <w:i w:val="0"/>
           <w:color w:val="222222"/>
           <w:sz w:val="22"/>
@@ -5720,7 +11511,7 @@
       <w:r>
         <w:rPr>
           <w:rFonts w:ascii="Calibri" w:hAnsi="Calibri" w:eastAsia="WenQuanYi Micro Hei" w:cs="Calibri"/>
-          <w:b w:val="0"/>
+          <w:b/>
           <w:i w:val="0"/>
           <w:color w:val="222222"/>
           <w:sz w:val="22"/>
@@ -5741,7 +11532,27 @@
           <w:color w:val="222222"/>
           <w:sz w:val="22"/>
         </w:rPr>
-        <w:t>•  **把保护落到 CA1 突触的可计数结构上**，不只是迷宫秒数。</w:t>
+        <w:t xml:space="preserve">•  </w:t>
+      </w:r>
+      <w:r>
+        <w:rPr>
+          <w:rFonts w:ascii="Calibri" w:hAnsi="Calibri" w:eastAsia="WenQuanYi Micro Hei" w:cs="Calibri"/>
+          <w:b/>
+          <w:i w:val="0"/>
+          <w:color w:val="222222"/>
+          <w:sz w:val="22"/>
+        </w:rPr>
+        <w:t>把保护落到 CA1 突触的可计数结构上</w:t>
+      </w:r>
+      <w:r>
+        <w:rPr>
+          <w:rFonts w:ascii="Calibri" w:hAnsi="Calibri" w:eastAsia="WenQuanYi Micro Hei" w:cs="Calibri"/>
+          <w:b w:val="0"/>
+          <w:i w:val="0"/>
+          <w:color w:val="222222"/>
+          <w:sz w:val="22"/>
+        </w:rPr>
+        <w:t>，不只是迷宫秒数。</w:t>
       </w:r>
     </w:p>
     <w:p>
@@ -5757,7 +11568,27 @@
           <w:color w:val="222222"/>
           <w:sz w:val="22"/>
         </w:rPr>
-        <w:t>•  **NMDAR1 被一起调回来**：提示雄激素影响的是可塑性和兴奋性传递的装置，而不只是细胞“活着”。</w:t>
+        <w:t xml:space="preserve">•  </w:t>
+      </w:r>
+      <w:r>
+        <w:rPr>
+          <w:rFonts w:ascii="Calibri" w:hAnsi="Calibri" w:eastAsia="WenQuanYi Micro Hei" w:cs="Calibri"/>
+          <w:b/>
+          <w:i w:val="0"/>
+          <w:color w:val="222222"/>
+          <w:sz w:val="22"/>
+        </w:rPr>
+        <w:t>NMDAR1 被一起调回来</w:t>
+      </w:r>
+      <w:r>
+        <w:rPr>
+          <w:rFonts w:ascii="Calibri" w:hAnsi="Calibri" w:eastAsia="WenQuanYi Micro Hei" w:cs="Calibri"/>
+          <w:b w:val="0"/>
+          <w:i w:val="0"/>
+          <w:color w:val="222222"/>
+          <w:sz w:val="22"/>
+        </w:rPr>
+        <w:t>：提示雄激素影响的是可塑性和兴奋性传递的装置，而不只是细胞“活着”。</w:t>
       </w:r>
     </w:p>
     <w:p>
@@ -5773,7 +11604,27 @@
           <w:color w:val="222222"/>
           <w:sz w:val="22"/>
         </w:rPr>
-        <w:t>•  **DHT 不能芳香化成雌二醇**，强化“雄激素受体路径足够改变突触”。</w:t>
+        <w:t xml:space="preserve">•  </w:t>
+      </w:r>
+      <w:r>
+        <w:rPr>
+          <w:rFonts w:ascii="Calibri" w:hAnsi="Calibri" w:eastAsia="WenQuanYi Micro Hei" w:cs="Calibri"/>
+          <w:b/>
+          <w:i w:val="0"/>
+          <w:color w:val="222222"/>
+          <w:sz w:val="22"/>
+        </w:rPr>
+        <w:t>DHT 不能芳香化成雌二醇</w:t>
+      </w:r>
+      <w:r>
+        <w:rPr>
+          <w:rFonts w:ascii="Calibri" w:hAnsi="Calibri" w:eastAsia="WenQuanYi Micro Hei" w:cs="Calibri"/>
+          <w:b w:val="0"/>
+          <w:i w:val="0"/>
+          <w:color w:val="222222"/>
+          <w:sz w:val="22"/>
+        </w:rPr>
+        <w:t>，强化“雄激素受体路径足够改变突触”。</w:t>
       </w:r>
     </w:p>
     <w:p>
@@ -5789,7 +11640,27 @@
           <w:color w:val="222222"/>
           <w:sz w:val="22"/>
         </w:rPr>
-        <w:t>•  **快速老化鼠 ≈ 雄激素下降 + 海马易损**：和中年男性高皮质醇窗口有概念上的重叠。</w:t>
+        <w:t xml:space="preserve">•  </w:t>
+      </w:r>
+      <w:r>
+        <w:rPr>
+          <w:rFonts w:ascii="Calibri" w:hAnsi="Calibri" w:eastAsia="WenQuanYi Micro Hei" w:cs="Calibri"/>
+          <w:b/>
+          <w:i w:val="0"/>
+          <w:color w:val="222222"/>
+          <w:sz w:val="22"/>
+        </w:rPr>
+        <w:t>快速老化鼠 ≈ 雄激素下降 + 海马易损</w:t>
+      </w:r>
+      <w:r>
+        <w:rPr>
+          <w:rFonts w:ascii="Calibri" w:hAnsi="Calibri" w:eastAsia="WenQuanYi Micro Hei" w:cs="Calibri"/>
+          <w:b w:val="0"/>
+          <w:i w:val="0"/>
+          <w:color w:val="222222"/>
+          <w:sz w:val="22"/>
+        </w:rPr>
+        <w:t>：和中年男性高皮质醇窗口有概念上的重叠。</w:t>
       </w:r>
     </w:p>
     <w:p>
@@ -5799,12 +11670,22 @@
       <w:r>
         <w:rPr>
           <w:rFonts w:ascii="Calibri" w:hAnsi="Calibri" w:eastAsia="WenQuanYi Micro Hei" w:cs="Calibri"/>
-          <w:b w:val="0"/>
-          <w:i w:val="0"/>
-          <w:color w:val="222222"/>
-          <w:sz w:val="22"/>
-        </w:rPr>
-        <w:t>主要结论（论点） DHT 可恢复去势后海马 CA1 树突棘、突触素和 NMDAR1，说明雄激素对突触可塑性的结构保护可以不经过转化成雌二醇。</w:t>
+          <w:b/>
+          <w:i w:val="0"/>
+          <w:color w:val="222222"/>
+          <w:sz w:val="22"/>
+        </w:rPr>
+        <w:t>主要结论（论点）</w:t>
+      </w:r>
+      <w:r>
+        <w:rPr>
+          <w:rFonts w:ascii="Calibri" w:hAnsi="Calibri" w:eastAsia="WenQuanYi Micro Hei" w:cs="Calibri"/>
+          <w:b w:val="0"/>
+          <w:i w:val="0"/>
+          <w:color w:val="222222"/>
+          <w:sz w:val="22"/>
+        </w:rPr>
+        <w:t xml:space="preserve"> DHT 可恢复去势后海马 CA1 树突棘、突触素和 NMDAR1，说明雄激素对突触可塑性的结构保护可以不经过转化成雌二醇。</w:t>
       </w:r>
     </w:p>
     <w:p>
@@ -5835,7 +11716,17 @@
           <w:color w:val="222222"/>
           <w:sz w:val="22"/>
         </w:rPr>
-        <w:t>•  **原理分成“少受伤”和“多修补”两块。**</w:t>
+        <w:t xml:space="preserve">•  </w:t>
+      </w:r>
+      <w:r>
+        <w:rPr>
+          <w:rFonts w:ascii="Calibri" w:hAnsi="Calibri" w:eastAsia="WenQuanYi Micro Hei" w:cs="Calibri"/>
+          <w:b/>
+          <w:i w:val="0"/>
+          <w:color w:val="222222"/>
+          <w:sz w:val="22"/>
+        </w:rPr>
+        <w:t>原理分成“少受伤”和“多修补”两块。</w:t>
       </w:r>
     </w:p>
     <w:p>
@@ -5866,7 +11757,27 @@
           <w:color w:val="222222"/>
           <w:sz w:val="22"/>
         </w:rPr>
-        <w:t>•  **所以男性在 Savic 2020 里化学改变更轻，说得通，但不是证明。** 该文没有测睾酮；合理的桥是：更高的雄激素背景 → 较低的 HPA 峰值和较低的前额叶谷氨酸负荷。</w:t>
+        <w:t xml:space="preserve">•  </w:t>
+      </w:r>
+      <w:r>
+        <w:rPr>
+          <w:rFonts w:ascii="Calibri" w:hAnsi="Calibri" w:eastAsia="WenQuanYi Micro Hei" w:cs="Calibri"/>
+          <w:b/>
+          <w:i w:val="0"/>
+          <w:color w:val="222222"/>
+          <w:sz w:val="22"/>
+        </w:rPr>
+        <w:t>所以男性在 Savic 2020 里化学改变更轻，说得通，但不是证明。</w:t>
+      </w:r>
+      <w:r>
+        <w:rPr>
+          <w:rFonts w:ascii="Calibri" w:hAnsi="Calibri" w:eastAsia="WenQuanYi Micro Hei" w:cs="Calibri"/>
+          <w:b w:val="0"/>
+          <w:i w:val="0"/>
+          <w:color w:val="222222"/>
+          <w:sz w:val="22"/>
+        </w:rPr>
+        <w:t xml:space="preserve"> 该文没有测睾酮；合理的桥是：更高的雄激素背景 → 较低的 HPA 峰值和较低的前额叶谷氨酸负荷。</w:t>
       </w:r>
     </w:p>
     <w:p>
@@ -5882,7 +11793,27 @@
           <w:color w:val="222222"/>
           <w:sz w:val="22"/>
         </w:rPr>
-        <w:t>•  **保护是有环境条件的。** 高皮质醇时睾酮像保险；低皮质醇时同样高的睾酮不一定加分。这和“看环境合不合适”是同一逻辑。</w:t>
+        <w:t xml:space="preserve">•  </w:t>
+      </w:r>
+      <w:r>
+        <w:rPr>
+          <w:rFonts w:ascii="Calibri" w:hAnsi="Calibri" w:eastAsia="WenQuanYi Micro Hei" w:cs="Calibri"/>
+          <w:b/>
+          <w:i w:val="0"/>
+          <w:color w:val="222222"/>
+          <w:sz w:val="22"/>
+        </w:rPr>
+        <w:t>保护是有环境条件的。</w:t>
+      </w:r>
+      <w:r>
+        <w:rPr>
+          <w:rFonts w:ascii="Calibri" w:hAnsi="Calibri" w:eastAsia="WenQuanYi Micro Hei" w:cs="Calibri"/>
+          <w:b w:val="0"/>
+          <w:i w:val="0"/>
+          <w:color w:val="222222"/>
+          <w:sz w:val="22"/>
+        </w:rPr>
+        <w:t xml:space="preserve"> 高皮质醇时睾酮像保险；低皮质醇时同样高的睾酮不一定加分。这和“看环境合不合适”是同一逻辑。</w:t>
       </w:r>
     </w:p>
     <w:p>
@@ -5898,7 +11829,47 @@
           <w:color w:val="222222"/>
           <w:sz w:val="22"/>
         </w:rPr>
-        <w:t>•  **不等于临床建议补睾酮。** 上列多为动物或观察性人数据，剂量、前列腺、红细胞、情绪激惹等风险不在本笔记展开。这里只回答机制：它主要在**压力激素过高的窗口**里，帮海马和 HPA 把音量拧回去。</w:t>
+        <w:t xml:space="preserve">•  </w:t>
+      </w:r>
+      <w:r>
+        <w:rPr>
+          <w:rFonts w:ascii="Calibri" w:hAnsi="Calibri" w:eastAsia="WenQuanYi Micro Hei" w:cs="Calibri"/>
+          <w:b/>
+          <w:i w:val="0"/>
+          <w:color w:val="222222"/>
+          <w:sz w:val="22"/>
+        </w:rPr>
+        <w:t>不等于临床建议补睾酮。</w:t>
+      </w:r>
+      <w:r>
+        <w:rPr>
+          <w:rFonts w:ascii="Calibri" w:hAnsi="Calibri" w:eastAsia="WenQuanYi Micro Hei" w:cs="Calibri"/>
+          <w:b w:val="0"/>
+          <w:i w:val="0"/>
+          <w:color w:val="222222"/>
+          <w:sz w:val="22"/>
+        </w:rPr>
+        <w:t xml:space="preserve"> 上列多为动物或观察性人数据，剂量、前列腺、红细胞、情绪激惹等风险不在本笔记展开。这里只回答机制：它主要在</w:t>
+      </w:r>
+      <w:r>
+        <w:rPr>
+          <w:rFonts w:ascii="Calibri" w:hAnsi="Calibri" w:eastAsia="WenQuanYi Micro Hei" w:cs="Calibri"/>
+          <w:b/>
+          <w:i w:val="0"/>
+          <w:color w:val="222222"/>
+          <w:sz w:val="22"/>
+        </w:rPr>
+        <w:t>压力激素过高的窗口</w:t>
+      </w:r>
+      <w:r>
+        <w:rPr>
+          <w:rFonts w:ascii="Calibri" w:hAnsi="Calibri" w:eastAsia="WenQuanYi Micro Hei" w:cs="Calibri"/>
+          <w:b w:val="0"/>
+          <w:i w:val="0"/>
+          <w:color w:val="222222"/>
+          <w:sz w:val="22"/>
+        </w:rPr>
+        <w:t>里，帮海马和 HPA 把音量拧回去。</w:t>
       </w:r>
     </w:p>
     <w:sectPr>

--- a/收录/慢性应激大脑改变与睾酮保护_完整收录.docx
+++ b/收录/慢性应激大脑改变与睾酮保护_完整收录.docx
@@ -379,6 +379,21 @@
           <w:sz w:val="22"/>
         </w:rPr>
         <w:t>。因此境内两篇是检索补入，不是截图里带来的。</w:t>
+      </w:r>
+    </w:p>
+    <w:p>
+      <w:pPr>
+        <w:spacing w:after="120" w:line="360" w:lineRule="auto"/>
+      </w:pPr>
+      <w:r>
+        <w:rPr>
+          <w:rFonts w:ascii="Calibri" w:hAnsi="Calibri" w:eastAsia="WenQuanYi Micro Hei" w:cs="Calibri"/>
+          <w:b w:val="0"/>
+          <w:i w:val="0"/>
+          <w:color w:val="222222"/>
+          <w:sz w:val="22"/>
+        </w:rPr>
+        <w:t>后续补充里，用户又贴了王丽杰 2011 的《心理学报》首页（图一）和图二论点卡片。图一首页本身改标【截图他源】；2015 年至今补入的 4 篇（张建国 2024、杨云芳 2023、Abe 2022、Chmiel &amp; Kurpas 2025）仍为【Cursor网搜】。</w:t>
       </w:r>
     </w:p>
     <w:p>
